--- a/outils/fiches/fiches-animateurs.docx
+++ b/outils/fiches/fiches-animateurs.docx
@@ -65,7 +65,7 @@
                 <w:color w:val="00B4B4"/>
                 <w:sz w:val="26"/>
               </w:rPr>
-              <w:t>1 / 12</w:t>
+              <w:t>1 / 17</w:t>
             </w:r>
           </w:p>
         </w:tc>
@@ -76,7 +76,7 @@
         </w:trPr>
         <w:tc>
           <w:tcPr>
-            <w:tcW w:type="dxa" w:w="4535"/>
+            <w:tcW w:type="dxa" w:w="7285"/>
             <w:shd w:val="clear" w:color="auto" w:fill="00B4B4"/>
             <w:tcMar>
               <w:top w:w="0" w:type="dxa"/>
@@ -94,7 +94,7 @@
         </w:tc>
         <w:tc>
           <w:tcPr>
-            <w:tcW w:type="dxa" w:w="2750"/>
+            <w:tcW w:type="dxa" w:w="7285"/>
             <w:shd w:val="clear" w:color="auto" w:fill="00B4B4"/>
             <w:tcMar>
               <w:top w:w="0" w:type="dxa"/>
@@ -776,7 +776,7 @@
                 <w:color w:val="00B4B4"/>
                 <w:sz w:val="26"/>
               </w:rPr>
-              <w:t>2 / 12</w:t>
+              <w:t>2 / 17</w:t>
             </w:r>
           </w:p>
         </w:tc>
@@ -787,7 +787,7 @@
         </w:trPr>
         <w:tc>
           <w:tcPr>
-            <w:tcW w:type="dxa" w:w="4535"/>
+            <w:tcW w:type="dxa" w:w="7285"/>
             <w:shd w:val="clear" w:color="auto" w:fill="00B4B4"/>
             <w:tcMar>
               <w:top w:w="0" w:type="dxa"/>
@@ -805,7 +805,7 @@
         </w:tc>
         <w:tc>
           <w:tcPr>
-            <w:tcW w:type="dxa" w:w="2750"/>
+            <w:tcW w:type="dxa" w:w="7285"/>
             <w:shd w:val="clear" w:color="auto" w:fill="00B4B4"/>
             <w:tcMar>
               <w:top w:w="0" w:type="dxa"/>
@@ -1159,7 +1159,7 @@
                 <w:color w:val="00B4B4"/>
                 <w:sz w:val="26"/>
               </w:rPr>
-              <w:t>3 / 12</w:t>
+              <w:t>3 / 17</w:t>
             </w:r>
           </w:p>
         </w:tc>
@@ -1170,7 +1170,7 @@
         </w:trPr>
         <w:tc>
           <w:tcPr>
-            <w:tcW w:type="dxa" w:w="4535"/>
+            <w:tcW w:type="dxa" w:w="7285"/>
             <w:shd w:val="clear" w:color="auto" w:fill="00B4B4"/>
             <w:tcMar>
               <w:top w:w="0" w:type="dxa"/>
@@ -1188,7 +1188,7 @@
         </w:tc>
         <w:tc>
           <w:tcPr>
-            <w:tcW w:type="dxa" w:w="2750"/>
+            <w:tcW w:type="dxa" w:w="7285"/>
             <w:shd w:val="clear" w:color="auto" w:fill="00B4B4"/>
             <w:tcMar>
               <w:top w:w="0" w:type="dxa"/>
@@ -1595,7 +1595,7 @@
                 <w:color w:val="00B4B4"/>
                 <w:sz w:val="26"/>
               </w:rPr>
-              <w:t>4 / 12</w:t>
+              <w:t>4 / 17</w:t>
             </w:r>
           </w:p>
         </w:tc>
@@ -1606,7 +1606,7 @@
         </w:trPr>
         <w:tc>
           <w:tcPr>
-            <w:tcW w:type="dxa" w:w="4535"/>
+            <w:tcW w:type="dxa" w:w="7285"/>
             <w:shd w:val="clear" w:color="auto" w:fill="00B4B4"/>
             <w:tcMar>
               <w:top w:w="0" w:type="dxa"/>
@@ -1624,7 +1624,7 @@
         </w:tc>
         <w:tc>
           <w:tcPr>
-            <w:tcW w:type="dxa" w:w="2750"/>
+            <w:tcW w:type="dxa" w:w="7285"/>
             <w:shd w:val="clear" w:color="auto" w:fill="00B4B4"/>
             <w:tcMar>
               <w:top w:w="0" w:type="dxa"/>
@@ -1977,7 +1977,7 @@
                 <w:color w:val="00B4B4"/>
                 <w:sz w:val="26"/>
               </w:rPr>
-              <w:t>5 / 12</w:t>
+              <w:t>5 / 17</w:t>
             </w:r>
           </w:p>
         </w:tc>
@@ -1988,7 +1988,7 @@
         </w:trPr>
         <w:tc>
           <w:tcPr>
-            <w:tcW w:type="dxa" w:w="4535"/>
+            <w:tcW w:type="dxa" w:w="7285"/>
             <w:shd w:val="clear" w:color="auto" w:fill="00B4B4"/>
             <w:tcMar>
               <w:top w:w="0" w:type="dxa"/>
@@ -2006,7 +2006,7 @@
         </w:tc>
         <w:tc>
           <w:tcPr>
-            <w:tcW w:type="dxa" w:w="2750"/>
+            <w:tcW w:type="dxa" w:w="7285"/>
             <w:shd w:val="clear" w:color="auto" w:fill="00B4B4"/>
             <w:tcMar>
               <w:top w:w="0" w:type="dxa"/>
@@ -2369,7 +2369,7 @@
                 <w:color w:val="00B4B4"/>
                 <w:sz w:val="26"/>
               </w:rPr>
-              <w:t>6 / 12</w:t>
+              <w:t>6 / 17</w:t>
             </w:r>
           </w:p>
         </w:tc>
@@ -2380,7 +2380,7 @@
         </w:trPr>
         <w:tc>
           <w:tcPr>
-            <w:tcW w:type="dxa" w:w="4535"/>
+            <w:tcW w:type="dxa" w:w="7285"/>
             <w:shd w:val="clear" w:color="auto" w:fill="00B4B4"/>
             <w:tcMar>
               <w:top w:w="0" w:type="dxa"/>
@@ -2398,7 +2398,7 @@
         </w:tc>
         <w:tc>
           <w:tcPr>
-            <w:tcW w:type="dxa" w:w="2750"/>
+            <w:tcW w:type="dxa" w:w="7285"/>
             <w:shd w:val="clear" w:color="auto" w:fill="00B4B4"/>
             <w:tcMar>
               <w:top w:w="0" w:type="dxa"/>
@@ -2830,7 +2830,7 @@
                 <w:color w:val="00B4B4"/>
                 <w:sz w:val="26"/>
               </w:rPr>
-              <w:t>7 / 12</w:t>
+              <w:t>7 / 17</w:t>
             </w:r>
           </w:p>
         </w:tc>
@@ -2841,7 +2841,7 @@
         </w:trPr>
         <w:tc>
           <w:tcPr>
-            <w:tcW w:type="dxa" w:w="4535"/>
+            <w:tcW w:type="dxa" w:w="7285"/>
             <w:shd w:val="clear" w:color="auto" w:fill="00B4B4"/>
             <w:tcMar>
               <w:top w:w="0" w:type="dxa"/>
@@ -2859,7 +2859,7 @@
         </w:tc>
         <w:tc>
           <w:tcPr>
-            <w:tcW w:type="dxa" w:w="2750"/>
+            <w:tcW w:type="dxa" w:w="7285"/>
             <w:shd w:val="clear" w:color="auto" w:fill="00B4B4"/>
             <w:tcMar>
               <w:top w:w="0" w:type="dxa"/>
@@ -3197,7 +3197,7 @@
                 <w:color w:val="00B4B4"/>
                 <w:sz w:val="26"/>
               </w:rPr>
-              <w:t>8 / 12</w:t>
+              <w:t>8 / 17</w:t>
             </w:r>
           </w:p>
         </w:tc>
@@ -3208,7 +3208,7 @@
         </w:trPr>
         <w:tc>
           <w:tcPr>
-            <w:tcW w:type="dxa" w:w="4535"/>
+            <w:tcW w:type="dxa" w:w="7285"/>
             <w:shd w:val="clear" w:color="auto" w:fill="00B4B4"/>
             <w:tcMar>
               <w:top w:w="0" w:type="dxa"/>
@@ -3226,7 +3226,7 @@
         </w:tc>
         <w:tc>
           <w:tcPr>
-            <w:tcW w:type="dxa" w:w="2750"/>
+            <w:tcW w:type="dxa" w:w="7285"/>
             <w:shd w:val="clear" w:color="auto" w:fill="00B4B4"/>
             <w:tcMar>
               <w:top w:w="0" w:type="dxa"/>
@@ -3352,7 +3352,23 @@
           <w:color w:val="1A1A2E"/>
           <w:sz w:val="38"/>
         </w:rPr>
-        <w:t>Les dix pitches, 30 secondes chacun</w:t>
+        <w:t>Les dix pitches — tu prends les impairs</w:t>
+      </w:r>
+    </w:p>
+    <w:p>
+      <w:pPr>
+        <w:spacing w:before="0" w:after="80" w:line="240" w:lineRule="auto"/>
+        <w:jc w:val="left"/>
+      </w:pPr>
+      <w:r>
+        <w:rPr>
+          <w:rFonts w:ascii="Barlow" w:hAnsi="Barlow" w:cs="Barlow"/>
+          <w:b w:val="0"/>
+          <w:i w:val="0"/>
+          <w:color w:val="4A4A49"/>
+          <w:sz w:val="22"/>
+        </w:rPr>
+        <w:t>Vous vous partagez les dix : toi les impairs, le deuxième animateur les pairs. Chacun garde son micro d’un bout à l’autre — il n’y a plus aucun passage de main, et les porteurs de kiosque restent assis.</w:t>
       </w:r>
     </w:p>
     <w:tbl>
@@ -3632,7 +3648,7 @@
                 <w:rFonts w:ascii="Barlow Condensed" w:hAnsi="Barlow Condensed" w:cs="Barlow Condensed"/>
                 <w:b/>
                 <w:i w:val="0"/>
-                <w:color w:val="00B4B4"/>
+                <w:color w:val="4A4A49"/>
                 <w:sz w:val="26"/>
               </w:rPr>
               <w:t>2</w:t>
@@ -3659,7 +3675,7 @@
                 <w:rFonts w:ascii="Barlow" w:hAnsi="Barlow" w:cs="Barlow"/>
                 <w:b w:val="0"/>
                 <w:i w:val="0"/>
-                <w:color w:val="1A1A2E"/>
+                <w:color w:val="4A4A49"/>
                 <w:sz w:val="22"/>
               </w:rPr>
               <w:t>LynQA</w:t>
@@ -3684,9 +3700,9 @@
             <w:r>
               <w:rPr>
                 <w:rFonts w:ascii="Barlow" w:hAnsi="Barlow" w:cs="Barlow"/>
-                <w:b/>
+                <w:b w:val="0"/>
                 <w:i w:val="0"/>
-                <w:color w:val="1A1A2E"/>
+                <w:color w:val="4A4A49"/>
                 <w:sz w:val="20"/>
               </w:rPr>
               <w:t>Donau</w:t>
@@ -3852,7 +3868,7 @@
                 <w:rFonts w:ascii="Barlow Condensed" w:hAnsi="Barlow Condensed" w:cs="Barlow Condensed"/>
                 <w:b/>
                 <w:i w:val="0"/>
-                <w:color w:val="00B4B4"/>
+                <w:color w:val="4A4A49"/>
                 <w:sz w:val="26"/>
               </w:rPr>
               <w:t>4</w:t>
@@ -3879,7 +3895,7 @@
                 <w:rFonts w:ascii="Barlow" w:hAnsi="Barlow" w:cs="Barlow"/>
                 <w:b w:val="0"/>
                 <w:i w:val="0"/>
-                <w:color w:val="1A1A2E"/>
+                <w:color w:val="4A4A49"/>
                 <w:sz w:val="22"/>
               </w:rPr>
               <w:t>Yest Companion</w:t>
@@ -3904,9 +3920,9 @@
             <w:r>
               <w:rPr>
                 <w:rFonts w:ascii="Barlow" w:hAnsi="Barlow" w:cs="Barlow"/>
-                <w:b/>
+                <w:b w:val="0"/>
                 <w:i w:val="0"/>
-                <w:color w:val="1A1A2E"/>
+                <w:color w:val="4A4A49"/>
                 <w:sz w:val="20"/>
               </w:rPr>
               <w:t>Douro</w:t>
@@ -4072,7 +4088,7 @@
                 <w:rFonts w:ascii="Barlow Condensed" w:hAnsi="Barlow Condensed" w:cs="Barlow Condensed"/>
                 <w:b/>
                 <w:i w:val="0"/>
-                <w:color w:val="00B4B4"/>
+                <w:color w:val="4A4A49"/>
                 <w:sz w:val="26"/>
               </w:rPr>
               <w:t>6</w:t>
@@ -4099,10 +4115,10 @@
                 <w:rFonts w:ascii="Barlow" w:hAnsi="Barlow" w:cs="Barlow"/>
                 <w:b w:val="0"/>
                 <w:i w:val="0"/>
-                <w:color w:val="1A1A2E"/>
+                <w:color w:val="4A4A49"/>
                 <w:sz w:val="22"/>
               </w:rPr>
-              <w:t>Référentiel de tests X-RAY</w:t>
+              <w:t>Référentiel de tests X-Ray</w:t>
             </w:r>
           </w:p>
         </w:tc>
@@ -4124,9 +4140,9 @@
             <w:r>
               <w:rPr>
                 <w:rFonts w:ascii="Barlow" w:hAnsi="Barlow" w:cs="Barlow"/>
-                <w:b/>
+                <w:b w:val="0"/>
                 <w:i w:val="0"/>
-                <w:color w:val="1A1A2E"/>
+                <w:color w:val="4A4A49"/>
                 <w:sz w:val="20"/>
               </w:rPr>
               <w:t>Tajo</w:t>
@@ -4292,7 +4308,7 @@
                 <w:rFonts w:ascii="Barlow Condensed" w:hAnsi="Barlow Condensed" w:cs="Barlow Condensed"/>
                 <w:b/>
                 <w:i w:val="0"/>
-                <w:color w:val="00B4B4"/>
+                <w:color w:val="4A4A49"/>
                 <w:sz w:val="26"/>
               </w:rPr>
               <w:t>8</w:t>
@@ -4319,7 +4335,7 @@
                 <w:rFonts w:ascii="Barlow" w:hAnsi="Barlow" w:cs="Barlow"/>
                 <w:b w:val="0"/>
                 <w:i w:val="0"/>
-                <w:color w:val="1A1A2E"/>
+                <w:color w:val="4A4A49"/>
                 <w:sz w:val="22"/>
               </w:rPr>
               <w:t>JADD</w:t>
@@ -4344,9 +4360,9 @@
             <w:r>
               <w:rPr>
                 <w:rFonts w:ascii="Barlow" w:hAnsi="Barlow" w:cs="Barlow"/>
-                <w:b/>
+                <w:b w:val="0"/>
                 <w:i w:val="0"/>
-                <w:color w:val="1A1A2E"/>
+                <w:color w:val="4A4A49"/>
                 <w:sz w:val="20"/>
               </w:rPr>
               <w:t>Loire</w:t>
@@ -4512,7 +4528,7 @@
                 <w:rFonts w:ascii="Barlow Condensed" w:hAnsi="Barlow Condensed" w:cs="Barlow Condensed"/>
                 <w:b/>
                 <w:i w:val="0"/>
-                <w:color w:val="00B4B4"/>
+                <w:color w:val="4A4A49"/>
                 <w:sz w:val="26"/>
               </w:rPr>
               <w:t>10</w:t>
@@ -4539,10 +4555,10 @@
                 <w:rFonts w:ascii="Barlow" w:hAnsi="Barlow" w:cs="Barlow"/>
                 <w:b w:val="0"/>
                 <w:i w:val="0"/>
-                <w:color w:val="1A1A2E"/>
+                <w:color w:val="4A4A49"/>
                 <w:sz w:val="22"/>
               </w:rPr>
-              <w:t>Vidéo TESTY</w:t>
+              <w:t>Vidéo TESTY — libre service</w:t>
             </w:r>
           </w:p>
         </w:tc>
@@ -4564,9 +4580,9 @@
             <w:r>
               <w:rPr>
                 <w:rFonts w:ascii="Barlow" w:hAnsi="Barlow" w:cs="Barlow"/>
-                <w:b/>
+                <w:b w:val="0"/>
                 <w:i w:val="0"/>
-                <w:color w:val="1A1A2E"/>
+                <w:color w:val="4A4A49"/>
                 <w:sz w:val="20"/>
               </w:rPr>
               <w:t>Sumida + Alzette</w:t>
@@ -4621,7 +4637,7 @@
           <w:color w:val="4A4A49"/>
           <w:sz w:val="22"/>
         </w:rPr>
-        <w:t>Deux micros HF passés en alternance : dix passages de main coûtent à eux seuls plus d’une minute.</w:t>
+        <w:t>Tes cinq sont en couleur, et chacun a sa carte juste après celle-ci. Trente secondes chacun : la phrase à dire en fait moins de dix, le reste c’est la salle, les noms, et ce que tu veux y ajouter.</w:t>
       </w:r>
     </w:p>
     <w:p>
@@ -4656,7 +4672,7 @@
           <w:color w:val="4A4A49"/>
           <w:sz w:val="22"/>
         </w:rPr>
-        <w:t>Ensuite — 13h49 · le tirage au sort et les lots.</w:t>
+        <w:t>Ensuite — le kiosque 1, ta première carte.</w:t>
       </w:r>
     </w:p>
     <w:p>
@@ -4729,7 +4745,7 @@
                 <w:color w:val="00B4B4"/>
                 <w:sz w:val="26"/>
               </w:rPr>
-              <w:t>9 / 12</w:t>
+              <w:t>9 / 17</w:t>
             </w:r>
           </w:p>
         </w:tc>
@@ -4740,7 +4756,7 @@
         </w:trPr>
         <w:tc>
           <w:tcPr>
-            <w:tcW w:type="dxa" w:w="4535"/>
+            <w:tcW w:type="dxa" w:w="7285"/>
             <w:shd w:val="clear" w:color="auto" w:fill="00B4B4"/>
             <w:tcMar>
               <w:top w:w="0" w:type="dxa"/>
@@ -4758,7 +4774,2258 @@
         </w:tc>
         <w:tc>
           <w:tcPr>
+            <w:tcW w:type="dxa" w:w="7285"/>
+            <w:shd w:val="clear" w:color="auto" w:fill="00B4B4"/>
+            <w:tcMar>
+              <w:top w:w="0" w:type="dxa"/>
+              <w:bottom w:w="0" w:type="dxa"/>
+              <w:left w:w="0" w:type="dxa"/>
+              <w:right w:w="0" w:type="dxa"/>
+            </w:tcMar>
+          </w:tcPr>
+          <w:p>
+            <w:pPr>
+              <w:spacing w:before="0" w:after="0" w:line="240" w:lineRule="auto"/>
+              <w:jc w:val="left"/>
+            </w:pPr>
+          </w:p>
+        </w:tc>
+      </w:tr>
+    </w:tbl>
+    <w:p>
+      <w:pPr>
+        <w:spacing w:before="0" w:after="0" w:line="240" w:lineRule="auto"/>
+        <w:jc w:val="left"/>
+      </w:pPr>
+    </w:p>
+    <w:tbl>
+      <w:tblPr>
+        <w:tblW w:type="auto" w:w="0"/>
+        <w:tblLayout w:type="fixed"/>
+        <w:tblLook w:firstColumn="1" w:firstRow="1" w:lastColumn="0" w:lastRow="0" w:noHBand="0" w:noVBand="1" w:val="04A0"/>
+      </w:tblPr>
+      <w:tblGrid>
+        <w:gridCol w:w="4252"/>
+        <w:gridCol w:w="3033"/>
+      </w:tblGrid>
+      <w:tr>
+        <w:tc>
+          <w:tcPr>
+            <w:tcW w:type="dxa" w:w="4252"/>
+            <w:vAlign w:val="center"/>
+            <w:tcMar>
+              <w:top w:w="0" w:type="dxa"/>
+              <w:bottom w:w="0" w:type="dxa"/>
+              <w:left w:w="0" w:type="dxa"/>
+              <w:right w:w="60" w:type="dxa"/>
+            </w:tcMar>
+          </w:tcPr>
+          <w:p>
+            <w:pPr>
+              <w:spacing w:before="0" w:after="0" w:line="240" w:lineRule="auto"/>
+              <w:jc w:val="left"/>
+            </w:pPr>
+            <w:r>
+              <w:rPr>
+                <w:rFonts w:ascii="Barlow Condensed" w:hAnsi="Barlow Condensed" w:cs="Barlow Condensed"/>
+                <w:b/>
+                <w:i w:val="0"/>
+                <w:color w:val="1A1A2E"/>
+                <w:sz w:val="68"/>
+              </w:rPr>
+              <w:t>Kiosque 1</w:t>
+            </w:r>
+          </w:p>
+        </w:tc>
+        <w:tc>
+          <w:tcPr>
+            <w:tcW w:type="dxa" w:w="3033"/>
+            <w:vAlign w:val="center"/>
+            <w:shd w:val="clear" w:color="auto" w:fill="00B4B4"/>
+            <w:tcMar>
+              <w:top w:w="60" w:type="dxa"/>
+              <w:bottom w:w="60" w:type="dxa"/>
+              <w:left w:w="120" w:type="dxa"/>
+              <w:right w:w="140" w:type="dxa"/>
+            </w:tcMar>
+          </w:tcPr>
+          <w:p>
+            <w:pPr>
+              <w:spacing w:before="0" w:after="0" w:line="240" w:lineRule="auto"/>
+              <w:jc w:val="right"/>
+            </w:pPr>
+            <w:r>
+              <w:rPr>
+                <w:rFonts w:ascii="Barlow Condensed" w:hAnsi="Barlow Condensed" w:cs="Barlow Condensed"/>
+                <w:b/>
+                <w:i w:val="0"/>
+                <w:color w:val="FFFFFF"/>
+                <w:sz w:val="18"/>
+              </w:rPr>
+              <w:t>SALLE</w:t>
+            </w:r>
+          </w:p>
+          <w:p>
+            <w:pPr>
+              <w:spacing w:before="0" w:after="0" w:line="240" w:lineRule="auto"/>
+              <w:jc w:val="right"/>
+            </w:pPr>
+            <w:r>
+              <w:rPr>
+                <w:rFonts w:ascii="Barlow Condensed" w:hAnsi="Barlow Condensed" w:cs="Barlow Condensed"/>
+                <w:b/>
+                <w:i w:val="0"/>
+                <w:color w:val="FFFFFF"/>
+                <w:sz w:val="38"/>
+              </w:rPr>
+              <w:t>Wisla</w:t>
+            </w:r>
+          </w:p>
+        </w:tc>
+      </w:tr>
+    </w:tbl>
+    <w:p>
+      <w:pPr>
+        <w:spacing w:before="80" w:after="120" w:line="240" w:lineRule="auto"/>
+        <w:jc w:val="left"/>
+        <w:pBdr>
+          <w:bottom w:val="single" w:sz="6" w:space="4" w:color="E3E3E3"/>
+        </w:pBdr>
+      </w:pPr>
+      <w:r>
+        <w:rPr>
+          <w:rFonts w:ascii="Barlow Condensed" w:hAnsi="Barlow Condensed" w:cs="Barlow Condensed"/>
+          <w:b/>
+          <w:i w:val="0"/>
+          <w:color w:val="1A1A2E"/>
+          <w:sz w:val="38"/>
+        </w:rPr>
+        <w:t>Ludopédagogie</w:t>
+      </w:r>
+    </w:p>
+    <w:p>
+      <w:pPr>
+        <w:pStyle w:val="ListBullet"/>
+        <w:spacing w:before="0" w:after="60" w:line="240" w:lineRule="auto"/>
+        <w:jc w:val="left"/>
+      </w:pPr>
+      <w:r>
+        <w:rPr>
+          <w:rFonts w:ascii="Barlow" w:hAnsi="Barlow" w:cs="Barlow"/>
+          <w:b w:val="0"/>
+          <w:i w:val="0"/>
+          <w:color w:val="1A1A2E"/>
+          <w:sz w:val="28"/>
+        </w:rPr>
+        <w:t>Porté par CRAN Quality Experts · Guillaume COUSIN.</w:t>
+      </w:r>
+    </w:p>
+    <w:p>
+      <w:pPr>
+        <w:spacing w:before="0" w:after="80" w:line="240" w:lineRule="auto"/>
+        <w:jc w:val="left"/>
+      </w:pPr>
+      <w:r>
+        <w:rPr>
+          <w:rFonts w:ascii="Barlow" w:hAnsi="Barlow" w:cs="Barlow"/>
+          <w:b w:val="0"/>
+          <w:i w:val="0"/>
+          <w:color w:val="4A4A49"/>
+          <w:sz w:val="22"/>
+        </w:rPr>
+        <w:t>Nomme-les et fais-leur lever la main : la salle doit voir le visage qu’elle retrouvera en atelier.</w:t>
+      </w:r>
+    </w:p>
+    <w:tbl>
+      <w:tblPr>
+        <w:tblW w:type="auto" w:w="0"/>
+        <w:tblLayout w:type="fixed"/>
+        <w:tblLook w:firstColumn="1" w:firstRow="1" w:lastColumn="0" w:lastRow="0" w:noHBand="0" w:noVBand="1" w:val="04A0"/>
+      </w:tblPr>
+      <w:tblGrid>
+        <w:gridCol w:w="7285"/>
+      </w:tblGrid>
+      <w:tr>
+        <w:tc>
+          <w:tcPr>
+            <w:tcW w:type="dxa" w:w="7285"/>
+            <w:shd w:val="clear" w:color="auto" w:fill="D9EFEF"/>
+            <w:tcBorders>
+              <w:top w:val="nil" w:sz="18" w:color="00B4B4"/>
+              <w:bottom w:val="nil" w:sz="18" w:color="00B4B4"/>
+              <w:left w:val="single" w:sz="18" w:color="00B4B4"/>
+              <w:right w:val="nil" w:sz="18" w:color="00B4B4"/>
+            </w:tcBorders>
+            <w:tcMar>
+              <w:top w:w="60" w:type="dxa"/>
+              <w:bottom w:w="60" w:type="dxa"/>
+              <w:left w:w="140" w:type="dxa"/>
+              <w:right w:w="140" w:type="dxa"/>
+            </w:tcMar>
+          </w:tcPr>
+          <w:p>
+            <w:pPr>
+              <w:spacing w:before="0" w:after="0" w:line="240" w:lineRule="auto"/>
+              <w:jc w:val="left"/>
+            </w:pPr>
+            <w:r>
+              <w:rPr>
+                <w:rFonts w:ascii="Barlow" w:hAnsi="Barlow" w:cs="Barlow"/>
+                <w:b w:val="0"/>
+                <w:i/>
+                <w:color w:val="1A1A2E"/>
+                <w:sz w:val="29"/>
+              </w:rPr>
+              <w:t>« Tour de Babel ou Marshmallow Challenge : découvrez par le jeu pourquoi il faut tester tôt ! »</w:t>
+            </w:r>
+          </w:p>
+        </w:tc>
+      </w:tr>
+    </w:tbl>
+    <w:p>
+      <w:pPr>
+        <w:spacing w:before="0" w:after="0" w:line="240" w:lineRule="auto"/>
+        <w:jc w:val="left"/>
+      </w:pPr>
+    </w:p>
+    <w:tbl>
+      <w:tblPr>
+        <w:tblW w:type="auto" w:w="0"/>
+        <w:tblLayout w:type="fixed"/>
+        <w:tblLook w:firstColumn="1" w:firstRow="1" w:lastColumn="0" w:lastRow="0" w:noHBand="0" w:noVBand="1" w:val="04A0"/>
+      </w:tblPr>
+      <w:tblGrid>
+        <w:gridCol w:w="7285"/>
+      </w:tblGrid>
+      <w:tr>
+        <w:tc>
+          <w:tcPr>
+            <w:tcW w:type="dxa" w:w="7285"/>
+            <w:tcBorders>
+              <w:top w:val="single" w:sz="6" w:color="E3E3E3"/>
+              <w:bottom w:val="single" w:sz="6" w:color="E3E3E3"/>
+              <w:left w:val="single" w:sz="6" w:color="E3E3E3"/>
+              <w:right w:val="single" w:sz="6" w:color="E3E3E3"/>
+            </w:tcBorders>
+            <w:tcMar>
+              <w:top w:w="60" w:type="dxa"/>
+              <w:bottom w:w="60" w:type="dxa"/>
+              <w:left w:w="120" w:type="dxa"/>
+              <w:right w:w="120" w:type="dxa"/>
+            </w:tcMar>
+          </w:tcPr>
+          <w:p>
+            <w:pPr>
+              <w:spacing w:before="0" w:after="80" w:line="240" w:lineRule="auto"/>
+              <w:jc w:val="left"/>
+            </w:pPr>
+            <w:r>
+              <w:rPr>
+                <w:rFonts w:ascii="Barlow Condensed" w:hAnsi="Barlow Condensed" w:cs="Barlow Condensed"/>
+                <w:b/>
+                <w:i w:val="0"/>
+                <w:color w:val="4A4A49"/>
+                <w:sz w:val="18"/>
+              </w:rPr>
+              <w:t>LE TEXTE DU PORTEUR — À LIRE AVANT, PAS EN SCÈNE</w:t>
+            </w:r>
+          </w:p>
+          <w:p>
+            <w:pPr>
+              <w:spacing w:before="0" w:after="60" w:line="240" w:lineRule="auto"/>
+              <w:jc w:val="left"/>
+            </w:pPr>
+            <w:r>
+              <w:rPr>
+                <w:rFonts w:ascii="Barlow" w:hAnsi="Barlow" w:cs="Barlow"/>
+                <w:b w:val="0"/>
+                <w:i w:val="0"/>
+                <w:color w:val="4A4A49"/>
+                <w:sz w:val="18"/>
+              </w:rPr>
+              <w:t>Option 1 : La tour de Babel</w:t>
+            </w:r>
+          </w:p>
+          <w:p>
+            <w:pPr>
+              <w:spacing w:before="0" w:after="60" w:line="240" w:lineRule="auto"/>
+              <w:jc w:val="left"/>
+            </w:pPr>
+            <w:r>
+              <w:rPr>
+                <w:rFonts w:ascii="Barlow" w:hAnsi="Barlow" w:cs="Barlow"/>
+                <w:b w:val="0"/>
+                <w:i w:val="0"/>
+                <w:color w:val="4A4A49"/>
+                <w:sz w:val="18"/>
+              </w:rPr>
+              <w:t>"Quand les bugs s'accumulent, tout s'effondre."</w:t>
+            </w:r>
+          </w:p>
+          <w:p>
+            <w:pPr>
+              <w:spacing w:before="0" w:after="60" w:line="240" w:lineRule="auto"/>
+              <w:jc w:val="left"/>
+            </w:pPr>
+            <w:r>
+              <w:rPr>
+                <w:rFonts w:ascii="Barlow" w:hAnsi="Barlow" w:cs="Barlow"/>
+                <w:b w:val="0"/>
+                <w:i w:val="0"/>
+                <w:color w:val="4A4A49"/>
+                <w:sz w:val="18"/>
+              </w:rPr>
+              <w:t>Cet atelier participatif met en scène la fragilité progressive d'un système. À chaque itération, vous construisez en gérant l'apparition croissante de défauts cachés. Plus les bugs sont découverts tard, plus leurs conséquences deviennent catastrophiques.</w:t>
+            </w:r>
+          </w:p>
+          <w:p>
+            <w:pPr>
+              <w:spacing w:before="0" w:after="60" w:line="240" w:lineRule="auto"/>
+              <w:jc w:val="left"/>
+            </w:pPr>
+            <w:r>
+              <w:rPr>
+                <w:rFonts w:ascii="Barlow" w:hAnsi="Barlow" w:cs="Barlow"/>
+                <w:b w:val="0"/>
+                <w:i w:val="0"/>
+                <w:color w:val="4A4A49"/>
+                <w:sz w:val="18"/>
+              </w:rPr>
+              <w:t>Option 2 : Marshmallow Challenge</w:t>
+            </w:r>
+          </w:p>
+          <w:p>
+            <w:pPr>
+              <w:spacing w:before="0" w:after="60" w:line="240" w:lineRule="auto"/>
+              <w:jc w:val="left"/>
+            </w:pPr>
+            <w:r>
+              <w:rPr>
+                <w:rFonts w:ascii="Barlow" w:hAnsi="Barlow" w:cs="Barlow"/>
+                <w:b w:val="0"/>
+                <w:i w:val="0"/>
+                <w:color w:val="4A4A49"/>
+                <w:sz w:val="18"/>
+              </w:rPr>
+              <w:t>"Tester tôt, c'est la vraie victoire."</w:t>
+            </w:r>
+          </w:p>
+          <w:p>
+            <w:pPr>
+              <w:spacing w:before="0" w:after="60" w:line="240" w:lineRule="auto"/>
+              <w:jc w:val="left"/>
+            </w:pPr>
+            <w:r>
+              <w:rPr>
+                <w:rFonts w:ascii="Barlow" w:hAnsi="Barlow" w:cs="Barlow"/>
+                <w:b w:val="0"/>
+                <w:i w:val="0"/>
+                <w:color w:val="4A4A49"/>
+                <w:sz w:val="18"/>
+              </w:rPr>
+              <w:t>Vous disposez de 18 minutes, 20 spaghettis, 1 chamallow. Construisez la tour la plus haute possible. Mais attention : chaque choix doit être validé rapidement ou vous risquez l'effondrement.</w:t>
+            </w:r>
+          </w:p>
+        </w:tc>
+      </w:tr>
+    </w:tbl>
+    <w:p>
+      <w:pPr>
+        <w:spacing w:before="0" w:after="0" w:line="240" w:lineRule="auto"/>
+        <w:jc w:val="left"/>
+      </w:pPr>
+    </w:p>
+    <w:p>
+      <w:pPr>
+        <w:spacing w:before="200" w:after="0" w:line="240" w:lineRule="auto"/>
+        <w:jc w:val="left"/>
+        <w:pBdr>
+          <w:top w:val="single" w:sz="6" w:space="4" w:color="E3E3E3"/>
+        </w:pBdr>
+      </w:pPr>
+      <w:r>
+        <w:rPr>
+          <w:rFonts w:ascii="Barlow" w:hAnsi="Barlow" w:cs="Barlow"/>
+          <w:b w:val="0"/>
+          <w:i w:val="0"/>
+          <w:color w:val="4A4A49"/>
+          <w:sz w:val="22"/>
+        </w:rPr>
+        <w:t>Ensuite — le kiosque 2 est pour le deuxième animateur. Tu reprends au kiosque 3.</w:t>
+      </w:r>
+    </w:p>
+    <w:p>
+      <w:pPr>
+        <w:pageBreakBefore/>
+        <w:spacing w:before="0" w:after="0" w:line="240" w:lineRule="auto"/>
+        <w:jc w:val="left"/>
+      </w:pPr>
+    </w:p>
+    <w:tbl>
+      <w:tblPr>
+        <w:tblW w:type="auto" w:w="0"/>
+        <w:tblLayout w:type="fixed"/>
+        <w:tblLook w:firstColumn="1" w:firstRow="1" w:lastColumn="0" w:lastRow="0" w:noHBand="0" w:noVBand="1" w:val="04A0"/>
+      </w:tblPr>
+      <w:tblGrid>
+        <w:gridCol w:w="4535"/>
+        <w:gridCol w:w="2750"/>
+      </w:tblGrid>
+      <w:tr>
+        <w:tc>
+          <w:tcPr>
+            <w:tcW w:type="dxa" w:w="4535"/>
+            <w:shd w:val="clear" w:color="auto" w:fill="1A1A2E"/>
+            <w:tcMar>
+              <w:top w:w="70" w:type="dxa"/>
+              <w:bottom w:w="70" w:type="dxa"/>
+              <w:left w:w="120" w:type="dxa"/>
+              <w:right w:w="120" w:type="dxa"/>
+            </w:tcMar>
+          </w:tcPr>
+          <w:p>
+            <w:pPr>
+              <w:spacing w:before="0" w:after="0" w:line="240" w:lineRule="auto"/>
+              <w:jc w:val="left"/>
+            </w:pPr>
+            <w:r>
+              <w:rPr>
+                <w:rFonts w:ascii="Barlow Condensed" w:hAnsi="Barlow Condensed" w:cs="Barlow Condensed"/>
+                <w:b/>
+                <w:i w:val="0"/>
+                <w:color w:val="FFFFFF"/>
+                <w:sz w:val="30"/>
+              </w:rPr>
+              <w:t>ANAS</w:t>
+            </w:r>
+          </w:p>
+        </w:tc>
+        <w:tc>
+          <w:tcPr>
             <w:tcW w:type="dxa" w:w="2750"/>
+            <w:shd w:val="clear" w:color="auto" w:fill="1A1A2E"/>
+            <w:tcMar>
+              <w:top w:w="70" w:type="dxa"/>
+              <w:bottom w:w="70" w:type="dxa"/>
+              <w:left w:w="120" w:type="dxa"/>
+              <w:right w:w="120" w:type="dxa"/>
+            </w:tcMar>
+          </w:tcPr>
+          <w:p>
+            <w:pPr>
+              <w:spacing w:before="0" w:after="0" w:line="240" w:lineRule="auto"/>
+              <w:jc w:val="right"/>
+            </w:pPr>
+            <w:r>
+              <w:rPr>
+                <w:rFonts w:ascii="Barlow Condensed" w:hAnsi="Barlow Condensed" w:cs="Barlow Condensed"/>
+                <w:b/>
+                <w:i w:val="0"/>
+                <w:color w:val="00B4B4"/>
+                <w:sz w:val="26"/>
+              </w:rPr>
+              <w:t>10 / 17</w:t>
+            </w:r>
+          </w:p>
+        </w:tc>
+      </w:tr>
+      <w:tr>
+        <w:trPr>
+          <w:trHeight w:val="68" w:hRule="exact"/>
+        </w:trPr>
+        <w:tc>
+          <w:tcPr>
+            <w:tcW w:type="dxa" w:w="7285"/>
+            <w:shd w:val="clear" w:color="auto" w:fill="00B4B4"/>
+            <w:tcMar>
+              <w:top w:w="0" w:type="dxa"/>
+              <w:bottom w:w="0" w:type="dxa"/>
+              <w:left w:w="0" w:type="dxa"/>
+              <w:right w:w="0" w:type="dxa"/>
+            </w:tcMar>
+          </w:tcPr>
+          <w:p>
+            <w:pPr>
+              <w:spacing w:before="0" w:after="0" w:line="240" w:lineRule="auto"/>
+              <w:jc w:val="left"/>
+            </w:pPr>
+          </w:p>
+        </w:tc>
+        <w:tc>
+          <w:tcPr>
+            <w:tcW w:type="dxa" w:w="7285"/>
+            <w:shd w:val="clear" w:color="auto" w:fill="00B4B4"/>
+            <w:tcMar>
+              <w:top w:w="0" w:type="dxa"/>
+              <w:bottom w:w="0" w:type="dxa"/>
+              <w:left w:w="0" w:type="dxa"/>
+              <w:right w:w="0" w:type="dxa"/>
+            </w:tcMar>
+          </w:tcPr>
+          <w:p>
+            <w:pPr>
+              <w:spacing w:before="0" w:after="0" w:line="240" w:lineRule="auto"/>
+              <w:jc w:val="left"/>
+            </w:pPr>
+          </w:p>
+        </w:tc>
+      </w:tr>
+    </w:tbl>
+    <w:p>
+      <w:pPr>
+        <w:spacing w:before="0" w:after="0" w:line="240" w:lineRule="auto"/>
+        <w:jc w:val="left"/>
+      </w:pPr>
+    </w:p>
+    <w:tbl>
+      <w:tblPr>
+        <w:tblW w:type="auto" w:w="0"/>
+        <w:tblLayout w:type="fixed"/>
+        <w:tblLook w:firstColumn="1" w:firstRow="1" w:lastColumn="0" w:lastRow="0" w:noHBand="0" w:noVBand="1" w:val="04A0"/>
+      </w:tblPr>
+      <w:tblGrid>
+        <w:gridCol w:w="4252"/>
+        <w:gridCol w:w="3033"/>
+      </w:tblGrid>
+      <w:tr>
+        <w:tc>
+          <w:tcPr>
+            <w:tcW w:type="dxa" w:w="4252"/>
+            <w:vAlign w:val="center"/>
+            <w:tcMar>
+              <w:top w:w="0" w:type="dxa"/>
+              <w:bottom w:w="0" w:type="dxa"/>
+              <w:left w:w="0" w:type="dxa"/>
+              <w:right w:w="60" w:type="dxa"/>
+            </w:tcMar>
+          </w:tcPr>
+          <w:p>
+            <w:pPr>
+              <w:spacing w:before="0" w:after="0" w:line="240" w:lineRule="auto"/>
+              <w:jc w:val="left"/>
+            </w:pPr>
+            <w:r>
+              <w:rPr>
+                <w:rFonts w:ascii="Barlow Condensed" w:hAnsi="Barlow Condensed" w:cs="Barlow Condensed"/>
+                <w:b/>
+                <w:i w:val="0"/>
+                <w:color w:val="1A1A2E"/>
+                <w:sz w:val="68"/>
+              </w:rPr>
+              <w:t>Kiosque 3</w:t>
+            </w:r>
+          </w:p>
+        </w:tc>
+        <w:tc>
+          <w:tcPr>
+            <w:tcW w:type="dxa" w:w="3033"/>
+            <w:vAlign w:val="center"/>
+            <w:shd w:val="clear" w:color="auto" w:fill="00B4B4"/>
+            <w:tcMar>
+              <w:top w:w="60" w:type="dxa"/>
+              <w:bottom w:w="60" w:type="dxa"/>
+              <w:left w:w="120" w:type="dxa"/>
+              <w:right w:w="140" w:type="dxa"/>
+            </w:tcMar>
+          </w:tcPr>
+          <w:p>
+            <w:pPr>
+              <w:spacing w:before="0" w:after="0" w:line="240" w:lineRule="auto"/>
+              <w:jc w:val="right"/>
+            </w:pPr>
+            <w:r>
+              <w:rPr>
+                <w:rFonts w:ascii="Barlow Condensed" w:hAnsi="Barlow Condensed" w:cs="Barlow Condensed"/>
+                <w:b/>
+                <w:i w:val="0"/>
+                <w:color w:val="FFFFFF"/>
+                <w:sz w:val="18"/>
+              </w:rPr>
+              <w:t>SALLE</w:t>
+            </w:r>
+          </w:p>
+          <w:p>
+            <w:pPr>
+              <w:spacing w:before="0" w:after="0" w:line="240" w:lineRule="auto"/>
+              <w:jc w:val="right"/>
+            </w:pPr>
+            <w:r>
+              <w:rPr>
+                <w:rFonts w:ascii="Barlow Condensed" w:hAnsi="Barlow Condensed" w:cs="Barlow Condensed"/>
+                <w:b/>
+                <w:i w:val="0"/>
+                <w:color w:val="FFFFFF"/>
+                <w:sz w:val="38"/>
+              </w:rPr>
+              <w:t>Liffey</w:t>
+            </w:r>
+          </w:p>
+        </w:tc>
+      </w:tr>
+    </w:tbl>
+    <w:p>
+      <w:pPr>
+        <w:spacing w:before="80" w:after="120" w:line="240" w:lineRule="auto"/>
+        <w:jc w:val="left"/>
+        <w:pBdr>
+          <w:bottom w:val="single" w:sz="6" w:space="4" w:color="E3E3E3"/>
+        </w:pBdr>
+      </w:pPr>
+      <w:r>
+        <w:rPr>
+          <w:rFonts w:ascii="Barlow Condensed" w:hAnsi="Barlow Condensed" w:cs="Barlow Condensed"/>
+          <w:b/>
+          <w:i w:val="0"/>
+          <w:color w:val="1A1A2E"/>
+          <w:sz w:val="38"/>
+        </w:rPr>
+        <w:t>Écosystème d'agents IA</w:t>
+      </w:r>
+    </w:p>
+    <w:p>
+      <w:pPr>
+        <w:pStyle w:val="ListBullet"/>
+        <w:spacing w:before="0" w:after="60" w:line="240" w:lineRule="auto"/>
+        <w:jc w:val="left"/>
+      </w:pPr>
+      <w:r>
+        <w:rPr>
+          <w:rFonts w:ascii="Barlow" w:hAnsi="Barlow" w:cs="Barlow"/>
+          <w:b w:val="0"/>
+          <w:i w:val="0"/>
+          <w:color w:val="1A1A2E"/>
+          <w:sz w:val="28"/>
+        </w:rPr>
+        <w:t>Porté par TFC · Jérémy DELAUX.</w:t>
+      </w:r>
+    </w:p>
+    <w:p>
+      <w:pPr>
+        <w:spacing w:before="0" w:after="80" w:line="240" w:lineRule="auto"/>
+        <w:jc w:val="left"/>
+      </w:pPr>
+      <w:r>
+        <w:rPr>
+          <w:rFonts w:ascii="Barlow" w:hAnsi="Barlow" w:cs="Barlow"/>
+          <w:b w:val="0"/>
+          <w:i w:val="0"/>
+          <w:color w:val="4A4A49"/>
+          <w:sz w:val="22"/>
+        </w:rPr>
+        <w:t>Nomme-les et fais-leur lever la main : la salle doit voir le visage qu’elle retrouvera en atelier.</w:t>
+      </w:r>
+    </w:p>
+    <w:tbl>
+      <w:tblPr>
+        <w:tblW w:type="auto" w:w="0"/>
+        <w:tblLayout w:type="fixed"/>
+        <w:tblLook w:firstColumn="1" w:firstRow="1" w:lastColumn="0" w:lastRow="0" w:noHBand="0" w:noVBand="1" w:val="04A0"/>
+      </w:tblPr>
+      <w:tblGrid>
+        <w:gridCol w:w="7285"/>
+      </w:tblGrid>
+      <w:tr>
+        <w:tc>
+          <w:tcPr>
+            <w:tcW w:type="dxa" w:w="7285"/>
+            <w:shd w:val="clear" w:color="auto" w:fill="D9EFEF"/>
+            <w:tcBorders>
+              <w:top w:val="nil" w:sz="18" w:color="00B4B4"/>
+              <w:bottom w:val="nil" w:sz="18" w:color="00B4B4"/>
+              <w:left w:val="single" w:sz="18" w:color="00B4B4"/>
+              <w:right w:val="nil" w:sz="18" w:color="00B4B4"/>
+            </w:tcBorders>
+            <w:tcMar>
+              <w:top w:w="60" w:type="dxa"/>
+              <w:bottom w:w="60" w:type="dxa"/>
+              <w:left w:w="140" w:type="dxa"/>
+              <w:right w:w="140" w:type="dxa"/>
+            </w:tcMar>
+          </w:tcPr>
+          <w:p>
+            <w:pPr>
+              <w:spacing w:before="0" w:after="0" w:line="240" w:lineRule="auto"/>
+              <w:jc w:val="left"/>
+            </w:pPr>
+            <w:r>
+              <w:rPr>
+                <w:rFonts w:ascii="Barlow" w:hAnsi="Barlow" w:cs="Barlow"/>
+                <w:b w:val="0"/>
+                <w:i/>
+                <w:color w:val="1A1A2E"/>
+                <w:sz w:val="29"/>
+              </w:rPr>
+              <w:t>« Coder, Tester, Automatiser… 3 agents IA, une chaîne de production de test automatisé ! »</w:t>
+            </w:r>
+          </w:p>
+        </w:tc>
+      </w:tr>
+    </w:tbl>
+    <w:p>
+      <w:pPr>
+        <w:spacing w:before="0" w:after="0" w:line="240" w:lineRule="auto"/>
+        <w:jc w:val="left"/>
+      </w:pPr>
+    </w:p>
+    <w:tbl>
+      <w:tblPr>
+        <w:tblW w:type="auto" w:w="0"/>
+        <w:tblLayout w:type="fixed"/>
+        <w:tblLook w:firstColumn="1" w:firstRow="1" w:lastColumn="0" w:lastRow="0" w:noHBand="0" w:noVBand="1" w:val="04A0"/>
+      </w:tblPr>
+      <w:tblGrid>
+        <w:gridCol w:w="7285"/>
+      </w:tblGrid>
+      <w:tr>
+        <w:tc>
+          <w:tcPr>
+            <w:tcW w:type="dxa" w:w="7285"/>
+            <w:tcBorders>
+              <w:top w:val="single" w:sz="6" w:color="E3E3E3"/>
+              <w:bottom w:val="single" w:sz="6" w:color="E3E3E3"/>
+              <w:left w:val="single" w:sz="6" w:color="E3E3E3"/>
+              <w:right w:val="single" w:sz="6" w:color="E3E3E3"/>
+            </w:tcBorders>
+            <w:tcMar>
+              <w:top w:w="60" w:type="dxa"/>
+              <w:bottom w:w="60" w:type="dxa"/>
+              <w:left w:w="120" w:type="dxa"/>
+              <w:right w:w="120" w:type="dxa"/>
+            </w:tcMar>
+          </w:tcPr>
+          <w:p>
+            <w:pPr>
+              <w:spacing w:before="0" w:after="80" w:line="240" w:lineRule="auto"/>
+              <w:jc w:val="left"/>
+            </w:pPr>
+            <w:r>
+              <w:rPr>
+                <w:rFonts w:ascii="Barlow Condensed" w:hAnsi="Barlow Condensed" w:cs="Barlow Condensed"/>
+                <w:b/>
+                <w:i w:val="0"/>
+                <w:color w:val="4A4A49"/>
+                <w:sz w:val="18"/>
+              </w:rPr>
+              <w:t>LE TEXTE DU PORTEUR — À LIRE AVANT, PAS EN SCÈNE</w:t>
+            </w:r>
+          </w:p>
+          <w:p>
+            <w:pPr>
+              <w:spacing w:before="0" w:after="60" w:line="240" w:lineRule="auto"/>
+              <w:jc w:val="left"/>
+            </w:pPr>
+            <w:r>
+              <w:rPr>
+                <w:rFonts w:ascii="Barlow" w:hAnsi="Barlow" w:cs="Barlow"/>
+                <w:b w:val="0"/>
+                <w:i w:val="0"/>
+                <w:color w:val="4A4A49"/>
+                <w:sz w:val="18"/>
+              </w:rPr>
+              <w:t>"Coder, Tester, Automatiser... 3 agents IA, une chaîne de production de tests automatisés !"</w:t>
+            </w:r>
+          </w:p>
+          <w:p>
+            <w:pPr>
+              <w:spacing w:before="0" w:after="60" w:line="240" w:lineRule="auto"/>
+              <w:jc w:val="left"/>
+            </w:pPr>
+            <w:r>
+              <w:rPr>
+                <w:rFonts w:ascii="Barlow" w:hAnsi="Barlow" w:cs="Barlow"/>
+                <w:b w:val="0"/>
+                <w:i w:val="0"/>
+                <w:color w:val="4A4A49"/>
+                <w:sz w:val="18"/>
+              </w:rPr>
+              <w:t>3 agents IA spécialisés se transmettent le travail : l’un lit le code et en extrait la structure technique, l’autre traduit le besoin métier en scénarios de tests bout en bout, le troisième assemble les deux pour produire les tests fonctionnels automatisés.</w:t>
+            </w:r>
+          </w:p>
+          <w:p>
+            <w:pPr>
+              <w:spacing w:before="0" w:after="60" w:line="240" w:lineRule="auto"/>
+              <w:jc w:val="left"/>
+            </w:pPr>
+            <w:r>
+              <w:rPr>
+                <w:rFonts w:ascii="Barlow" w:hAnsi="Barlow" w:cs="Barlow"/>
+                <w:b w:val="0"/>
+                <w:i w:val="0"/>
+                <w:color w:val="4A4A49"/>
+                <w:sz w:val="18"/>
+              </w:rPr>
+              <w:t>le 3ième agent ferme la boucle : un libellé qui a changé, une règle métier absente, un identifiant manquant - tout écart rencontré remonte vers l'agent concerné...</w:t>
+            </w:r>
+          </w:p>
+          <w:p>
+            <w:pPr>
+              <w:spacing w:before="0" w:after="60" w:line="240" w:lineRule="auto"/>
+              <w:jc w:val="left"/>
+            </w:pPr>
+            <w:r>
+              <w:rPr>
+                <w:rFonts w:ascii="Barlow" w:hAnsi="Barlow" w:cs="Barlow"/>
+                <w:b w:val="0"/>
+                <w:i w:val="0"/>
+                <w:color w:val="4A4A49"/>
+                <w:sz w:val="18"/>
+              </w:rPr>
+              <w:t>Chaque test automatisé produit enrichit la chaîne qui l'a produit.</w:t>
+            </w:r>
+          </w:p>
+        </w:tc>
+      </w:tr>
+    </w:tbl>
+    <w:p>
+      <w:pPr>
+        <w:spacing w:before="0" w:after="0" w:line="240" w:lineRule="auto"/>
+        <w:jc w:val="left"/>
+      </w:pPr>
+    </w:p>
+    <w:p>
+      <w:pPr>
+        <w:spacing w:before="200" w:after="0" w:line="240" w:lineRule="auto"/>
+        <w:jc w:val="left"/>
+        <w:pBdr>
+          <w:top w:val="single" w:sz="6" w:space="4" w:color="E3E3E3"/>
+        </w:pBdr>
+      </w:pPr>
+      <w:r>
+        <w:rPr>
+          <w:rFonts w:ascii="Barlow" w:hAnsi="Barlow" w:cs="Barlow"/>
+          <w:b w:val="0"/>
+          <w:i w:val="0"/>
+          <w:color w:val="4A4A49"/>
+          <w:sz w:val="22"/>
+        </w:rPr>
+        <w:t>Ensuite — le kiosque 4 est pour le deuxième animateur. Tu reprends au kiosque 5.</w:t>
+      </w:r>
+    </w:p>
+    <w:p>
+      <w:pPr>
+        <w:pageBreakBefore/>
+        <w:spacing w:before="0" w:after="0" w:line="240" w:lineRule="auto"/>
+        <w:jc w:val="left"/>
+      </w:pPr>
+    </w:p>
+    <w:tbl>
+      <w:tblPr>
+        <w:tblW w:type="auto" w:w="0"/>
+        <w:tblLayout w:type="fixed"/>
+        <w:tblLook w:firstColumn="1" w:firstRow="1" w:lastColumn="0" w:lastRow="0" w:noHBand="0" w:noVBand="1" w:val="04A0"/>
+      </w:tblPr>
+      <w:tblGrid>
+        <w:gridCol w:w="4535"/>
+        <w:gridCol w:w="2750"/>
+      </w:tblGrid>
+      <w:tr>
+        <w:tc>
+          <w:tcPr>
+            <w:tcW w:type="dxa" w:w="4535"/>
+            <w:shd w:val="clear" w:color="auto" w:fill="1A1A2E"/>
+            <w:tcMar>
+              <w:top w:w="70" w:type="dxa"/>
+              <w:bottom w:w="70" w:type="dxa"/>
+              <w:left w:w="120" w:type="dxa"/>
+              <w:right w:w="120" w:type="dxa"/>
+            </w:tcMar>
+          </w:tcPr>
+          <w:p>
+            <w:pPr>
+              <w:spacing w:before="0" w:after="0" w:line="240" w:lineRule="auto"/>
+              <w:jc w:val="left"/>
+            </w:pPr>
+            <w:r>
+              <w:rPr>
+                <w:rFonts w:ascii="Barlow Condensed" w:hAnsi="Barlow Condensed" w:cs="Barlow Condensed"/>
+                <w:b/>
+                <w:i w:val="0"/>
+                <w:color w:val="FFFFFF"/>
+                <w:sz w:val="30"/>
+              </w:rPr>
+              <w:t>ANAS</w:t>
+            </w:r>
+          </w:p>
+        </w:tc>
+        <w:tc>
+          <w:tcPr>
+            <w:tcW w:type="dxa" w:w="2750"/>
+            <w:shd w:val="clear" w:color="auto" w:fill="1A1A2E"/>
+            <w:tcMar>
+              <w:top w:w="70" w:type="dxa"/>
+              <w:bottom w:w="70" w:type="dxa"/>
+              <w:left w:w="120" w:type="dxa"/>
+              <w:right w:w="120" w:type="dxa"/>
+            </w:tcMar>
+          </w:tcPr>
+          <w:p>
+            <w:pPr>
+              <w:spacing w:before="0" w:after="0" w:line="240" w:lineRule="auto"/>
+              <w:jc w:val="right"/>
+            </w:pPr>
+            <w:r>
+              <w:rPr>
+                <w:rFonts w:ascii="Barlow Condensed" w:hAnsi="Barlow Condensed" w:cs="Barlow Condensed"/>
+                <w:b/>
+                <w:i w:val="0"/>
+                <w:color w:val="00B4B4"/>
+                <w:sz w:val="26"/>
+              </w:rPr>
+              <w:t>11 / 17</w:t>
+            </w:r>
+          </w:p>
+        </w:tc>
+      </w:tr>
+      <w:tr>
+        <w:trPr>
+          <w:trHeight w:val="68" w:hRule="exact"/>
+        </w:trPr>
+        <w:tc>
+          <w:tcPr>
+            <w:tcW w:type="dxa" w:w="7285"/>
+            <w:shd w:val="clear" w:color="auto" w:fill="00B4B4"/>
+            <w:tcMar>
+              <w:top w:w="0" w:type="dxa"/>
+              <w:bottom w:w="0" w:type="dxa"/>
+              <w:left w:w="0" w:type="dxa"/>
+              <w:right w:w="0" w:type="dxa"/>
+            </w:tcMar>
+          </w:tcPr>
+          <w:p>
+            <w:pPr>
+              <w:spacing w:before="0" w:after="0" w:line="240" w:lineRule="auto"/>
+              <w:jc w:val="left"/>
+            </w:pPr>
+          </w:p>
+        </w:tc>
+        <w:tc>
+          <w:tcPr>
+            <w:tcW w:type="dxa" w:w="7285"/>
+            <w:shd w:val="clear" w:color="auto" w:fill="00B4B4"/>
+            <w:tcMar>
+              <w:top w:w="0" w:type="dxa"/>
+              <w:bottom w:w="0" w:type="dxa"/>
+              <w:left w:w="0" w:type="dxa"/>
+              <w:right w:w="0" w:type="dxa"/>
+            </w:tcMar>
+          </w:tcPr>
+          <w:p>
+            <w:pPr>
+              <w:spacing w:before="0" w:after="0" w:line="240" w:lineRule="auto"/>
+              <w:jc w:val="left"/>
+            </w:pPr>
+          </w:p>
+        </w:tc>
+      </w:tr>
+    </w:tbl>
+    <w:p>
+      <w:pPr>
+        <w:spacing w:before="0" w:after="0" w:line="240" w:lineRule="auto"/>
+        <w:jc w:val="left"/>
+      </w:pPr>
+    </w:p>
+    <w:tbl>
+      <w:tblPr>
+        <w:tblW w:type="auto" w:w="0"/>
+        <w:tblLayout w:type="fixed"/>
+        <w:tblLook w:firstColumn="1" w:firstRow="1" w:lastColumn="0" w:lastRow="0" w:noHBand="0" w:noVBand="1" w:val="04A0"/>
+      </w:tblPr>
+      <w:tblGrid>
+        <w:gridCol w:w="4252"/>
+        <w:gridCol w:w="3033"/>
+      </w:tblGrid>
+      <w:tr>
+        <w:tc>
+          <w:tcPr>
+            <w:tcW w:type="dxa" w:w="4252"/>
+            <w:vAlign w:val="center"/>
+            <w:tcMar>
+              <w:top w:w="0" w:type="dxa"/>
+              <w:bottom w:w="0" w:type="dxa"/>
+              <w:left w:w="0" w:type="dxa"/>
+              <w:right w:w="60" w:type="dxa"/>
+            </w:tcMar>
+          </w:tcPr>
+          <w:p>
+            <w:pPr>
+              <w:spacing w:before="0" w:after="0" w:line="240" w:lineRule="auto"/>
+              <w:jc w:val="left"/>
+            </w:pPr>
+            <w:r>
+              <w:rPr>
+                <w:rFonts w:ascii="Barlow Condensed" w:hAnsi="Barlow Condensed" w:cs="Barlow Condensed"/>
+                <w:b/>
+                <w:i w:val="0"/>
+                <w:color w:val="1A1A2E"/>
+                <w:sz w:val="68"/>
+              </w:rPr>
+              <w:t>Kiosque 5</w:t>
+            </w:r>
+          </w:p>
+        </w:tc>
+        <w:tc>
+          <w:tcPr>
+            <w:tcW w:type="dxa" w:w="3033"/>
+            <w:vAlign w:val="center"/>
+            <w:shd w:val="clear" w:color="auto" w:fill="00B4B4"/>
+            <w:tcMar>
+              <w:top w:w="60" w:type="dxa"/>
+              <w:bottom w:w="60" w:type="dxa"/>
+              <w:left w:w="120" w:type="dxa"/>
+              <w:right w:w="140" w:type="dxa"/>
+            </w:tcMar>
+          </w:tcPr>
+          <w:p>
+            <w:pPr>
+              <w:spacing w:before="0" w:after="0" w:line="240" w:lineRule="auto"/>
+              <w:jc w:val="right"/>
+            </w:pPr>
+            <w:r>
+              <w:rPr>
+                <w:rFonts w:ascii="Barlow Condensed" w:hAnsi="Barlow Condensed" w:cs="Barlow Condensed"/>
+                <w:b/>
+                <w:i w:val="0"/>
+                <w:color w:val="FFFFFF"/>
+                <w:sz w:val="18"/>
+              </w:rPr>
+              <w:t>SALLE</w:t>
+            </w:r>
+          </w:p>
+          <w:p>
+            <w:pPr>
+              <w:spacing w:before="0" w:after="0" w:line="240" w:lineRule="auto"/>
+              <w:jc w:val="right"/>
+            </w:pPr>
+            <w:r>
+              <w:rPr>
+                <w:rFonts w:ascii="Barlow Condensed" w:hAnsi="Barlow Condensed" w:cs="Barlow Condensed"/>
+                <w:b/>
+                <w:i w:val="0"/>
+                <w:color w:val="FFFFFF"/>
+                <w:sz w:val="38"/>
+              </w:rPr>
+              <w:t>Rhône</w:t>
+            </w:r>
+          </w:p>
+        </w:tc>
+      </w:tr>
+    </w:tbl>
+    <w:p>
+      <w:pPr>
+        <w:spacing w:before="80" w:after="120" w:line="240" w:lineRule="auto"/>
+        <w:jc w:val="left"/>
+        <w:pBdr>
+          <w:bottom w:val="single" w:sz="6" w:space="4" w:color="E3E3E3"/>
+        </w:pBdr>
+      </w:pPr>
+      <w:r>
+        <w:rPr>
+          <w:rFonts w:ascii="Barlow Condensed" w:hAnsi="Barlow Condensed" w:cs="Barlow Condensed"/>
+          <w:b/>
+          <w:i w:val="0"/>
+          <w:color w:val="1A1A2E"/>
+          <w:sz w:val="38"/>
+        </w:rPr>
+        <w:t>Bâtisseurs de pyramides</w:t>
+      </w:r>
+    </w:p>
+    <w:p>
+      <w:pPr>
+        <w:pStyle w:val="ListBullet"/>
+        <w:spacing w:before="0" w:after="60" w:line="240" w:lineRule="auto"/>
+        <w:jc w:val="left"/>
+      </w:pPr>
+      <w:r>
+        <w:rPr>
+          <w:rFonts w:ascii="Barlow" w:hAnsi="Barlow" w:cs="Barlow"/>
+          <w:b w:val="0"/>
+          <w:i w:val="0"/>
+          <w:color w:val="1A1A2E"/>
+          <w:sz w:val="28"/>
+        </w:rPr>
+        <w:t>Porté par TFC · Olivier PROUTEAU et Mélanie DA COSTA.</w:t>
+      </w:r>
+    </w:p>
+    <w:p>
+      <w:pPr>
+        <w:spacing w:before="0" w:after="80" w:line="240" w:lineRule="auto"/>
+        <w:jc w:val="left"/>
+      </w:pPr>
+      <w:r>
+        <w:rPr>
+          <w:rFonts w:ascii="Barlow" w:hAnsi="Barlow" w:cs="Barlow"/>
+          <w:b w:val="0"/>
+          <w:i w:val="0"/>
+          <w:color w:val="4A4A49"/>
+          <w:sz w:val="22"/>
+        </w:rPr>
+        <w:t>Nomme-les et fais-leur lever la main : la salle doit voir le visage qu’elle retrouvera en atelier.</w:t>
+      </w:r>
+    </w:p>
+    <w:tbl>
+      <w:tblPr>
+        <w:tblW w:type="auto" w:w="0"/>
+        <w:tblLayout w:type="fixed"/>
+        <w:tblLook w:firstColumn="1" w:firstRow="1" w:lastColumn="0" w:lastRow="0" w:noHBand="0" w:noVBand="1" w:val="04A0"/>
+      </w:tblPr>
+      <w:tblGrid>
+        <w:gridCol w:w="7285"/>
+      </w:tblGrid>
+      <w:tr>
+        <w:tc>
+          <w:tcPr>
+            <w:tcW w:type="dxa" w:w="7285"/>
+            <w:shd w:val="clear" w:color="auto" w:fill="D9EFEF"/>
+            <w:tcBorders>
+              <w:top w:val="nil" w:sz="18" w:color="00B4B4"/>
+              <w:bottom w:val="nil" w:sz="18" w:color="00B4B4"/>
+              <w:left w:val="single" w:sz="18" w:color="00B4B4"/>
+              <w:right w:val="nil" w:sz="18" w:color="00B4B4"/>
+            </w:tcBorders>
+            <w:tcMar>
+              <w:top w:w="60" w:type="dxa"/>
+              <w:bottom w:w="60" w:type="dxa"/>
+              <w:left w:w="140" w:type="dxa"/>
+              <w:right w:w="140" w:type="dxa"/>
+            </w:tcMar>
+          </w:tcPr>
+          <w:p>
+            <w:pPr>
+              <w:spacing w:before="0" w:after="0" w:line="240" w:lineRule="auto"/>
+              <w:jc w:val="left"/>
+            </w:pPr>
+            <w:r>
+              <w:rPr>
+                <w:rFonts w:ascii="Barlow" w:hAnsi="Barlow" w:cs="Barlow"/>
+                <w:b w:val="0"/>
+                <w:i/>
+                <w:color w:val="1A1A2E"/>
+                <w:sz w:val="29"/>
+              </w:rPr>
+              <w:t>« Construisez votre VRAIE pyramide de tests en 3D interactive — trouvez le bon équilibre en mode collaboratif ! »</w:t>
+            </w:r>
+          </w:p>
+        </w:tc>
+      </w:tr>
+    </w:tbl>
+    <w:p>
+      <w:pPr>
+        <w:spacing w:before="0" w:after="0" w:line="240" w:lineRule="auto"/>
+        <w:jc w:val="left"/>
+      </w:pPr>
+    </w:p>
+    <w:tbl>
+      <w:tblPr>
+        <w:tblW w:type="auto" w:w="0"/>
+        <w:tblLayout w:type="fixed"/>
+        <w:tblLook w:firstColumn="1" w:firstRow="1" w:lastColumn="0" w:lastRow="0" w:noHBand="0" w:noVBand="1" w:val="04A0"/>
+      </w:tblPr>
+      <w:tblGrid>
+        <w:gridCol w:w="7285"/>
+      </w:tblGrid>
+      <w:tr>
+        <w:tc>
+          <w:tcPr>
+            <w:tcW w:type="dxa" w:w="7285"/>
+            <w:tcBorders>
+              <w:top w:val="single" w:sz="6" w:color="E3E3E3"/>
+              <w:bottom w:val="single" w:sz="6" w:color="E3E3E3"/>
+              <w:left w:val="single" w:sz="6" w:color="E3E3E3"/>
+              <w:right w:val="single" w:sz="6" w:color="E3E3E3"/>
+            </w:tcBorders>
+            <w:tcMar>
+              <w:top w:w="60" w:type="dxa"/>
+              <w:bottom w:w="60" w:type="dxa"/>
+              <w:left w:w="120" w:type="dxa"/>
+              <w:right w:w="120" w:type="dxa"/>
+            </w:tcMar>
+          </w:tcPr>
+          <w:p>
+            <w:pPr>
+              <w:spacing w:before="0" w:after="80" w:line="240" w:lineRule="auto"/>
+              <w:jc w:val="left"/>
+            </w:pPr>
+            <w:r>
+              <w:rPr>
+                <w:rFonts w:ascii="Barlow Condensed" w:hAnsi="Barlow Condensed" w:cs="Barlow Condensed"/>
+                <w:b/>
+                <w:i w:val="0"/>
+                <w:color w:val="4A4A49"/>
+                <w:sz w:val="18"/>
+              </w:rPr>
+              <w:t>LE TEXTE DU PORTEUR — À LIRE AVANT, PAS EN SCÈNE</w:t>
+            </w:r>
+          </w:p>
+          <w:p>
+            <w:pPr>
+              <w:spacing w:before="0" w:after="60" w:line="240" w:lineRule="auto"/>
+              <w:jc w:val="left"/>
+            </w:pPr>
+            <w:r>
+              <w:rPr>
+                <w:rFonts w:ascii="Barlow" w:hAnsi="Barlow" w:cs="Barlow"/>
+                <w:b w:val="0"/>
+                <w:i w:val="0"/>
+                <w:color w:val="4A4A49"/>
+                <w:sz w:val="18"/>
+              </w:rPr>
+              <w:t>Arrêtez les triangles et les quadrants : construisez votre VRAIE pyramide de tests !</w:t>
+            </w:r>
+          </w:p>
+          <w:p>
+            <w:pPr>
+              <w:spacing w:before="0" w:after="60" w:line="240" w:lineRule="auto"/>
+              <w:jc w:val="left"/>
+            </w:pPr>
+            <w:r>
+              <w:rPr>
+                <w:rFonts w:ascii="Barlow" w:hAnsi="Barlow" w:cs="Barlow"/>
+                <w:b w:val="0"/>
+                <w:i w:val="0"/>
+                <w:color w:val="4A4A49"/>
+                <w:sz w:val="18"/>
+              </w:rPr>
+              <w:t>Fini les théories abstraites ! Plongez les mains dans une pyramide 3D interactive et repositionnez les bons types de test sur chaque face pour construire une stratégie cohérente. Entre tests unitaires, composants, résilience et garantie produit, trouvez le bon équilibre en mode ludique.</w:t>
+            </w:r>
+          </w:p>
+          <w:p>
+            <w:pPr>
+              <w:spacing w:before="0" w:after="60" w:line="240" w:lineRule="auto"/>
+              <w:jc w:val="left"/>
+            </w:pPr>
+            <w:r>
+              <w:rPr>
+                <w:rFonts w:ascii="Barlow" w:hAnsi="Barlow" w:cs="Barlow"/>
+                <w:b w:val="0"/>
+                <w:i w:val="0"/>
+                <w:color w:val="4A4A49"/>
+                <w:sz w:val="18"/>
+              </w:rPr>
+              <w:t>Un jeu collaboratif où chaque équipe doit assembler sa pyramide parfaite en faisant glisser, placer et confronter ses choix—parce que comprendre par le jeu, c'est retenir pour de vrai !</w:t>
+            </w:r>
+          </w:p>
+        </w:tc>
+      </w:tr>
+    </w:tbl>
+    <w:p>
+      <w:pPr>
+        <w:spacing w:before="0" w:after="0" w:line="240" w:lineRule="auto"/>
+        <w:jc w:val="left"/>
+      </w:pPr>
+    </w:p>
+    <w:p>
+      <w:pPr>
+        <w:spacing w:before="200" w:after="0" w:line="240" w:lineRule="auto"/>
+        <w:jc w:val="left"/>
+        <w:pBdr>
+          <w:top w:val="single" w:sz="6" w:space="4" w:color="E3E3E3"/>
+        </w:pBdr>
+      </w:pPr>
+      <w:r>
+        <w:rPr>
+          <w:rFonts w:ascii="Barlow" w:hAnsi="Barlow" w:cs="Barlow"/>
+          <w:b w:val="0"/>
+          <w:i w:val="0"/>
+          <w:color w:val="4A4A49"/>
+          <w:sz w:val="22"/>
+        </w:rPr>
+        <w:t>Ensuite — le kiosque 6 est pour le deuxième animateur. Tu reprends au kiosque 7.</w:t>
+      </w:r>
+    </w:p>
+    <w:p>
+      <w:pPr>
+        <w:pageBreakBefore/>
+        <w:spacing w:before="0" w:after="0" w:line="240" w:lineRule="auto"/>
+        <w:jc w:val="left"/>
+      </w:pPr>
+    </w:p>
+    <w:tbl>
+      <w:tblPr>
+        <w:tblW w:type="auto" w:w="0"/>
+        <w:tblLayout w:type="fixed"/>
+        <w:tblLook w:firstColumn="1" w:firstRow="1" w:lastColumn="0" w:lastRow="0" w:noHBand="0" w:noVBand="1" w:val="04A0"/>
+      </w:tblPr>
+      <w:tblGrid>
+        <w:gridCol w:w="4535"/>
+        <w:gridCol w:w="2750"/>
+      </w:tblGrid>
+      <w:tr>
+        <w:tc>
+          <w:tcPr>
+            <w:tcW w:type="dxa" w:w="4535"/>
+            <w:shd w:val="clear" w:color="auto" w:fill="1A1A2E"/>
+            <w:tcMar>
+              <w:top w:w="70" w:type="dxa"/>
+              <w:bottom w:w="70" w:type="dxa"/>
+              <w:left w:w="120" w:type="dxa"/>
+              <w:right w:w="120" w:type="dxa"/>
+            </w:tcMar>
+          </w:tcPr>
+          <w:p>
+            <w:pPr>
+              <w:spacing w:before="0" w:after="0" w:line="240" w:lineRule="auto"/>
+              <w:jc w:val="left"/>
+            </w:pPr>
+            <w:r>
+              <w:rPr>
+                <w:rFonts w:ascii="Barlow Condensed" w:hAnsi="Barlow Condensed" w:cs="Barlow Condensed"/>
+                <w:b/>
+                <w:i w:val="0"/>
+                <w:color w:val="FFFFFF"/>
+                <w:sz w:val="30"/>
+              </w:rPr>
+              <w:t>ANAS</w:t>
+            </w:r>
+          </w:p>
+        </w:tc>
+        <w:tc>
+          <w:tcPr>
+            <w:tcW w:type="dxa" w:w="2750"/>
+            <w:shd w:val="clear" w:color="auto" w:fill="1A1A2E"/>
+            <w:tcMar>
+              <w:top w:w="70" w:type="dxa"/>
+              <w:bottom w:w="70" w:type="dxa"/>
+              <w:left w:w="120" w:type="dxa"/>
+              <w:right w:w="120" w:type="dxa"/>
+            </w:tcMar>
+          </w:tcPr>
+          <w:p>
+            <w:pPr>
+              <w:spacing w:before="0" w:after="0" w:line="240" w:lineRule="auto"/>
+              <w:jc w:val="right"/>
+            </w:pPr>
+            <w:r>
+              <w:rPr>
+                <w:rFonts w:ascii="Barlow Condensed" w:hAnsi="Barlow Condensed" w:cs="Barlow Condensed"/>
+                <w:b/>
+                <w:i w:val="0"/>
+                <w:color w:val="00B4B4"/>
+                <w:sz w:val="26"/>
+              </w:rPr>
+              <w:t>12 / 17</w:t>
+            </w:r>
+          </w:p>
+        </w:tc>
+      </w:tr>
+      <w:tr>
+        <w:trPr>
+          <w:trHeight w:val="68" w:hRule="exact"/>
+        </w:trPr>
+        <w:tc>
+          <w:tcPr>
+            <w:tcW w:type="dxa" w:w="7285"/>
+            <w:shd w:val="clear" w:color="auto" w:fill="00B4B4"/>
+            <w:tcMar>
+              <w:top w:w="0" w:type="dxa"/>
+              <w:bottom w:w="0" w:type="dxa"/>
+              <w:left w:w="0" w:type="dxa"/>
+              <w:right w:w="0" w:type="dxa"/>
+            </w:tcMar>
+          </w:tcPr>
+          <w:p>
+            <w:pPr>
+              <w:spacing w:before="0" w:after="0" w:line="240" w:lineRule="auto"/>
+              <w:jc w:val="left"/>
+            </w:pPr>
+          </w:p>
+        </w:tc>
+        <w:tc>
+          <w:tcPr>
+            <w:tcW w:type="dxa" w:w="7285"/>
+            <w:shd w:val="clear" w:color="auto" w:fill="00B4B4"/>
+            <w:tcMar>
+              <w:top w:w="0" w:type="dxa"/>
+              <w:bottom w:w="0" w:type="dxa"/>
+              <w:left w:w="0" w:type="dxa"/>
+              <w:right w:w="0" w:type="dxa"/>
+            </w:tcMar>
+          </w:tcPr>
+          <w:p>
+            <w:pPr>
+              <w:spacing w:before="0" w:after="0" w:line="240" w:lineRule="auto"/>
+              <w:jc w:val="left"/>
+            </w:pPr>
+          </w:p>
+        </w:tc>
+      </w:tr>
+    </w:tbl>
+    <w:p>
+      <w:pPr>
+        <w:spacing w:before="0" w:after="0" w:line="240" w:lineRule="auto"/>
+        <w:jc w:val="left"/>
+      </w:pPr>
+    </w:p>
+    <w:tbl>
+      <w:tblPr>
+        <w:tblW w:type="auto" w:w="0"/>
+        <w:tblLayout w:type="fixed"/>
+        <w:tblLook w:firstColumn="1" w:firstRow="1" w:lastColumn="0" w:lastRow="0" w:noHBand="0" w:noVBand="1" w:val="04A0"/>
+      </w:tblPr>
+      <w:tblGrid>
+        <w:gridCol w:w="4252"/>
+        <w:gridCol w:w="3033"/>
+      </w:tblGrid>
+      <w:tr>
+        <w:tc>
+          <w:tcPr>
+            <w:tcW w:type="dxa" w:w="4252"/>
+            <w:vAlign w:val="center"/>
+            <w:tcMar>
+              <w:top w:w="0" w:type="dxa"/>
+              <w:bottom w:w="0" w:type="dxa"/>
+              <w:left w:w="0" w:type="dxa"/>
+              <w:right w:w="60" w:type="dxa"/>
+            </w:tcMar>
+          </w:tcPr>
+          <w:p>
+            <w:pPr>
+              <w:spacing w:before="0" w:after="0" w:line="240" w:lineRule="auto"/>
+              <w:jc w:val="left"/>
+            </w:pPr>
+            <w:r>
+              <w:rPr>
+                <w:rFonts w:ascii="Barlow Condensed" w:hAnsi="Barlow Condensed" w:cs="Barlow Condensed"/>
+                <w:b/>
+                <w:i w:val="0"/>
+                <w:color w:val="1A1A2E"/>
+                <w:sz w:val="68"/>
+              </w:rPr>
+              <w:t>Kiosque 7</w:t>
+            </w:r>
+          </w:p>
+        </w:tc>
+        <w:tc>
+          <w:tcPr>
+            <w:tcW w:type="dxa" w:w="3033"/>
+            <w:vAlign w:val="center"/>
+            <w:shd w:val="clear" w:color="auto" w:fill="00B4B4"/>
+            <w:tcMar>
+              <w:top w:w="60" w:type="dxa"/>
+              <w:bottom w:w="60" w:type="dxa"/>
+              <w:left w:w="120" w:type="dxa"/>
+              <w:right w:w="140" w:type="dxa"/>
+            </w:tcMar>
+          </w:tcPr>
+          <w:p>
+            <w:pPr>
+              <w:spacing w:before="0" w:after="0" w:line="240" w:lineRule="auto"/>
+              <w:jc w:val="right"/>
+            </w:pPr>
+            <w:r>
+              <w:rPr>
+                <w:rFonts w:ascii="Barlow Condensed" w:hAnsi="Barlow Condensed" w:cs="Barlow Condensed"/>
+                <w:b/>
+                <w:i w:val="0"/>
+                <w:color w:val="FFFFFF"/>
+                <w:sz w:val="18"/>
+              </w:rPr>
+              <w:t>SALLE</w:t>
+            </w:r>
+          </w:p>
+          <w:p>
+            <w:pPr>
+              <w:spacing w:before="0" w:after="0" w:line="240" w:lineRule="auto"/>
+              <w:jc w:val="right"/>
+            </w:pPr>
+            <w:r>
+              <w:rPr>
+                <w:rFonts w:ascii="Barlow Condensed" w:hAnsi="Barlow Condensed" w:cs="Barlow Condensed"/>
+                <w:b/>
+                <w:i w:val="0"/>
+                <w:color w:val="FFFFFF"/>
+                <w:sz w:val="38"/>
+              </w:rPr>
+              <w:t>Adige</w:t>
+            </w:r>
+          </w:p>
+        </w:tc>
+      </w:tr>
+    </w:tbl>
+    <w:p>
+      <w:pPr>
+        <w:spacing w:before="80" w:after="120" w:line="240" w:lineRule="auto"/>
+        <w:jc w:val="left"/>
+        <w:pBdr>
+          <w:bottom w:val="single" w:sz="6" w:space="4" w:color="E3E3E3"/>
+        </w:pBdr>
+      </w:pPr>
+      <w:r>
+        <w:rPr>
+          <w:rFonts w:ascii="Barlow Condensed" w:hAnsi="Barlow Condensed" w:cs="Barlow Condensed"/>
+          <w:b/>
+          <w:i w:val="0"/>
+          <w:color w:val="1A1A2E"/>
+          <w:sz w:val="38"/>
+        </w:rPr>
+        <w:t>SDSI Test &amp; IA</w:t>
+      </w:r>
+    </w:p>
+    <w:p>
+      <w:pPr>
+        <w:pStyle w:val="ListBullet"/>
+        <w:spacing w:before="0" w:after="60" w:line="240" w:lineRule="auto"/>
+        <w:jc w:val="left"/>
+      </w:pPr>
+      <w:r>
+        <w:rPr>
+          <w:rFonts w:ascii="Barlow" w:hAnsi="Barlow" w:cs="Barlow"/>
+          <w:b w:val="0"/>
+          <w:i w:val="0"/>
+          <w:color w:val="1A1A2E"/>
+          <w:sz w:val="28"/>
+        </w:rPr>
+        <w:t>Porté par TFC · Donatien REVEAU et Elodie TORDJMAN / DF Dommage · Vamé SYLLA.</w:t>
+      </w:r>
+    </w:p>
+    <w:p>
+      <w:pPr>
+        <w:spacing w:before="0" w:after="80" w:line="240" w:lineRule="auto"/>
+        <w:jc w:val="left"/>
+      </w:pPr>
+      <w:r>
+        <w:rPr>
+          <w:rFonts w:ascii="Barlow" w:hAnsi="Barlow" w:cs="Barlow"/>
+          <w:b w:val="0"/>
+          <w:i w:val="0"/>
+          <w:color w:val="4A4A49"/>
+          <w:sz w:val="22"/>
+        </w:rPr>
+        <w:t>Nomme-les et fais-leur lever la main : la salle doit voir le visage qu’elle retrouvera en atelier.</w:t>
+      </w:r>
+    </w:p>
+    <w:tbl>
+      <w:tblPr>
+        <w:tblW w:type="auto" w:w="0"/>
+        <w:tblLayout w:type="fixed"/>
+        <w:tblLook w:firstColumn="1" w:firstRow="1" w:lastColumn="0" w:lastRow="0" w:noHBand="0" w:noVBand="1" w:val="04A0"/>
+      </w:tblPr>
+      <w:tblGrid>
+        <w:gridCol w:w="7285"/>
+      </w:tblGrid>
+      <w:tr>
+        <w:tc>
+          <w:tcPr>
+            <w:tcW w:type="dxa" w:w="7285"/>
+            <w:shd w:val="clear" w:color="auto" w:fill="D9EFEF"/>
+            <w:tcBorders>
+              <w:top w:val="nil" w:sz="18" w:color="00B4B4"/>
+              <w:bottom w:val="nil" w:sz="18" w:color="00B4B4"/>
+              <w:left w:val="single" w:sz="18" w:color="00B4B4"/>
+              <w:right w:val="nil" w:sz="18" w:color="00B4B4"/>
+            </w:tcBorders>
+            <w:tcMar>
+              <w:top w:w="60" w:type="dxa"/>
+              <w:bottom w:w="60" w:type="dxa"/>
+              <w:left w:w="140" w:type="dxa"/>
+              <w:right w:w="140" w:type="dxa"/>
+            </w:tcMar>
+          </w:tcPr>
+          <w:p>
+            <w:pPr>
+              <w:spacing w:before="0" w:after="0" w:line="240" w:lineRule="auto"/>
+              <w:jc w:val="left"/>
+            </w:pPr>
+            <w:r>
+              <w:rPr>
+                <w:rFonts w:ascii="Barlow" w:hAnsi="Barlow" w:cs="Barlow"/>
+                <w:b w:val="0"/>
+                <w:i/>
+                <w:color w:val="1A1A2E"/>
+                <w:sz w:val="29"/>
+              </w:rPr>
+              <w:t>« IACA &amp; IACT : deux agents IA pour générer critères d'acceptance et cas de test directement depuis vos US. »</w:t>
+            </w:r>
+          </w:p>
+        </w:tc>
+      </w:tr>
+    </w:tbl>
+    <w:p>
+      <w:pPr>
+        <w:spacing w:before="0" w:after="0" w:line="240" w:lineRule="auto"/>
+        <w:jc w:val="left"/>
+      </w:pPr>
+    </w:p>
+    <w:tbl>
+      <w:tblPr>
+        <w:tblW w:type="auto" w:w="0"/>
+        <w:tblLayout w:type="fixed"/>
+        <w:tblLook w:firstColumn="1" w:firstRow="1" w:lastColumn="0" w:lastRow="0" w:noHBand="0" w:noVBand="1" w:val="04A0"/>
+      </w:tblPr>
+      <w:tblGrid>
+        <w:gridCol w:w="7285"/>
+      </w:tblGrid>
+      <w:tr>
+        <w:tc>
+          <w:tcPr>
+            <w:tcW w:type="dxa" w:w="7285"/>
+            <w:tcBorders>
+              <w:top w:val="single" w:sz="6" w:color="E3E3E3"/>
+              <w:bottom w:val="single" w:sz="6" w:color="E3E3E3"/>
+              <w:left w:val="single" w:sz="6" w:color="E3E3E3"/>
+              <w:right w:val="single" w:sz="6" w:color="E3E3E3"/>
+            </w:tcBorders>
+            <w:tcMar>
+              <w:top w:w="60" w:type="dxa"/>
+              <w:bottom w:w="60" w:type="dxa"/>
+              <w:left w:w="120" w:type="dxa"/>
+              <w:right w:w="120" w:type="dxa"/>
+            </w:tcMar>
+          </w:tcPr>
+          <w:p>
+            <w:pPr>
+              <w:spacing w:before="0" w:after="80" w:line="240" w:lineRule="auto"/>
+              <w:jc w:val="left"/>
+            </w:pPr>
+            <w:r>
+              <w:rPr>
+                <w:rFonts w:ascii="Barlow Condensed" w:hAnsi="Barlow Condensed" w:cs="Barlow Condensed"/>
+                <w:b/>
+                <w:i w:val="0"/>
+                <w:color w:val="4A4A49"/>
+                <w:sz w:val="18"/>
+              </w:rPr>
+              <w:t>LE TEXTE DU PORTEUR — À LIRE AVANT, PAS EN SCÈNE</w:t>
+            </w:r>
+          </w:p>
+          <w:p>
+            <w:pPr>
+              <w:spacing w:before="0" w:after="60" w:line="240" w:lineRule="auto"/>
+              <w:jc w:val="left"/>
+            </w:pPr>
+            <w:r>
+              <w:rPr>
+                <w:rFonts w:ascii="Barlow" w:hAnsi="Barlow" w:cs="Barlow"/>
+                <w:b w:val="0"/>
+                <w:i w:val="0"/>
+                <w:color w:val="4A4A49"/>
+                <w:sz w:val="18"/>
+              </w:rPr>
+              <w:t>IACA et IACT les assistants des QA en Squad :</w:t>
+            </w:r>
+          </w:p>
+          <w:p>
+            <w:pPr>
+              <w:spacing w:before="0" w:after="60" w:line="240" w:lineRule="auto"/>
+              <w:jc w:val="left"/>
+            </w:pPr>
+            <w:r>
+              <w:rPr>
+                <w:rFonts w:ascii="Barlow" w:hAnsi="Barlow" w:cs="Barlow"/>
+                <w:b w:val="0"/>
+                <w:i w:val="0"/>
+                <w:color w:val="4A4A49"/>
+                <w:sz w:val="18"/>
+              </w:rPr>
+              <w:t>Deux agents IA pour aider les QA dans la génération des critères d'acceptance et des cas de test associés sur la base d'US</w:t>
+            </w:r>
+          </w:p>
+          <w:p>
+            <w:pPr>
+              <w:spacing w:before="0" w:after="60" w:line="240" w:lineRule="auto"/>
+              <w:jc w:val="left"/>
+            </w:pPr>
+            <w:r>
+              <w:rPr>
+                <w:rFonts w:ascii="Barlow" w:hAnsi="Barlow" w:cs="Barlow"/>
+                <w:b w:val="0"/>
+                <w:i w:val="0"/>
+                <w:color w:val="4A4A49"/>
+                <w:sz w:val="18"/>
+              </w:rPr>
+              <w:t>- Analyser les US pour en extraire les règles, leurs complétudes et leurs cohérences</w:t>
+            </w:r>
+          </w:p>
+          <w:p>
+            <w:pPr>
+              <w:spacing w:before="0" w:after="60" w:line="240" w:lineRule="auto"/>
+              <w:jc w:val="left"/>
+            </w:pPr>
+            <w:r>
+              <w:rPr>
+                <w:rFonts w:ascii="Barlow" w:hAnsi="Barlow" w:cs="Barlow"/>
+                <w:b w:val="0"/>
+                <w:i w:val="0"/>
+                <w:color w:val="4A4A49"/>
+                <w:sz w:val="18"/>
+              </w:rPr>
+              <w:t>- Générer des critères d'acceptance et cas de test pour valider les règles identifiées</w:t>
+            </w:r>
+          </w:p>
+          <w:p>
+            <w:pPr>
+              <w:spacing w:before="0" w:after="60" w:line="240" w:lineRule="auto"/>
+              <w:jc w:val="left"/>
+            </w:pPr>
+            <w:r>
+              <w:rPr>
+                <w:rFonts w:ascii="Barlow" w:hAnsi="Barlow" w:cs="Barlow"/>
+                <w:b w:val="0"/>
+                <w:i w:val="0"/>
+                <w:color w:val="4A4A49"/>
+                <w:sz w:val="18"/>
+              </w:rPr>
+              <w:t>- Effectuer une couverture complète et optimisée des US</w:t>
+            </w:r>
+          </w:p>
+        </w:tc>
+      </w:tr>
+    </w:tbl>
+    <w:p>
+      <w:pPr>
+        <w:spacing w:before="0" w:after="0" w:line="240" w:lineRule="auto"/>
+        <w:jc w:val="left"/>
+      </w:pPr>
+    </w:p>
+    <w:p>
+      <w:pPr>
+        <w:spacing w:before="200" w:after="0" w:line="240" w:lineRule="auto"/>
+        <w:jc w:val="left"/>
+        <w:pBdr>
+          <w:top w:val="single" w:sz="6" w:space="4" w:color="E3E3E3"/>
+        </w:pBdr>
+      </w:pPr>
+      <w:r>
+        <w:rPr>
+          <w:rFonts w:ascii="Barlow" w:hAnsi="Barlow" w:cs="Barlow"/>
+          <w:b w:val="0"/>
+          <w:i w:val="0"/>
+          <w:color w:val="4A4A49"/>
+          <w:sz w:val="22"/>
+        </w:rPr>
+        <w:t>Ensuite — le kiosque 8 est pour le deuxième animateur. Tu reprends au kiosque 9.</w:t>
+      </w:r>
+    </w:p>
+    <w:p>
+      <w:pPr>
+        <w:pageBreakBefore/>
+        <w:spacing w:before="0" w:after="0" w:line="240" w:lineRule="auto"/>
+        <w:jc w:val="left"/>
+      </w:pPr>
+    </w:p>
+    <w:tbl>
+      <w:tblPr>
+        <w:tblW w:type="auto" w:w="0"/>
+        <w:tblLayout w:type="fixed"/>
+        <w:tblLook w:firstColumn="1" w:firstRow="1" w:lastColumn="0" w:lastRow="0" w:noHBand="0" w:noVBand="1" w:val="04A0"/>
+      </w:tblPr>
+      <w:tblGrid>
+        <w:gridCol w:w="4535"/>
+        <w:gridCol w:w="2750"/>
+      </w:tblGrid>
+      <w:tr>
+        <w:tc>
+          <w:tcPr>
+            <w:tcW w:type="dxa" w:w="4535"/>
+            <w:shd w:val="clear" w:color="auto" w:fill="1A1A2E"/>
+            <w:tcMar>
+              <w:top w:w="70" w:type="dxa"/>
+              <w:bottom w:w="70" w:type="dxa"/>
+              <w:left w:w="120" w:type="dxa"/>
+              <w:right w:w="120" w:type="dxa"/>
+            </w:tcMar>
+          </w:tcPr>
+          <w:p>
+            <w:pPr>
+              <w:spacing w:before="0" w:after="0" w:line="240" w:lineRule="auto"/>
+              <w:jc w:val="left"/>
+            </w:pPr>
+            <w:r>
+              <w:rPr>
+                <w:rFonts w:ascii="Barlow Condensed" w:hAnsi="Barlow Condensed" w:cs="Barlow Condensed"/>
+                <w:b/>
+                <w:i w:val="0"/>
+                <w:color w:val="FFFFFF"/>
+                <w:sz w:val="30"/>
+              </w:rPr>
+              <w:t>ANAS</w:t>
+            </w:r>
+          </w:p>
+        </w:tc>
+        <w:tc>
+          <w:tcPr>
+            <w:tcW w:type="dxa" w:w="2750"/>
+            <w:shd w:val="clear" w:color="auto" w:fill="1A1A2E"/>
+            <w:tcMar>
+              <w:top w:w="70" w:type="dxa"/>
+              <w:bottom w:w="70" w:type="dxa"/>
+              <w:left w:w="120" w:type="dxa"/>
+              <w:right w:w="120" w:type="dxa"/>
+            </w:tcMar>
+          </w:tcPr>
+          <w:p>
+            <w:pPr>
+              <w:spacing w:before="0" w:after="0" w:line="240" w:lineRule="auto"/>
+              <w:jc w:val="right"/>
+            </w:pPr>
+            <w:r>
+              <w:rPr>
+                <w:rFonts w:ascii="Barlow Condensed" w:hAnsi="Barlow Condensed" w:cs="Barlow Condensed"/>
+                <w:b/>
+                <w:i w:val="0"/>
+                <w:color w:val="00B4B4"/>
+                <w:sz w:val="26"/>
+              </w:rPr>
+              <w:t>13 / 17</w:t>
+            </w:r>
+          </w:p>
+        </w:tc>
+      </w:tr>
+      <w:tr>
+        <w:trPr>
+          <w:trHeight w:val="68" w:hRule="exact"/>
+        </w:trPr>
+        <w:tc>
+          <w:tcPr>
+            <w:tcW w:type="dxa" w:w="7285"/>
+            <w:shd w:val="clear" w:color="auto" w:fill="00B4B4"/>
+            <w:tcMar>
+              <w:top w:w="0" w:type="dxa"/>
+              <w:bottom w:w="0" w:type="dxa"/>
+              <w:left w:w="0" w:type="dxa"/>
+              <w:right w:w="0" w:type="dxa"/>
+            </w:tcMar>
+          </w:tcPr>
+          <w:p>
+            <w:pPr>
+              <w:spacing w:before="0" w:after="0" w:line="240" w:lineRule="auto"/>
+              <w:jc w:val="left"/>
+            </w:pPr>
+          </w:p>
+        </w:tc>
+        <w:tc>
+          <w:tcPr>
+            <w:tcW w:type="dxa" w:w="7285"/>
+            <w:shd w:val="clear" w:color="auto" w:fill="00B4B4"/>
+            <w:tcMar>
+              <w:top w:w="0" w:type="dxa"/>
+              <w:bottom w:w="0" w:type="dxa"/>
+              <w:left w:w="0" w:type="dxa"/>
+              <w:right w:w="0" w:type="dxa"/>
+            </w:tcMar>
+          </w:tcPr>
+          <w:p>
+            <w:pPr>
+              <w:spacing w:before="0" w:after="0" w:line="240" w:lineRule="auto"/>
+              <w:jc w:val="left"/>
+            </w:pPr>
+          </w:p>
+        </w:tc>
+      </w:tr>
+    </w:tbl>
+    <w:p>
+      <w:pPr>
+        <w:spacing w:before="0" w:after="0" w:line="240" w:lineRule="auto"/>
+        <w:jc w:val="left"/>
+      </w:pPr>
+    </w:p>
+    <w:tbl>
+      <w:tblPr>
+        <w:tblW w:type="auto" w:w="0"/>
+        <w:tblLayout w:type="fixed"/>
+        <w:tblLook w:firstColumn="1" w:firstRow="1" w:lastColumn="0" w:lastRow="0" w:noHBand="0" w:noVBand="1" w:val="04A0"/>
+      </w:tblPr>
+      <w:tblGrid>
+        <w:gridCol w:w="4252"/>
+        <w:gridCol w:w="3033"/>
+      </w:tblGrid>
+      <w:tr>
+        <w:tc>
+          <w:tcPr>
+            <w:tcW w:type="dxa" w:w="4252"/>
+            <w:vAlign w:val="center"/>
+            <w:tcMar>
+              <w:top w:w="0" w:type="dxa"/>
+              <w:bottom w:w="0" w:type="dxa"/>
+              <w:left w:w="0" w:type="dxa"/>
+              <w:right w:w="60" w:type="dxa"/>
+            </w:tcMar>
+          </w:tcPr>
+          <w:p>
+            <w:pPr>
+              <w:spacing w:before="0" w:after="0" w:line="240" w:lineRule="auto"/>
+              <w:jc w:val="left"/>
+            </w:pPr>
+            <w:r>
+              <w:rPr>
+                <w:rFonts w:ascii="Barlow Condensed" w:hAnsi="Barlow Condensed" w:cs="Barlow Condensed"/>
+                <w:b/>
+                <w:i w:val="0"/>
+                <w:color w:val="1A1A2E"/>
+                <w:sz w:val="68"/>
+              </w:rPr>
+              <w:t>Kiosque 9</w:t>
+            </w:r>
+          </w:p>
+        </w:tc>
+        <w:tc>
+          <w:tcPr>
+            <w:tcW w:type="dxa" w:w="3033"/>
+            <w:vAlign w:val="center"/>
+            <w:shd w:val="clear" w:color="auto" w:fill="00B4B4"/>
+            <w:tcMar>
+              <w:top w:w="60" w:type="dxa"/>
+              <w:bottom w:w="60" w:type="dxa"/>
+              <w:left w:w="120" w:type="dxa"/>
+              <w:right w:w="140" w:type="dxa"/>
+            </w:tcMar>
+          </w:tcPr>
+          <w:p>
+            <w:pPr>
+              <w:spacing w:before="0" w:after="0" w:line="240" w:lineRule="auto"/>
+              <w:jc w:val="right"/>
+            </w:pPr>
+            <w:r>
+              <w:rPr>
+                <w:rFonts w:ascii="Barlow Condensed" w:hAnsi="Barlow Condensed" w:cs="Barlow Condensed"/>
+                <w:b/>
+                <w:i w:val="0"/>
+                <w:color w:val="FFFFFF"/>
+                <w:sz w:val="18"/>
+              </w:rPr>
+              <w:t>SALLE</w:t>
+            </w:r>
+          </w:p>
+          <w:p>
+            <w:pPr>
+              <w:spacing w:before="0" w:after="0" w:line="240" w:lineRule="auto"/>
+              <w:jc w:val="right"/>
+            </w:pPr>
+            <w:r>
+              <w:rPr>
+                <w:rFonts w:ascii="Barlow Condensed" w:hAnsi="Barlow Condensed" w:cs="Barlow Condensed"/>
+                <w:b/>
+                <w:i w:val="0"/>
+                <w:color w:val="FFFFFF"/>
+                <w:sz w:val="38"/>
+              </w:rPr>
+              <w:t>Moselle</w:t>
+            </w:r>
+          </w:p>
+        </w:tc>
+      </w:tr>
+    </w:tbl>
+    <w:p>
+      <w:pPr>
+        <w:spacing w:before="80" w:after="120" w:line="240" w:lineRule="auto"/>
+        <w:jc w:val="left"/>
+        <w:pBdr>
+          <w:bottom w:val="single" w:sz="6" w:space="4" w:color="E3E3E3"/>
+        </w:pBdr>
+      </w:pPr>
+      <w:r>
+        <w:rPr>
+          <w:rFonts w:ascii="Barlow Condensed" w:hAnsi="Barlow Condensed" w:cs="Barlow Condensed"/>
+          <w:b/>
+          <w:i w:val="0"/>
+          <w:color w:val="1A1A2E"/>
+          <w:sz w:val="38"/>
+        </w:rPr>
+        <w:t>SauceLabs</w:t>
+      </w:r>
+    </w:p>
+    <w:p>
+      <w:pPr>
+        <w:pStyle w:val="ListBullet"/>
+        <w:spacing w:before="0" w:after="60" w:line="240" w:lineRule="auto"/>
+        <w:jc w:val="left"/>
+      </w:pPr>
+      <w:r>
+        <w:rPr>
+          <w:rFonts w:ascii="Barlow" w:hAnsi="Barlow" w:cs="Barlow"/>
+          <w:b w:val="0"/>
+          <w:i w:val="0"/>
+          <w:color w:val="1A1A2E"/>
+          <w:sz w:val="28"/>
+        </w:rPr>
+        <w:t>Porté par TFC · Vincent TREVARIN / DF Dommage · Aurore CAPLAN.</w:t>
+      </w:r>
+    </w:p>
+    <w:p>
+      <w:pPr>
+        <w:spacing w:before="0" w:after="80" w:line="240" w:lineRule="auto"/>
+        <w:jc w:val="left"/>
+      </w:pPr>
+      <w:r>
+        <w:rPr>
+          <w:rFonts w:ascii="Barlow" w:hAnsi="Barlow" w:cs="Barlow"/>
+          <w:b w:val="0"/>
+          <w:i w:val="0"/>
+          <w:color w:val="4A4A49"/>
+          <w:sz w:val="22"/>
+        </w:rPr>
+        <w:t>Nomme-les et fais-leur lever la main : la salle doit voir le visage qu’elle retrouvera en atelier.</w:t>
+      </w:r>
+    </w:p>
+    <w:tbl>
+      <w:tblPr>
+        <w:tblW w:type="auto" w:w="0"/>
+        <w:tblLayout w:type="fixed"/>
+        <w:tblLook w:firstColumn="1" w:firstRow="1" w:lastColumn="0" w:lastRow="0" w:noHBand="0" w:noVBand="1" w:val="04A0"/>
+      </w:tblPr>
+      <w:tblGrid>
+        <w:gridCol w:w="7285"/>
+      </w:tblGrid>
+      <w:tr>
+        <w:tc>
+          <w:tcPr>
+            <w:tcW w:type="dxa" w:w="7285"/>
+            <w:shd w:val="clear" w:color="auto" w:fill="D9EFEF"/>
+            <w:tcBorders>
+              <w:top w:val="nil" w:sz="18" w:color="00B4B4"/>
+              <w:bottom w:val="nil" w:sz="18" w:color="00B4B4"/>
+              <w:left w:val="single" w:sz="18" w:color="00B4B4"/>
+              <w:right w:val="nil" w:sz="18" w:color="00B4B4"/>
+            </w:tcBorders>
+            <w:tcMar>
+              <w:top w:w="60" w:type="dxa"/>
+              <w:bottom w:w="60" w:type="dxa"/>
+              <w:left w:w="140" w:type="dxa"/>
+              <w:right w:w="140" w:type="dxa"/>
+            </w:tcMar>
+          </w:tcPr>
+          <w:p>
+            <w:pPr>
+              <w:spacing w:before="0" w:after="0" w:line="240" w:lineRule="auto"/>
+              <w:jc w:val="left"/>
+            </w:pPr>
+            <w:r>
+              <w:rPr>
+                <w:rFonts w:ascii="Barlow" w:hAnsi="Barlow" w:cs="Barlow"/>
+                <w:b w:val="0"/>
+                <w:i/>
+                <w:color w:val="1A1A2E"/>
+                <w:sz w:val="29"/>
+              </w:rPr>
+              <w:t>« Testez partout et homologuez en toute confiance — démos live sur la plateforme mobile, du dev à la validation. »</w:t>
+            </w:r>
+          </w:p>
+        </w:tc>
+      </w:tr>
+    </w:tbl>
+    <w:p>
+      <w:pPr>
+        <w:spacing w:before="0" w:after="0" w:line="240" w:lineRule="auto"/>
+        <w:jc w:val="left"/>
+      </w:pPr>
+    </w:p>
+    <w:tbl>
+      <w:tblPr>
+        <w:tblW w:type="auto" w:w="0"/>
+        <w:tblLayout w:type="fixed"/>
+        <w:tblLook w:firstColumn="1" w:firstRow="1" w:lastColumn="0" w:lastRow="0" w:noHBand="0" w:noVBand="1" w:val="04A0"/>
+      </w:tblPr>
+      <w:tblGrid>
+        <w:gridCol w:w="7285"/>
+      </w:tblGrid>
+      <w:tr>
+        <w:tc>
+          <w:tcPr>
+            <w:tcW w:type="dxa" w:w="7285"/>
+            <w:tcBorders>
+              <w:top w:val="single" w:sz="6" w:color="E3E3E3"/>
+              <w:bottom w:val="single" w:sz="6" w:color="E3E3E3"/>
+              <w:left w:val="single" w:sz="6" w:color="E3E3E3"/>
+              <w:right w:val="single" w:sz="6" w:color="E3E3E3"/>
+            </w:tcBorders>
+            <w:tcMar>
+              <w:top w:w="60" w:type="dxa"/>
+              <w:bottom w:w="60" w:type="dxa"/>
+              <w:left w:w="120" w:type="dxa"/>
+              <w:right w:w="120" w:type="dxa"/>
+            </w:tcMar>
+          </w:tcPr>
+          <w:p>
+            <w:pPr>
+              <w:spacing w:before="0" w:after="80" w:line="240" w:lineRule="auto"/>
+              <w:jc w:val="left"/>
+            </w:pPr>
+            <w:r>
+              <w:rPr>
+                <w:rFonts w:ascii="Barlow Condensed" w:hAnsi="Barlow Condensed" w:cs="Barlow Condensed"/>
+                <w:b/>
+                <w:i w:val="0"/>
+                <w:color w:val="4A4A49"/>
+                <w:sz w:val="18"/>
+              </w:rPr>
+              <w:t>LE TEXTE DU PORTEUR — À LIRE AVANT, PAS EN SCÈNE</w:t>
+            </w:r>
+          </w:p>
+          <w:p>
+            <w:pPr>
+              <w:spacing w:before="0" w:after="60" w:line="240" w:lineRule="auto"/>
+              <w:jc w:val="left"/>
+            </w:pPr>
+            <w:r>
+              <w:rPr>
+                <w:rFonts w:ascii="Barlow" w:hAnsi="Barlow" w:cs="Barlow"/>
+                <w:b w:val="0"/>
+                <w:i w:val="0"/>
+                <w:color w:val="4A4A49"/>
+                <w:sz w:val="18"/>
+              </w:rPr>
+              <w:t>SauceLabs à portée de main : développez, testez partout et homologuez en toute confiance.</w:t>
+            </w:r>
+          </w:p>
+          <w:p>
+            <w:pPr>
+              <w:spacing w:before="0" w:after="60" w:line="240" w:lineRule="auto"/>
+              <w:jc w:val="left"/>
+            </w:pPr>
+            <w:r>
+              <w:rPr>
+                <w:rFonts w:ascii="Barlow" w:hAnsi="Barlow" w:cs="Barlow"/>
+                <w:b w:val="0"/>
+                <w:i w:val="0"/>
+                <w:color w:val="4A4A49"/>
+                <w:sz w:val="18"/>
+              </w:rPr>
+              <w:t>Découvrez comment intégrer une plateforme de test mobile directement dans votre chaîne de développement locale et centrale, avec la possibilité d'exécuter vos tests d'homologation sur SauceLabs pour valider en conditions réelles.</w:t>
+            </w:r>
+          </w:p>
+          <w:p>
+            <w:pPr>
+              <w:spacing w:before="0" w:after="60" w:line="240" w:lineRule="auto"/>
+              <w:jc w:val="left"/>
+            </w:pPr>
+            <w:r>
+              <w:rPr>
+                <w:rFonts w:ascii="Barlow" w:hAnsi="Barlow" w:cs="Barlow"/>
+                <w:b w:val="0"/>
+                <w:i w:val="0"/>
+                <w:color w:val="4A4A49"/>
+                <w:sz w:val="18"/>
+              </w:rPr>
+              <w:t>Des démos live pour explorer les possibilités en temps réel et voir comment vos tests parcourent l'ensemble du cycle de vie – du développement à la validation d'homologation.</w:t>
+            </w:r>
+          </w:p>
+        </w:tc>
+      </w:tr>
+    </w:tbl>
+    <w:p>
+      <w:pPr>
+        <w:spacing w:before="0" w:after="0" w:line="240" w:lineRule="auto"/>
+        <w:jc w:val="left"/>
+      </w:pPr>
+    </w:p>
+    <w:p>
+      <w:pPr>
+        <w:spacing w:before="200" w:after="0" w:line="240" w:lineRule="auto"/>
+        <w:jc w:val="left"/>
+        <w:pBdr>
+          <w:top w:val="single" w:sz="6" w:space="4" w:color="E3E3E3"/>
+        </w:pBdr>
+      </w:pPr>
+      <w:r>
+        <w:rPr>
+          <w:rFonts w:ascii="Barlow" w:hAnsi="Barlow" w:cs="Barlow"/>
+          <w:b w:val="0"/>
+          <w:i w:val="0"/>
+          <w:color w:val="4A4A49"/>
+          <w:sz w:val="22"/>
+        </w:rPr>
+        <w:t>Ensuite — le kiosque 10 est pour le deuxième animateur, puis 13h49 · le tirage au sort.</w:t>
+      </w:r>
+    </w:p>
+    <w:p>
+      <w:pPr>
+        <w:pageBreakBefore/>
+        <w:spacing w:before="0" w:after="0" w:line="240" w:lineRule="auto"/>
+        <w:jc w:val="left"/>
+      </w:pPr>
+    </w:p>
+    <w:tbl>
+      <w:tblPr>
+        <w:tblW w:type="auto" w:w="0"/>
+        <w:tblLayout w:type="fixed"/>
+        <w:tblLook w:firstColumn="1" w:firstRow="1" w:lastColumn="0" w:lastRow="0" w:noHBand="0" w:noVBand="1" w:val="04A0"/>
+      </w:tblPr>
+      <w:tblGrid>
+        <w:gridCol w:w="4535"/>
+        <w:gridCol w:w="2750"/>
+      </w:tblGrid>
+      <w:tr>
+        <w:tc>
+          <w:tcPr>
+            <w:tcW w:type="dxa" w:w="4535"/>
+            <w:shd w:val="clear" w:color="auto" w:fill="1A1A2E"/>
+            <w:tcMar>
+              <w:top w:w="70" w:type="dxa"/>
+              <w:bottom w:w="70" w:type="dxa"/>
+              <w:left w:w="120" w:type="dxa"/>
+              <w:right w:w="120" w:type="dxa"/>
+            </w:tcMar>
+          </w:tcPr>
+          <w:p>
+            <w:pPr>
+              <w:spacing w:before="0" w:after="0" w:line="240" w:lineRule="auto"/>
+              <w:jc w:val="left"/>
+            </w:pPr>
+            <w:r>
+              <w:rPr>
+                <w:rFonts w:ascii="Barlow Condensed" w:hAnsi="Barlow Condensed" w:cs="Barlow Condensed"/>
+                <w:b/>
+                <w:i w:val="0"/>
+                <w:color w:val="FFFFFF"/>
+                <w:sz w:val="30"/>
+              </w:rPr>
+              <w:t>ANAS</w:t>
+            </w:r>
+          </w:p>
+        </w:tc>
+        <w:tc>
+          <w:tcPr>
+            <w:tcW w:type="dxa" w:w="2750"/>
+            <w:shd w:val="clear" w:color="auto" w:fill="1A1A2E"/>
+            <w:tcMar>
+              <w:top w:w="70" w:type="dxa"/>
+              <w:bottom w:w="70" w:type="dxa"/>
+              <w:left w:w="120" w:type="dxa"/>
+              <w:right w:w="120" w:type="dxa"/>
+            </w:tcMar>
+          </w:tcPr>
+          <w:p>
+            <w:pPr>
+              <w:spacing w:before="0" w:after="0" w:line="240" w:lineRule="auto"/>
+              <w:jc w:val="right"/>
+            </w:pPr>
+            <w:r>
+              <w:rPr>
+                <w:rFonts w:ascii="Barlow Condensed" w:hAnsi="Barlow Condensed" w:cs="Barlow Condensed"/>
+                <w:b/>
+                <w:i w:val="0"/>
+                <w:color w:val="00B4B4"/>
+                <w:sz w:val="26"/>
+              </w:rPr>
+              <w:t>14 / 17</w:t>
+            </w:r>
+          </w:p>
+        </w:tc>
+      </w:tr>
+      <w:tr>
+        <w:trPr>
+          <w:trHeight w:val="68" w:hRule="exact"/>
+        </w:trPr>
+        <w:tc>
+          <w:tcPr>
+            <w:tcW w:type="dxa" w:w="7285"/>
+            <w:shd w:val="clear" w:color="auto" w:fill="00B4B4"/>
+            <w:tcMar>
+              <w:top w:w="0" w:type="dxa"/>
+              <w:bottom w:w="0" w:type="dxa"/>
+              <w:left w:w="0" w:type="dxa"/>
+              <w:right w:w="0" w:type="dxa"/>
+            </w:tcMar>
+          </w:tcPr>
+          <w:p>
+            <w:pPr>
+              <w:spacing w:before="0" w:after="0" w:line="240" w:lineRule="auto"/>
+              <w:jc w:val="left"/>
+            </w:pPr>
+          </w:p>
+        </w:tc>
+        <w:tc>
+          <w:tcPr>
+            <w:tcW w:type="dxa" w:w="7285"/>
             <w:shd w:val="clear" w:color="auto" w:fill="00B4B4"/>
             <w:tcMar>
               <w:top w:w="0" w:type="dxa"/>
@@ -5200,7 +7467,7 @@
                 <w:color w:val="00B4B4"/>
                 <w:sz w:val="26"/>
               </w:rPr>
-              <w:t>10 / 12</w:t>
+              <w:t>15 / 17</w:t>
             </w:r>
           </w:p>
         </w:tc>
@@ -5211,7 +7478,7 @@
         </w:trPr>
         <w:tc>
           <w:tcPr>
-            <w:tcW w:type="dxa" w:w="4535"/>
+            <w:tcW w:type="dxa" w:w="7285"/>
             <w:shd w:val="clear" w:color="auto" w:fill="00B4B4"/>
             <w:tcMar>
               <w:top w:w="0" w:type="dxa"/>
@@ -5229,7 +7496,7 @@
         </w:tc>
         <w:tc>
           <w:tcPr>
-            <w:tcW w:type="dxa" w:w="2750"/>
+            <w:tcW w:type="dxa" w:w="7285"/>
             <w:shd w:val="clear" w:color="auto" w:fill="00B4B4"/>
             <w:tcMar>
               <w:top w:w="0" w:type="dxa"/>
@@ -5575,7 +7842,7 @@
                 <w:color w:val="00B4B4"/>
                 <w:sz w:val="26"/>
               </w:rPr>
-              <w:t>11 / 12</w:t>
+              <w:t>16 / 17</w:t>
             </w:r>
           </w:p>
         </w:tc>
@@ -5586,7 +7853,7 @@
         </w:trPr>
         <w:tc>
           <w:tcPr>
-            <w:tcW w:type="dxa" w:w="4535"/>
+            <w:tcW w:type="dxa" w:w="7285"/>
             <w:shd w:val="clear" w:color="auto" w:fill="00B4B4"/>
             <w:tcMar>
               <w:top w:w="0" w:type="dxa"/>
@@ -5604,7 +7871,7 @@
         </w:tc>
         <w:tc>
           <w:tcPr>
-            <w:tcW w:type="dxa" w:w="2750"/>
+            <w:tcW w:type="dxa" w:w="7285"/>
             <w:shd w:val="clear" w:color="auto" w:fill="00B4B4"/>
             <w:tcMar>
               <w:top w:w="0" w:type="dxa"/>
@@ -5940,7 +8207,7 @@
                 <w:color w:val="00B4B4"/>
                 <w:sz w:val="26"/>
               </w:rPr>
-              <w:t>12 / 12</w:t>
+              <w:t>17 / 17</w:t>
             </w:r>
           </w:p>
         </w:tc>
@@ -5951,7 +8218,7 @@
         </w:trPr>
         <w:tc>
           <w:tcPr>
-            <w:tcW w:type="dxa" w:w="4535"/>
+            <w:tcW w:type="dxa" w:w="7285"/>
             <w:shd w:val="clear" w:color="auto" w:fill="00B4B4"/>
             <w:tcMar>
               <w:top w:w="0" w:type="dxa"/>
@@ -5969,7 +8236,7 @@
         </w:tc>
         <w:tc>
           <w:tcPr>
-            <w:tcW w:type="dxa" w:w="2750"/>
+            <w:tcW w:type="dxa" w:w="7285"/>
             <w:shd w:val="clear" w:color="auto" w:fill="00B4B4"/>
             <w:tcMar>
               <w:top w:w="0" w:type="dxa"/>
@@ -6326,7 +8593,7 @@
         </w:trPr>
         <w:tc>
           <w:tcPr>
-            <w:tcW w:type="dxa" w:w="4535"/>
+            <w:tcW w:type="dxa" w:w="7285"/>
             <w:shd w:val="clear" w:color="auto" w:fill="008080"/>
             <w:tcMar>
               <w:top w:w="0" w:type="dxa"/>
@@ -6344,7 +8611,7 @@
         </w:tc>
         <w:tc>
           <w:tcPr>
-            <w:tcW w:type="dxa" w:w="2750"/>
+            <w:tcW w:type="dxa" w:w="7285"/>
             <w:shd w:val="clear" w:color="auto" w:fill="008080"/>
             <w:tcMar>
               <w:top w:w="0" w:type="dxa"/>
@@ -7037,7 +9304,7 @@
         </w:trPr>
         <w:tc>
           <w:tcPr>
-            <w:tcW w:type="dxa" w:w="4535"/>
+            <w:tcW w:type="dxa" w:w="7285"/>
             <w:shd w:val="clear" w:color="auto" w:fill="008080"/>
             <w:tcMar>
               <w:top w:w="0" w:type="dxa"/>
@@ -7055,7 +9322,7 @@
         </w:tc>
         <w:tc>
           <w:tcPr>
-            <w:tcW w:type="dxa" w:w="2750"/>
+            <w:tcW w:type="dxa" w:w="7285"/>
             <w:shd w:val="clear" w:color="auto" w:fill="008080"/>
             <w:tcMar>
               <w:top w:w="0" w:type="dxa"/>
@@ -7367,7 +9634,7 @@
         </w:trPr>
         <w:tc>
           <w:tcPr>
-            <w:tcW w:type="dxa" w:w="4535"/>
+            <w:tcW w:type="dxa" w:w="7285"/>
             <w:shd w:val="clear" w:color="auto" w:fill="008080"/>
             <w:tcMar>
               <w:top w:w="0" w:type="dxa"/>
@@ -7385,7 +9652,7 @@
         </w:tc>
         <w:tc>
           <w:tcPr>
-            <w:tcW w:type="dxa" w:w="2750"/>
+            <w:tcW w:type="dxa" w:w="7285"/>
             <w:shd w:val="clear" w:color="auto" w:fill="008080"/>
             <w:tcMar>
               <w:top w:w="0" w:type="dxa"/>
@@ -7715,7 +9982,7 @@
         </w:trPr>
         <w:tc>
           <w:tcPr>
-            <w:tcW w:type="dxa" w:w="4535"/>
+            <w:tcW w:type="dxa" w:w="7285"/>
             <w:shd w:val="clear" w:color="auto" w:fill="008080"/>
             <w:tcMar>
               <w:top w:w="0" w:type="dxa"/>
@@ -7733,7 +10000,7 @@
         </w:tc>
         <w:tc>
           <w:tcPr>
-            <w:tcW w:type="dxa" w:w="2750"/>
+            <w:tcW w:type="dxa" w:w="7285"/>
             <w:shd w:val="clear" w:color="auto" w:fill="008080"/>
             <w:tcMar>
               <w:top w:w="0" w:type="dxa"/>
@@ -8063,7 +10330,7 @@
         </w:trPr>
         <w:tc>
           <w:tcPr>
-            <w:tcW w:type="dxa" w:w="4535"/>
+            <w:tcW w:type="dxa" w:w="7285"/>
             <w:shd w:val="clear" w:color="auto" w:fill="008080"/>
             <w:tcMar>
               <w:top w:w="0" w:type="dxa"/>
@@ -8081,7 +10348,7 @@
         </w:tc>
         <w:tc>
           <w:tcPr>
-            <w:tcW w:type="dxa" w:w="2750"/>
+            <w:tcW w:type="dxa" w:w="7285"/>
             <w:shd w:val="clear" w:color="auto" w:fill="008080"/>
             <w:tcMar>
               <w:top w:w="0" w:type="dxa"/>
@@ -8454,7 +10721,7 @@
         </w:trPr>
         <w:tc>
           <w:tcPr>
-            <w:tcW w:type="dxa" w:w="4535"/>
+            <w:tcW w:type="dxa" w:w="7285"/>
             <w:shd w:val="clear" w:color="auto" w:fill="008080"/>
             <w:tcMar>
               <w:top w:w="0" w:type="dxa"/>
@@ -8472,7 +10739,7 @@
         </w:tc>
         <w:tc>
           <w:tcPr>
-            <w:tcW w:type="dxa" w:w="2750"/>
+            <w:tcW w:type="dxa" w:w="7285"/>
             <w:shd w:val="clear" w:color="auto" w:fill="008080"/>
             <w:tcMar>
               <w:top w:w="0" w:type="dxa"/>
@@ -8819,7 +11086,7 @@
                 <w:color w:val="00B4B4"/>
                 <w:sz w:val="26"/>
               </w:rPr>
-              <w:t>1 / 5</w:t>
+              <w:t>1 / 10</w:t>
             </w:r>
           </w:p>
         </w:tc>
@@ -8830,7 +11097,7 @@
         </w:trPr>
         <w:tc>
           <w:tcPr>
-            <w:tcW w:type="dxa" w:w="4535"/>
+            <w:tcW w:type="dxa" w:w="7285"/>
             <w:shd w:val="clear" w:color="auto" w:fill="006B4F"/>
             <w:tcMar>
               <w:top w:w="0" w:type="dxa"/>
@@ -8848,7 +11115,7 @@
         </w:tc>
         <w:tc>
           <w:tcPr>
-            <w:tcW w:type="dxa" w:w="2750"/>
+            <w:tcW w:type="dxa" w:w="7285"/>
             <w:shd w:val="clear" w:color="auto" w:fill="006B4F"/>
             <w:tcMar>
               <w:top w:w="0" w:type="dxa"/>
@@ -9530,7 +11797,7 @@
                 <w:color w:val="00B4B4"/>
                 <w:sz w:val="26"/>
               </w:rPr>
-              <w:t>2 / 5</w:t>
+              <w:t>2 / 10</w:t>
             </w:r>
           </w:p>
         </w:tc>
@@ -9541,7 +11808,7 @@
         </w:trPr>
         <w:tc>
           <w:tcPr>
-            <w:tcW w:type="dxa" w:w="4535"/>
+            <w:tcW w:type="dxa" w:w="7285"/>
             <w:shd w:val="clear" w:color="auto" w:fill="006B4F"/>
             <w:tcMar>
               <w:top w:w="0" w:type="dxa"/>
@@ -9559,7 +11826,7 @@
         </w:tc>
         <w:tc>
           <w:tcPr>
-            <w:tcW w:type="dxa" w:w="2750"/>
+            <w:tcW w:type="dxa" w:w="7285"/>
             <w:shd w:val="clear" w:color="auto" w:fill="006B4F"/>
             <w:tcMar>
               <w:top w:w="0" w:type="dxa"/>
@@ -9965,7 +12232,7 @@
                 <w:color w:val="00B4B4"/>
                 <w:sz w:val="26"/>
               </w:rPr>
-              <w:t>3 / 5</w:t>
+              <w:t>3 / 10</w:t>
             </w:r>
           </w:p>
         </w:tc>
@@ -9976,7 +12243,7 @@
         </w:trPr>
         <w:tc>
           <w:tcPr>
-            <w:tcW w:type="dxa" w:w="4535"/>
+            <w:tcW w:type="dxa" w:w="7285"/>
             <w:shd w:val="clear" w:color="auto" w:fill="006B4F"/>
             <w:tcMar>
               <w:top w:w="0" w:type="dxa"/>
@@ -9994,7 +12261,7 @@
         </w:tc>
         <w:tc>
           <w:tcPr>
-            <w:tcW w:type="dxa" w:w="2750"/>
+            <w:tcW w:type="dxa" w:w="7285"/>
             <w:shd w:val="clear" w:color="auto" w:fill="006B4F"/>
             <w:tcMar>
               <w:top w:w="0" w:type="dxa"/>
@@ -10120,7 +12387,23 @@
           <w:color w:val="1A1A2E"/>
           <w:sz w:val="38"/>
         </w:rPr>
-        <w:t>Les dix pitches — tu appelles, ils parlent</w:t>
+        <w:t>Les dix pitches — tu prends les pairs</w:t>
+      </w:r>
+    </w:p>
+    <w:p>
+      <w:pPr>
+        <w:spacing w:before="0" w:after="80" w:line="240" w:lineRule="auto"/>
+        <w:jc w:val="left"/>
+      </w:pPr>
+      <w:r>
+        <w:rPr>
+          <w:rFonts w:ascii="Barlow" w:hAnsi="Barlow" w:cs="Barlow"/>
+          <w:b w:val="0"/>
+          <w:i w:val="0"/>
+          <w:color w:val="4A4A49"/>
+          <w:sz w:val="22"/>
+        </w:rPr>
+        <w:t>Vous vous partagez les dix : toi les pairs, Anas les impairs. Chacun garde son micro d’un bout à l’autre — il n’y a plus aucun passage de main, et les porteurs de kiosque restent assis.</w:t>
       </w:r>
     </w:p>
     <w:tbl>
@@ -10290,7 +12573,7 @@
                 <w:rFonts w:ascii="Barlow Condensed" w:hAnsi="Barlow Condensed" w:cs="Barlow Condensed"/>
                 <w:b/>
                 <w:i w:val="0"/>
-                <w:color w:val="006B4F"/>
+                <w:color w:val="4A4A49"/>
                 <w:sz w:val="26"/>
               </w:rPr>
               <w:t>1</w:t>
@@ -10317,7 +12600,7 @@
                 <w:rFonts w:ascii="Barlow" w:hAnsi="Barlow" w:cs="Barlow"/>
                 <w:b w:val="0"/>
                 <w:i w:val="0"/>
-                <w:color w:val="1A1A2E"/>
+                <w:color w:val="4A4A49"/>
                 <w:sz w:val="22"/>
               </w:rPr>
               <w:t>Ludopédagogie</w:t>
@@ -10342,9 +12625,9 @@
             <w:r>
               <w:rPr>
                 <w:rFonts w:ascii="Barlow" w:hAnsi="Barlow" w:cs="Barlow"/>
-                <w:b/>
+                <w:b w:val="0"/>
                 <w:i w:val="0"/>
-                <w:color w:val="1A1A2E"/>
+                <w:color w:val="4A4A49"/>
                 <w:sz w:val="20"/>
               </w:rPr>
               <w:t>Wisla</w:t>
@@ -10510,7 +12793,7 @@
                 <w:rFonts w:ascii="Barlow Condensed" w:hAnsi="Barlow Condensed" w:cs="Barlow Condensed"/>
                 <w:b/>
                 <w:i w:val="0"/>
-                <w:color w:val="006B4F"/>
+                <w:color w:val="4A4A49"/>
                 <w:sz w:val="26"/>
               </w:rPr>
               <w:t>3</w:t>
@@ -10537,7 +12820,7 @@
                 <w:rFonts w:ascii="Barlow" w:hAnsi="Barlow" w:cs="Barlow"/>
                 <w:b w:val="0"/>
                 <w:i w:val="0"/>
-                <w:color w:val="1A1A2E"/>
+                <w:color w:val="4A4A49"/>
                 <w:sz w:val="22"/>
               </w:rPr>
               <w:t>Écosystème d'agents IA</w:t>
@@ -10562,9 +12845,9 @@
             <w:r>
               <w:rPr>
                 <w:rFonts w:ascii="Barlow" w:hAnsi="Barlow" w:cs="Barlow"/>
-                <w:b/>
+                <w:b w:val="0"/>
                 <w:i w:val="0"/>
-                <w:color w:val="1A1A2E"/>
+                <w:color w:val="4A4A49"/>
                 <w:sz w:val="20"/>
               </w:rPr>
               <w:t>Liffey</w:t>
@@ -10730,7 +13013,7 @@
                 <w:rFonts w:ascii="Barlow Condensed" w:hAnsi="Barlow Condensed" w:cs="Barlow Condensed"/>
                 <w:b/>
                 <w:i w:val="0"/>
-                <w:color w:val="006B4F"/>
+                <w:color w:val="4A4A49"/>
                 <w:sz w:val="26"/>
               </w:rPr>
               <w:t>5</w:t>
@@ -10757,7 +13040,7 @@
                 <w:rFonts w:ascii="Barlow" w:hAnsi="Barlow" w:cs="Barlow"/>
                 <w:b w:val="0"/>
                 <w:i w:val="0"/>
-                <w:color w:val="1A1A2E"/>
+                <w:color w:val="4A4A49"/>
                 <w:sz w:val="22"/>
               </w:rPr>
               <w:t>Bâtisseurs de pyramides</w:t>
@@ -10782,9 +13065,9 @@
             <w:r>
               <w:rPr>
                 <w:rFonts w:ascii="Barlow" w:hAnsi="Barlow" w:cs="Barlow"/>
-                <w:b/>
+                <w:b w:val="0"/>
                 <w:i w:val="0"/>
-                <w:color w:val="1A1A2E"/>
+                <w:color w:val="4A4A49"/>
                 <w:sz w:val="20"/>
               </w:rPr>
               <w:t>Rhône</w:t>
@@ -10870,7 +13153,7 @@
                 <w:color w:val="1A1A2E"/>
                 <w:sz w:val="22"/>
               </w:rPr>
-              <w:t>Référentiel de tests X-RAY</w:t>
+              <w:t>Référentiel de tests X-Ray</w:t>
             </w:r>
           </w:p>
         </w:tc>
@@ -10950,7 +13233,7 @@
                 <w:rFonts w:ascii="Barlow Condensed" w:hAnsi="Barlow Condensed" w:cs="Barlow Condensed"/>
                 <w:b/>
                 <w:i w:val="0"/>
-                <w:color w:val="006B4F"/>
+                <w:color w:val="4A4A49"/>
                 <w:sz w:val="26"/>
               </w:rPr>
               <w:t>7</w:t>
@@ -10977,7 +13260,7 @@
                 <w:rFonts w:ascii="Barlow" w:hAnsi="Barlow" w:cs="Barlow"/>
                 <w:b w:val="0"/>
                 <w:i w:val="0"/>
-                <w:color w:val="1A1A2E"/>
+                <w:color w:val="4A4A49"/>
                 <w:sz w:val="22"/>
               </w:rPr>
               <w:t>SDSI Test &amp; IA</w:t>
@@ -11002,9 +13285,9 @@
             <w:r>
               <w:rPr>
                 <w:rFonts w:ascii="Barlow" w:hAnsi="Barlow" w:cs="Barlow"/>
-                <w:b/>
+                <w:b w:val="0"/>
                 <w:i w:val="0"/>
-                <w:color w:val="1A1A2E"/>
+                <w:color w:val="4A4A49"/>
                 <w:sz w:val="20"/>
               </w:rPr>
               <w:t>Adige</w:t>
@@ -11170,7 +13453,7 @@
                 <w:rFonts w:ascii="Barlow Condensed" w:hAnsi="Barlow Condensed" w:cs="Barlow Condensed"/>
                 <w:b/>
                 <w:i w:val="0"/>
-                <w:color w:val="006B4F"/>
+                <w:color w:val="4A4A49"/>
                 <w:sz w:val="26"/>
               </w:rPr>
               <w:t>9</w:t>
@@ -11197,7 +13480,7 @@
                 <w:rFonts w:ascii="Barlow" w:hAnsi="Barlow" w:cs="Barlow"/>
                 <w:b w:val="0"/>
                 <w:i w:val="0"/>
-                <w:color w:val="1A1A2E"/>
+                <w:color w:val="4A4A49"/>
                 <w:sz w:val="22"/>
               </w:rPr>
               <w:t>SauceLabs</w:t>
@@ -11222,9 +13505,9 @@
             <w:r>
               <w:rPr>
                 <w:rFonts w:ascii="Barlow" w:hAnsi="Barlow" w:cs="Barlow"/>
-                <w:b/>
+                <w:b w:val="0"/>
                 <w:i w:val="0"/>
-                <w:color w:val="1A1A2E"/>
+                <w:color w:val="4A4A49"/>
                 <w:sz w:val="20"/>
               </w:rPr>
               <w:t>Moselle</w:t>
@@ -11310,7 +13593,7 @@
                 <w:color w:val="1A1A2E"/>
                 <w:sz w:val="22"/>
               </w:rPr>
-              <w:t>Vidéo TESTY</w:t>
+              <w:t>Vidéo TESTY — libre service</w:t>
             </w:r>
           </w:p>
         </w:tc>
@@ -11389,16 +13672,13 @@
           <w:color w:val="4A4A49"/>
           <w:sz w:val="22"/>
         </w:rPr>
-        <w:t>Trente secondes chacun, deux micros HF en alternance. Une phrase de contenu, une phrase de salle, et on rend le micro.</w:t>
+        <w:t>Tes cinq sont en couleur, et chacun a sa carte juste après celle-ci. Trente secondes chacun : la phrase à dire en fait moins de dix, le reste c’est la salle, les noms, et ce que tu veux y ajouter.</w:t>
       </w:r>
     </w:p>
     <w:p>
       <w:pPr>
-        <w:spacing w:before="200" w:after="0" w:line="240" w:lineRule="auto"/>
+        <w:spacing w:before="0" w:after="80" w:line="240" w:lineRule="auto"/>
         <w:jc w:val="left"/>
-        <w:pBdr>
-          <w:top w:val="single" w:sz="6" w:space="4" w:color="E3E3E3"/>
-        </w:pBdr>
       </w:pPr>
       <w:r>
         <w:rPr>
@@ -11408,7 +13688,26 @@
           <w:color w:val="4A4A49"/>
           <w:sz w:val="22"/>
         </w:rPr>
-        <w:t>Ensuite — 13h49 · le tirage au sort et les lots.</w:t>
+        <w:t>Si ça déborde après 13h50 : le rappel des salles passe de 2 min à 1 min et le tirage se dit debout, sans slide. La dispersion de 13h55 ne se sacrifie jamais.</w:t>
+      </w:r>
+    </w:p>
+    <w:p>
+      <w:pPr>
+        <w:spacing w:before="200" w:after="0" w:line="240" w:lineRule="auto"/>
+        <w:jc w:val="left"/>
+        <w:pBdr>
+          <w:top w:val="single" w:sz="6" w:space="4" w:color="E3E3E3"/>
+        </w:pBdr>
+      </w:pPr>
+      <w:r>
+        <w:rPr>
+          <w:rFonts w:ascii="Barlow" w:hAnsi="Barlow" w:cs="Barlow"/>
+          <w:b w:val="0"/>
+          <w:i w:val="0"/>
+          <w:color w:val="4A4A49"/>
+          <w:sz w:val="22"/>
+        </w:rPr>
+        <w:t>Ensuite — Anas ouvre avec le kiosque 1 ; ta première carte est le kiosque 2.</w:t>
       </w:r>
     </w:p>
     <w:p>
@@ -11481,7 +13780,7 @@
                 <w:color w:val="00B4B4"/>
                 <w:sz w:val="26"/>
               </w:rPr>
-              <w:t>4 / 5</w:t>
+              <w:t>4 / 10</w:t>
             </w:r>
           </w:p>
         </w:tc>
@@ -11492,7 +13791,7 @@
         </w:trPr>
         <w:tc>
           <w:tcPr>
-            <w:tcW w:type="dxa" w:w="4535"/>
+            <w:tcW w:type="dxa" w:w="7285"/>
             <w:shd w:val="clear" w:color="auto" w:fill="006B4F"/>
             <w:tcMar>
               <w:top w:w="0" w:type="dxa"/>
@@ -11510,7 +13809,2293 @@
         </w:tc>
         <w:tc>
           <w:tcPr>
+            <w:tcW w:type="dxa" w:w="7285"/>
+            <w:shd w:val="clear" w:color="auto" w:fill="006B4F"/>
+            <w:tcMar>
+              <w:top w:w="0" w:type="dxa"/>
+              <w:bottom w:w="0" w:type="dxa"/>
+              <w:left w:w="0" w:type="dxa"/>
+              <w:right w:w="0" w:type="dxa"/>
+            </w:tcMar>
+          </w:tcPr>
+          <w:p>
+            <w:pPr>
+              <w:spacing w:before="0" w:after="0" w:line="240" w:lineRule="auto"/>
+              <w:jc w:val="left"/>
+            </w:pPr>
+          </w:p>
+        </w:tc>
+      </w:tr>
+    </w:tbl>
+    <w:p>
+      <w:pPr>
+        <w:spacing w:before="0" w:after="0" w:line="240" w:lineRule="auto"/>
+        <w:jc w:val="left"/>
+      </w:pPr>
+    </w:p>
+    <w:tbl>
+      <w:tblPr>
+        <w:tblW w:type="auto" w:w="0"/>
+        <w:tblLayout w:type="fixed"/>
+        <w:tblLook w:firstColumn="1" w:firstRow="1" w:lastColumn="0" w:lastRow="0" w:noHBand="0" w:noVBand="1" w:val="04A0"/>
+      </w:tblPr>
+      <w:tblGrid>
+        <w:gridCol w:w="4252"/>
+        <w:gridCol w:w="3033"/>
+      </w:tblGrid>
+      <w:tr>
+        <w:tc>
+          <w:tcPr>
+            <w:tcW w:type="dxa" w:w="4252"/>
+            <w:vAlign w:val="center"/>
+            <w:tcMar>
+              <w:top w:w="0" w:type="dxa"/>
+              <w:bottom w:w="0" w:type="dxa"/>
+              <w:left w:w="0" w:type="dxa"/>
+              <w:right w:w="60" w:type="dxa"/>
+            </w:tcMar>
+          </w:tcPr>
+          <w:p>
+            <w:pPr>
+              <w:spacing w:before="0" w:after="0" w:line="240" w:lineRule="auto"/>
+              <w:jc w:val="left"/>
+            </w:pPr>
+            <w:r>
+              <w:rPr>
+                <w:rFonts w:ascii="Barlow Condensed" w:hAnsi="Barlow Condensed" w:cs="Barlow Condensed"/>
+                <w:b/>
+                <w:i w:val="0"/>
+                <w:color w:val="1A1A2E"/>
+                <w:sz w:val="68"/>
+              </w:rPr>
+              <w:t>Kiosque 2</w:t>
+            </w:r>
+          </w:p>
+        </w:tc>
+        <w:tc>
+          <w:tcPr>
+            <w:tcW w:type="dxa" w:w="3033"/>
+            <w:vAlign w:val="center"/>
+            <w:shd w:val="clear" w:color="auto" w:fill="006B4F"/>
+            <w:tcMar>
+              <w:top w:w="60" w:type="dxa"/>
+              <w:bottom w:w="60" w:type="dxa"/>
+              <w:left w:w="120" w:type="dxa"/>
+              <w:right w:w="140" w:type="dxa"/>
+            </w:tcMar>
+          </w:tcPr>
+          <w:p>
+            <w:pPr>
+              <w:spacing w:before="0" w:after="0" w:line="240" w:lineRule="auto"/>
+              <w:jc w:val="right"/>
+            </w:pPr>
+            <w:r>
+              <w:rPr>
+                <w:rFonts w:ascii="Barlow Condensed" w:hAnsi="Barlow Condensed" w:cs="Barlow Condensed"/>
+                <w:b/>
+                <w:i w:val="0"/>
+                <w:color w:val="FFFFFF"/>
+                <w:sz w:val="18"/>
+              </w:rPr>
+              <w:t>SALLE</w:t>
+            </w:r>
+          </w:p>
+          <w:p>
+            <w:pPr>
+              <w:spacing w:before="0" w:after="0" w:line="240" w:lineRule="auto"/>
+              <w:jc w:val="right"/>
+            </w:pPr>
+            <w:r>
+              <w:rPr>
+                <w:rFonts w:ascii="Barlow Condensed" w:hAnsi="Barlow Condensed" w:cs="Barlow Condensed"/>
+                <w:b/>
+                <w:i w:val="0"/>
+                <w:color w:val="FFFFFF"/>
+                <w:sz w:val="38"/>
+              </w:rPr>
+              <w:t>Donau</w:t>
+            </w:r>
+          </w:p>
+        </w:tc>
+      </w:tr>
+    </w:tbl>
+    <w:p>
+      <w:pPr>
+        <w:spacing w:before="80" w:after="120" w:line="240" w:lineRule="auto"/>
+        <w:jc w:val="left"/>
+        <w:pBdr>
+          <w:bottom w:val="single" w:sz="6" w:space="4" w:color="E3E3E3"/>
+        </w:pBdr>
+      </w:pPr>
+      <w:r>
+        <w:rPr>
+          <w:rFonts w:ascii="Barlow Condensed" w:hAnsi="Barlow Condensed" w:cs="Barlow Condensed"/>
+          <w:b/>
+          <w:i w:val="0"/>
+          <w:color w:val="1A1A2E"/>
+          <w:sz w:val="38"/>
+        </w:rPr>
+        <w:t>LynQA</w:t>
+      </w:r>
+    </w:p>
+    <w:p>
+      <w:pPr>
+        <w:pStyle w:val="ListBullet"/>
+        <w:spacing w:before="0" w:after="60" w:line="240" w:lineRule="auto"/>
+        <w:jc w:val="left"/>
+      </w:pPr>
+      <w:r>
+        <w:rPr>
+          <w:rFonts w:ascii="Barlow" w:hAnsi="Barlow" w:cs="Barlow"/>
+          <w:b w:val="0"/>
+          <w:i w:val="0"/>
+          <w:color w:val="1A1A2E"/>
+          <w:sz w:val="28"/>
+        </w:rPr>
+        <w:t>Porté par Smartesting · Fabien NICOLET et Michel GUEZ.</w:t>
+      </w:r>
+    </w:p>
+    <w:p>
+      <w:pPr>
+        <w:spacing w:before="0" w:after="80" w:line="240" w:lineRule="auto"/>
+        <w:jc w:val="left"/>
+      </w:pPr>
+      <w:r>
+        <w:rPr>
+          <w:rFonts w:ascii="Barlow" w:hAnsi="Barlow" w:cs="Barlow"/>
+          <w:b w:val="0"/>
+          <w:i w:val="0"/>
+          <w:color w:val="4A4A49"/>
+          <w:sz w:val="22"/>
+        </w:rPr>
+        <w:t>Nomme-les et fais-leur lever la main : la salle doit voir le visage qu’elle retrouvera en atelier.</w:t>
+      </w:r>
+    </w:p>
+    <w:tbl>
+      <w:tblPr>
+        <w:tblW w:type="auto" w:w="0"/>
+        <w:tblLayout w:type="fixed"/>
+        <w:tblLook w:firstColumn="1" w:firstRow="1" w:lastColumn="0" w:lastRow="0" w:noHBand="0" w:noVBand="1" w:val="04A0"/>
+      </w:tblPr>
+      <w:tblGrid>
+        <w:gridCol w:w="7285"/>
+      </w:tblGrid>
+      <w:tr>
+        <w:tc>
+          <w:tcPr>
+            <w:tcW w:type="dxa" w:w="7285"/>
+            <w:shd w:val="clear" w:color="auto" w:fill="D9EFEF"/>
+            <w:tcBorders>
+              <w:top w:val="nil" w:sz="18" w:color="006B4F"/>
+              <w:bottom w:val="nil" w:sz="18" w:color="006B4F"/>
+              <w:left w:val="single" w:sz="18" w:color="006B4F"/>
+              <w:right w:val="nil" w:sz="18" w:color="006B4F"/>
+            </w:tcBorders>
+            <w:tcMar>
+              <w:top w:w="60" w:type="dxa"/>
+              <w:bottom w:w="60" w:type="dxa"/>
+              <w:left w:w="140" w:type="dxa"/>
+              <w:right w:w="140" w:type="dxa"/>
+            </w:tcMar>
+          </w:tcPr>
+          <w:p>
+            <w:pPr>
+              <w:spacing w:before="0" w:after="0" w:line="240" w:lineRule="auto"/>
+              <w:jc w:val="left"/>
+            </w:pPr>
+            <w:r>
+              <w:rPr>
+                <w:rFonts w:ascii="Barlow" w:hAnsi="Barlow" w:cs="Barlow"/>
+                <w:b w:val="0"/>
+                <w:i/>
+                <w:color w:val="1A1A2E"/>
+                <w:sz w:val="29"/>
+              </w:rPr>
+              <w:t>« L'agent IA qui exécute vos tests manuels pendant que vous dormez — sans scripting, sans restructuration. »</w:t>
+            </w:r>
+          </w:p>
+        </w:tc>
+      </w:tr>
+    </w:tbl>
+    <w:p>
+      <w:pPr>
+        <w:spacing w:before="0" w:after="0" w:line="240" w:lineRule="auto"/>
+        <w:jc w:val="left"/>
+      </w:pPr>
+    </w:p>
+    <w:tbl>
+      <w:tblPr>
+        <w:tblW w:type="auto" w:w="0"/>
+        <w:tblLayout w:type="fixed"/>
+        <w:tblLook w:firstColumn="1" w:firstRow="1" w:lastColumn="0" w:lastRow="0" w:noHBand="0" w:noVBand="1" w:val="04A0"/>
+      </w:tblPr>
+      <w:tblGrid>
+        <w:gridCol w:w="7285"/>
+      </w:tblGrid>
+      <w:tr>
+        <w:tc>
+          <w:tcPr>
+            <w:tcW w:type="dxa" w:w="7285"/>
+            <w:tcBorders>
+              <w:top w:val="single" w:sz="6" w:color="E3E3E3"/>
+              <w:bottom w:val="single" w:sz="6" w:color="E3E3E3"/>
+              <w:left w:val="single" w:sz="6" w:color="E3E3E3"/>
+              <w:right w:val="single" w:sz="6" w:color="E3E3E3"/>
+            </w:tcBorders>
+            <w:tcMar>
+              <w:top w:w="60" w:type="dxa"/>
+              <w:bottom w:w="60" w:type="dxa"/>
+              <w:left w:w="120" w:type="dxa"/>
+              <w:right w:w="120" w:type="dxa"/>
+            </w:tcMar>
+          </w:tcPr>
+          <w:p>
+            <w:pPr>
+              <w:spacing w:before="0" w:after="80" w:line="240" w:lineRule="auto"/>
+              <w:jc w:val="left"/>
+            </w:pPr>
+            <w:r>
+              <w:rPr>
+                <w:rFonts w:ascii="Barlow Condensed" w:hAnsi="Barlow Condensed" w:cs="Barlow Condensed"/>
+                <w:b/>
+                <w:i w:val="0"/>
+                <w:color w:val="4A4A49"/>
+                <w:sz w:val="18"/>
+              </w:rPr>
+              <w:t>LE TEXTE DU PORTEUR — À LIRE AVANT, PAS EN SCÈNE</w:t>
+            </w:r>
+          </w:p>
+          <w:p>
+            <w:pPr>
+              <w:spacing w:before="0" w:after="60" w:line="240" w:lineRule="auto"/>
+              <w:jc w:val="left"/>
+            </w:pPr>
+            <w:r>
+              <w:rPr>
+                <w:rFonts w:ascii="Barlow" w:hAnsi="Barlow" w:cs="Barlow"/>
+                <w:b w:val="0"/>
+                <w:i w:val="0"/>
+                <w:color w:val="4A4A49"/>
+                <w:sz w:val="18"/>
+              </w:rPr>
+              <w:t>"Lynqa : l'agent IA qui exécute vos tests manuels pendant que vous dormez."</w:t>
+            </w:r>
+          </w:p>
+          <w:p>
+            <w:pPr>
+              <w:spacing w:before="0" w:after="60" w:line="240" w:lineRule="auto"/>
+              <w:jc w:val="left"/>
+            </w:pPr>
+            <w:r>
+              <w:rPr>
+                <w:rFonts w:ascii="Barlow" w:hAnsi="Barlow" w:cs="Barlow"/>
+                <w:b w:val="0"/>
+                <w:i w:val="0"/>
+                <w:color w:val="4A4A49"/>
+                <w:sz w:val="18"/>
+              </w:rPr>
+              <w:t>Savez-vous que 80% des tests fonctionnels restent manuels ? C'est normal : certains sont visuels, trop instables ou trop coûteux à automatiser. Mais ces campagnes manuelles répétitives pèsent lourd : fatigue des testeurs, risques d'erreurs, ressources mobilisées à chaque cycle.</w:t>
+            </w:r>
+          </w:p>
+          <w:p>
+            <w:pPr>
+              <w:spacing w:before="0" w:after="60" w:line="240" w:lineRule="auto"/>
+              <w:jc w:val="left"/>
+            </w:pPr>
+            <w:r>
+              <w:rPr>
+                <w:rFonts w:ascii="Barlow" w:hAnsi="Barlow" w:cs="Barlow"/>
+                <w:b w:val="0"/>
+                <w:i w:val="0"/>
+                <w:color w:val="4A4A49"/>
+                <w:sz w:val="18"/>
+              </w:rPr>
+              <w:t>Imaginez :</w:t>
+            </w:r>
+          </w:p>
+          <w:p>
+            <w:pPr>
+              <w:spacing w:before="0" w:after="60" w:line="240" w:lineRule="auto"/>
+              <w:jc w:val="left"/>
+            </w:pPr>
+            <w:r>
+              <w:rPr>
+                <w:rFonts w:ascii="Barlow" w:hAnsi="Barlow" w:cs="Barlow"/>
+                <w:b w:val="0"/>
+                <w:i w:val="0"/>
+                <w:color w:val="4A4A49"/>
+                <w:sz w:val="18"/>
+              </w:rPr>
+              <w:t>Un agent IA qui lit vos cas de test existants (sans modification), les exécute automatiquement 24h/24, 7j/7, et produit un rapport détaillé avec captures d'écran étape par étape. Pas de scripting, pas de no-code, pas de restructuration de vos scénarios.</w:t>
+            </w:r>
+          </w:p>
+        </w:tc>
+      </w:tr>
+    </w:tbl>
+    <w:p>
+      <w:pPr>
+        <w:spacing w:before="0" w:after="0" w:line="240" w:lineRule="auto"/>
+        <w:jc w:val="left"/>
+      </w:pPr>
+    </w:p>
+    <w:p>
+      <w:pPr>
+        <w:spacing w:before="200" w:after="0" w:line="240" w:lineRule="auto"/>
+        <w:jc w:val="left"/>
+        <w:pBdr>
+          <w:top w:val="single" w:sz="6" w:space="4" w:color="E3E3E3"/>
+        </w:pBdr>
+      </w:pPr>
+      <w:r>
+        <w:rPr>
+          <w:rFonts w:ascii="Barlow" w:hAnsi="Barlow" w:cs="Barlow"/>
+          <w:b w:val="0"/>
+          <w:i w:val="0"/>
+          <w:color w:val="4A4A49"/>
+          <w:sz w:val="22"/>
+        </w:rPr>
+        <w:t>Ensuite — le kiosque 3 est pour Anas. Tu reprends au kiosque 4.</w:t>
+      </w:r>
+    </w:p>
+    <w:p>
+      <w:pPr>
+        <w:pageBreakBefore/>
+        <w:spacing w:before="0" w:after="0" w:line="240" w:lineRule="auto"/>
+        <w:jc w:val="left"/>
+      </w:pPr>
+    </w:p>
+    <w:tbl>
+      <w:tblPr>
+        <w:tblW w:type="auto" w:w="0"/>
+        <w:tblLayout w:type="fixed"/>
+        <w:tblLook w:firstColumn="1" w:firstRow="1" w:lastColumn="0" w:lastRow="0" w:noHBand="0" w:noVBand="1" w:val="04A0"/>
+      </w:tblPr>
+      <w:tblGrid>
+        <w:gridCol w:w="4535"/>
+        <w:gridCol w:w="2750"/>
+      </w:tblGrid>
+      <w:tr>
+        <w:tc>
+          <w:tcPr>
+            <w:tcW w:type="dxa" w:w="4535"/>
+            <w:shd w:val="clear" w:color="auto" w:fill="1A1A2E"/>
+            <w:tcMar>
+              <w:top w:w="70" w:type="dxa"/>
+              <w:bottom w:w="70" w:type="dxa"/>
+              <w:left w:w="120" w:type="dxa"/>
+              <w:right w:w="120" w:type="dxa"/>
+            </w:tcMar>
+          </w:tcPr>
+          <w:p>
+            <w:pPr>
+              <w:spacing w:before="0" w:after="0" w:line="240" w:lineRule="auto"/>
+              <w:jc w:val="left"/>
+            </w:pPr>
+            <w:r>
+              <w:rPr>
+                <w:rFonts w:ascii="Barlow Condensed" w:hAnsi="Barlow Condensed" w:cs="Barlow Condensed"/>
+                <w:b/>
+                <w:i w:val="0"/>
+                <w:color w:val="FFFFFF"/>
+                <w:sz w:val="30"/>
+              </w:rPr>
+              <w:t>DEUXIÈME ANIMATEUR</w:t>
+            </w:r>
+          </w:p>
+        </w:tc>
+        <w:tc>
+          <w:tcPr>
             <w:tcW w:type="dxa" w:w="2750"/>
+            <w:shd w:val="clear" w:color="auto" w:fill="1A1A2E"/>
+            <w:tcMar>
+              <w:top w:w="70" w:type="dxa"/>
+              <w:bottom w:w="70" w:type="dxa"/>
+              <w:left w:w="120" w:type="dxa"/>
+              <w:right w:w="120" w:type="dxa"/>
+            </w:tcMar>
+          </w:tcPr>
+          <w:p>
+            <w:pPr>
+              <w:spacing w:before="0" w:after="0" w:line="240" w:lineRule="auto"/>
+              <w:jc w:val="right"/>
+            </w:pPr>
+            <w:r>
+              <w:rPr>
+                <w:rFonts w:ascii="Barlow Condensed" w:hAnsi="Barlow Condensed" w:cs="Barlow Condensed"/>
+                <w:b/>
+                <w:i w:val="0"/>
+                <w:color w:val="00B4B4"/>
+                <w:sz w:val="26"/>
+              </w:rPr>
+              <w:t>5 / 10</w:t>
+            </w:r>
+          </w:p>
+        </w:tc>
+      </w:tr>
+      <w:tr>
+        <w:trPr>
+          <w:trHeight w:val="68" w:hRule="exact"/>
+        </w:trPr>
+        <w:tc>
+          <w:tcPr>
+            <w:tcW w:type="dxa" w:w="7285"/>
+            <w:shd w:val="clear" w:color="auto" w:fill="006B4F"/>
+            <w:tcMar>
+              <w:top w:w="0" w:type="dxa"/>
+              <w:bottom w:w="0" w:type="dxa"/>
+              <w:left w:w="0" w:type="dxa"/>
+              <w:right w:w="0" w:type="dxa"/>
+            </w:tcMar>
+          </w:tcPr>
+          <w:p>
+            <w:pPr>
+              <w:spacing w:before="0" w:after="0" w:line="240" w:lineRule="auto"/>
+              <w:jc w:val="left"/>
+            </w:pPr>
+          </w:p>
+        </w:tc>
+        <w:tc>
+          <w:tcPr>
+            <w:tcW w:type="dxa" w:w="7285"/>
+            <w:shd w:val="clear" w:color="auto" w:fill="006B4F"/>
+            <w:tcMar>
+              <w:top w:w="0" w:type="dxa"/>
+              <w:bottom w:w="0" w:type="dxa"/>
+              <w:left w:w="0" w:type="dxa"/>
+              <w:right w:w="0" w:type="dxa"/>
+            </w:tcMar>
+          </w:tcPr>
+          <w:p>
+            <w:pPr>
+              <w:spacing w:before="0" w:after="0" w:line="240" w:lineRule="auto"/>
+              <w:jc w:val="left"/>
+            </w:pPr>
+          </w:p>
+        </w:tc>
+      </w:tr>
+    </w:tbl>
+    <w:p>
+      <w:pPr>
+        <w:spacing w:before="0" w:after="0" w:line="240" w:lineRule="auto"/>
+        <w:jc w:val="left"/>
+      </w:pPr>
+    </w:p>
+    <w:tbl>
+      <w:tblPr>
+        <w:tblW w:type="auto" w:w="0"/>
+        <w:tblLayout w:type="fixed"/>
+        <w:tblLook w:firstColumn="1" w:firstRow="1" w:lastColumn="0" w:lastRow="0" w:noHBand="0" w:noVBand="1" w:val="04A0"/>
+      </w:tblPr>
+      <w:tblGrid>
+        <w:gridCol w:w="4252"/>
+        <w:gridCol w:w="3033"/>
+      </w:tblGrid>
+      <w:tr>
+        <w:tc>
+          <w:tcPr>
+            <w:tcW w:type="dxa" w:w="4252"/>
+            <w:vAlign w:val="center"/>
+            <w:tcMar>
+              <w:top w:w="0" w:type="dxa"/>
+              <w:bottom w:w="0" w:type="dxa"/>
+              <w:left w:w="0" w:type="dxa"/>
+              <w:right w:w="60" w:type="dxa"/>
+            </w:tcMar>
+          </w:tcPr>
+          <w:p>
+            <w:pPr>
+              <w:spacing w:before="0" w:after="0" w:line="240" w:lineRule="auto"/>
+              <w:jc w:val="left"/>
+            </w:pPr>
+            <w:r>
+              <w:rPr>
+                <w:rFonts w:ascii="Barlow Condensed" w:hAnsi="Barlow Condensed" w:cs="Barlow Condensed"/>
+                <w:b/>
+                <w:i w:val="0"/>
+                <w:color w:val="1A1A2E"/>
+                <w:sz w:val="68"/>
+              </w:rPr>
+              <w:t>Kiosque 4</w:t>
+            </w:r>
+          </w:p>
+        </w:tc>
+        <w:tc>
+          <w:tcPr>
+            <w:tcW w:type="dxa" w:w="3033"/>
+            <w:vAlign w:val="center"/>
+            <w:shd w:val="clear" w:color="auto" w:fill="006B4F"/>
+            <w:tcMar>
+              <w:top w:w="60" w:type="dxa"/>
+              <w:bottom w:w="60" w:type="dxa"/>
+              <w:left w:w="120" w:type="dxa"/>
+              <w:right w:w="140" w:type="dxa"/>
+            </w:tcMar>
+          </w:tcPr>
+          <w:p>
+            <w:pPr>
+              <w:spacing w:before="0" w:after="0" w:line="240" w:lineRule="auto"/>
+              <w:jc w:val="right"/>
+            </w:pPr>
+            <w:r>
+              <w:rPr>
+                <w:rFonts w:ascii="Barlow Condensed" w:hAnsi="Barlow Condensed" w:cs="Barlow Condensed"/>
+                <w:b/>
+                <w:i w:val="0"/>
+                <w:color w:val="FFFFFF"/>
+                <w:sz w:val="18"/>
+              </w:rPr>
+              <w:t>SALLE</w:t>
+            </w:r>
+          </w:p>
+          <w:p>
+            <w:pPr>
+              <w:spacing w:before="0" w:after="0" w:line="240" w:lineRule="auto"/>
+              <w:jc w:val="right"/>
+            </w:pPr>
+            <w:r>
+              <w:rPr>
+                <w:rFonts w:ascii="Barlow Condensed" w:hAnsi="Barlow Condensed" w:cs="Barlow Condensed"/>
+                <w:b/>
+                <w:i w:val="0"/>
+                <w:color w:val="FFFFFF"/>
+                <w:sz w:val="38"/>
+              </w:rPr>
+              <w:t>Douro</w:t>
+            </w:r>
+          </w:p>
+        </w:tc>
+      </w:tr>
+    </w:tbl>
+    <w:p>
+      <w:pPr>
+        <w:spacing w:before="80" w:after="120" w:line="240" w:lineRule="auto"/>
+        <w:jc w:val="left"/>
+        <w:pBdr>
+          <w:bottom w:val="single" w:sz="6" w:space="4" w:color="E3E3E3"/>
+        </w:pBdr>
+      </w:pPr>
+      <w:r>
+        <w:rPr>
+          <w:rFonts w:ascii="Barlow Condensed" w:hAnsi="Barlow Condensed" w:cs="Barlow Condensed"/>
+          <w:b/>
+          <w:i w:val="0"/>
+          <w:color w:val="1A1A2E"/>
+          <w:sz w:val="38"/>
+        </w:rPr>
+        <w:t>Yest Companion</w:t>
+      </w:r>
+    </w:p>
+    <w:p>
+      <w:pPr>
+        <w:pStyle w:val="ListBullet"/>
+        <w:spacing w:before="0" w:after="60" w:line="240" w:lineRule="auto"/>
+        <w:jc w:val="left"/>
+      </w:pPr>
+      <w:r>
+        <w:rPr>
+          <w:rFonts w:ascii="Barlow" w:hAnsi="Barlow" w:cs="Barlow"/>
+          <w:b w:val="0"/>
+          <w:i w:val="0"/>
+          <w:color w:val="1A1A2E"/>
+          <w:sz w:val="28"/>
+        </w:rPr>
+        <w:t>Porté par Smartesting · Arnaud BOUZY.</w:t>
+      </w:r>
+    </w:p>
+    <w:p>
+      <w:pPr>
+        <w:spacing w:before="0" w:after="80" w:line="240" w:lineRule="auto"/>
+        <w:jc w:val="left"/>
+      </w:pPr>
+      <w:r>
+        <w:rPr>
+          <w:rFonts w:ascii="Barlow" w:hAnsi="Barlow" w:cs="Barlow"/>
+          <w:b w:val="0"/>
+          <w:i w:val="0"/>
+          <w:color w:val="4A4A49"/>
+          <w:sz w:val="22"/>
+        </w:rPr>
+        <w:t>Nomme-les et fais-leur lever la main : la salle doit voir le visage qu’elle retrouvera en atelier.</w:t>
+      </w:r>
+    </w:p>
+    <w:tbl>
+      <w:tblPr>
+        <w:tblW w:type="auto" w:w="0"/>
+        <w:tblLayout w:type="fixed"/>
+        <w:tblLook w:firstColumn="1" w:firstRow="1" w:lastColumn="0" w:lastRow="0" w:noHBand="0" w:noVBand="1" w:val="04A0"/>
+      </w:tblPr>
+      <w:tblGrid>
+        <w:gridCol w:w="7285"/>
+      </w:tblGrid>
+      <w:tr>
+        <w:tc>
+          <w:tcPr>
+            <w:tcW w:type="dxa" w:w="7285"/>
+            <w:shd w:val="clear" w:color="auto" w:fill="D9EFEF"/>
+            <w:tcBorders>
+              <w:top w:val="nil" w:sz="18" w:color="006B4F"/>
+              <w:bottom w:val="nil" w:sz="18" w:color="006B4F"/>
+              <w:left w:val="single" w:sz="18" w:color="006B4F"/>
+              <w:right w:val="nil" w:sz="18" w:color="006B4F"/>
+            </w:tcBorders>
+            <w:tcMar>
+              <w:top w:w="60" w:type="dxa"/>
+              <w:bottom w:w="60" w:type="dxa"/>
+              <w:left w:w="140" w:type="dxa"/>
+              <w:right w:w="140" w:type="dxa"/>
+            </w:tcMar>
+          </w:tcPr>
+          <w:p>
+            <w:pPr>
+              <w:spacing w:before="0" w:after="0" w:line="240" w:lineRule="auto"/>
+              <w:jc w:val="left"/>
+            </w:pPr>
+            <w:r>
+              <w:rPr>
+                <w:rFonts w:ascii="Barlow" w:hAnsi="Barlow" w:cs="Barlow"/>
+                <w:b w:val="0"/>
+                <w:i/>
+                <w:color w:val="1A1A2E"/>
+                <w:sz w:val="29"/>
+              </w:rPr>
+              <w:t>« De la page blanche à la mise à jour : l'IA propose les parcours à partir de vos US Jira/Confluence, vous validez. »</w:t>
+            </w:r>
+          </w:p>
+        </w:tc>
+      </w:tr>
+    </w:tbl>
+    <w:p>
+      <w:pPr>
+        <w:spacing w:before="0" w:after="0" w:line="240" w:lineRule="auto"/>
+        <w:jc w:val="left"/>
+      </w:pPr>
+    </w:p>
+    <w:tbl>
+      <w:tblPr>
+        <w:tblW w:type="auto" w:w="0"/>
+        <w:tblLayout w:type="fixed"/>
+        <w:tblLook w:firstColumn="1" w:firstRow="1" w:lastColumn="0" w:lastRow="0" w:noHBand="0" w:noVBand="1" w:val="04A0"/>
+      </w:tblPr>
+      <w:tblGrid>
+        <w:gridCol w:w="7285"/>
+      </w:tblGrid>
+      <w:tr>
+        <w:tc>
+          <w:tcPr>
+            <w:tcW w:type="dxa" w:w="7285"/>
+            <w:tcBorders>
+              <w:top w:val="single" w:sz="6" w:color="E3E3E3"/>
+              <w:bottom w:val="single" w:sz="6" w:color="E3E3E3"/>
+              <w:left w:val="single" w:sz="6" w:color="E3E3E3"/>
+              <w:right w:val="single" w:sz="6" w:color="E3E3E3"/>
+            </w:tcBorders>
+            <w:tcMar>
+              <w:top w:w="60" w:type="dxa"/>
+              <w:bottom w:w="60" w:type="dxa"/>
+              <w:left w:w="120" w:type="dxa"/>
+              <w:right w:w="120" w:type="dxa"/>
+            </w:tcMar>
+          </w:tcPr>
+          <w:p>
+            <w:pPr>
+              <w:spacing w:before="0" w:after="80" w:line="240" w:lineRule="auto"/>
+              <w:jc w:val="left"/>
+            </w:pPr>
+            <w:r>
+              <w:rPr>
+                <w:rFonts w:ascii="Barlow Condensed" w:hAnsi="Barlow Condensed" w:cs="Barlow Condensed"/>
+                <w:b/>
+                <w:i w:val="0"/>
+                <w:color w:val="4A4A49"/>
+                <w:sz w:val="18"/>
+              </w:rPr>
+              <w:t>LE TEXTE DU PORTEUR — À LIRE AVANT, PAS EN SCÈNE</w:t>
+            </w:r>
+          </w:p>
+          <w:p>
+            <w:pPr>
+              <w:spacing w:before="0" w:after="60" w:line="240" w:lineRule="auto"/>
+              <w:jc w:val="left"/>
+            </w:pPr>
+            <w:r>
+              <w:rPr>
+                <w:rFonts w:ascii="Barlow" w:hAnsi="Barlow" w:cs="Barlow"/>
+                <w:b w:val="0"/>
+                <w:i w:val="0"/>
+                <w:color w:val="4A4A49"/>
+                <w:sz w:val="18"/>
+              </w:rPr>
+              <w:t>De la page blanche à la mise à jour, Yest Companion vous accompagne sur le parcours.</w:t>
+            </w:r>
+          </w:p>
+          <w:p>
+            <w:pPr>
+              <w:spacing w:before="0" w:after="60" w:line="240" w:lineRule="auto"/>
+              <w:jc w:val="left"/>
+            </w:pPr>
+            <w:r>
+              <w:rPr>
+                <w:rFonts w:ascii="Barlow" w:hAnsi="Barlow" w:cs="Barlow"/>
+                <w:b w:val="0"/>
+                <w:i w:val="0"/>
+                <w:color w:val="4A4A49"/>
+                <w:sz w:val="18"/>
+              </w:rPr>
+              <w:t>Explication</w:t>
+            </w:r>
+          </w:p>
+          <w:p>
+            <w:pPr>
+              <w:spacing w:before="0" w:after="60" w:line="240" w:lineRule="auto"/>
+              <w:jc w:val="left"/>
+            </w:pPr>
+            <w:r>
+              <w:rPr>
+                <w:rFonts w:ascii="Barlow" w:hAnsi="Barlow" w:cs="Barlow"/>
+                <w:b w:val="0"/>
+                <w:i w:val="0"/>
+                <w:color w:val="4A4A49"/>
+                <w:sz w:val="18"/>
+              </w:rPr>
+              <w:t>À partir de vos spécifications (US JIRA, pages Confluence), Yest Companion propose un premier parcours structuré, avec ses tâches métier et son enchaînement, puis le fait évoluer quand les exigences changent. Vous gardez la main à chaque étape : l'IA propose, vous validez ou vous ajustez.</w:t>
+            </w:r>
+          </w:p>
+          <w:p>
+            <w:pPr>
+              <w:spacing w:before="0" w:after="60" w:line="240" w:lineRule="auto"/>
+              <w:jc w:val="left"/>
+            </w:pPr>
+            <w:r>
+              <w:rPr>
+                <w:rFonts w:ascii="Barlow" w:hAnsi="Barlow" w:cs="Barlow"/>
+                <w:b w:val="0"/>
+                <w:i w:val="0"/>
+                <w:color w:val="4A4A49"/>
+                <w:sz w:val="18"/>
+              </w:rPr>
+              <w:t>Message clé</w:t>
+            </w:r>
+          </w:p>
+          <w:p>
+            <w:pPr>
+              <w:spacing w:before="0" w:after="60" w:line="240" w:lineRule="auto"/>
+              <w:jc w:val="left"/>
+            </w:pPr>
+            <w:r>
+              <w:rPr>
+                <w:rFonts w:ascii="Barlow" w:hAnsi="Barlow" w:cs="Barlow"/>
+                <w:b w:val="0"/>
+                <w:i w:val="0"/>
+                <w:color w:val="4A4A49"/>
+                <w:sz w:val="18"/>
+              </w:rPr>
+              <w:t>Yest Companion accélère la prise en main de Yest et la maintenance des parcours, donc celle des tests.</w:t>
+            </w:r>
+          </w:p>
+        </w:tc>
+      </w:tr>
+    </w:tbl>
+    <w:p>
+      <w:pPr>
+        <w:spacing w:before="0" w:after="0" w:line="240" w:lineRule="auto"/>
+        <w:jc w:val="left"/>
+      </w:pPr>
+    </w:p>
+    <w:p>
+      <w:pPr>
+        <w:spacing w:before="200" w:after="0" w:line="240" w:lineRule="auto"/>
+        <w:jc w:val="left"/>
+        <w:pBdr>
+          <w:top w:val="single" w:sz="6" w:space="4" w:color="E3E3E3"/>
+        </w:pBdr>
+      </w:pPr>
+      <w:r>
+        <w:rPr>
+          <w:rFonts w:ascii="Barlow" w:hAnsi="Barlow" w:cs="Barlow"/>
+          <w:b w:val="0"/>
+          <w:i w:val="0"/>
+          <w:color w:val="4A4A49"/>
+          <w:sz w:val="22"/>
+        </w:rPr>
+        <w:t>Ensuite — le kiosque 5 est pour Anas. Tu reprends au kiosque 6.</w:t>
+      </w:r>
+    </w:p>
+    <w:p>
+      <w:pPr>
+        <w:pageBreakBefore/>
+        <w:spacing w:before="0" w:after="0" w:line="240" w:lineRule="auto"/>
+        <w:jc w:val="left"/>
+      </w:pPr>
+    </w:p>
+    <w:tbl>
+      <w:tblPr>
+        <w:tblW w:type="auto" w:w="0"/>
+        <w:tblLayout w:type="fixed"/>
+        <w:tblLook w:firstColumn="1" w:firstRow="1" w:lastColumn="0" w:lastRow="0" w:noHBand="0" w:noVBand="1" w:val="04A0"/>
+      </w:tblPr>
+      <w:tblGrid>
+        <w:gridCol w:w="4535"/>
+        <w:gridCol w:w="2750"/>
+      </w:tblGrid>
+      <w:tr>
+        <w:tc>
+          <w:tcPr>
+            <w:tcW w:type="dxa" w:w="4535"/>
+            <w:shd w:val="clear" w:color="auto" w:fill="1A1A2E"/>
+            <w:tcMar>
+              <w:top w:w="70" w:type="dxa"/>
+              <w:bottom w:w="70" w:type="dxa"/>
+              <w:left w:w="120" w:type="dxa"/>
+              <w:right w:w="120" w:type="dxa"/>
+            </w:tcMar>
+          </w:tcPr>
+          <w:p>
+            <w:pPr>
+              <w:spacing w:before="0" w:after="0" w:line="240" w:lineRule="auto"/>
+              <w:jc w:val="left"/>
+            </w:pPr>
+            <w:r>
+              <w:rPr>
+                <w:rFonts w:ascii="Barlow Condensed" w:hAnsi="Barlow Condensed" w:cs="Barlow Condensed"/>
+                <w:b/>
+                <w:i w:val="0"/>
+                <w:color w:val="FFFFFF"/>
+                <w:sz w:val="30"/>
+              </w:rPr>
+              <w:t>DEUXIÈME ANIMATEUR</w:t>
+            </w:r>
+          </w:p>
+        </w:tc>
+        <w:tc>
+          <w:tcPr>
+            <w:tcW w:type="dxa" w:w="2750"/>
+            <w:shd w:val="clear" w:color="auto" w:fill="1A1A2E"/>
+            <w:tcMar>
+              <w:top w:w="70" w:type="dxa"/>
+              <w:bottom w:w="70" w:type="dxa"/>
+              <w:left w:w="120" w:type="dxa"/>
+              <w:right w:w="120" w:type="dxa"/>
+            </w:tcMar>
+          </w:tcPr>
+          <w:p>
+            <w:pPr>
+              <w:spacing w:before="0" w:after="0" w:line="240" w:lineRule="auto"/>
+              <w:jc w:val="right"/>
+            </w:pPr>
+            <w:r>
+              <w:rPr>
+                <w:rFonts w:ascii="Barlow Condensed" w:hAnsi="Barlow Condensed" w:cs="Barlow Condensed"/>
+                <w:b/>
+                <w:i w:val="0"/>
+                <w:color w:val="00B4B4"/>
+                <w:sz w:val="26"/>
+              </w:rPr>
+              <w:t>6 / 10</w:t>
+            </w:r>
+          </w:p>
+        </w:tc>
+      </w:tr>
+      <w:tr>
+        <w:trPr>
+          <w:trHeight w:val="68" w:hRule="exact"/>
+        </w:trPr>
+        <w:tc>
+          <w:tcPr>
+            <w:tcW w:type="dxa" w:w="7285"/>
+            <w:shd w:val="clear" w:color="auto" w:fill="006B4F"/>
+            <w:tcMar>
+              <w:top w:w="0" w:type="dxa"/>
+              <w:bottom w:w="0" w:type="dxa"/>
+              <w:left w:w="0" w:type="dxa"/>
+              <w:right w:w="0" w:type="dxa"/>
+            </w:tcMar>
+          </w:tcPr>
+          <w:p>
+            <w:pPr>
+              <w:spacing w:before="0" w:after="0" w:line="240" w:lineRule="auto"/>
+              <w:jc w:val="left"/>
+            </w:pPr>
+          </w:p>
+        </w:tc>
+        <w:tc>
+          <w:tcPr>
+            <w:tcW w:type="dxa" w:w="7285"/>
+            <w:shd w:val="clear" w:color="auto" w:fill="006B4F"/>
+            <w:tcMar>
+              <w:top w:w="0" w:type="dxa"/>
+              <w:bottom w:w="0" w:type="dxa"/>
+              <w:left w:w="0" w:type="dxa"/>
+              <w:right w:w="0" w:type="dxa"/>
+            </w:tcMar>
+          </w:tcPr>
+          <w:p>
+            <w:pPr>
+              <w:spacing w:before="0" w:after="0" w:line="240" w:lineRule="auto"/>
+              <w:jc w:val="left"/>
+            </w:pPr>
+          </w:p>
+        </w:tc>
+      </w:tr>
+    </w:tbl>
+    <w:p>
+      <w:pPr>
+        <w:spacing w:before="0" w:after="0" w:line="240" w:lineRule="auto"/>
+        <w:jc w:val="left"/>
+      </w:pPr>
+    </w:p>
+    <w:tbl>
+      <w:tblPr>
+        <w:tblW w:type="auto" w:w="0"/>
+        <w:tblLayout w:type="fixed"/>
+        <w:tblLook w:firstColumn="1" w:firstRow="1" w:lastColumn="0" w:lastRow="0" w:noHBand="0" w:noVBand="1" w:val="04A0"/>
+      </w:tblPr>
+      <w:tblGrid>
+        <w:gridCol w:w="4252"/>
+        <w:gridCol w:w="3033"/>
+      </w:tblGrid>
+      <w:tr>
+        <w:tc>
+          <w:tcPr>
+            <w:tcW w:type="dxa" w:w="4252"/>
+            <w:vAlign w:val="center"/>
+            <w:tcMar>
+              <w:top w:w="0" w:type="dxa"/>
+              <w:bottom w:w="0" w:type="dxa"/>
+              <w:left w:w="0" w:type="dxa"/>
+              <w:right w:w="60" w:type="dxa"/>
+            </w:tcMar>
+          </w:tcPr>
+          <w:p>
+            <w:pPr>
+              <w:spacing w:before="0" w:after="0" w:line="240" w:lineRule="auto"/>
+              <w:jc w:val="left"/>
+            </w:pPr>
+            <w:r>
+              <w:rPr>
+                <w:rFonts w:ascii="Barlow Condensed" w:hAnsi="Barlow Condensed" w:cs="Barlow Condensed"/>
+                <w:b/>
+                <w:i w:val="0"/>
+                <w:color w:val="1A1A2E"/>
+                <w:sz w:val="68"/>
+              </w:rPr>
+              <w:t>Kiosque 6</w:t>
+            </w:r>
+          </w:p>
+        </w:tc>
+        <w:tc>
+          <w:tcPr>
+            <w:tcW w:type="dxa" w:w="3033"/>
+            <w:vAlign w:val="center"/>
+            <w:shd w:val="clear" w:color="auto" w:fill="006B4F"/>
+            <w:tcMar>
+              <w:top w:w="60" w:type="dxa"/>
+              <w:bottom w:w="60" w:type="dxa"/>
+              <w:left w:w="120" w:type="dxa"/>
+              <w:right w:w="140" w:type="dxa"/>
+            </w:tcMar>
+          </w:tcPr>
+          <w:p>
+            <w:pPr>
+              <w:spacing w:before="0" w:after="0" w:line="240" w:lineRule="auto"/>
+              <w:jc w:val="right"/>
+            </w:pPr>
+            <w:r>
+              <w:rPr>
+                <w:rFonts w:ascii="Barlow Condensed" w:hAnsi="Barlow Condensed" w:cs="Barlow Condensed"/>
+                <w:b/>
+                <w:i w:val="0"/>
+                <w:color w:val="FFFFFF"/>
+                <w:sz w:val="18"/>
+              </w:rPr>
+              <w:t>SALLE</w:t>
+            </w:r>
+          </w:p>
+          <w:p>
+            <w:pPr>
+              <w:spacing w:before="0" w:after="0" w:line="240" w:lineRule="auto"/>
+              <w:jc w:val="right"/>
+            </w:pPr>
+            <w:r>
+              <w:rPr>
+                <w:rFonts w:ascii="Barlow Condensed" w:hAnsi="Barlow Condensed" w:cs="Barlow Condensed"/>
+                <w:b/>
+                <w:i w:val="0"/>
+                <w:color w:val="FFFFFF"/>
+                <w:sz w:val="38"/>
+              </w:rPr>
+              <w:t>Tajo</w:t>
+            </w:r>
+          </w:p>
+        </w:tc>
+      </w:tr>
+    </w:tbl>
+    <w:p>
+      <w:pPr>
+        <w:spacing w:before="80" w:after="120" w:line="240" w:lineRule="auto"/>
+        <w:jc w:val="left"/>
+        <w:pBdr>
+          <w:bottom w:val="single" w:sz="6" w:space="4" w:color="E3E3E3"/>
+        </w:pBdr>
+      </w:pPr>
+      <w:r>
+        <w:rPr>
+          <w:rFonts w:ascii="Barlow Condensed" w:hAnsi="Barlow Condensed" w:cs="Barlow Condensed"/>
+          <w:b/>
+          <w:i w:val="0"/>
+          <w:color w:val="1A1A2E"/>
+          <w:sz w:val="38"/>
+        </w:rPr>
+        <w:t>Référentiel de tests X-Ray</w:t>
+      </w:r>
+    </w:p>
+    <w:p>
+      <w:pPr>
+        <w:pStyle w:val="ListBullet"/>
+        <w:spacing w:before="0" w:after="60" w:line="240" w:lineRule="auto"/>
+        <w:jc w:val="left"/>
+      </w:pPr>
+      <w:r>
+        <w:rPr>
+          <w:rFonts w:ascii="Barlow" w:hAnsi="Barlow" w:cs="Barlow"/>
+          <w:b w:val="0"/>
+          <w:i w:val="0"/>
+          <w:color w:val="1A1A2E"/>
+          <w:sz w:val="28"/>
+        </w:rPr>
+        <w:t>Porté par OPEN · Alexandre BRUN / TFC · Fadi AIZOUKI.</w:t>
+      </w:r>
+    </w:p>
+    <w:p>
+      <w:pPr>
+        <w:spacing w:before="0" w:after="80" w:line="240" w:lineRule="auto"/>
+        <w:jc w:val="left"/>
+      </w:pPr>
+      <w:r>
+        <w:rPr>
+          <w:rFonts w:ascii="Barlow" w:hAnsi="Barlow" w:cs="Barlow"/>
+          <w:b w:val="0"/>
+          <w:i w:val="0"/>
+          <w:color w:val="4A4A49"/>
+          <w:sz w:val="22"/>
+        </w:rPr>
+        <w:t>Nomme-les et fais-leur lever la main : la salle doit voir le visage qu’elle retrouvera en atelier.</w:t>
+      </w:r>
+    </w:p>
+    <w:tbl>
+      <w:tblPr>
+        <w:tblW w:type="auto" w:w="0"/>
+        <w:tblLayout w:type="fixed"/>
+        <w:tblLook w:firstColumn="1" w:firstRow="1" w:lastColumn="0" w:lastRow="0" w:noHBand="0" w:noVBand="1" w:val="04A0"/>
+      </w:tblPr>
+      <w:tblGrid>
+        <w:gridCol w:w="7285"/>
+      </w:tblGrid>
+      <w:tr>
+        <w:tc>
+          <w:tcPr>
+            <w:tcW w:type="dxa" w:w="7285"/>
+            <w:shd w:val="clear" w:color="auto" w:fill="D9EFEF"/>
+            <w:tcBorders>
+              <w:top w:val="nil" w:sz="18" w:color="006B4F"/>
+              <w:bottom w:val="nil" w:sz="18" w:color="006B4F"/>
+              <w:left w:val="single" w:sz="18" w:color="006B4F"/>
+              <w:right w:val="nil" w:sz="18" w:color="006B4F"/>
+            </w:tcBorders>
+            <w:tcMar>
+              <w:top w:w="60" w:type="dxa"/>
+              <w:bottom w:w="60" w:type="dxa"/>
+              <w:left w:w="140" w:type="dxa"/>
+              <w:right w:w="140" w:type="dxa"/>
+            </w:tcMar>
+          </w:tcPr>
+          <w:p>
+            <w:pPr>
+              <w:spacing w:before="0" w:after="0" w:line="240" w:lineRule="auto"/>
+              <w:jc w:val="left"/>
+            </w:pPr>
+            <w:r>
+              <w:rPr>
+                <w:rFonts w:ascii="Barlow" w:hAnsi="Barlow" w:cs="Barlow"/>
+                <w:b w:val="0"/>
+                <w:i/>
+                <w:color w:val="1A1A2E"/>
+                <w:sz w:val="29"/>
+              </w:rPr>
+              <w:t>« Au revoir QC, bienvenue X-Ray ! Découvrez le produit et la trajectoire de migration 2027. »</w:t>
+            </w:r>
+          </w:p>
+        </w:tc>
+      </w:tr>
+    </w:tbl>
+    <w:p>
+      <w:pPr>
+        <w:spacing w:before="0" w:after="0" w:line="240" w:lineRule="auto"/>
+        <w:jc w:val="left"/>
+      </w:pPr>
+    </w:p>
+    <w:tbl>
+      <w:tblPr>
+        <w:tblW w:type="auto" w:w="0"/>
+        <w:tblLayout w:type="fixed"/>
+        <w:tblLook w:firstColumn="1" w:firstRow="1" w:lastColumn="0" w:lastRow="0" w:noHBand="0" w:noVBand="1" w:val="04A0"/>
+      </w:tblPr>
+      <w:tblGrid>
+        <w:gridCol w:w="7285"/>
+      </w:tblGrid>
+      <w:tr>
+        <w:tc>
+          <w:tcPr>
+            <w:tcW w:type="dxa" w:w="7285"/>
+            <w:tcBorders>
+              <w:top w:val="single" w:sz="6" w:color="E3E3E3"/>
+              <w:bottom w:val="single" w:sz="6" w:color="E3E3E3"/>
+              <w:left w:val="single" w:sz="6" w:color="E3E3E3"/>
+              <w:right w:val="single" w:sz="6" w:color="E3E3E3"/>
+            </w:tcBorders>
+            <w:tcMar>
+              <w:top w:w="60" w:type="dxa"/>
+              <w:bottom w:w="60" w:type="dxa"/>
+              <w:left w:w="120" w:type="dxa"/>
+              <w:right w:w="120" w:type="dxa"/>
+            </w:tcMar>
+          </w:tcPr>
+          <w:p>
+            <w:pPr>
+              <w:spacing w:before="0" w:after="80" w:line="240" w:lineRule="auto"/>
+              <w:jc w:val="left"/>
+            </w:pPr>
+            <w:r>
+              <w:rPr>
+                <w:rFonts w:ascii="Barlow Condensed" w:hAnsi="Barlow Condensed" w:cs="Barlow Condensed"/>
+                <w:b/>
+                <w:i w:val="0"/>
+                <w:color w:val="4A4A49"/>
+                <w:sz w:val="18"/>
+              </w:rPr>
+              <w:t>LE TEXTE DU PORTEUR — À LIRE AVANT, PAS EN SCÈNE</w:t>
+            </w:r>
+          </w:p>
+          <w:p>
+            <w:pPr>
+              <w:spacing w:before="0" w:after="60" w:line="240" w:lineRule="auto"/>
+              <w:jc w:val="left"/>
+            </w:pPr>
+            <w:r>
+              <w:rPr>
+                <w:rFonts w:ascii="Barlow" w:hAnsi="Barlow" w:cs="Barlow"/>
+                <w:b w:val="0"/>
+                <w:i w:val="0"/>
+                <w:color w:val="4A4A49"/>
+                <w:sz w:val="18"/>
+              </w:rPr>
+              <w:t>Au revoir QC, bienvenue XRAY !</w:t>
+            </w:r>
+          </w:p>
+          <w:p>
+            <w:pPr>
+              <w:spacing w:before="0" w:after="60" w:line="240" w:lineRule="auto"/>
+              <w:jc w:val="left"/>
+            </w:pPr>
+            <w:r>
+              <w:rPr>
+                <w:rFonts w:ascii="Barlow" w:hAnsi="Barlow" w:cs="Barlow"/>
+                <w:b w:val="0"/>
+                <w:i w:val="0"/>
+                <w:color w:val="4A4A49"/>
+                <w:sz w:val="18"/>
+              </w:rPr>
+              <w:t>"Moderniser notre outillage QC pour gagner en efficacité, résilience et performance opérationnelle."</w:t>
+            </w:r>
+          </w:p>
+          <w:p>
+            <w:pPr>
+              <w:spacing w:before="0" w:after="60" w:line="240" w:lineRule="auto"/>
+              <w:jc w:val="left"/>
+            </w:pPr>
+            <w:r>
+              <w:rPr>
+                <w:rFonts w:ascii="Barlow" w:hAnsi="Barlow" w:cs="Barlow"/>
+                <w:b w:val="0"/>
+                <w:i w:val="0"/>
+                <w:color w:val="4A4A49"/>
+                <w:sz w:val="18"/>
+              </w:rPr>
+              <w:t>Après des années de fidèles services, notre système QC historique va tirer sa révérence en 2027 pour laisser place à XRAY.</w:t>
+            </w:r>
+          </w:p>
+          <w:p>
+            <w:pPr>
+              <w:spacing w:before="0" w:after="60" w:line="240" w:lineRule="auto"/>
+              <w:jc w:val="left"/>
+            </w:pPr>
+            <w:r>
+              <w:rPr>
+                <w:rFonts w:ascii="Barlow" w:hAnsi="Barlow" w:cs="Barlow"/>
+                <w:b w:val="0"/>
+                <w:i w:val="0"/>
+                <w:color w:val="4A4A49"/>
+                <w:sz w:val="18"/>
+              </w:rPr>
+              <w:t>Venez découvrir le produit et la trajectoire de migration.</w:t>
+            </w:r>
+          </w:p>
+        </w:tc>
+      </w:tr>
+    </w:tbl>
+    <w:p>
+      <w:pPr>
+        <w:spacing w:before="0" w:after="0" w:line="240" w:lineRule="auto"/>
+        <w:jc w:val="left"/>
+      </w:pPr>
+    </w:p>
+    <w:p>
+      <w:pPr>
+        <w:spacing w:before="200" w:after="0" w:line="240" w:lineRule="auto"/>
+        <w:jc w:val="left"/>
+        <w:pBdr>
+          <w:top w:val="single" w:sz="6" w:space="4" w:color="E3E3E3"/>
+        </w:pBdr>
+      </w:pPr>
+      <w:r>
+        <w:rPr>
+          <w:rFonts w:ascii="Barlow" w:hAnsi="Barlow" w:cs="Barlow"/>
+          <w:b w:val="0"/>
+          <w:i w:val="0"/>
+          <w:color w:val="4A4A49"/>
+          <w:sz w:val="22"/>
+        </w:rPr>
+        <w:t>Ensuite — le kiosque 7 est pour Anas. Tu reprends au kiosque 8.</w:t>
+      </w:r>
+    </w:p>
+    <w:p>
+      <w:pPr>
+        <w:pageBreakBefore/>
+        <w:spacing w:before="0" w:after="0" w:line="240" w:lineRule="auto"/>
+        <w:jc w:val="left"/>
+      </w:pPr>
+    </w:p>
+    <w:tbl>
+      <w:tblPr>
+        <w:tblW w:type="auto" w:w="0"/>
+        <w:tblLayout w:type="fixed"/>
+        <w:tblLook w:firstColumn="1" w:firstRow="1" w:lastColumn="0" w:lastRow="0" w:noHBand="0" w:noVBand="1" w:val="04A0"/>
+      </w:tblPr>
+      <w:tblGrid>
+        <w:gridCol w:w="4535"/>
+        <w:gridCol w:w="2750"/>
+      </w:tblGrid>
+      <w:tr>
+        <w:tc>
+          <w:tcPr>
+            <w:tcW w:type="dxa" w:w="4535"/>
+            <w:shd w:val="clear" w:color="auto" w:fill="1A1A2E"/>
+            <w:tcMar>
+              <w:top w:w="70" w:type="dxa"/>
+              <w:bottom w:w="70" w:type="dxa"/>
+              <w:left w:w="120" w:type="dxa"/>
+              <w:right w:w="120" w:type="dxa"/>
+            </w:tcMar>
+          </w:tcPr>
+          <w:p>
+            <w:pPr>
+              <w:spacing w:before="0" w:after="0" w:line="240" w:lineRule="auto"/>
+              <w:jc w:val="left"/>
+            </w:pPr>
+            <w:r>
+              <w:rPr>
+                <w:rFonts w:ascii="Barlow Condensed" w:hAnsi="Barlow Condensed" w:cs="Barlow Condensed"/>
+                <w:b/>
+                <w:i w:val="0"/>
+                <w:color w:val="FFFFFF"/>
+                <w:sz w:val="30"/>
+              </w:rPr>
+              <w:t>DEUXIÈME ANIMATEUR</w:t>
+            </w:r>
+          </w:p>
+        </w:tc>
+        <w:tc>
+          <w:tcPr>
+            <w:tcW w:type="dxa" w:w="2750"/>
+            <w:shd w:val="clear" w:color="auto" w:fill="1A1A2E"/>
+            <w:tcMar>
+              <w:top w:w="70" w:type="dxa"/>
+              <w:bottom w:w="70" w:type="dxa"/>
+              <w:left w:w="120" w:type="dxa"/>
+              <w:right w:w="120" w:type="dxa"/>
+            </w:tcMar>
+          </w:tcPr>
+          <w:p>
+            <w:pPr>
+              <w:spacing w:before="0" w:after="0" w:line="240" w:lineRule="auto"/>
+              <w:jc w:val="right"/>
+            </w:pPr>
+            <w:r>
+              <w:rPr>
+                <w:rFonts w:ascii="Barlow Condensed" w:hAnsi="Barlow Condensed" w:cs="Barlow Condensed"/>
+                <w:b/>
+                <w:i w:val="0"/>
+                <w:color w:val="00B4B4"/>
+                <w:sz w:val="26"/>
+              </w:rPr>
+              <w:t>7 / 10</w:t>
+            </w:r>
+          </w:p>
+        </w:tc>
+      </w:tr>
+      <w:tr>
+        <w:trPr>
+          <w:trHeight w:val="68" w:hRule="exact"/>
+        </w:trPr>
+        <w:tc>
+          <w:tcPr>
+            <w:tcW w:type="dxa" w:w="7285"/>
+            <w:shd w:val="clear" w:color="auto" w:fill="006B4F"/>
+            <w:tcMar>
+              <w:top w:w="0" w:type="dxa"/>
+              <w:bottom w:w="0" w:type="dxa"/>
+              <w:left w:w="0" w:type="dxa"/>
+              <w:right w:w="0" w:type="dxa"/>
+            </w:tcMar>
+          </w:tcPr>
+          <w:p>
+            <w:pPr>
+              <w:spacing w:before="0" w:after="0" w:line="240" w:lineRule="auto"/>
+              <w:jc w:val="left"/>
+            </w:pPr>
+          </w:p>
+        </w:tc>
+        <w:tc>
+          <w:tcPr>
+            <w:tcW w:type="dxa" w:w="7285"/>
+            <w:shd w:val="clear" w:color="auto" w:fill="006B4F"/>
+            <w:tcMar>
+              <w:top w:w="0" w:type="dxa"/>
+              <w:bottom w:w="0" w:type="dxa"/>
+              <w:left w:w="0" w:type="dxa"/>
+              <w:right w:w="0" w:type="dxa"/>
+            </w:tcMar>
+          </w:tcPr>
+          <w:p>
+            <w:pPr>
+              <w:spacing w:before="0" w:after="0" w:line="240" w:lineRule="auto"/>
+              <w:jc w:val="left"/>
+            </w:pPr>
+          </w:p>
+        </w:tc>
+      </w:tr>
+    </w:tbl>
+    <w:p>
+      <w:pPr>
+        <w:spacing w:before="0" w:after="0" w:line="240" w:lineRule="auto"/>
+        <w:jc w:val="left"/>
+      </w:pPr>
+    </w:p>
+    <w:tbl>
+      <w:tblPr>
+        <w:tblW w:type="auto" w:w="0"/>
+        <w:tblLayout w:type="fixed"/>
+        <w:tblLook w:firstColumn="1" w:firstRow="1" w:lastColumn="0" w:lastRow="0" w:noHBand="0" w:noVBand="1" w:val="04A0"/>
+      </w:tblPr>
+      <w:tblGrid>
+        <w:gridCol w:w="4252"/>
+        <w:gridCol w:w="3033"/>
+      </w:tblGrid>
+      <w:tr>
+        <w:tc>
+          <w:tcPr>
+            <w:tcW w:type="dxa" w:w="4252"/>
+            <w:vAlign w:val="center"/>
+            <w:tcMar>
+              <w:top w:w="0" w:type="dxa"/>
+              <w:bottom w:w="0" w:type="dxa"/>
+              <w:left w:w="0" w:type="dxa"/>
+              <w:right w:w="60" w:type="dxa"/>
+            </w:tcMar>
+          </w:tcPr>
+          <w:p>
+            <w:pPr>
+              <w:spacing w:before="0" w:after="0" w:line="240" w:lineRule="auto"/>
+              <w:jc w:val="left"/>
+            </w:pPr>
+            <w:r>
+              <w:rPr>
+                <w:rFonts w:ascii="Barlow Condensed" w:hAnsi="Barlow Condensed" w:cs="Barlow Condensed"/>
+                <w:b/>
+                <w:i w:val="0"/>
+                <w:color w:val="1A1A2E"/>
+                <w:sz w:val="68"/>
+              </w:rPr>
+              <w:t>Kiosque 8</w:t>
+            </w:r>
+          </w:p>
+        </w:tc>
+        <w:tc>
+          <w:tcPr>
+            <w:tcW w:type="dxa" w:w="3033"/>
+            <w:vAlign w:val="center"/>
+            <w:shd w:val="clear" w:color="auto" w:fill="006B4F"/>
+            <w:tcMar>
+              <w:top w:w="60" w:type="dxa"/>
+              <w:bottom w:w="60" w:type="dxa"/>
+              <w:left w:w="120" w:type="dxa"/>
+              <w:right w:w="140" w:type="dxa"/>
+            </w:tcMar>
+          </w:tcPr>
+          <w:p>
+            <w:pPr>
+              <w:spacing w:before="0" w:after="0" w:line="240" w:lineRule="auto"/>
+              <w:jc w:val="right"/>
+            </w:pPr>
+            <w:r>
+              <w:rPr>
+                <w:rFonts w:ascii="Barlow Condensed" w:hAnsi="Barlow Condensed" w:cs="Barlow Condensed"/>
+                <w:b/>
+                <w:i w:val="0"/>
+                <w:color w:val="FFFFFF"/>
+                <w:sz w:val="18"/>
+              </w:rPr>
+              <w:t>SALLE</w:t>
+            </w:r>
+          </w:p>
+          <w:p>
+            <w:pPr>
+              <w:spacing w:before="0" w:after="0" w:line="240" w:lineRule="auto"/>
+              <w:jc w:val="right"/>
+            </w:pPr>
+            <w:r>
+              <w:rPr>
+                <w:rFonts w:ascii="Barlow Condensed" w:hAnsi="Barlow Condensed" w:cs="Barlow Condensed"/>
+                <w:b/>
+                <w:i w:val="0"/>
+                <w:color w:val="FFFFFF"/>
+                <w:sz w:val="38"/>
+              </w:rPr>
+              <w:t>Loire</w:t>
+            </w:r>
+          </w:p>
+        </w:tc>
+      </w:tr>
+    </w:tbl>
+    <w:p>
+      <w:pPr>
+        <w:spacing w:before="80" w:after="120" w:line="240" w:lineRule="auto"/>
+        <w:jc w:val="left"/>
+        <w:pBdr>
+          <w:bottom w:val="single" w:sz="6" w:space="4" w:color="E3E3E3"/>
+        </w:pBdr>
+      </w:pPr>
+      <w:r>
+        <w:rPr>
+          <w:rFonts w:ascii="Barlow Condensed" w:hAnsi="Barlow Condensed" w:cs="Barlow Condensed"/>
+          <w:b/>
+          <w:i w:val="0"/>
+          <w:color w:val="1A1A2E"/>
+          <w:sz w:val="38"/>
+        </w:rPr>
+        <w:t>JADD</w:t>
+      </w:r>
+    </w:p>
+    <w:p>
+      <w:pPr>
+        <w:pStyle w:val="ListBullet"/>
+        <w:spacing w:before="0" w:after="60" w:line="240" w:lineRule="auto"/>
+        <w:jc w:val="left"/>
+      </w:pPr>
+      <w:r>
+        <w:rPr>
+          <w:rFonts w:ascii="Barlow" w:hAnsi="Barlow" w:cs="Barlow"/>
+          <w:b w:val="0"/>
+          <w:i w:val="0"/>
+          <w:color w:val="1A1A2E"/>
+          <w:sz w:val="28"/>
+        </w:rPr>
+        <w:t>Porté par TFC · Gabriel MOROSAN et Laurie ZINGLE / MCAD · Julien BAZZALI et Nicolas DROUET.</w:t>
+      </w:r>
+    </w:p>
+    <w:p>
+      <w:pPr>
+        <w:spacing w:before="0" w:after="80" w:line="240" w:lineRule="auto"/>
+        <w:jc w:val="left"/>
+      </w:pPr>
+      <w:r>
+        <w:rPr>
+          <w:rFonts w:ascii="Barlow" w:hAnsi="Barlow" w:cs="Barlow"/>
+          <w:b w:val="0"/>
+          <w:i w:val="0"/>
+          <w:color w:val="4A4A49"/>
+          <w:sz w:val="22"/>
+        </w:rPr>
+        <w:t>Nomme-les et fais-leur lever la main : la salle doit voir le visage qu’elle retrouvera en atelier.</w:t>
+      </w:r>
+    </w:p>
+    <w:tbl>
+      <w:tblPr>
+        <w:tblW w:type="auto" w:w="0"/>
+        <w:tblLayout w:type="fixed"/>
+        <w:tblLook w:firstColumn="1" w:firstRow="1" w:lastColumn="0" w:lastRow="0" w:noHBand="0" w:noVBand="1" w:val="04A0"/>
+      </w:tblPr>
+      <w:tblGrid>
+        <w:gridCol w:w="7285"/>
+      </w:tblGrid>
+      <w:tr>
+        <w:tc>
+          <w:tcPr>
+            <w:tcW w:type="dxa" w:w="7285"/>
+            <w:shd w:val="clear" w:color="auto" w:fill="D9EFEF"/>
+            <w:tcBorders>
+              <w:top w:val="nil" w:sz="18" w:color="006B4F"/>
+              <w:bottom w:val="nil" w:sz="18" w:color="006B4F"/>
+              <w:left w:val="single" w:sz="18" w:color="006B4F"/>
+              <w:right w:val="nil" w:sz="18" w:color="006B4F"/>
+            </w:tcBorders>
+            <w:tcMar>
+              <w:top w:w="60" w:type="dxa"/>
+              <w:bottom w:w="60" w:type="dxa"/>
+              <w:left w:w="140" w:type="dxa"/>
+              <w:right w:w="140" w:type="dxa"/>
+            </w:tcMar>
+          </w:tcPr>
+          <w:p>
+            <w:pPr>
+              <w:spacing w:before="0" w:after="0" w:line="240" w:lineRule="auto"/>
+              <w:jc w:val="left"/>
+            </w:pPr>
+            <w:r>
+              <w:rPr>
+                <w:rFonts w:ascii="Barlow" w:hAnsi="Barlow" w:cs="Barlow"/>
+                <w:b w:val="0"/>
+                <w:i/>
+                <w:color w:val="1A1A2E"/>
+                <w:sz w:val="29"/>
+              </w:rPr>
+              <w:t>« Les données de production à portée de clic pour vos tests : enrichissez, réutilisez, rechargez en quelques clics. »</w:t>
+            </w:r>
+          </w:p>
+        </w:tc>
+      </w:tr>
+    </w:tbl>
+    <w:p>
+      <w:pPr>
+        <w:spacing w:before="0" w:after="0" w:line="240" w:lineRule="auto"/>
+        <w:jc w:val="left"/>
+      </w:pPr>
+    </w:p>
+    <w:tbl>
+      <w:tblPr>
+        <w:tblW w:type="auto" w:w="0"/>
+        <w:tblLayout w:type="fixed"/>
+        <w:tblLook w:firstColumn="1" w:firstRow="1" w:lastColumn="0" w:lastRow="0" w:noHBand="0" w:noVBand="1" w:val="04A0"/>
+      </w:tblPr>
+      <w:tblGrid>
+        <w:gridCol w:w="7285"/>
+      </w:tblGrid>
+      <w:tr>
+        <w:tc>
+          <w:tcPr>
+            <w:tcW w:type="dxa" w:w="7285"/>
+            <w:tcBorders>
+              <w:top w:val="single" w:sz="6" w:color="E3E3E3"/>
+              <w:bottom w:val="single" w:sz="6" w:color="E3E3E3"/>
+              <w:left w:val="single" w:sz="6" w:color="E3E3E3"/>
+              <w:right w:val="single" w:sz="6" w:color="E3E3E3"/>
+            </w:tcBorders>
+            <w:tcMar>
+              <w:top w:w="60" w:type="dxa"/>
+              <w:bottom w:w="60" w:type="dxa"/>
+              <w:left w:w="120" w:type="dxa"/>
+              <w:right w:w="120" w:type="dxa"/>
+            </w:tcMar>
+          </w:tcPr>
+          <w:p>
+            <w:pPr>
+              <w:spacing w:before="0" w:after="80" w:line="240" w:lineRule="auto"/>
+              <w:jc w:val="left"/>
+            </w:pPr>
+            <w:r>
+              <w:rPr>
+                <w:rFonts w:ascii="Barlow Condensed" w:hAnsi="Barlow Condensed" w:cs="Barlow Condensed"/>
+                <w:b/>
+                <w:i w:val="0"/>
+                <w:color w:val="4A4A49"/>
+                <w:sz w:val="18"/>
+              </w:rPr>
+              <w:t>LE TEXTE DU PORTEUR — À LIRE AVANT, PAS EN SCÈNE</w:t>
+            </w:r>
+          </w:p>
+          <w:p>
+            <w:pPr>
+              <w:spacing w:before="0" w:after="60" w:line="240" w:lineRule="auto"/>
+              <w:jc w:val="left"/>
+            </w:pPr>
+            <w:r>
+              <w:rPr>
+                <w:rFonts w:ascii="Barlow" w:hAnsi="Barlow" w:cs="Barlow"/>
+                <w:b w:val="0"/>
+                <w:i w:val="0"/>
+                <w:color w:val="4A4A49"/>
+                <w:sz w:val="18"/>
+              </w:rPr>
+              <w:t>JADD : Los données de production à portée de clic pour vos tests</w:t>
+            </w:r>
+          </w:p>
+          <w:p>
+            <w:pPr>
+              <w:spacing w:before="0" w:after="60" w:line="240" w:lineRule="auto"/>
+              <w:jc w:val="left"/>
+            </w:pPr>
+            <w:r>
+              <w:rPr>
+                <w:rFonts w:ascii="Barlow" w:hAnsi="Barlow" w:cs="Barlow"/>
+                <w:b w:val="0"/>
+                <w:i w:val="0"/>
+                <w:color w:val="4A4A49"/>
+                <w:sz w:val="18"/>
+              </w:rPr>
+              <w:t>JADD est un portail offrant différentes fonctionnalités pour gérer vos données de test</w:t>
+            </w:r>
+          </w:p>
+          <w:p>
+            <w:pPr>
+              <w:spacing w:before="0" w:after="60" w:line="240" w:lineRule="auto"/>
+              <w:jc w:val="left"/>
+            </w:pPr>
+            <w:r>
+              <w:rPr>
+                <w:rFonts w:ascii="Barlow" w:hAnsi="Barlow" w:cs="Barlow"/>
+                <w:b w:val="0"/>
+                <w:i w:val="0"/>
+                <w:color w:val="4A4A49"/>
+                <w:sz w:val="18"/>
+              </w:rPr>
+              <w:t>En quelques clics, adaptez vos besoins en données de test en un temps record : enrichissez, supprimez, réutilisez, rechargez à nouveau...</w:t>
+            </w:r>
+          </w:p>
+        </w:tc>
+      </w:tr>
+    </w:tbl>
+    <w:p>
+      <w:pPr>
+        <w:spacing w:before="0" w:after="0" w:line="240" w:lineRule="auto"/>
+        <w:jc w:val="left"/>
+      </w:pPr>
+    </w:p>
+    <w:p>
+      <w:pPr>
+        <w:spacing w:before="200" w:after="0" w:line="240" w:lineRule="auto"/>
+        <w:jc w:val="left"/>
+        <w:pBdr>
+          <w:top w:val="single" w:sz="6" w:space="4" w:color="E3E3E3"/>
+        </w:pBdr>
+      </w:pPr>
+      <w:r>
+        <w:rPr>
+          <w:rFonts w:ascii="Barlow" w:hAnsi="Barlow" w:cs="Barlow"/>
+          <w:b w:val="0"/>
+          <w:i w:val="0"/>
+          <w:color w:val="4A4A49"/>
+          <w:sz w:val="22"/>
+        </w:rPr>
+        <w:t>Ensuite — le kiosque 9 est pour Anas. Tu reprends au kiosque 10.</w:t>
+      </w:r>
+    </w:p>
+    <w:p>
+      <w:pPr>
+        <w:pageBreakBefore/>
+        <w:spacing w:before="0" w:after="0" w:line="240" w:lineRule="auto"/>
+        <w:jc w:val="left"/>
+      </w:pPr>
+    </w:p>
+    <w:tbl>
+      <w:tblPr>
+        <w:tblW w:type="auto" w:w="0"/>
+        <w:tblLayout w:type="fixed"/>
+        <w:tblLook w:firstColumn="1" w:firstRow="1" w:lastColumn="0" w:lastRow="0" w:noHBand="0" w:noVBand="1" w:val="04A0"/>
+      </w:tblPr>
+      <w:tblGrid>
+        <w:gridCol w:w="4535"/>
+        <w:gridCol w:w="2750"/>
+      </w:tblGrid>
+      <w:tr>
+        <w:tc>
+          <w:tcPr>
+            <w:tcW w:type="dxa" w:w="4535"/>
+            <w:shd w:val="clear" w:color="auto" w:fill="1A1A2E"/>
+            <w:tcMar>
+              <w:top w:w="70" w:type="dxa"/>
+              <w:bottom w:w="70" w:type="dxa"/>
+              <w:left w:w="120" w:type="dxa"/>
+              <w:right w:w="120" w:type="dxa"/>
+            </w:tcMar>
+          </w:tcPr>
+          <w:p>
+            <w:pPr>
+              <w:spacing w:before="0" w:after="0" w:line="240" w:lineRule="auto"/>
+              <w:jc w:val="left"/>
+            </w:pPr>
+            <w:r>
+              <w:rPr>
+                <w:rFonts w:ascii="Barlow Condensed" w:hAnsi="Barlow Condensed" w:cs="Barlow Condensed"/>
+                <w:b/>
+                <w:i w:val="0"/>
+                <w:color w:val="FFFFFF"/>
+                <w:sz w:val="30"/>
+              </w:rPr>
+              <w:t>DEUXIÈME ANIMATEUR</w:t>
+            </w:r>
+          </w:p>
+        </w:tc>
+        <w:tc>
+          <w:tcPr>
+            <w:tcW w:type="dxa" w:w="2750"/>
+            <w:shd w:val="clear" w:color="auto" w:fill="1A1A2E"/>
+            <w:tcMar>
+              <w:top w:w="70" w:type="dxa"/>
+              <w:bottom w:w="70" w:type="dxa"/>
+              <w:left w:w="120" w:type="dxa"/>
+              <w:right w:w="120" w:type="dxa"/>
+            </w:tcMar>
+          </w:tcPr>
+          <w:p>
+            <w:pPr>
+              <w:spacing w:before="0" w:after="0" w:line="240" w:lineRule="auto"/>
+              <w:jc w:val="right"/>
+            </w:pPr>
+            <w:r>
+              <w:rPr>
+                <w:rFonts w:ascii="Barlow Condensed" w:hAnsi="Barlow Condensed" w:cs="Barlow Condensed"/>
+                <w:b/>
+                <w:i w:val="0"/>
+                <w:color w:val="00B4B4"/>
+                <w:sz w:val="26"/>
+              </w:rPr>
+              <w:t>8 / 10</w:t>
+            </w:r>
+          </w:p>
+        </w:tc>
+      </w:tr>
+      <w:tr>
+        <w:trPr>
+          <w:trHeight w:val="68" w:hRule="exact"/>
+        </w:trPr>
+        <w:tc>
+          <w:tcPr>
+            <w:tcW w:type="dxa" w:w="7285"/>
+            <w:shd w:val="clear" w:color="auto" w:fill="006B4F"/>
+            <w:tcMar>
+              <w:top w:w="0" w:type="dxa"/>
+              <w:bottom w:w="0" w:type="dxa"/>
+              <w:left w:w="0" w:type="dxa"/>
+              <w:right w:w="0" w:type="dxa"/>
+            </w:tcMar>
+          </w:tcPr>
+          <w:p>
+            <w:pPr>
+              <w:spacing w:before="0" w:after="0" w:line="240" w:lineRule="auto"/>
+              <w:jc w:val="left"/>
+            </w:pPr>
+          </w:p>
+        </w:tc>
+        <w:tc>
+          <w:tcPr>
+            <w:tcW w:type="dxa" w:w="7285"/>
+            <w:shd w:val="clear" w:color="auto" w:fill="006B4F"/>
+            <w:tcMar>
+              <w:top w:w="0" w:type="dxa"/>
+              <w:bottom w:w="0" w:type="dxa"/>
+              <w:left w:w="0" w:type="dxa"/>
+              <w:right w:w="0" w:type="dxa"/>
+            </w:tcMar>
+          </w:tcPr>
+          <w:p>
+            <w:pPr>
+              <w:spacing w:before="0" w:after="0" w:line="240" w:lineRule="auto"/>
+              <w:jc w:val="left"/>
+            </w:pPr>
+          </w:p>
+        </w:tc>
+      </w:tr>
+    </w:tbl>
+    <w:p>
+      <w:pPr>
+        <w:spacing w:before="0" w:after="0" w:line="240" w:lineRule="auto"/>
+        <w:jc w:val="left"/>
+      </w:pPr>
+    </w:p>
+    <w:tbl>
+      <w:tblPr>
+        <w:tblW w:type="auto" w:w="0"/>
+        <w:tblLayout w:type="fixed"/>
+        <w:tblLook w:firstColumn="1" w:firstRow="1" w:lastColumn="0" w:lastRow="0" w:noHBand="0" w:noVBand="1" w:val="04A0"/>
+      </w:tblPr>
+      <w:tblGrid>
+        <w:gridCol w:w="4252"/>
+        <w:gridCol w:w="3033"/>
+      </w:tblGrid>
+      <w:tr>
+        <w:tc>
+          <w:tcPr>
+            <w:tcW w:type="dxa" w:w="4252"/>
+            <w:vAlign w:val="center"/>
+            <w:tcMar>
+              <w:top w:w="0" w:type="dxa"/>
+              <w:bottom w:w="0" w:type="dxa"/>
+              <w:left w:w="0" w:type="dxa"/>
+              <w:right w:w="60" w:type="dxa"/>
+            </w:tcMar>
+          </w:tcPr>
+          <w:p>
+            <w:pPr>
+              <w:spacing w:before="0" w:after="0" w:line="240" w:lineRule="auto"/>
+              <w:jc w:val="left"/>
+            </w:pPr>
+            <w:r>
+              <w:rPr>
+                <w:rFonts w:ascii="Barlow Condensed" w:hAnsi="Barlow Condensed" w:cs="Barlow Condensed"/>
+                <w:b/>
+                <w:i w:val="0"/>
+                <w:color w:val="1A1A2E"/>
+                <w:sz w:val="68"/>
+              </w:rPr>
+              <w:t>Kiosque 10</w:t>
+            </w:r>
+          </w:p>
+        </w:tc>
+        <w:tc>
+          <w:tcPr>
+            <w:tcW w:type="dxa" w:w="3033"/>
+            <w:vAlign w:val="center"/>
+            <w:shd w:val="clear" w:color="auto" w:fill="006B4F"/>
+            <w:tcMar>
+              <w:top w:w="60" w:type="dxa"/>
+              <w:bottom w:w="60" w:type="dxa"/>
+              <w:left w:w="120" w:type="dxa"/>
+              <w:right w:w="140" w:type="dxa"/>
+            </w:tcMar>
+          </w:tcPr>
+          <w:p>
+            <w:pPr>
+              <w:spacing w:before="0" w:after="0" w:line="240" w:lineRule="auto"/>
+              <w:jc w:val="right"/>
+            </w:pPr>
+            <w:r>
+              <w:rPr>
+                <w:rFonts w:ascii="Barlow Condensed" w:hAnsi="Barlow Condensed" w:cs="Barlow Condensed"/>
+                <w:b/>
+                <w:i w:val="0"/>
+                <w:color w:val="FFFFFF"/>
+                <w:sz w:val="18"/>
+              </w:rPr>
+              <w:t>SALLE</w:t>
+            </w:r>
+          </w:p>
+          <w:p>
+            <w:pPr>
+              <w:spacing w:before="0" w:after="0" w:line="240" w:lineRule="auto"/>
+              <w:jc w:val="right"/>
+            </w:pPr>
+            <w:r>
+              <w:rPr>
+                <w:rFonts w:ascii="Barlow Condensed" w:hAnsi="Barlow Condensed" w:cs="Barlow Condensed"/>
+                <w:b/>
+                <w:i w:val="0"/>
+                <w:color w:val="FFFFFF"/>
+                <w:sz w:val="24"/>
+              </w:rPr>
+              <w:t>Sumida + Alzette</w:t>
+            </w:r>
+          </w:p>
+        </w:tc>
+      </w:tr>
+    </w:tbl>
+    <w:p>
+      <w:pPr>
+        <w:spacing w:before="80" w:after="120" w:line="240" w:lineRule="auto"/>
+        <w:jc w:val="left"/>
+        <w:pBdr>
+          <w:bottom w:val="single" w:sz="6" w:space="4" w:color="E3E3E3"/>
+        </w:pBdr>
+      </w:pPr>
+      <w:r>
+        <w:rPr>
+          <w:rFonts w:ascii="Barlow Condensed" w:hAnsi="Barlow Condensed" w:cs="Barlow Condensed"/>
+          <w:b/>
+          <w:i w:val="0"/>
+          <w:color w:val="1A1A2E"/>
+          <w:sz w:val="38"/>
+        </w:rPr>
+        <w:t>Vidéo TESTY — libre service</w:t>
+      </w:r>
+    </w:p>
+    <w:tbl>
+      <w:tblPr>
+        <w:tblW w:type="auto" w:w="0"/>
+        <w:tblLayout w:type="fixed"/>
+        <w:tblLook w:firstColumn="1" w:firstRow="1" w:lastColumn="0" w:lastRow="0" w:noHBand="0" w:noVBand="1" w:val="04A0"/>
+      </w:tblPr>
+      <w:tblGrid>
+        <w:gridCol w:w="7285"/>
+      </w:tblGrid>
+      <w:tr>
+        <w:tc>
+          <w:tcPr>
+            <w:tcW w:type="dxa" w:w="7285"/>
+            <w:tcBorders>
+              <w:top w:val="single" w:sz="8" w:color="B32D2D"/>
+              <w:bottom w:val="single" w:sz="8" w:color="B32D2D"/>
+              <w:left w:val="single" w:sz="8" w:color="B32D2D"/>
+              <w:right w:val="single" w:sz="8" w:color="B32D2D"/>
+            </w:tcBorders>
+            <w:tcMar>
+              <w:top w:w="70" w:type="dxa"/>
+              <w:bottom w:w="70" w:type="dxa"/>
+              <w:left w:w="140" w:type="dxa"/>
+              <w:right w:w="140" w:type="dxa"/>
+            </w:tcMar>
+          </w:tcPr>
+          <w:p>
+            <w:pPr>
+              <w:spacing w:before="0" w:after="0" w:line="240" w:lineRule="auto"/>
+              <w:jc w:val="left"/>
+            </w:pPr>
+            <w:r>
+              <w:rPr>
+                <w:rFonts w:ascii="Barlow" w:hAnsi="Barlow" w:cs="Barlow"/>
+                <w:b/>
+                <w:i w:val="0"/>
+                <w:color w:val="B32D2D"/>
+                <w:sz w:val="24"/>
+              </w:rPr>
+              <w:t>« Libre service » selon la page ; diffusion présentée de l’épisode 4 selon le conducteur du 10/09. À trancher avant de le dire.</w:t>
+            </w:r>
+          </w:p>
+        </w:tc>
+      </w:tr>
+    </w:tbl>
+    <w:p>
+      <w:pPr>
+        <w:spacing w:before="0" w:after="0" w:line="240" w:lineRule="auto"/>
+        <w:jc w:val="left"/>
+      </w:pPr>
+    </w:p>
+    <w:p>
+      <w:pPr>
+        <w:pStyle w:val="ListBullet"/>
+        <w:spacing w:before="0" w:after="60" w:line="240" w:lineRule="auto"/>
+        <w:jc w:val="left"/>
+      </w:pPr>
+      <w:r>
+        <w:rPr>
+          <w:rFonts w:ascii="Barlow" w:hAnsi="Barlow" w:cs="Barlow"/>
+          <w:b w:val="0"/>
+          <w:i w:val="0"/>
+          <w:color w:val="1A1A2E"/>
+          <w:sz w:val="28"/>
+        </w:rPr>
+        <w:t>Porté par TFC · Elena TOMAS et Jaber BENZEGOUTTA.</w:t>
+      </w:r>
+    </w:p>
+    <w:p>
+      <w:pPr>
+        <w:spacing w:before="0" w:after="80" w:line="240" w:lineRule="auto"/>
+        <w:jc w:val="left"/>
+      </w:pPr>
+      <w:r>
+        <w:rPr>
+          <w:rFonts w:ascii="Barlow" w:hAnsi="Barlow" w:cs="Barlow"/>
+          <w:b w:val="0"/>
+          <w:i w:val="0"/>
+          <w:color w:val="4A4A49"/>
+          <w:sz w:val="22"/>
+        </w:rPr>
+        <w:t>Nomme-les et fais-leur lever la main : la salle doit voir le visage qu’elle retrouvera en atelier.</w:t>
+      </w:r>
+    </w:p>
+    <w:tbl>
+      <w:tblPr>
+        <w:tblW w:type="auto" w:w="0"/>
+        <w:tblLayout w:type="fixed"/>
+        <w:tblLook w:firstColumn="1" w:firstRow="1" w:lastColumn="0" w:lastRow="0" w:noHBand="0" w:noVBand="1" w:val="04A0"/>
+      </w:tblPr>
+      <w:tblGrid>
+        <w:gridCol w:w="7285"/>
+      </w:tblGrid>
+      <w:tr>
+        <w:tc>
+          <w:tcPr>
+            <w:tcW w:type="dxa" w:w="7285"/>
+            <w:shd w:val="clear" w:color="auto" w:fill="D9EFEF"/>
+            <w:tcBorders>
+              <w:top w:val="nil" w:sz="18" w:color="006B4F"/>
+              <w:bottom w:val="nil" w:sz="18" w:color="006B4F"/>
+              <w:left w:val="single" w:sz="18" w:color="006B4F"/>
+              <w:right w:val="nil" w:sz="18" w:color="006B4F"/>
+            </w:tcBorders>
+            <w:tcMar>
+              <w:top w:w="60" w:type="dxa"/>
+              <w:bottom w:w="60" w:type="dxa"/>
+              <w:left w:w="140" w:type="dxa"/>
+              <w:right w:w="140" w:type="dxa"/>
+            </w:tcMar>
+          </w:tcPr>
+          <w:p>
+            <w:pPr>
+              <w:spacing w:before="0" w:after="0" w:line="240" w:lineRule="auto"/>
+              <w:jc w:val="left"/>
+            </w:pPr>
+            <w:r>
+              <w:rPr>
+                <w:rFonts w:ascii="Barlow" w:hAnsi="Barlow" w:cs="Barlow"/>
+                <w:b w:val="0"/>
+                <w:i/>
+                <w:color w:val="1A1A2E"/>
+                <w:sz w:val="29"/>
+              </w:rPr>
+              <w:t>« Plongez dans l'univers coloré et décalé de TESTY : le métier de testeur en épisodes courts, ludiques, sans jargon. »</w:t>
+            </w:r>
+          </w:p>
+        </w:tc>
+      </w:tr>
+    </w:tbl>
+    <w:p>
+      <w:pPr>
+        <w:spacing w:before="0" w:after="0" w:line="240" w:lineRule="auto"/>
+        <w:jc w:val="left"/>
+      </w:pPr>
+    </w:p>
+    <w:tbl>
+      <w:tblPr>
+        <w:tblW w:type="auto" w:w="0"/>
+        <w:tblLayout w:type="fixed"/>
+        <w:tblLook w:firstColumn="1" w:firstRow="1" w:lastColumn="0" w:lastRow="0" w:noHBand="0" w:noVBand="1" w:val="04A0"/>
+      </w:tblPr>
+      <w:tblGrid>
+        <w:gridCol w:w="7285"/>
+      </w:tblGrid>
+      <w:tr>
+        <w:tc>
+          <w:tcPr>
+            <w:tcW w:type="dxa" w:w="7285"/>
+            <w:tcBorders>
+              <w:top w:val="single" w:sz="6" w:color="E3E3E3"/>
+              <w:bottom w:val="single" w:sz="6" w:color="E3E3E3"/>
+              <w:left w:val="single" w:sz="6" w:color="E3E3E3"/>
+              <w:right w:val="single" w:sz="6" w:color="E3E3E3"/>
+            </w:tcBorders>
+            <w:tcMar>
+              <w:top w:w="60" w:type="dxa"/>
+              <w:bottom w:w="60" w:type="dxa"/>
+              <w:left w:w="120" w:type="dxa"/>
+              <w:right w:w="120" w:type="dxa"/>
+            </w:tcMar>
+          </w:tcPr>
+          <w:p>
+            <w:pPr>
+              <w:spacing w:before="0" w:after="80" w:line="240" w:lineRule="auto"/>
+              <w:jc w:val="left"/>
+            </w:pPr>
+            <w:r>
+              <w:rPr>
+                <w:rFonts w:ascii="Barlow Condensed" w:hAnsi="Barlow Condensed" w:cs="Barlow Condensed"/>
+                <w:b/>
+                <w:i w:val="0"/>
+                <w:color w:val="4A4A49"/>
+                <w:sz w:val="18"/>
+              </w:rPr>
+              <w:t>LE TEXTE DU PORTEUR — À LIRE AVANT, PAS EN SCÈNE</w:t>
+            </w:r>
+          </w:p>
+          <w:p>
+            <w:pPr>
+              <w:spacing w:before="0" w:after="60" w:line="240" w:lineRule="auto"/>
+              <w:jc w:val="left"/>
+            </w:pPr>
+            <w:r>
+              <w:rPr>
+                <w:rFonts w:ascii="Barlow" w:hAnsi="Barlow" w:cs="Barlow"/>
+                <w:b w:val="0"/>
+                <w:i w:val="0"/>
+                <w:color w:val="4A4A49"/>
+                <w:sz w:val="18"/>
+              </w:rPr>
+              <w:t>TESTY : Mission Qualité Acceptée</w:t>
+            </w:r>
+          </w:p>
+          <w:p>
+            <w:pPr>
+              <w:spacing w:before="0" w:after="60" w:line="240" w:lineRule="auto"/>
+              <w:jc w:val="left"/>
+            </w:pPr>
+            <w:r>
+              <w:rPr>
+                <w:rFonts w:ascii="Barlow" w:hAnsi="Barlow" w:cs="Barlow"/>
+                <w:b w:val="0"/>
+                <w:i w:val="0"/>
+                <w:color w:val="4A4A49"/>
+                <w:sz w:val="18"/>
+              </w:rPr>
+              <w:t>Vous ne l'avez pas encore rencontré ?</w:t>
+            </w:r>
+          </w:p>
+          <w:p>
+            <w:pPr>
+              <w:spacing w:before="0" w:after="60" w:line="240" w:lineRule="auto"/>
+              <w:jc w:val="left"/>
+            </w:pPr>
+            <w:r>
+              <w:rPr>
+                <w:rFonts w:ascii="Barlow" w:hAnsi="Barlow" w:cs="Barlow"/>
+                <w:b w:val="0"/>
+                <w:i w:val="0"/>
+                <w:color w:val="4A4A49"/>
+                <w:sz w:val="18"/>
+              </w:rPr>
+              <w:t>Plongez dans l'univers coloré et décalé de TESTY, un personnage attachant qui vous fait découvrir les coulisses du métier de testeur à travers des épisodes courts, ludiques et accessibies, sans jargon incompréhensible. Entre des bugs improbables, des situations cocasses et des « ah-ha ! » révélateurs, découvrez que tester, c'est être un vrai détective du code.</w:t>
+            </w:r>
+          </w:p>
+          <w:p>
+            <w:pPr>
+              <w:spacing w:before="0" w:after="60" w:line="240" w:lineRule="auto"/>
+              <w:jc w:val="left"/>
+            </w:pPr>
+            <w:r>
+              <w:rPr>
+                <w:rFonts w:ascii="Barlow" w:hAnsi="Barlow" w:cs="Barlow"/>
+                <w:b w:val="0"/>
+                <w:i w:val="0"/>
+                <w:color w:val="4A4A49"/>
+                <w:sz w:val="18"/>
+              </w:rPr>
+              <w:t>Visionnage en libre service.</w:t>
+            </w:r>
+          </w:p>
+        </w:tc>
+      </w:tr>
+    </w:tbl>
+    <w:p>
+      <w:pPr>
+        <w:spacing w:before="0" w:after="0" w:line="240" w:lineRule="auto"/>
+        <w:jc w:val="left"/>
+      </w:pPr>
+    </w:p>
+    <w:p>
+      <w:pPr>
+        <w:spacing w:before="200" w:after="0" w:line="240" w:lineRule="auto"/>
+        <w:jc w:val="left"/>
+        <w:pBdr>
+          <w:top w:val="single" w:sz="6" w:space="4" w:color="E3E3E3"/>
+        </w:pBdr>
+      </w:pPr>
+      <w:r>
+        <w:rPr>
+          <w:rFonts w:ascii="Barlow" w:hAnsi="Barlow" w:cs="Barlow"/>
+          <w:b w:val="0"/>
+          <w:i w:val="0"/>
+          <w:color w:val="4A4A49"/>
+          <w:sz w:val="22"/>
+        </w:rPr>
+        <w:t>Ensuite — 13h49 · le tirage au sort et les lots.</w:t>
+      </w:r>
+    </w:p>
+    <w:p>
+      <w:pPr>
+        <w:pageBreakBefore/>
+        <w:spacing w:before="0" w:after="0" w:line="240" w:lineRule="auto"/>
+        <w:jc w:val="left"/>
+      </w:pPr>
+    </w:p>
+    <w:tbl>
+      <w:tblPr>
+        <w:tblW w:type="auto" w:w="0"/>
+        <w:tblLayout w:type="fixed"/>
+        <w:tblLook w:firstColumn="1" w:firstRow="1" w:lastColumn="0" w:lastRow="0" w:noHBand="0" w:noVBand="1" w:val="04A0"/>
+      </w:tblPr>
+      <w:tblGrid>
+        <w:gridCol w:w="4535"/>
+        <w:gridCol w:w="2750"/>
+      </w:tblGrid>
+      <w:tr>
+        <w:tc>
+          <w:tcPr>
+            <w:tcW w:type="dxa" w:w="4535"/>
+            <w:shd w:val="clear" w:color="auto" w:fill="1A1A2E"/>
+            <w:tcMar>
+              <w:top w:w="70" w:type="dxa"/>
+              <w:bottom w:w="70" w:type="dxa"/>
+              <w:left w:w="120" w:type="dxa"/>
+              <w:right w:w="120" w:type="dxa"/>
+            </w:tcMar>
+          </w:tcPr>
+          <w:p>
+            <w:pPr>
+              <w:spacing w:before="0" w:after="0" w:line="240" w:lineRule="auto"/>
+              <w:jc w:val="left"/>
+            </w:pPr>
+            <w:r>
+              <w:rPr>
+                <w:rFonts w:ascii="Barlow Condensed" w:hAnsi="Barlow Condensed" w:cs="Barlow Condensed"/>
+                <w:b/>
+                <w:i w:val="0"/>
+                <w:color w:val="FFFFFF"/>
+                <w:sz w:val="30"/>
+              </w:rPr>
+              <w:t>DEUXIÈME ANIMATEUR</w:t>
+            </w:r>
+          </w:p>
+        </w:tc>
+        <w:tc>
+          <w:tcPr>
+            <w:tcW w:type="dxa" w:w="2750"/>
+            <w:shd w:val="clear" w:color="auto" w:fill="1A1A2E"/>
+            <w:tcMar>
+              <w:top w:w="70" w:type="dxa"/>
+              <w:bottom w:w="70" w:type="dxa"/>
+              <w:left w:w="120" w:type="dxa"/>
+              <w:right w:w="120" w:type="dxa"/>
+            </w:tcMar>
+          </w:tcPr>
+          <w:p>
+            <w:pPr>
+              <w:spacing w:before="0" w:after="0" w:line="240" w:lineRule="auto"/>
+              <w:jc w:val="right"/>
+            </w:pPr>
+            <w:r>
+              <w:rPr>
+                <w:rFonts w:ascii="Barlow Condensed" w:hAnsi="Barlow Condensed" w:cs="Barlow Condensed"/>
+                <w:b/>
+                <w:i w:val="0"/>
+                <w:color w:val="00B4B4"/>
+                <w:sz w:val="26"/>
+              </w:rPr>
+              <w:t>9 / 10</w:t>
+            </w:r>
+          </w:p>
+        </w:tc>
+      </w:tr>
+      <w:tr>
+        <w:trPr>
+          <w:trHeight w:val="68" w:hRule="exact"/>
+        </w:trPr>
+        <w:tc>
+          <w:tcPr>
+            <w:tcW w:type="dxa" w:w="7285"/>
+            <w:shd w:val="clear" w:color="auto" w:fill="006B4F"/>
+            <w:tcMar>
+              <w:top w:w="0" w:type="dxa"/>
+              <w:bottom w:w="0" w:type="dxa"/>
+              <w:left w:w="0" w:type="dxa"/>
+              <w:right w:w="0" w:type="dxa"/>
+            </w:tcMar>
+          </w:tcPr>
+          <w:p>
+            <w:pPr>
+              <w:spacing w:before="0" w:after="0" w:line="240" w:lineRule="auto"/>
+              <w:jc w:val="left"/>
+            </w:pPr>
+          </w:p>
+        </w:tc>
+        <w:tc>
+          <w:tcPr>
+            <w:tcW w:type="dxa" w:w="7285"/>
             <w:shd w:val="clear" w:color="auto" w:fill="006B4F"/>
             <w:tcMar>
               <w:top w:w="0" w:type="dxa"/>
@@ -11952,7 +16537,7 @@
                 <w:color w:val="00B4B4"/>
                 <w:sz w:val="26"/>
               </w:rPr>
-              <w:t>5 / 5</w:t>
+              <w:t>10 / 10</w:t>
             </w:r>
           </w:p>
         </w:tc>
@@ -11963,7 +16548,7 @@
         </w:trPr>
         <w:tc>
           <w:tcPr>
-            <w:tcW w:type="dxa" w:w="4535"/>
+            <w:tcW w:type="dxa" w:w="7285"/>
             <w:shd w:val="clear" w:color="auto" w:fill="006B4F"/>
             <w:tcMar>
               <w:top w:w="0" w:type="dxa"/>
@@ -11981,7 +16566,7 @@
         </w:tc>
         <w:tc>
           <w:tcPr>
-            <w:tcW w:type="dxa" w:w="2750"/>
+            <w:tcW w:type="dxa" w:w="7285"/>
             <w:shd w:val="clear" w:color="auto" w:fill="006B4F"/>
             <w:tcMar>
               <w:top w:w="0" w:type="dxa"/>

--- a/outils/fiches/fiches-animateurs.docx
+++ b/outils/fiches/fiches-animateurs.docx
@@ -4558,7 +4558,7 @@
                 <w:color w:val="4A4A49"/>
                 <w:sz w:val="22"/>
               </w:rPr>
-              <w:t>Vidéo TESTY — libre service</w:t>
+              <w:t>Mini-Série TESTY</w:t>
             </w:r>
           </w:p>
         </w:tc>
@@ -13593,7 +13593,7 @@
                 <w:color w:val="1A1A2E"/>
                 <w:sz w:val="22"/>
               </w:rPr>
-              <w:t>Vidéo TESTY — libre service</w:t>
+              <w:t>Mini-Série TESTY</w:t>
             </w:r>
           </w:p>
         </w:tc>
@@ -15723,7 +15723,7 @@
           <w:color w:val="1A1A2E"/>
           <w:sz w:val="38"/>
         </w:rPr>
-        <w:t>Vidéo TESTY — libre service</w:t>
+        <w:t>Mini-Série TESTY</w:t>
       </w:r>
     </w:p>
     <w:tbl>
@@ -15765,7 +15765,7 @@
                 <w:color w:val="B32D2D"/>
                 <w:sz w:val="24"/>
               </w:rPr>
-              <w:t>« Libre service » selon la page ; diffusion présentée de l’épisode 4 selon le conducteur du 10/09. À trancher avant de le dire.</w:t>
+              <w:t>Le fichier source finit par « visionnage en libre service » ; le conducteur du 10/09 décrit une diffusion présentée de l’épisode 4. À trancher avant de le dire.</w:t>
             </w:r>
           </w:p>
         </w:tc>

--- a/outils/fiches/fiches-animateurs.docx
+++ b/outils/fiches/fiches-animateurs.docx
@@ -1885,7 +1885,7 @@
           <w:color w:val="1A1A2E"/>
           <w:sz w:val="28"/>
         </w:rPr>
-        <w:t>Table ronde — Mode produit et les tests. Ghislaine DOPIERRE (TFC), Grégory BARRANCO (TMV), Erwan PERIGAULT (SDSI), animée par Fabrice CHATRON. Remercie les intervenants.</w:t>
+        <w:t>Table ronde — Mode produit et les tests. Ghislaine DOPIERRE (TFC), Grégory BARRANCO (TMV), Erwan PERIGAULT (USR), animée par Fabrice CHATRON. Remercie les intervenants.</w:t>
       </w:r>
     </w:p>
     <w:p>
@@ -10211,7 +10211,7 @@
           <w:color w:val="1A1A2E"/>
           <w:sz w:val="28"/>
         </w:rPr>
-        <w:t>Avec toi : Grégory BARRANCO (TMV) et Erwan PERIGAULT (SDSI).</w:t>
+        <w:t>Avec toi : Grégory BARRANCO (TMV) et Erwan PERIGAULT (USR).</w:t>
       </w:r>
     </w:p>
     <w:p>

--- a/outils/fiches/fiches-animateurs.docx
+++ b/outils/fiches/fiches-animateurs.docx
@@ -65,7 +65,7 @@
                 <w:color w:val="00B4B4"/>
                 <w:sz w:val="26"/>
               </w:rPr>
-              <w:t>1 / 17</w:t>
+              <w:t>1 / 20</w:t>
             </w:r>
           </w:p>
         </w:tc>
@@ -689,7 +689,7 @@
     </w:p>
     <w:p>
       <w:pPr>
-        <w:spacing w:before="200" w:after="0" w:line="240" w:lineRule="auto"/>
+        <w:spacing w:before="120" w:after="0" w:line="240" w:lineRule="auto"/>
         <w:jc w:val="left"/>
         <w:pBdr>
           <w:top w:val="single" w:sz="6" w:space="4" w:color="E3E3E3"/>
@@ -776,7 +776,7 @@
                 <w:color w:val="00B4B4"/>
                 <w:sz w:val="26"/>
               </w:rPr>
-              <w:t>2 / 17</w:t>
+              <w:t>2 / 20</w:t>
             </w:r>
           </w:p>
         </w:tc>
@@ -1072,7 +1072,7 @@
     </w:p>
     <w:p>
       <w:pPr>
-        <w:spacing w:before="200" w:after="0" w:line="240" w:lineRule="auto"/>
+        <w:spacing w:before="120" w:after="0" w:line="240" w:lineRule="auto"/>
         <w:jc w:val="left"/>
         <w:pBdr>
           <w:top w:val="single" w:sz="6" w:space="4" w:color="E3E3E3"/>
@@ -1159,7 +1159,7 @@
                 <w:color w:val="00B4B4"/>
                 <w:sz w:val="26"/>
               </w:rPr>
-              <w:t>3 / 17</w:t>
+              <w:t>3 / 20</w:t>
             </w:r>
           </w:p>
         </w:tc>
@@ -1508,7 +1508,7 @@
     </w:p>
     <w:p>
       <w:pPr>
-        <w:spacing w:before="200" w:after="0" w:line="240" w:lineRule="auto"/>
+        <w:spacing w:before="120" w:after="0" w:line="240" w:lineRule="auto"/>
         <w:jc w:val="left"/>
         <w:pBdr>
           <w:top w:val="single" w:sz="6" w:space="4" w:color="E3E3E3"/>
@@ -1595,7 +1595,7 @@
                 <w:color w:val="00B4B4"/>
                 <w:sz w:val="26"/>
               </w:rPr>
-              <w:t>4 / 17</w:t>
+              <w:t>4 / 20</w:t>
             </w:r>
           </w:p>
         </w:tc>
@@ -1890,7 +1890,7 @@
     </w:p>
     <w:p>
       <w:pPr>
-        <w:spacing w:before="200" w:after="0" w:line="240" w:lineRule="auto"/>
+        <w:spacing w:before="120" w:after="0" w:line="240" w:lineRule="auto"/>
         <w:jc w:val="left"/>
         <w:pBdr>
           <w:top w:val="single" w:sz="6" w:space="4" w:color="E3E3E3"/>
@@ -1977,7 +1977,7 @@
                 <w:color w:val="00B4B4"/>
                 <w:sz w:val="26"/>
               </w:rPr>
-              <w:t>5 / 17</w:t>
+              <w:t>5 / 20</w:t>
             </w:r>
           </w:p>
         </w:tc>
@@ -2282,7 +2282,7 @@
     </w:p>
     <w:p>
       <w:pPr>
-        <w:spacing w:before="200" w:after="0" w:line="240" w:lineRule="auto"/>
+        <w:spacing w:before="120" w:after="0" w:line="240" w:lineRule="auto"/>
         <w:jc w:val="left"/>
         <w:pBdr>
           <w:top w:val="single" w:sz="6" w:space="4" w:color="E3E3E3"/>
@@ -2369,7 +2369,7 @@
                 <w:color w:val="00B4B4"/>
                 <w:sz w:val="26"/>
               </w:rPr>
-              <w:t>6 / 17</w:t>
+              <w:t>6 / 20</w:t>
             </w:r>
           </w:p>
         </w:tc>
@@ -2743,7 +2743,7 @@
     </w:p>
     <w:p>
       <w:pPr>
-        <w:spacing w:before="200" w:after="0" w:line="240" w:lineRule="auto"/>
+        <w:spacing w:before="120" w:after="0" w:line="240" w:lineRule="auto"/>
         <w:jc w:val="left"/>
         <w:pBdr>
           <w:top w:val="single" w:sz="6" w:space="4" w:color="E3E3E3"/>
@@ -2830,7 +2830,7 @@
                 <w:color w:val="00B4B4"/>
                 <w:sz w:val="26"/>
               </w:rPr>
-              <w:t>7 / 17</w:t>
+              <w:t>7 / 20</w:t>
             </w:r>
           </w:p>
         </w:tc>
@@ -3110,7 +3110,7 @@
     </w:p>
     <w:p>
       <w:pPr>
-        <w:spacing w:before="200" w:after="0" w:line="240" w:lineRule="auto"/>
+        <w:spacing w:before="120" w:after="0" w:line="240" w:lineRule="auto"/>
         <w:jc w:val="left"/>
         <w:pBdr>
           <w:top w:val="single" w:sz="6" w:space="4" w:color="E3E3E3"/>
@@ -3124,7 +3124,7 @@
           <w:color w:val="4A4A49"/>
           <w:sz w:val="22"/>
         </w:rPr>
-        <w:t>Ensuite — 13h44 · les dix pitches de 30 secondes.</w:t>
+        <w:t>Ensuite — 13h44 · les dix pitches, en trois blocs.</w:t>
       </w:r>
     </w:p>
     <w:p>
@@ -3197,7 +3197,7 @@
                 <w:color w:val="00B4B4"/>
                 <w:sz w:val="26"/>
               </w:rPr>
-              <w:t>8 / 17</w:t>
+              <w:t>8 / 20</w:t>
             </w:r>
           </w:p>
         </w:tc>
@@ -3352,7 +3352,7 @@
           <w:color w:val="1A1A2E"/>
           <w:sz w:val="38"/>
         </w:rPr>
-        <w:t>Les dix pitches — tu prends les impairs</w:t>
+        <w:t>Les dix pitches en trois blocs — tu prends les blocs 1 et 3</w:t>
       </w:r>
     </w:p>
     <w:p>
@@ -3368,7 +3368,7 @@
           <w:color w:val="4A4A49"/>
           <w:sz w:val="22"/>
         </w:rPr>
-        <w:t>Vous vous partagez les dix : toi les impairs, le deuxième animateur les pairs. Chacun garde son micro d’un bout à l’autre — il n’y a plus aucun passage de main, et les porteurs de kiosque restent assis.</w:t>
+        <w:t>Les dix kiosques ne se disent plus dans l’ordre 1 à 10. Trois blocs, un animateur par bloc, deux passages de micro dans toute la séquence au lieu de neuf. Le tableau est dans l’ordre où ça se dit ; tes kiosques sont en couleur.</w:t>
       </w:r>
     </w:p>
     <w:tbl>
@@ -3648,10 +3648,10 @@
                 <w:rFonts w:ascii="Barlow Condensed" w:hAnsi="Barlow Condensed" w:cs="Barlow Condensed"/>
                 <w:b/>
                 <w:i w:val="0"/>
-                <w:color w:val="4A4A49"/>
+                <w:color w:val="00B4B4"/>
                 <w:sz w:val="26"/>
               </w:rPr>
-              <w:t>2</w:t>
+              <w:t>5</w:t>
             </w:r>
           </w:p>
         </w:tc>
@@ -3675,10 +3675,10 @@
                 <w:rFonts w:ascii="Barlow" w:hAnsi="Barlow" w:cs="Barlow"/>
                 <w:b w:val="0"/>
                 <w:i w:val="0"/>
-                <w:color w:val="4A4A49"/>
+                <w:color w:val="1A1A2E"/>
                 <w:sz w:val="22"/>
               </w:rPr>
-              <w:t>LynQA</w:t>
+              <w:t>Bâtisseurs de pyramides</w:t>
             </w:r>
           </w:p>
         </w:tc>
@@ -3700,12 +3700,12 @@
             <w:r>
               <w:rPr>
                 <w:rFonts w:ascii="Barlow" w:hAnsi="Barlow" w:cs="Barlow"/>
-                <w:b w:val="0"/>
+                <w:b/>
                 <w:i w:val="0"/>
-                <w:color w:val="4A4A49"/>
+                <w:color w:val="1A1A2E"/>
                 <w:sz w:val="20"/>
               </w:rPr>
-              <w:t>Donau</w:t>
+              <w:t>Rhône</w:t>
             </w:r>
           </w:p>
         </w:tc>
@@ -3732,7 +3732,7 @@
                 <w:color w:val="4A4A49"/>
                 <w:sz w:val="19"/>
               </w:rPr>
-              <w:t>Smartesting</w:t>
+              <w:t>TFC</w:t>
             </w:r>
           </w:p>
         </w:tc>
@@ -3761,7 +3761,7 @@
                 <w:color w:val="00B4B4"/>
                 <w:sz w:val="26"/>
               </w:rPr>
-              <w:t>3</w:t>
+              <w:t>10</w:t>
             </w:r>
           </w:p>
         </w:tc>
@@ -3788,7 +3788,7 @@
                 <w:color w:val="1A1A2E"/>
                 <w:sz w:val="22"/>
               </w:rPr>
-              <w:t>Écosystème d'agents IA</w:t>
+              <w:t>Mini-Série TESTY</w:t>
             </w:r>
           </w:p>
         </w:tc>
@@ -3815,7 +3815,7 @@
                 <w:color w:val="1A1A2E"/>
                 <w:sz w:val="20"/>
               </w:rPr>
-              <w:t>Liffey</w:t>
+              <w:t>Sumida + Alzette</w:t>
             </w:r>
           </w:p>
         </w:tc>
@@ -3978,10 +3978,10 @@
                 <w:rFonts w:ascii="Barlow Condensed" w:hAnsi="Barlow Condensed" w:cs="Barlow Condensed"/>
                 <w:b/>
                 <w:i w:val="0"/>
-                <w:color w:val="00B4B4"/>
+                <w:color w:val="4A4A49"/>
                 <w:sz w:val="26"/>
               </w:rPr>
-              <w:t>5</w:t>
+              <w:t>7</w:t>
             </w:r>
           </w:p>
         </w:tc>
@@ -4005,10 +4005,10 @@
                 <w:rFonts w:ascii="Barlow" w:hAnsi="Barlow" w:cs="Barlow"/>
                 <w:b w:val="0"/>
                 <w:i w:val="0"/>
-                <w:color w:val="1A1A2E"/>
+                <w:color w:val="4A4A49"/>
                 <w:sz w:val="22"/>
               </w:rPr>
-              <w:t>Bâtisseurs de pyramides</w:t>
+              <w:t>SDSI Test &amp; IA</w:t>
             </w:r>
           </w:p>
         </w:tc>
@@ -4030,12 +4030,12 @@
             <w:r>
               <w:rPr>
                 <w:rFonts w:ascii="Barlow" w:hAnsi="Barlow" w:cs="Barlow"/>
-                <w:b/>
+                <w:b w:val="0"/>
                 <w:i w:val="0"/>
-                <w:color w:val="1A1A2E"/>
+                <w:color w:val="4A4A49"/>
                 <w:sz w:val="20"/>
               </w:rPr>
-              <w:t>Rhône</w:t>
+              <w:t>Adige</w:t>
             </w:r>
           </w:p>
         </w:tc>
@@ -4062,7 +4062,7 @@
                 <w:color w:val="4A4A49"/>
                 <w:sz w:val="19"/>
               </w:rPr>
-              <w:t>TFC</w:t>
+              <w:t>TFC · DF Dommage</w:t>
             </w:r>
           </w:p>
         </w:tc>
@@ -4091,7 +4091,7 @@
                 <w:color w:val="4A4A49"/>
                 <w:sz w:val="26"/>
               </w:rPr>
-              <w:t>6</w:t>
+              <w:t>3</w:t>
             </w:r>
           </w:p>
         </w:tc>
@@ -4118,7 +4118,7 @@
                 <w:color w:val="4A4A49"/>
                 <w:sz w:val="22"/>
               </w:rPr>
-              <w:t>Référentiel de tests X-Ray</w:t>
+              <w:t>Écosystème d'agents IA</w:t>
             </w:r>
           </w:p>
         </w:tc>
@@ -4145,7 +4145,7 @@
                 <w:color w:val="4A4A49"/>
                 <w:sz w:val="20"/>
               </w:rPr>
-              <w:t>Tajo</w:t>
+              <w:t>Liffey</w:t>
             </w:r>
           </w:p>
         </w:tc>
@@ -4172,7 +4172,7 @@
                 <w:color w:val="4A4A49"/>
                 <w:sz w:val="19"/>
               </w:rPr>
-              <w:t>OPEN · TFC</w:t>
+              <w:t>TFC</w:t>
             </w:r>
           </w:p>
         </w:tc>
@@ -4198,10 +4198,10 @@
                 <w:rFonts w:ascii="Barlow Condensed" w:hAnsi="Barlow Condensed" w:cs="Barlow Condensed"/>
                 <w:b/>
                 <w:i w:val="0"/>
-                <w:color w:val="00B4B4"/>
+                <w:color w:val="4A4A49"/>
                 <w:sz w:val="26"/>
               </w:rPr>
-              <w:t>7</w:t>
+              <w:t>2</w:t>
             </w:r>
           </w:p>
         </w:tc>
@@ -4225,10 +4225,10 @@
                 <w:rFonts w:ascii="Barlow" w:hAnsi="Barlow" w:cs="Barlow"/>
                 <w:b w:val="0"/>
                 <w:i w:val="0"/>
-                <w:color w:val="1A1A2E"/>
+                <w:color w:val="4A4A49"/>
                 <w:sz w:val="22"/>
               </w:rPr>
-              <w:t>SDSI Test &amp; IA</w:t>
+              <w:t>LynQA</w:t>
             </w:r>
           </w:p>
         </w:tc>
@@ -4250,12 +4250,12 @@
             <w:r>
               <w:rPr>
                 <w:rFonts w:ascii="Barlow" w:hAnsi="Barlow" w:cs="Barlow"/>
-                <w:b/>
+                <w:b w:val="0"/>
                 <w:i w:val="0"/>
-                <w:color w:val="1A1A2E"/>
+                <w:color w:val="4A4A49"/>
                 <w:sz w:val="20"/>
               </w:rPr>
-              <w:t>Adige</w:t>
+              <w:t>Donau</w:t>
             </w:r>
           </w:p>
         </w:tc>
@@ -4282,7 +4282,7 @@
                 <w:color w:val="4A4A49"/>
                 <w:sz w:val="19"/>
               </w:rPr>
-              <w:t>TFC · DF Dommage</w:t>
+              <w:t>Smartesting</w:t>
             </w:r>
           </w:p>
         </w:tc>
@@ -4308,10 +4308,10 @@
                 <w:rFonts w:ascii="Barlow Condensed" w:hAnsi="Barlow Condensed" w:cs="Barlow Condensed"/>
                 <w:b/>
                 <w:i w:val="0"/>
-                <w:color w:val="4A4A49"/>
+                <w:color w:val="00B4B4"/>
                 <w:sz w:val="26"/>
               </w:rPr>
-              <w:t>8</w:t>
+              <w:t>6</w:t>
             </w:r>
           </w:p>
         </w:tc>
@@ -4335,10 +4335,10 @@
                 <w:rFonts w:ascii="Barlow" w:hAnsi="Barlow" w:cs="Barlow"/>
                 <w:b w:val="0"/>
                 <w:i w:val="0"/>
-                <w:color w:val="4A4A49"/>
+                <w:color w:val="1A1A2E"/>
                 <w:sz w:val="22"/>
               </w:rPr>
-              <w:t>JADD</w:t>
+              <w:t>Référentiel de tests X-Ray</w:t>
             </w:r>
           </w:p>
         </w:tc>
@@ -4360,12 +4360,12 @@
             <w:r>
               <w:rPr>
                 <w:rFonts w:ascii="Barlow" w:hAnsi="Barlow" w:cs="Barlow"/>
-                <w:b w:val="0"/>
+                <w:b/>
                 <w:i w:val="0"/>
-                <w:color w:val="4A4A49"/>
+                <w:color w:val="1A1A2E"/>
                 <w:sz w:val="20"/>
               </w:rPr>
-              <w:t>Loire</w:t>
+              <w:t>Tajo</w:t>
             </w:r>
           </w:p>
         </w:tc>
@@ -4392,7 +4392,7 @@
                 <w:color w:val="4A4A49"/>
                 <w:sz w:val="19"/>
               </w:rPr>
-              <w:t>TFC · MCAD</w:t>
+              <w:t>OPEN · TFC</w:t>
             </w:r>
           </w:p>
         </w:tc>
@@ -4421,7 +4421,7 @@
                 <w:color w:val="00B4B4"/>
                 <w:sz w:val="26"/>
               </w:rPr>
-              <w:t>9</w:t>
+              <w:t>8</w:t>
             </w:r>
           </w:p>
         </w:tc>
@@ -4448,7 +4448,7 @@
                 <w:color w:val="1A1A2E"/>
                 <w:sz w:val="22"/>
               </w:rPr>
-              <w:t>SauceLabs</w:t>
+              <w:t>JADD</w:t>
             </w:r>
           </w:p>
         </w:tc>
@@ -4475,7 +4475,7 @@
                 <w:color w:val="1A1A2E"/>
                 <w:sz w:val="20"/>
               </w:rPr>
-              <w:t>Moselle</w:t>
+              <w:t>Loire</w:t>
             </w:r>
           </w:p>
         </w:tc>
@@ -4502,7 +4502,7 @@
                 <w:color w:val="4A4A49"/>
                 <w:sz w:val="19"/>
               </w:rPr>
-              <w:t>TFC · DF Dommage</w:t>
+              <w:t>TFC · MCAD</w:t>
             </w:r>
           </w:p>
         </w:tc>
@@ -4528,10 +4528,10 @@
                 <w:rFonts w:ascii="Barlow Condensed" w:hAnsi="Barlow Condensed" w:cs="Barlow Condensed"/>
                 <w:b/>
                 <w:i w:val="0"/>
-                <w:color w:val="4A4A49"/>
+                <w:color w:val="00B4B4"/>
                 <w:sz w:val="26"/>
               </w:rPr>
-              <w:t>10</w:t>
+              <w:t>9</w:t>
             </w:r>
           </w:p>
         </w:tc>
@@ -4555,10 +4555,10 @@
                 <w:rFonts w:ascii="Barlow" w:hAnsi="Barlow" w:cs="Barlow"/>
                 <w:b w:val="0"/>
                 <w:i w:val="0"/>
-                <w:color w:val="4A4A49"/>
+                <w:color w:val="1A1A2E"/>
                 <w:sz w:val="22"/>
               </w:rPr>
-              <w:t>Mini-Série TESTY</w:t>
+              <w:t>SauceLabs</w:t>
             </w:r>
           </w:p>
         </w:tc>
@@ -4580,12 +4580,12 @@
             <w:r>
               <w:rPr>
                 <w:rFonts w:ascii="Barlow" w:hAnsi="Barlow" w:cs="Barlow"/>
-                <w:b w:val="0"/>
+                <w:b/>
                 <w:i w:val="0"/>
-                <w:color w:val="4A4A49"/>
+                <w:color w:val="1A1A2E"/>
                 <w:sz w:val="20"/>
               </w:rPr>
-              <w:t>Sumida + Alzette</w:t>
+              <w:t>Moselle</w:t>
             </w:r>
           </w:p>
         </w:tc>
@@ -4612,7 +4612,7 @@
                 <w:color w:val="4A4A49"/>
                 <w:sz w:val="19"/>
               </w:rPr>
-              <w:t>TFC</w:t>
+              <w:t>TFC · DF Dommage</w:t>
             </w:r>
           </w:p>
         </w:tc>
@@ -4637,7 +4637,7 @@
           <w:color w:val="4A4A49"/>
           <w:sz w:val="22"/>
         </w:rPr>
-        <w:t>Tes cinq sont en couleur, et chacun a sa carte juste après celle-ci. Trente secondes chacun : la phrase à dire en fait moins de dix, le reste c’est la salle, les noms, et ce que tu veux y ajouter.</w:t>
+        <w:t>Une carte par bloc, tenue en scène. Une carte de préparation par kiosque en fin de jeu, à lire la veille.</w:t>
       </w:r>
     </w:p>
     <w:p>
@@ -4658,7 +4658,7 @@
     </w:p>
     <w:p>
       <w:pPr>
-        <w:spacing w:before="200" w:after="0" w:line="240" w:lineRule="auto"/>
+        <w:spacing w:before="120" w:after="0" w:line="240" w:lineRule="auto"/>
         <w:jc w:val="left"/>
         <w:pBdr>
           <w:top w:val="single" w:sz="6" w:space="4" w:color="E3E3E3"/>
@@ -4672,7 +4672,7 @@
           <w:color w:val="4A4A49"/>
           <w:sz w:val="22"/>
         </w:rPr>
-        <w:t>Ensuite — le kiosque 1, ta première carte.</w:t>
+        <w:t>Ensuite — ta carte du bloc 1.</w:t>
       </w:r>
     </w:p>
     <w:p>
@@ -4745,7 +4745,7 @@
                 <w:color w:val="00B4B4"/>
                 <w:sz w:val="26"/>
               </w:rPr>
-              <w:t>9 / 17</w:t>
+              <w:t>9 / 20</w:t>
             </w:r>
           </w:p>
         </w:tc>
@@ -4833,7 +4833,7 @@
                 <w:color w:val="1A1A2E"/>
                 <w:sz w:val="68"/>
               </w:rPr>
-              <w:t>Kiosque 1</w:t>
+              <w:t>Bloc 1</w:t>
             </w:r>
           </w:p>
         </w:tc>
@@ -4862,7 +4862,7 @@
                 <w:color w:val="FFFFFF"/>
                 <w:sz w:val="18"/>
               </w:rPr>
-              <w:t>SALLE</w:t>
+              <w:t>TENIR</w:t>
             </w:r>
           </w:p>
           <w:p>
@@ -4878,7 +4878,7 @@
                 <w:color w:val="FFFFFF"/>
                 <w:sz w:val="38"/>
               </w:rPr>
-              <w:t>Wisla</w:t>
+              <w:t>1 min 25</w:t>
             </w:r>
           </w:p>
         </w:tc>
@@ -4900,25 +4900,111 @@
           <w:color w:val="1A1A2E"/>
           <w:sz w:val="38"/>
         </w:rPr>
-        <w:t>Ludopédagogie</w:t>
+        <w:t>Comprendre, sans prérequis — 3 kiosques</w:t>
       </w:r>
     </w:p>
+    <w:tbl>
+      <w:tblPr>
+        <w:tblW w:type="auto" w:w="0"/>
+        <w:tblLayout w:type="fixed"/>
+        <w:tblLook w:firstColumn="1" w:firstRow="1" w:lastColumn="0" w:lastRow="0" w:noHBand="0" w:noVBand="1" w:val="04A0"/>
+      </w:tblPr>
+      <w:tblGrid>
+        <w:gridCol w:w="7285"/>
+      </w:tblGrid>
+      <w:tr>
+        <w:tc>
+          <w:tcPr>
+            <w:tcW w:type="dxa" w:w="7285"/>
+            <w:tcBorders>
+              <w:top w:val="single" w:sz="8" w:color="B32D2D"/>
+              <w:bottom w:val="single" w:sz="8" w:color="B32D2D"/>
+              <w:left w:val="single" w:sz="8" w:color="B32D2D"/>
+              <w:right w:val="single" w:sz="8" w:color="B32D2D"/>
+            </w:tcBorders>
+            <w:tcMar>
+              <w:top w:w="70" w:type="dxa"/>
+              <w:bottom w:w="70" w:type="dxa"/>
+              <w:left w:w="140" w:type="dxa"/>
+              <w:right w:w="140" w:type="dxa"/>
+            </w:tcMar>
+          </w:tcPr>
+          <w:p>
+            <w:pPr>
+              <w:spacing w:before="0" w:after="0" w:line="240" w:lineRule="auto"/>
+              <w:jc w:val="left"/>
+            </w:pPr>
+            <w:r>
+              <w:rPr>
+                <w:rFonts w:ascii="Barlow" w:hAnsi="Barlow" w:cs="Barlow"/>
+                <w:b/>
+                <w:i w:val="0"/>
+                <w:color w:val="B32D2D"/>
+                <w:sz w:val="24"/>
+              </w:rPr>
+              <w:t>Kiosque 1 : les deux ateliers alternent selon la rotation — dis « les deux en alternance ». Kiosque 10 : « libre service » ou « épisode 4 présenté », non tranché.</w:t>
+            </w:r>
+          </w:p>
+        </w:tc>
+      </w:tr>
+    </w:tbl>
     <w:p>
       <w:pPr>
-        <w:pStyle w:val="ListBullet"/>
-        <w:spacing w:before="0" w:after="60" w:line="240" w:lineRule="auto"/>
+        <w:spacing w:before="0" w:after="0" w:line="240" w:lineRule="auto"/>
         <w:jc w:val="left"/>
       </w:pPr>
-      <w:r>
-        <w:rPr>
-          <w:rFonts w:ascii="Barlow" w:hAnsi="Barlow" w:cs="Barlow"/>
-          <w:b w:val="0"/>
-          <w:i w:val="0"/>
-          <w:color w:val="1A1A2E"/>
-          <w:sz w:val="28"/>
-        </w:rPr>
-        <w:t>Porté par CRAN Quality Experts · Guillaume COUSIN.</w:t>
-      </w:r>
+    </w:p>
+    <w:tbl>
+      <w:tblPr>
+        <w:tblW w:type="auto" w:w="0"/>
+        <w:tblLayout w:type="fixed"/>
+        <w:tblLook w:firstColumn="1" w:firstRow="1" w:lastColumn="0" w:lastRow="0" w:noHBand="0" w:noVBand="1" w:val="04A0"/>
+      </w:tblPr>
+      <w:tblGrid>
+        <w:gridCol w:w="7285"/>
+      </w:tblGrid>
+      <w:tr>
+        <w:tc>
+          <w:tcPr>
+            <w:tcW w:type="dxa" w:w="7285"/>
+            <w:shd w:val="clear" w:color="auto" w:fill="D9EFEF"/>
+            <w:tcBorders>
+              <w:top w:val="nil" w:sz="18" w:color="00B4B4"/>
+              <w:bottom w:val="nil" w:sz="18" w:color="00B4B4"/>
+              <w:left w:val="single" w:sz="18" w:color="00B4B4"/>
+              <w:right w:val="nil" w:sz="18" w:color="00B4B4"/>
+            </w:tcBorders>
+            <w:tcMar>
+              <w:top w:w="60" w:type="dxa"/>
+              <w:bottom w:w="60" w:type="dxa"/>
+              <w:left w:w="140" w:type="dxa"/>
+              <w:right w:w="140" w:type="dxa"/>
+            </w:tcMar>
+          </w:tcPr>
+          <w:p>
+            <w:pPr>
+              <w:spacing w:before="0" w:after="0" w:line="240" w:lineRule="auto"/>
+              <w:jc w:val="left"/>
+            </w:pPr>
+            <w:r>
+              <w:rPr>
+                <w:rFonts w:ascii="Barlow" w:hAnsi="Barlow" w:cs="Barlow"/>
+                <w:b w:val="0"/>
+                <w:i/>
+                <w:color w:val="1A1A2E"/>
+                <w:sz w:val="29"/>
+              </w:rPr>
+              <w:t>« Trois kiosques où on ne vous demande rien de technique : on manipule, on joue, on regarde. »</w:t>
+            </w:r>
+          </w:p>
+        </w:tc>
+      </w:tr>
+    </w:tbl>
+    <w:p>
+      <w:pPr>
+        <w:spacing w:before="0" w:after="0" w:line="240" w:lineRule="auto"/>
+        <w:jc w:val="left"/>
+      </w:pPr>
     </w:p>
     <w:p>
       <w:pPr>
@@ -4933,7 +5019,503 @@
           <w:color w:val="4A4A49"/>
           <w:sz w:val="22"/>
         </w:rPr>
-        <w:t>Nomme-les et fais-leur lever la main : la salle doit voir le visage qu’elle retrouvera en atelier.</w:t>
+        <w:t>Pour chacun : nomme les porteurs, fais-leur lever la main.</w:t>
+      </w:r>
+    </w:p>
+    <w:tbl>
+      <w:tblPr>
+        <w:tblW w:type="auto" w:w="0"/>
+        <w:tblLayout w:type="fixed"/>
+        <w:tblLook w:firstColumn="1" w:firstRow="1" w:lastColumn="0" w:lastRow="0" w:noHBand="0" w:noVBand="1" w:val="04A0"/>
+      </w:tblPr>
+      <w:tblGrid>
+        <w:gridCol w:w="7285"/>
+      </w:tblGrid>
+      <w:tr>
+        <w:tc>
+          <w:tcPr>
+            <w:tcW w:type="dxa" w:w="7285"/>
+            <w:tcBorders>
+              <w:top w:val="nil" w:sz="18" w:color="00B4B4"/>
+              <w:bottom w:val="nil" w:sz="18" w:color="00B4B4"/>
+              <w:left w:val="single" w:sz="18" w:color="00B4B4"/>
+              <w:right w:val="nil" w:sz="18" w:color="00B4B4"/>
+            </w:tcBorders>
+            <w:tcMar>
+              <w:top w:w="0" w:type="dxa"/>
+              <w:bottom w:w="0" w:type="dxa"/>
+              <w:left w:w="140" w:type="dxa"/>
+              <w:right w:w="0" w:type="dxa"/>
+            </w:tcMar>
+          </w:tcPr>
+          <w:p>
+            <w:pPr>
+              <w:spacing w:before="0" w:after="20" w:line="240" w:lineRule="auto"/>
+              <w:jc w:val="left"/>
+            </w:pPr>
+            <w:r>
+              <w:rPr>
+                <w:rFonts w:ascii="Barlow Condensed" w:hAnsi="Barlow Condensed" w:cs="Barlow Condensed"/>
+                <w:b/>
+                <w:i w:val="0"/>
+                <w:color w:val="00B4B4"/>
+                <w:sz w:val="24"/>
+              </w:rPr>
+              <w:t>1 · Wisla — Ludopédagogie</w:t>
+            </w:r>
+          </w:p>
+          <w:p>
+            <w:pPr>
+              <w:spacing w:before="0" w:after="20" w:line="240" w:lineRule="auto"/>
+              <w:jc w:val="left"/>
+            </w:pPr>
+            <w:r>
+              <w:rPr>
+                <w:rFonts w:ascii="Barlow" w:hAnsi="Barlow" w:cs="Barlow"/>
+                <w:b w:val="0"/>
+                <w:i w:val="0"/>
+                <w:color w:val="1A1A2E"/>
+                <w:sz w:val="23"/>
+              </w:rPr>
+              <w:t>Tour de Babel et Marshmallow Challenge en alternance : découvrez par le jeu pourquoi il faut tester tôt !</w:t>
+            </w:r>
+          </w:p>
+          <w:p>
+            <w:pPr>
+              <w:spacing w:before="0" w:after="0" w:line="240" w:lineRule="auto"/>
+              <w:jc w:val="left"/>
+            </w:pPr>
+            <w:r>
+              <w:rPr>
+                <w:rFonts w:ascii="Barlow" w:hAnsi="Barlow" w:cs="Barlow"/>
+                <w:b w:val="0"/>
+                <w:i w:val="0"/>
+                <w:color w:val="4A4A49"/>
+                <w:sz w:val="19"/>
+              </w:rPr>
+              <w:t>Porté par CRAN Quality Experts · Guillaume COUSIN.</w:t>
+            </w:r>
+          </w:p>
+        </w:tc>
+      </w:tr>
+    </w:tbl>
+    <w:p>
+      <w:pPr>
+        <w:spacing w:before="0" w:after="0" w:line="240" w:lineRule="auto"/>
+        <w:jc w:val="left"/>
+      </w:pPr>
+    </w:p>
+    <w:tbl>
+      <w:tblPr>
+        <w:tblW w:type="auto" w:w="0"/>
+        <w:tblLayout w:type="fixed"/>
+        <w:tblLook w:firstColumn="1" w:firstRow="1" w:lastColumn="0" w:lastRow="0" w:noHBand="0" w:noVBand="1" w:val="04A0"/>
+      </w:tblPr>
+      <w:tblGrid>
+        <w:gridCol w:w="7285"/>
+      </w:tblGrid>
+      <w:tr>
+        <w:tc>
+          <w:tcPr>
+            <w:tcW w:type="dxa" w:w="7285"/>
+            <w:tcBorders>
+              <w:top w:val="nil" w:sz="18" w:color="00B4B4"/>
+              <w:bottom w:val="nil" w:sz="18" w:color="00B4B4"/>
+              <w:left w:val="single" w:sz="18" w:color="00B4B4"/>
+              <w:right w:val="nil" w:sz="18" w:color="00B4B4"/>
+            </w:tcBorders>
+            <w:tcMar>
+              <w:top w:w="0" w:type="dxa"/>
+              <w:bottom w:w="0" w:type="dxa"/>
+              <w:left w:w="140" w:type="dxa"/>
+              <w:right w:w="0" w:type="dxa"/>
+            </w:tcMar>
+          </w:tcPr>
+          <w:p>
+            <w:pPr>
+              <w:spacing w:before="0" w:after="20" w:line="240" w:lineRule="auto"/>
+              <w:jc w:val="left"/>
+            </w:pPr>
+            <w:r>
+              <w:rPr>
+                <w:rFonts w:ascii="Barlow Condensed" w:hAnsi="Barlow Condensed" w:cs="Barlow Condensed"/>
+                <w:b/>
+                <w:i w:val="0"/>
+                <w:color w:val="00B4B4"/>
+                <w:sz w:val="24"/>
+              </w:rPr>
+              <w:t>5 · Rhône — Bâtisseurs de pyramides</w:t>
+            </w:r>
+          </w:p>
+          <w:p>
+            <w:pPr>
+              <w:spacing w:before="0" w:after="20" w:line="240" w:lineRule="auto"/>
+              <w:jc w:val="left"/>
+            </w:pPr>
+            <w:r>
+              <w:rPr>
+                <w:rFonts w:ascii="Barlow" w:hAnsi="Barlow" w:cs="Barlow"/>
+                <w:b w:val="0"/>
+                <w:i w:val="0"/>
+                <w:color w:val="1A1A2E"/>
+                <w:sz w:val="23"/>
+              </w:rPr>
+              <w:t>Construisez votre VRAIE pyramide de tests en 3D interactive — trouvez le bon équilibre en mode collaboratif !</w:t>
+            </w:r>
+          </w:p>
+          <w:p>
+            <w:pPr>
+              <w:spacing w:before="0" w:after="0" w:line="240" w:lineRule="auto"/>
+              <w:jc w:val="left"/>
+            </w:pPr>
+            <w:r>
+              <w:rPr>
+                <w:rFonts w:ascii="Barlow" w:hAnsi="Barlow" w:cs="Barlow"/>
+                <w:b w:val="0"/>
+                <w:i w:val="0"/>
+                <w:color w:val="4A4A49"/>
+                <w:sz w:val="19"/>
+              </w:rPr>
+              <w:t>Porté par TFC · Olivier PROUTEAU et Mélanie DA COSTA.</w:t>
+            </w:r>
+          </w:p>
+        </w:tc>
+      </w:tr>
+    </w:tbl>
+    <w:p>
+      <w:pPr>
+        <w:spacing w:before="0" w:after="0" w:line="240" w:lineRule="auto"/>
+        <w:jc w:val="left"/>
+      </w:pPr>
+    </w:p>
+    <w:tbl>
+      <w:tblPr>
+        <w:tblW w:type="auto" w:w="0"/>
+        <w:tblLayout w:type="fixed"/>
+        <w:tblLook w:firstColumn="1" w:firstRow="1" w:lastColumn="0" w:lastRow="0" w:noHBand="0" w:noVBand="1" w:val="04A0"/>
+      </w:tblPr>
+      <w:tblGrid>
+        <w:gridCol w:w="7285"/>
+      </w:tblGrid>
+      <w:tr>
+        <w:tc>
+          <w:tcPr>
+            <w:tcW w:type="dxa" w:w="7285"/>
+            <w:tcBorders>
+              <w:top w:val="nil" w:sz="18" w:color="00B4B4"/>
+              <w:bottom w:val="nil" w:sz="18" w:color="00B4B4"/>
+              <w:left w:val="single" w:sz="18" w:color="00B4B4"/>
+              <w:right w:val="nil" w:sz="18" w:color="00B4B4"/>
+            </w:tcBorders>
+            <w:tcMar>
+              <w:top w:w="0" w:type="dxa"/>
+              <w:bottom w:w="0" w:type="dxa"/>
+              <w:left w:w="140" w:type="dxa"/>
+              <w:right w:w="0" w:type="dxa"/>
+            </w:tcMar>
+          </w:tcPr>
+          <w:p>
+            <w:pPr>
+              <w:spacing w:before="0" w:after="20" w:line="240" w:lineRule="auto"/>
+              <w:jc w:val="left"/>
+            </w:pPr>
+            <w:r>
+              <w:rPr>
+                <w:rFonts w:ascii="Barlow Condensed" w:hAnsi="Barlow Condensed" w:cs="Barlow Condensed"/>
+                <w:b/>
+                <w:i w:val="0"/>
+                <w:color w:val="00B4B4"/>
+                <w:sz w:val="24"/>
+              </w:rPr>
+              <w:t>10 · Sumida + Alzette — Mini-Série TESTY</w:t>
+            </w:r>
+          </w:p>
+          <w:p>
+            <w:pPr>
+              <w:spacing w:before="0" w:after="20" w:line="240" w:lineRule="auto"/>
+              <w:jc w:val="left"/>
+            </w:pPr>
+            <w:r>
+              <w:rPr>
+                <w:rFonts w:ascii="Barlow" w:hAnsi="Barlow" w:cs="Barlow"/>
+                <w:b w:val="0"/>
+                <w:i w:val="0"/>
+                <w:color w:val="1A1A2E"/>
+                <w:sz w:val="23"/>
+              </w:rPr>
+              <w:t>Plongez dans l'univers coloré et décalé de TESTY : le métier de testeur en épisodes courts, ludiques, sans jargon.</w:t>
+            </w:r>
+          </w:p>
+          <w:p>
+            <w:pPr>
+              <w:spacing w:before="0" w:after="0" w:line="240" w:lineRule="auto"/>
+              <w:jc w:val="left"/>
+            </w:pPr>
+            <w:r>
+              <w:rPr>
+                <w:rFonts w:ascii="Barlow" w:hAnsi="Barlow" w:cs="Barlow"/>
+                <w:b w:val="0"/>
+                <w:i w:val="0"/>
+                <w:color w:val="4A4A49"/>
+                <w:sz w:val="19"/>
+              </w:rPr>
+              <w:t>Porté par TFC · Elena TOMAS et Jaber BENZEGOUTTA.</w:t>
+            </w:r>
+          </w:p>
+        </w:tc>
+      </w:tr>
+    </w:tbl>
+    <w:p>
+      <w:pPr>
+        <w:spacing w:before="0" w:after="0" w:line="240" w:lineRule="auto"/>
+        <w:jc w:val="left"/>
+      </w:pPr>
+    </w:p>
+    <w:p>
+      <w:pPr>
+        <w:spacing w:before="120" w:after="0" w:line="240" w:lineRule="auto"/>
+        <w:jc w:val="left"/>
+        <w:pBdr>
+          <w:top w:val="single" w:sz="6" w:space="4" w:color="E3E3E3"/>
+        </w:pBdr>
+      </w:pPr>
+      <w:r>
+        <w:rPr>
+          <w:rFonts w:ascii="Barlow" w:hAnsi="Barlow" w:cs="Barlow"/>
+          <w:b w:val="0"/>
+          <w:i w:val="0"/>
+          <w:color w:val="4A4A49"/>
+          <w:sz w:val="22"/>
+        </w:rPr>
+        <w:t>Ensuite — le deuxième animateur prend le micro pour les quatre kiosques du bloc 2.</w:t>
+      </w:r>
+    </w:p>
+    <w:p>
+      <w:pPr>
+        <w:pageBreakBefore/>
+        <w:spacing w:before="0" w:after="0" w:line="240" w:lineRule="auto"/>
+        <w:jc w:val="left"/>
+      </w:pPr>
+    </w:p>
+    <w:tbl>
+      <w:tblPr>
+        <w:tblW w:type="auto" w:w="0"/>
+        <w:tblLayout w:type="fixed"/>
+        <w:tblLook w:firstColumn="1" w:firstRow="1" w:lastColumn="0" w:lastRow="0" w:noHBand="0" w:noVBand="1" w:val="04A0"/>
+      </w:tblPr>
+      <w:tblGrid>
+        <w:gridCol w:w="4535"/>
+        <w:gridCol w:w="2750"/>
+      </w:tblGrid>
+      <w:tr>
+        <w:tc>
+          <w:tcPr>
+            <w:tcW w:type="dxa" w:w="4535"/>
+            <w:shd w:val="clear" w:color="auto" w:fill="1A1A2E"/>
+            <w:tcMar>
+              <w:top w:w="70" w:type="dxa"/>
+              <w:bottom w:w="70" w:type="dxa"/>
+              <w:left w:w="120" w:type="dxa"/>
+              <w:right w:w="120" w:type="dxa"/>
+            </w:tcMar>
+          </w:tcPr>
+          <w:p>
+            <w:pPr>
+              <w:spacing w:before="0" w:after="0" w:line="240" w:lineRule="auto"/>
+              <w:jc w:val="left"/>
+            </w:pPr>
+            <w:r>
+              <w:rPr>
+                <w:rFonts w:ascii="Barlow Condensed" w:hAnsi="Barlow Condensed" w:cs="Barlow Condensed"/>
+                <w:b/>
+                <w:i w:val="0"/>
+                <w:color w:val="FFFFFF"/>
+                <w:sz w:val="30"/>
+              </w:rPr>
+              <w:t>ANAS</w:t>
+            </w:r>
+          </w:p>
+        </w:tc>
+        <w:tc>
+          <w:tcPr>
+            <w:tcW w:type="dxa" w:w="2750"/>
+            <w:shd w:val="clear" w:color="auto" w:fill="1A1A2E"/>
+            <w:tcMar>
+              <w:top w:w="70" w:type="dxa"/>
+              <w:bottom w:w="70" w:type="dxa"/>
+              <w:left w:w="120" w:type="dxa"/>
+              <w:right w:w="120" w:type="dxa"/>
+            </w:tcMar>
+          </w:tcPr>
+          <w:p>
+            <w:pPr>
+              <w:spacing w:before="0" w:after="0" w:line="240" w:lineRule="auto"/>
+              <w:jc w:val="right"/>
+            </w:pPr>
+            <w:r>
+              <w:rPr>
+                <w:rFonts w:ascii="Barlow Condensed" w:hAnsi="Barlow Condensed" w:cs="Barlow Condensed"/>
+                <w:b/>
+                <w:i w:val="0"/>
+                <w:color w:val="00B4B4"/>
+                <w:sz w:val="26"/>
+              </w:rPr>
+              <w:t>10 / 20</w:t>
+            </w:r>
+          </w:p>
+        </w:tc>
+      </w:tr>
+      <w:tr>
+        <w:trPr>
+          <w:trHeight w:val="68" w:hRule="exact"/>
+        </w:trPr>
+        <w:tc>
+          <w:tcPr>
+            <w:tcW w:type="dxa" w:w="7285"/>
+            <w:shd w:val="clear" w:color="auto" w:fill="00B4B4"/>
+            <w:tcMar>
+              <w:top w:w="0" w:type="dxa"/>
+              <w:bottom w:w="0" w:type="dxa"/>
+              <w:left w:w="0" w:type="dxa"/>
+              <w:right w:w="0" w:type="dxa"/>
+            </w:tcMar>
+          </w:tcPr>
+          <w:p>
+            <w:pPr>
+              <w:spacing w:before="0" w:after="0" w:line="240" w:lineRule="auto"/>
+              <w:jc w:val="left"/>
+            </w:pPr>
+          </w:p>
+        </w:tc>
+        <w:tc>
+          <w:tcPr>
+            <w:tcW w:type="dxa" w:w="7285"/>
+            <w:shd w:val="clear" w:color="auto" w:fill="00B4B4"/>
+            <w:tcMar>
+              <w:top w:w="0" w:type="dxa"/>
+              <w:bottom w:w="0" w:type="dxa"/>
+              <w:left w:w="0" w:type="dxa"/>
+              <w:right w:w="0" w:type="dxa"/>
+            </w:tcMar>
+          </w:tcPr>
+          <w:p>
+            <w:pPr>
+              <w:spacing w:before="0" w:after="0" w:line="240" w:lineRule="auto"/>
+              <w:jc w:val="left"/>
+            </w:pPr>
+          </w:p>
+        </w:tc>
+      </w:tr>
+    </w:tbl>
+    <w:p>
+      <w:pPr>
+        <w:spacing w:before="0" w:after="0" w:line="240" w:lineRule="auto"/>
+        <w:jc w:val="left"/>
+      </w:pPr>
+    </w:p>
+    <w:tbl>
+      <w:tblPr>
+        <w:tblW w:type="auto" w:w="0"/>
+        <w:tblLayout w:type="fixed"/>
+        <w:tblLook w:firstColumn="1" w:firstRow="1" w:lastColumn="0" w:lastRow="0" w:noHBand="0" w:noVBand="1" w:val="04A0"/>
+      </w:tblPr>
+      <w:tblGrid>
+        <w:gridCol w:w="4252"/>
+        <w:gridCol w:w="3033"/>
+      </w:tblGrid>
+      <w:tr>
+        <w:tc>
+          <w:tcPr>
+            <w:tcW w:type="dxa" w:w="4252"/>
+            <w:vAlign w:val="center"/>
+            <w:tcMar>
+              <w:top w:w="0" w:type="dxa"/>
+              <w:bottom w:w="0" w:type="dxa"/>
+              <w:left w:w="0" w:type="dxa"/>
+              <w:right w:w="60" w:type="dxa"/>
+            </w:tcMar>
+          </w:tcPr>
+          <w:p>
+            <w:pPr>
+              <w:spacing w:before="0" w:after="0" w:line="240" w:lineRule="auto"/>
+              <w:jc w:val="left"/>
+            </w:pPr>
+            <w:r>
+              <w:rPr>
+                <w:rFonts w:ascii="Barlow Condensed" w:hAnsi="Barlow Condensed" w:cs="Barlow Condensed"/>
+                <w:b/>
+                <w:i w:val="0"/>
+                <w:color w:val="1A1A2E"/>
+                <w:sz w:val="68"/>
+              </w:rPr>
+              <w:t>Bloc 3</w:t>
+            </w:r>
+          </w:p>
+        </w:tc>
+        <w:tc>
+          <w:tcPr>
+            <w:tcW w:type="dxa" w:w="3033"/>
+            <w:vAlign w:val="center"/>
+            <w:shd w:val="clear" w:color="auto" w:fill="00B4B4"/>
+            <w:tcMar>
+              <w:top w:w="60" w:type="dxa"/>
+              <w:bottom w:w="60" w:type="dxa"/>
+              <w:left w:w="120" w:type="dxa"/>
+              <w:right w:w="140" w:type="dxa"/>
+            </w:tcMar>
+          </w:tcPr>
+          <w:p>
+            <w:pPr>
+              <w:spacing w:before="0" w:after="0" w:line="240" w:lineRule="auto"/>
+              <w:jc w:val="right"/>
+            </w:pPr>
+            <w:r>
+              <w:rPr>
+                <w:rFonts w:ascii="Barlow Condensed" w:hAnsi="Barlow Condensed" w:cs="Barlow Condensed"/>
+                <w:b/>
+                <w:i w:val="0"/>
+                <w:color w:val="FFFFFF"/>
+                <w:sz w:val="18"/>
+              </w:rPr>
+              <w:t>TENIR</w:t>
+            </w:r>
+          </w:p>
+          <w:p>
+            <w:pPr>
+              <w:spacing w:before="0" w:after="0" w:line="240" w:lineRule="auto"/>
+              <w:jc w:val="right"/>
+            </w:pPr>
+            <w:r>
+              <w:rPr>
+                <w:rFonts w:ascii="Barlow Condensed" w:hAnsi="Barlow Condensed" w:cs="Barlow Condensed"/>
+                <w:b/>
+                <w:i w:val="0"/>
+                <w:color w:val="FFFFFF"/>
+                <w:sz w:val="38"/>
+              </w:rPr>
+              <w:t>1 min 25</w:t>
+            </w:r>
+          </w:p>
+        </w:tc>
+      </w:tr>
+    </w:tbl>
+    <w:p>
+      <w:pPr>
+        <w:spacing w:before="80" w:after="120" w:line="240" w:lineRule="auto"/>
+        <w:jc w:val="left"/>
+        <w:pBdr>
+          <w:bottom w:val="single" w:sz="6" w:space="4" w:color="E3E3E3"/>
+        </w:pBdr>
+      </w:pPr>
+      <w:r>
+        <w:rPr>
+          <w:rFonts w:ascii="Barlow Condensed" w:hAnsi="Barlow Condensed" w:cs="Barlow Condensed"/>
+          <w:b/>
+          <w:i w:val="0"/>
+          <w:color w:val="1A1A2E"/>
+          <w:sz w:val="38"/>
+        </w:rPr>
+        <w:t>Vos outils — 3 kiosques</w:t>
       </w:r>
     </w:p>
     <w:tbl>
@@ -4976,7 +5558,7 @@
                 <w:color w:val="1A1A2E"/>
                 <w:sz w:val="29"/>
               </w:rPr>
-              <w:t>« Tour de Babel ou Marshmallow Challenge : découvrez par le jeu pourquoi il faut tester tôt ! »</w:t>
+              <w:t>« Où vivent vos tests, avec quelles données, sur quel parc on les exécute. »</w:t>
             </w:r>
           </w:p>
         </w:tc>
@@ -4987,6 +5569,22 @@
         <w:spacing w:before="0" w:after="0" w:line="240" w:lineRule="auto"/>
         <w:jc w:val="left"/>
       </w:pPr>
+    </w:p>
+    <w:p>
+      <w:pPr>
+        <w:spacing w:before="0" w:after="80" w:line="240" w:lineRule="auto"/>
+        <w:jc w:val="left"/>
+      </w:pPr>
+      <w:r>
+        <w:rPr>
+          <w:rFonts w:ascii="Barlow" w:hAnsi="Barlow" w:cs="Barlow"/>
+          <w:b w:val="0"/>
+          <w:i w:val="0"/>
+          <w:color w:val="4A4A49"/>
+          <w:sz w:val="22"/>
+        </w:rPr>
+        <w:t>Pour chacun : nomme les porteurs, fais-leur lever la main.</w:t>
+      </w:r>
     </w:p>
     <w:tbl>
       <w:tblPr>
@@ -5002,21 +5600,21 @@
           <w:tcPr>
             <w:tcW w:type="dxa" w:w="7285"/>
             <w:tcBorders>
-              <w:top w:val="single" w:sz="6" w:color="E3E3E3"/>
-              <w:bottom w:val="single" w:sz="6" w:color="E3E3E3"/>
-              <w:left w:val="single" w:sz="6" w:color="E3E3E3"/>
-              <w:right w:val="single" w:sz="6" w:color="E3E3E3"/>
+              <w:top w:val="nil" w:sz="18" w:color="00B4B4"/>
+              <w:bottom w:val="nil" w:sz="18" w:color="00B4B4"/>
+              <w:left w:val="single" w:sz="18" w:color="00B4B4"/>
+              <w:right w:val="nil" w:sz="18" w:color="00B4B4"/>
             </w:tcBorders>
             <w:tcMar>
-              <w:top w:w="60" w:type="dxa"/>
-              <w:bottom w:w="60" w:type="dxa"/>
-              <w:left w:w="120" w:type="dxa"/>
-              <w:right w:w="120" w:type="dxa"/>
+              <w:top w:w="0" w:type="dxa"/>
+              <w:bottom w:w="0" w:type="dxa"/>
+              <w:left w:w="140" w:type="dxa"/>
+              <w:right w:w="0" w:type="dxa"/>
             </w:tcMar>
           </w:tcPr>
           <w:p>
             <w:pPr>
-              <w:spacing w:before="0" w:after="80" w:line="240" w:lineRule="auto"/>
+              <w:spacing w:before="0" w:after="20" w:line="240" w:lineRule="auto"/>
               <w:jc w:val="left"/>
             </w:pPr>
             <w:r>
@@ -5024,15 +5622,31 @@
                 <w:rFonts w:ascii="Barlow Condensed" w:hAnsi="Barlow Condensed" w:cs="Barlow Condensed"/>
                 <w:b/>
                 <w:i w:val="0"/>
-                <w:color w:val="4A4A49"/>
-                <w:sz w:val="18"/>
-              </w:rPr>
-              <w:t>LE TEXTE DU PORTEUR — À LIRE AVANT, PAS EN SCÈNE</w:t>
-            </w:r>
-          </w:p>
-          <w:p>
-            <w:pPr>
-              <w:spacing w:before="0" w:after="60" w:line="240" w:lineRule="auto"/>
+                <w:color w:val="00B4B4"/>
+                <w:sz w:val="24"/>
+              </w:rPr>
+              <w:t>6 · Tajo — Référentiel de tests X-Ray</w:t>
+            </w:r>
+          </w:p>
+          <w:p>
+            <w:pPr>
+              <w:spacing w:before="0" w:after="20" w:line="240" w:lineRule="auto"/>
+              <w:jc w:val="left"/>
+            </w:pPr>
+            <w:r>
+              <w:rPr>
+                <w:rFonts w:ascii="Barlow" w:hAnsi="Barlow" w:cs="Barlow"/>
+                <w:b w:val="0"/>
+                <w:i w:val="0"/>
+                <w:color w:val="1A1A2E"/>
+                <w:sz w:val="23"/>
+              </w:rPr>
+              <w:t>Au revoir QC, bienvenue X-Ray ! Découvrez le produit et la trajectoire de migration 2027.</w:t>
+            </w:r>
+          </w:p>
+          <w:p>
+            <w:pPr>
+              <w:spacing w:before="0" w:after="0" w:line="240" w:lineRule="auto"/>
               <w:jc w:val="left"/>
             </w:pPr>
             <w:r>
@@ -5041,14 +5655,81 @@
                 <w:b w:val="0"/>
                 <w:i w:val="0"/>
                 <w:color w:val="4A4A49"/>
-                <w:sz w:val="18"/>
-              </w:rPr>
-              <w:t>Option 1 : La tour de Babel</w:t>
-            </w:r>
-          </w:p>
-          <w:p>
-            <w:pPr>
-              <w:spacing w:before="0" w:after="60" w:line="240" w:lineRule="auto"/>
+                <w:sz w:val="19"/>
+              </w:rPr>
+              <w:t>Porté par OPEN · Alexandre BRUN / TFC · Fadi AIZOUKI.</w:t>
+            </w:r>
+          </w:p>
+        </w:tc>
+      </w:tr>
+    </w:tbl>
+    <w:p>
+      <w:pPr>
+        <w:spacing w:before="0" w:after="0" w:line="240" w:lineRule="auto"/>
+        <w:jc w:val="left"/>
+      </w:pPr>
+    </w:p>
+    <w:tbl>
+      <w:tblPr>
+        <w:tblW w:type="auto" w:w="0"/>
+        <w:tblLayout w:type="fixed"/>
+        <w:tblLook w:firstColumn="1" w:firstRow="1" w:lastColumn="0" w:lastRow="0" w:noHBand="0" w:noVBand="1" w:val="04A0"/>
+      </w:tblPr>
+      <w:tblGrid>
+        <w:gridCol w:w="7285"/>
+      </w:tblGrid>
+      <w:tr>
+        <w:tc>
+          <w:tcPr>
+            <w:tcW w:type="dxa" w:w="7285"/>
+            <w:tcBorders>
+              <w:top w:val="nil" w:sz="18" w:color="00B4B4"/>
+              <w:bottom w:val="nil" w:sz="18" w:color="00B4B4"/>
+              <w:left w:val="single" w:sz="18" w:color="00B4B4"/>
+              <w:right w:val="nil" w:sz="18" w:color="00B4B4"/>
+            </w:tcBorders>
+            <w:tcMar>
+              <w:top w:w="0" w:type="dxa"/>
+              <w:bottom w:w="0" w:type="dxa"/>
+              <w:left w:w="140" w:type="dxa"/>
+              <w:right w:w="0" w:type="dxa"/>
+            </w:tcMar>
+          </w:tcPr>
+          <w:p>
+            <w:pPr>
+              <w:spacing w:before="0" w:after="20" w:line="240" w:lineRule="auto"/>
+              <w:jc w:val="left"/>
+            </w:pPr>
+            <w:r>
+              <w:rPr>
+                <w:rFonts w:ascii="Barlow Condensed" w:hAnsi="Barlow Condensed" w:cs="Barlow Condensed"/>
+                <w:b/>
+                <w:i w:val="0"/>
+                <w:color w:val="00B4B4"/>
+                <w:sz w:val="24"/>
+              </w:rPr>
+              <w:t>8 · Loire — JADD</w:t>
+            </w:r>
+          </w:p>
+          <w:p>
+            <w:pPr>
+              <w:spacing w:before="0" w:after="20" w:line="240" w:lineRule="auto"/>
+              <w:jc w:val="left"/>
+            </w:pPr>
+            <w:r>
+              <w:rPr>
+                <w:rFonts w:ascii="Barlow" w:hAnsi="Barlow" w:cs="Barlow"/>
+                <w:b w:val="0"/>
+                <w:i w:val="0"/>
+                <w:color w:val="1A1A2E"/>
+                <w:sz w:val="23"/>
+              </w:rPr>
+              <w:t>Les données de production à portée de clic pour vos tests : enrichissez, réutilisez, rechargez en quelques clics.</w:t>
+            </w:r>
+          </w:p>
+          <w:p>
+            <w:pPr>
+              <w:spacing w:before="0" w:after="0" w:line="240" w:lineRule="auto"/>
               <w:jc w:val="left"/>
             </w:pPr>
             <w:r>
@@ -5057,14 +5738,81 @@
                 <w:b w:val="0"/>
                 <w:i w:val="0"/>
                 <w:color w:val="4A4A49"/>
-                <w:sz w:val="18"/>
-              </w:rPr>
-              <w:t>"Quand les bugs s'accumulent, tout s'effondre."</w:t>
-            </w:r>
-          </w:p>
-          <w:p>
-            <w:pPr>
-              <w:spacing w:before="0" w:after="60" w:line="240" w:lineRule="auto"/>
+                <w:sz w:val="19"/>
+              </w:rPr>
+              <w:t>Porté par TFC · Gabriel MOROSAN et Laurie ZINGLE / MCAD · Julien BAZZALI et Nicolas DROUET.</w:t>
+            </w:r>
+          </w:p>
+        </w:tc>
+      </w:tr>
+    </w:tbl>
+    <w:p>
+      <w:pPr>
+        <w:spacing w:before="0" w:after="0" w:line="240" w:lineRule="auto"/>
+        <w:jc w:val="left"/>
+      </w:pPr>
+    </w:p>
+    <w:tbl>
+      <w:tblPr>
+        <w:tblW w:type="auto" w:w="0"/>
+        <w:tblLayout w:type="fixed"/>
+        <w:tblLook w:firstColumn="1" w:firstRow="1" w:lastColumn="0" w:lastRow="0" w:noHBand="0" w:noVBand="1" w:val="04A0"/>
+      </w:tblPr>
+      <w:tblGrid>
+        <w:gridCol w:w="7285"/>
+      </w:tblGrid>
+      <w:tr>
+        <w:tc>
+          <w:tcPr>
+            <w:tcW w:type="dxa" w:w="7285"/>
+            <w:tcBorders>
+              <w:top w:val="nil" w:sz="18" w:color="00B4B4"/>
+              <w:bottom w:val="nil" w:sz="18" w:color="00B4B4"/>
+              <w:left w:val="single" w:sz="18" w:color="00B4B4"/>
+              <w:right w:val="nil" w:sz="18" w:color="00B4B4"/>
+            </w:tcBorders>
+            <w:tcMar>
+              <w:top w:w="0" w:type="dxa"/>
+              <w:bottom w:w="0" w:type="dxa"/>
+              <w:left w:w="140" w:type="dxa"/>
+              <w:right w:w="0" w:type="dxa"/>
+            </w:tcMar>
+          </w:tcPr>
+          <w:p>
+            <w:pPr>
+              <w:spacing w:before="0" w:after="20" w:line="240" w:lineRule="auto"/>
+              <w:jc w:val="left"/>
+            </w:pPr>
+            <w:r>
+              <w:rPr>
+                <w:rFonts w:ascii="Barlow Condensed" w:hAnsi="Barlow Condensed" w:cs="Barlow Condensed"/>
+                <w:b/>
+                <w:i w:val="0"/>
+                <w:color w:val="00B4B4"/>
+                <w:sz w:val="24"/>
+              </w:rPr>
+              <w:t>9 · Moselle — SauceLabs</w:t>
+            </w:r>
+          </w:p>
+          <w:p>
+            <w:pPr>
+              <w:spacing w:before="0" w:after="20" w:line="240" w:lineRule="auto"/>
+              <w:jc w:val="left"/>
+            </w:pPr>
+            <w:r>
+              <w:rPr>
+                <w:rFonts w:ascii="Barlow" w:hAnsi="Barlow" w:cs="Barlow"/>
+                <w:b w:val="0"/>
+                <w:i w:val="0"/>
+                <w:color w:val="1A1A2E"/>
+                <w:sz w:val="23"/>
+              </w:rPr>
+              <w:t>Testez partout et homologuez en toute confiance — démos live sur la plateforme mobile, du dev à la validation.</w:t>
+            </w:r>
+          </w:p>
+          <w:p>
+            <w:pPr>
+              <w:spacing w:before="0" w:after="0" w:line="240" w:lineRule="auto"/>
               <w:jc w:val="left"/>
             </w:pPr>
             <w:r>
@@ -5073,57 +5821,9 @@
                 <w:b w:val="0"/>
                 <w:i w:val="0"/>
                 <w:color w:val="4A4A49"/>
-                <w:sz w:val="18"/>
-              </w:rPr>
-              <w:t>Cet atelier participatif met en scène la fragilité progressive d'un système. À chaque itération, vous construisez en gérant l'apparition croissante de défauts cachés. Plus les bugs sont découverts tard, plus leurs conséquences deviennent catastrophiques.</w:t>
-            </w:r>
-          </w:p>
-          <w:p>
-            <w:pPr>
-              <w:spacing w:before="0" w:after="60" w:line="240" w:lineRule="auto"/>
-              <w:jc w:val="left"/>
-            </w:pPr>
-            <w:r>
-              <w:rPr>
-                <w:rFonts w:ascii="Barlow" w:hAnsi="Barlow" w:cs="Barlow"/>
-                <w:b w:val="0"/>
-                <w:i w:val="0"/>
-                <w:color w:val="4A4A49"/>
-                <w:sz w:val="18"/>
-              </w:rPr>
-              <w:t>Option 2 : Marshmallow Challenge</w:t>
-            </w:r>
-          </w:p>
-          <w:p>
-            <w:pPr>
-              <w:spacing w:before="0" w:after="60" w:line="240" w:lineRule="auto"/>
-              <w:jc w:val="left"/>
-            </w:pPr>
-            <w:r>
-              <w:rPr>
-                <w:rFonts w:ascii="Barlow" w:hAnsi="Barlow" w:cs="Barlow"/>
-                <w:b w:val="0"/>
-                <w:i w:val="0"/>
-                <w:color w:val="4A4A49"/>
-                <w:sz w:val="18"/>
-              </w:rPr>
-              <w:t>"Tester tôt, c'est la vraie victoire."</w:t>
-            </w:r>
-          </w:p>
-          <w:p>
-            <w:pPr>
-              <w:spacing w:before="0" w:after="60" w:line="240" w:lineRule="auto"/>
-              <w:jc w:val="left"/>
-            </w:pPr>
-            <w:r>
-              <w:rPr>
-                <w:rFonts w:ascii="Barlow" w:hAnsi="Barlow" w:cs="Barlow"/>
-                <w:b w:val="0"/>
-                <w:i w:val="0"/>
-                <w:color w:val="4A4A49"/>
-                <w:sz w:val="18"/>
-              </w:rPr>
-              <w:t>Vous disposez de 18 minutes, 20 spaghettis, 1 chamallow. Construisez la tour la plus haute possible. Mais attention : chaque choix doit être validé rapidement ou vous risquez l'effondrement.</w:t>
+                <w:sz w:val="19"/>
+              </w:rPr>
+              <w:t>Porté par TFC · Vincent TREVARIN / DF Dommage · Aurore CAPLAN.</w:t>
             </w:r>
           </w:p>
         </w:tc>
@@ -5137,7 +5837,7 @@
     </w:p>
     <w:p>
       <w:pPr>
-        <w:spacing w:before="200" w:after="0" w:line="240" w:lineRule="auto"/>
+        <w:spacing w:before="120" w:after="0" w:line="240" w:lineRule="auto"/>
         <w:jc w:val="left"/>
         <w:pBdr>
           <w:top w:val="single" w:sz="6" w:space="4" w:color="E3E3E3"/>
@@ -5151,7 +5851,7 @@
           <w:color w:val="4A4A49"/>
           <w:sz w:val="22"/>
         </w:rPr>
-        <w:t>Ensuite — le kiosque 2 est pour le deuxième animateur. Tu reprends au kiosque 3.</w:t>
+        <w:t>Ensuite — 13h49 · le tirage au sort et les lots.</w:t>
       </w:r>
     </w:p>
     <w:p>
@@ -5224,7 +5924,7 @@
                 <w:color w:val="00B4B4"/>
                 <w:sz w:val="26"/>
               </w:rPr>
-              <w:t>10 / 17</w:t>
+              <w:t>11 / 20</w:t>
             </w:r>
           </w:p>
         </w:tc>
@@ -5312,7 +6012,7 @@
                 <w:color w:val="1A1A2E"/>
                 <w:sz w:val="68"/>
               </w:rPr>
-              <w:t>Kiosque 3</w:t>
+              <w:t>Kiosque 1</w:t>
             </w:r>
           </w:p>
         </w:tc>
@@ -5357,7 +6057,7 @@
                 <w:color w:val="FFFFFF"/>
                 <w:sz w:val="38"/>
               </w:rPr>
-              <w:t>Liffey</w:t>
+              <w:t>Wisla</w:t>
             </w:r>
           </w:p>
         </w:tc>
@@ -5379,7 +6079,74 @@
           <w:color w:val="1A1A2E"/>
           <w:sz w:val="38"/>
         </w:rPr>
-        <w:t>Écosystème d'agents IA</w:t>
+        <w:t>Ludopédagogie</w:t>
+      </w:r>
+    </w:p>
+    <w:tbl>
+      <w:tblPr>
+        <w:tblW w:type="auto" w:w="0"/>
+        <w:tblLayout w:type="fixed"/>
+        <w:tblLook w:firstColumn="1" w:firstRow="1" w:lastColumn="0" w:lastRow="0" w:noHBand="0" w:noVBand="1" w:val="04A0"/>
+      </w:tblPr>
+      <w:tblGrid>
+        <w:gridCol w:w="7285"/>
+      </w:tblGrid>
+      <w:tr>
+        <w:tc>
+          <w:tcPr>
+            <w:tcW w:type="dxa" w:w="7285"/>
+            <w:tcBorders>
+              <w:top w:val="single" w:sz="8" w:color="B32D2D"/>
+              <w:bottom w:val="single" w:sz="8" w:color="B32D2D"/>
+              <w:left w:val="single" w:sz="8" w:color="B32D2D"/>
+              <w:right w:val="single" w:sz="8" w:color="B32D2D"/>
+            </w:tcBorders>
+            <w:tcMar>
+              <w:top w:w="70" w:type="dxa"/>
+              <w:bottom w:w="70" w:type="dxa"/>
+              <w:left w:w="140" w:type="dxa"/>
+              <w:right w:w="140" w:type="dxa"/>
+            </w:tcMar>
+          </w:tcPr>
+          <w:p>
+            <w:pPr>
+              <w:spacing w:before="0" w:after="0" w:line="240" w:lineRule="auto"/>
+              <w:jc w:val="left"/>
+            </w:pPr>
+            <w:r>
+              <w:rPr>
+                <w:rFonts w:ascii="Barlow" w:hAnsi="Barlow" w:cs="Barlow"/>
+                <w:b/>
+                <w:i w:val="0"/>
+                <w:color w:val="B32D2D"/>
+                <w:sz w:val="24"/>
+              </w:rPr>
+              <w:t>Les deux ateliers alternent selon la rotation. Laquelle a lequel n’est pas fixé : n’annonce pas d’horaire.</w:t>
+            </w:r>
+          </w:p>
+        </w:tc>
+      </w:tr>
+    </w:tbl>
+    <w:p>
+      <w:pPr>
+        <w:spacing w:before="0" w:after="0" w:line="240" w:lineRule="auto"/>
+        <w:jc w:val="left"/>
+      </w:pPr>
+    </w:p>
+    <w:p>
+      <w:pPr>
+        <w:spacing w:before="0" w:after="80" w:line="240" w:lineRule="auto"/>
+        <w:jc w:val="left"/>
+      </w:pPr>
+      <w:r>
+        <w:rPr>
+          <w:rFonts w:ascii="Barlow" w:hAnsi="Barlow" w:cs="Barlow"/>
+          <w:b w:val="0"/>
+          <w:i w:val="0"/>
+          <w:color w:val="4A4A49"/>
+          <w:sz w:val="22"/>
+        </w:rPr>
+        <w:t>À lire la veille. En scène, tu ne tiens que ton bloc.</w:t>
       </w:r>
     </w:p>
     <w:p>
@@ -5396,23 +6163,7 @@
           <w:color w:val="1A1A2E"/>
           <w:sz w:val="28"/>
         </w:rPr>
-        <w:t>Porté par TFC · Jérémy DELAUX.</w:t>
-      </w:r>
-    </w:p>
-    <w:p>
-      <w:pPr>
-        <w:spacing w:before="0" w:after="80" w:line="240" w:lineRule="auto"/>
-        <w:jc w:val="left"/>
-      </w:pPr>
-      <w:r>
-        <w:rPr>
-          <w:rFonts w:ascii="Barlow" w:hAnsi="Barlow" w:cs="Barlow"/>
-          <w:b w:val="0"/>
-          <w:i w:val="0"/>
-          <w:color w:val="4A4A49"/>
-          <w:sz w:val="22"/>
-        </w:rPr>
-        <w:t>Nomme-les et fais-leur lever la main : la salle doit voir le visage qu’elle retrouvera en atelier.</w:t>
+        <w:t>Porté par CRAN Quality Experts · Guillaume COUSIN.</w:t>
       </w:r>
     </w:p>
     <w:tbl>
@@ -5455,7 +6206,7 @@
                 <w:color w:val="1A1A2E"/>
                 <w:sz w:val="29"/>
               </w:rPr>
-              <w:t>« Coder, Tester, Automatiser… 3 agents IA, une chaîne de production de test automatisé ! »</w:t>
+              <w:t>« Tour de Babel et Marshmallow Challenge en alternance : découvrez par le jeu pourquoi il faut tester tôt ! »</w:t>
             </w:r>
           </w:p>
         </w:tc>
@@ -5522,7 +6273,7 @@
                 <w:color w:val="4A4A49"/>
                 <w:sz w:val="18"/>
               </w:rPr>
-              <w:t>"Coder, Tester, Automatiser... 3 agents IA, une chaîne de production de tests automatisés !"</w:t>
+              <w:t>Option 1 : La tour de Babel</w:t>
             </w:r>
           </w:p>
           <w:p>
@@ -5538,7 +6289,7 @@
                 <w:color w:val="4A4A49"/>
                 <w:sz w:val="18"/>
               </w:rPr>
-              <w:t>3 agents IA spécialisés se transmettent le travail : l’un lit le code et en extrait la structure technique, l’autre traduit le besoin métier en scénarios de tests bout en bout, le troisième assemble les deux pour produire les tests fonctionnels automatisés.</w:t>
+              <w:t>"Quand les bugs s'accumulent, tout s'effondre."</w:t>
             </w:r>
           </w:p>
           <w:p>
@@ -5554,7 +6305,7 @@
                 <w:color w:val="4A4A49"/>
                 <w:sz w:val="18"/>
               </w:rPr>
-              <w:t>le 3ième agent ferme la boucle : un libellé qui a changé, une règle métier absente, un identifiant manquant - tout écart rencontré remonte vers l'agent concerné...</w:t>
+              <w:t>Cet atelier participatif met en scène la fragilité progressive d'un système. À chaque itération, vous construisez en gérant l'apparition croissante de défauts cachés. Plus les bugs sont découverts tard, plus leurs conséquences deviennent catastrophiques.</w:t>
             </w:r>
           </w:p>
           <w:p>
@@ -5570,7 +6321,39 @@
                 <w:color w:val="4A4A49"/>
                 <w:sz w:val="18"/>
               </w:rPr>
-              <w:t>Chaque test automatisé produit enrichit la chaîne qui l'a produit.</w:t>
+              <w:t>Option 2 : Marshmallow Challenge</w:t>
+            </w:r>
+          </w:p>
+          <w:p>
+            <w:pPr>
+              <w:spacing w:before="0" w:after="60" w:line="240" w:lineRule="auto"/>
+              <w:jc w:val="left"/>
+            </w:pPr>
+            <w:r>
+              <w:rPr>
+                <w:rFonts w:ascii="Barlow" w:hAnsi="Barlow" w:cs="Barlow"/>
+                <w:b w:val="0"/>
+                <w:i w:val="0"/>
+                <w:color w:val="4A4A49"/>
+                <w:sz w:val="18"/>
+              </w:rPr>
+              <w:t>"Tester tôt, c'est la vraie victoire."</w:t>
+            </w:r>
+          </w:p>
+          <w:p>
+            <w:pPr>
+              <w:spacing w:before="0" w:after="60" w:line="240" w:lineRule="auto"/>
+              <w:jc w:val="left"/>
+            </w:pPr>
+            <w:r>
+              <w:rPr>
+                <w:rFonts w:ascii="Barlow" w:hAnsi="Barlow" w:cs="Barlow"/>
+                <w:b w:val="0"/>
+                <w:i w:val="0"/>
+                <w:color w:val="4A4A49"/>
+                <w:sz w:val="18"/>
+              </w:rPr>
+              <w:t>Vous disposez de 18 minutes, 20 spaghettis, 1 chamallow. Construisez la tour la plus haute possible. Mais attention : chaque choix doit être validé rapidement ou vous risquez l'effondrement.</w:t>
             </w:r>
           </w:p>
         </w:tc>
@@ -5584,7 +6367,7 @@
     </w:p>
     <w:p>
       <w:pPr>
-        <w:spacing w:before="200" w:after="0" w:line="240" w:lineRule="auto"/>
+        <w:spacing w:before="120" w:after="0" w:line="240" w:lineRule="auto"/>
         <w:jc w:val="left"/>
         <w:pBdr>
           <w:top w:val="single" w:sz="6" w:space="4" w:color="E3E3E3"/>
@@ -5598,7 +6381,7 @@
           <w:color w:val="4A4A49"/>
           <w:sz w:val="22"/>
         </w:rPr>
-        <w:t>Ensuite — le kiosque 4 est pour le deuxième animateur. Tu reprends au kiosque 5.</w:t>
+        <w:t>Rien à dire depuis cette carte.</w:t>
       </w:r>
     </w:p>
     <w:p>
@@ -5671,7 +6454,7 @@
                 <w:color w:val="00B4B4"/>
                 <w:sz w:val="26"/>
               </w:rPr>
-              <w:t>11 / 17</w:t>
+              <w:t>12 / 20</w:t>
             </w:r>
           </w:p>
         </w:tc>
@@ -5831,6 +6614,22 @@
     </w:p>
     <w:p>
       <w:pPr>
+        <w:spacing w:before="0" w:after="80" w:line="240" w:lineRule="auto"/>
+        <w:jc w:val="left"/>
+      </w:pPr>
+      <w:r>
+        <w:rPr>
+          <w:rFonts w:ascii="Barlow" w:hAnsi="Barlow" w:cs="Barlow"/>
+          <w:b w:val="0"/>
+          <w:i w:val="0"/>
+          <w:color w:val="4A4A49"/>
+          <w:sz w:val="22"/>
+        </w:rPr>
+        <w:t>À lire la veille. En scène, tu ne tiens que ton bloc.</w:t>
+      </w:r>
+    </w:p>
+    <w:p>
+      <w:pPr>
         <w:pStyle w:val="ListBullet"/>
         <w:spacing w:before="0" w:after="60" w:line="240" w:lineRule="auto"/>
         <w:jc w:val="left"/>
@@ -5844,22 +6643,6 @@
           <w:sz w:val="28"/>
         </w:rPr>
         <w:t>Porté par TFC · Olivier PROUTEAU et Mélanie DA COSTA.</w:t>
-      </w:r>
-    </w:p>
-    <w:p>
-      <w:pPr>
-        <w:spacing w:before="0" w:after="80" w:line="240" w:lineRule="auto"/>
-        <w:jc w:val="left"/>
-      </w:pPr>
-      <w:r>
-        <w:rPr>
-          <w:rFonts w:ascii="Barlow" w:hAnsi="Barlow" w:cs="Barlow"/>
-          <w:b w:val="0"/>
-          <w:i w:val="0"/>
-          <w:color w:val="4A4A49"/>
-          <w:sz w:val="22"/>
-        </w:rPr>
-        <w:t>Nomme-les et fais-leur lever la main : la salle doit voir le visage qu’elle retrouvera en atelier.</w:t>
       </w:r>
     </w:p>
     <w:tbl>
@@ -6015,7 +6798,7 @@
     </w:p>
     <w:p>
       <w:pPr>
-        <w:spacing w:before="200" w:after="0" w:line="240" w:lineRule="auto"/>
+        <w:spacing w:before="120" w:after="0" w:line="240" w:lineRule="auto"/>
         <w:jc w:val="left"/>
         <w:pBdr>
           <w:top w:val="single" w:sz="6" w:space="4" w:color="E3E3E3"/>
@@ -6029,7 +6812,7 @@
           <w:color w:val="4A4A49"/>
           <w:sz w:val="22"/>
         </w:rPr>
-        <w:t>Ensuite — le kiosque 6 est pour le deuxième animateur. Tu reprends au kiosque 7.</w:t>
+        <w:t>Rien à dire depuis cette carte.</w:t>
       </w:r>
     </w:p>
     <w:p>
@@ -6102,7 +6885,7 @@
                 <w:color w:val="00B4B4"/>
                 <w:sz w:val="26"/>
               </w:rPr>
-              <w:t>12 / 17</w:t>
+              <w:t>13 / 20</w:t>
             </w:r>
           </w:p>
         </w:tc>
@@ -6190,7 +6973,7 @@
                 <w:color w:val="1A1A2E"/>
                 <w:sz w:val="68"/>
               </w:rPr>
-              <w:t>Kiosque 7</w:t>
+              <w:t>Kiosque 10</w:t>
             </w:r>
           </w:p>
         </w:tc>
@@ -6233,9 +7016,9 @@
                 <w:b/>
                 <w:i w:val="0"/>
                 <w:color w:val="FFFFFF"/>
-                <w:sz w:val="38"/>
-              </w:rPr>
-              <w:t>Adige</w:t>
+                <w:sz w:val="24"/>
+              </w:rPr>
+              <w:t>Sumida + Alzette</w:t>
             </w:r>
           </w:p>
         </w:tc>
@@ -6257,7 +7040,74 @@
           <w:color w:val="1A1A2E"/>
           <w:sz w:val="38"/>
         </w:rPr>
-        <w:t>SDSI Test &amp; IA</w:t>
+        <w:t>Mini-Série TESTY</w:t>
+      </w:r>
+    </w:p>
+    <w:tbl>
+      <w:tblPr>
+        <w:tblW w:type="auto" w:w="0"/>
+        <w:tblLayout w:type="fixed"/>
+        <w:tblLook w:firstColumn="1" w:firstRow="1" w:lastColumn="0" w:lastRow="0" w:noHBand="0" w:noVBand="1" w:val="04A0"/>
+      </w:tblPr>
+      <w:tblGrid>
+        <w:gridCol w:w="7285"/>
+      </w:tblGrid>
+      <w:tr>
+        <w:tc>
+          <w:tcPr>
+            <w:tcW w:type="dxa" w:w="7285"/>
+            <w:tcBorders>
+              <w:top w:val="single" w:sz="8" w:color="B32D2D"/>
+              <w:bottom w:val="single" w:sz="8" w:color="B32D2D"/>
+              <w:left w:val="single" w:sz="8" w:color="B32D2D"/>
+              <w:right w:val="single" w:sz="8" w:color="B32D2D"/>
+            </w:tcBorders>
+            <w:tcMar>
+              <w:top w:w="70" w:type="dxa"/>
+              <w:bottom w:w="70" w:type="dxa"/>
+              <w:left w:w="140" w:type="dxa"/>
+              <w:right w:w="140" w:type="dxa"/>
+            </w:tcMar>
+          </w:tcPr>
+          <w:p>
+            <w:pPr>
+              <w:spacing w:before="0" w:after="0" w:line="240" w:lineRule="auto"/>
+              <w:jc w:val="left"/>
+            </w:pPr>
+            <w:r>
+              <w:rPr>
+                <w:rFonts w:ascii="Barlow" w:hAnsi="Barlow" w:cs="Barlow"/>
+                <w:b/>
+                <w:i w:val="0"/>
+                <w:color w:val="B32D2D"/>
+                <w:sz w:val="24"/>
+              </w:rPr>
+              <w:t>Le fichier source finit par « visionnage en libre service » ; le conducteur du 10/09 décrit une diffusion présentée de l’épisode 4. À trancher avant de le dire.</w:t>
+            </w:r>
+          </w:p>
+        </w:tc>
+      </w:tr>
+    </w:tbl>
+    <w:p>
+      <w:pPr>
+        <w:spacing w:before="0" w:after="0" w:line="240" w:lineRule="auto"/>
+        <w:jc w:val="left"/>
+      </w:pPr>
+    </w:p>
+    <w:p>
+      <w:pPr>
+        <w:spacing w:before="0" w:after="80" w:line="240" w:lineRule="auto"/>
+        <w:jc w:val="left"/>
+      </w:pPr>
+      <w:r>
+        <w:rPr>
+          <w:rFonts w:ascii="Barlow" w:hAnsi="Barlow" w:cs="Barlow"/>
+          <w:b w:val="0"/>
+          <w:i w:val="0"/>
+          <w:color w:val="4A4A49"/>
+          <w:sz w:val="22"/>
+        </w:rPr>
+        <w:t>À lire la veille. En scène, tu ne tiens que ton bloc.</w:t>
       </w:r>
     </w:p>
     <w:p>
@@ -6274,23 +7124,7 @@
           <w:color w:val="1A1A2E"/>
           <w:sz w:val="28"/>
         </w:rPr>
-        <w:t>Porté par TFC · Donatien REVEAU et Elodie TORDJMAN / DF Dommage · Vamé SYLLA.</w:t>
-      </w:r>
-    </w:p>
-    <w:p>
-      <w:pPr>
-        <w:spacing w:before="0" w:after="80" w:line="240" w:lineRule="auto"/>
-        <w:jc w:val="left"/>
-      </w:pPr>
-      <w:r>
-        <w:rPr>
-          <w:rFonts w:ascii="Barlow" w:hAnsi="Barlow" w:cs="Barlow"/>
-          <w:b w:val="0"/>
-          <w:i w:val="0"/>
-          <w:color w:val="4A4A49"/>
-          <w:sz w:val="22"/>
-        </w:rPr>
-        <w:t>Nomme-les et fais-leur lever la main : la salle doit voir le visage qu’elle retrouvera en atelier.</w:t>
+        <w:t>Porté par TFC · Elena TOMAS et Jaber BENZEGOUTTA.</w:t>
       </w:r>
     </w:p>
     <w:tbl>
@@ -6333,7 +7167,7 @@
                 <w:color w:val="1A1A2E"/>
                 <w:sz w:val="29"/>
               </w:rPr>
-              <w:t>« IACA &amp; IACT : deux agents IA pour générer critères d'acceptance et cas de test directement depuis vos US. »</w:t>
+              <w:t>« Plongez dans l'univers coloré et décalé de TESTY : le métier de testeur en épisodes courts, ludiques, sans jargon. »</w:t>
             </w:r>
           </w:p>
         </w:tc>
@@ -6400,7 +7234,7 @@
                 <w:color w:val="4A4A49"/>
                 <w:sz w:val="18"/>
               </w:rPr>
-              <w:t>IACA et IACT les assistants des QA en Squad :</w:t>
+              <w:t>TESTY : Mission Qualité Acceptée</w:t>
             </w:r>
           </w:p>
           <w:p>
@@ -6416,7 +7250,7 @@
                 <w:color w:val="4A4A49"/>
                 <w:sz w:val="18"/>
               </w:rPr>
-              <w:t>Deux agents IA pour aider les QA dans la génération des critères d'acceptance et des cas de test associés sur la base d'US</w:t>
+              <w:t>Vous ne l'avez pas encore rencontré ?</w:t>
             </w:r>
           </w:p>
           <w:p>
@@ -6432,7 +7266,7 @@
                 <w:color w:val="4A4A49"/>
                 <w:sz w:val="18"/>
               </w:rPr>
-              <w:t>- Analyser les US pour en extraire les règles, leurs complétudes et leurs cohérences</w:t>
+              <w:t>Plongez dans l'univers coloré et décalé de TESTY, un personnage attachant qui vous fait découvrir les coulisses du métier de testeur à travers des épisodes courts, ludiques et accessibies, sans jargon incompréhensible. Entre des bugs improbables, des situations cocasses et des « ah-ha ! » révélateurs, découvrez que tester, c'est être un vrai détective du code.</w:t>
             </w:r>
           </w:p>
           <w:p>
@@ -6448,23 +7282,7 @@
                 <w:color w:val="4A4A49"/>
                 <w:sz w:val="18"/>
               </w:rPr>
-              <w:t>- Générer des critères d'acceptance et cas de test pour valider les règles identifiées</w:t>
-            </w:r>
-          </w:p>
-          <w:p>
-            <w:pPr>
-              <w:spacing w:before="0" w:after="60" w:line="240" w:lineRule="auto"/>
-              <w:jc w:val="left"/>
-            </w:pPr>
-            <w:r>
-              <w:rPr>
-                <w:rFonts w:ascii="Barlow" w:hAnsi="Barlow" w:cs="Barlow"/>
-                <w:b w:val="0"/>
-                <w:i w:val="0"/>
-                <w:color w:val="4A4A49"/>
-                <w:sz w:val="18"/>
-              </w:rPr>
-              <w:t>- Effectuer une couverture complète et optimisée des US</w:t>
+              <w:t>Visionnage en libre service.</w:t>
             </w:r>
           </w:p>
         </w:tc>
@@ -6478,7 +7296,7 @@
     </w:p>
     <w:p>
       <w:pPr>
-        <w:spacing w:before="200" w:after="0" w:line="240" w:lineRule="auto"/>
+        <w:spacing w:before="120" w:after="0" w:line="240" w:lineRule="auto"/>
         <w:jc w:val="left"/>
         <w:pBdr>
           <w:top w:val="single" w:sz="6" w:space="4" w:color="E3E3E3"/>
@@ -6492,7 +7310,7 @@
           <w:color w:val="4A4A49"/>
           <w:sz w:val="22"/>
         </w:rPr>
-        <w:t>Ensuite — le kiosque 8 est pour le deuxième animateur. Tu reprends au kiosque 9.</w:t>
+        <w:t>Rien à dire depuis cette carte.</w:t>
       </w:r>
     </w:p>
     <w:p>
@@ -6565,7 +7383,7 @@
                 <w:color w:val="00B4B4"/>
                 <w:sz w:val="26"/>
               </w:rPr>
-              <w:t>13 / 17</w:t>
+              <w:t>14 / 20</w:t>
             </w:r>
           </w:p>
         </w:tc>
@@ -6653,7 +7471,7 @@
                 <w:color w:val="1A1A2E"/>
                 <w:sz w:val="68"/>
               </w:rPr>
-              <w:t>Kiosque 9</w:t>
+              <w:t>Kiosque 6</w:t>
             </w:r>
           </w:p>
         </w:tc>
@@ -6698,7 +7516,7 @@
                 <w:color w:val="FFFFFF"/>
                 <w:sz w:val="38"/>
               </w:rPr>
-              <w:t>Moselle</w:t>
+              <w:t>Tajo</w:t>
             </w:r>
           </w:p>
         </w:tc>
@@ -6720,7 +7538,23 @@
           <w:color w:val="1A1A2E"/>
           <w:sz w:val="38"/>
         </w:rPr>
-        <w:t>SauceLabs</w:t>
+        <w:t>Référentiel de tests X-Ray</w:t>
+      </w:r>
+    </w:p>
+    <w:p>
+      <w:pPr>
+        <w:spacing w:before="0" w:after="80" w:line="240" w:lineRule="auto"/>
+        <w:jc w:val="left"/>
+      </w:pPr>
+      <w:r>
+        <w:rPr>
+          <w:rFonts w:ascii="Barlow" w:hAnsi="Barlow" w:cs="Barlow"/>
+          <w:b w:val="0"/>
+          <w:i w:val="0"/>
+          <w:color w:val="4A4A49"/>
+          <w:sz w:val="22"/>
+        </w:rPr>
+        <w:t>À lire la veille. En scène, tu ne tiens que ton bloc.</w:t>
       </w:r>
     </w:p>
     <w:p>
@@ -6737,23 +7571,7 @@
           <w:color w:val="1A1A2E"/>
           <w:sz w:val="28"/>
         </w:rPr>
-        <w:t>Porté par TFC · Vincent TREVARIN / DF Dommage · Aurore CAPLAN.</w:t>
-      </w:r>
-    </w:p>
-    <w:p>
-      <w:pPr>
-        <w:spacing w:before="0" w:after="80" w:line="240" w:lineRule="auto"/>
-        <w:jc w:val="left"/>
-      </w:pPr>
-      <w:r>
-        <w:rPr>
-          <w:rFonts w:ascii="Barlow" w:hAnsi="Barlow" w:cs="Barlow"/>
-          <w:b w:val="0"/>
-          <w:i w:val="0"/>
-          <w:color w:val="4A4A49"/>
-          <w:sz w:val="22"/>
-        </w:rPr>
-        <w:t>Nomme-les et fais-leur lever la main : la salle doit voir le visage qu’elle retrouvera en atelier.</w:t>
+        <w:t>Porté par OPEN · Alexandre BRUN / TFC · Fadi AIZOUKI.</w:t>
       </w:r>
     </w:p>
     <w:tbl>
@@ -6796,7 +7614,7 @@
                 <w:color w:val="1A1A2E"/>
                 <w:sz w:val="29"/>
               </w:rPr>
-              <w:t>« Testez partout et homologuez en toute confiance — démos live sur la plateforme mobile, du dev à la validation. »</w:t>
+              <w:t>« Au revoir QC, bienvenue X-Ray ! Découvrez le produit et la trajectoire de migration 2027. »</w:t>
             </w:r>
           </w:p>
         </w:tc>
@@ -6863,7 +7681,7 @@
                 <w:color w:val="4A4A49"/>
                 <w:sz w:val="18"/>
               </w:rPr>
-              <w:t>SauceLabs à portée de main : développez, testez partout et homologuez en toute confiance.</w:t>
+              <w:t>Au revoir QC, bienvenue XRAY !</w:t>
             </w:r>
           </w:p>
           <w:p>
@@ -6879,7 +7697,7 @@
                 <w:color w:val="4A4A49"/>
                 <w:sz w:val="18"/>
               </w:rPr>
-              <w:t>Découvrez comment intégrer une plateforme de test mobile directement dans votre chaîne de développement locale et centrale, avec la possibilité d'exécuter vos tests d'homologation sur SauceLabs pour valider en conditions réelles.</w:t>
+              <w:t>"Moderniser notre outillage QC pour gagner en efficacité, résilience et performance opérationnelle."</w:t>
             </w:r>
           </w:p>
           <w:p>
@@ -6895,7 +7713,23 @@
                 <w:color w:val="4A4A49"/>
                 <w:sz w:val="18"/>
               </w:rPr>
-              <w:t>Des démos live pour explorer les possibilités en temps réel et voir comment vos tests parcourent l'ensemble du cycle de vie – du développement à la validation d'homologation.</w:t>
+              <w:t>Après des années de fidèles services, notre système QC historique va tirer sa révérence en 2027 pour laisser place à XRAY.</w:t>
+            </w:r>
+          </w:p>
+          <w:p>
+            <w:pPr>
+              <w:spacing w:before="0" w:after="60" w:line="240" w:lineRule="auto"/>
+              <w:jc w:val="left"/>
+            </w:pPr>
+            <w:r>
+              <w:rPr>
+                <w:rFonts w:ascii="Barlow" w:hAnsi="Barlow" w:cs="Barlow"/>
+                <w:b w:val="0"/>
+                <w:i w:val="0"/>
+                <w:color w:val="4A4A49"/>
+                <w:sz w:val="18"/>
+              </w:rPr>
+              <w:t>Venez découvrir le produit et la trajectoire de migration.</w:t>
             </w:r>
           </w:p>
         </w:tc>
@@ -6909,7 +7743,7 @@
     </w:p>
     <w:p>
       <w:pPr>
-        <w:spacing w:before="200" w:after="0" w:line="240" w:lineRule="auto"/>
+        <w:spacing w:before="120" w:after="0" w:line="240" w:lineRule="auto"/>
         <w:jc w:val="left"/>
         <w:pBdr>
           <w:top w:val="single" w:sz="6" w:space="4" w:color="E3E3E3"/>
@@ -6923,7 +7757,7 @@
           <w:color w:val="4A4A49"/>
           <w:sz w:val="22"/>
         </w:rPr>
-        <w:t>Ensuite — le kiosque 10 est pour le deuxième animateur, puis 13h49 · le tirage au sort.</w:t>
+        <w:t>Rien à dire depuis cette carte.</w:t>
       </w:r>
     </w:p>
     <w:p>
@@ -6996,7 +7830,869 @@
                 <w:color w:val="00B4B4"/>
                 <w:sz w:val="26"/>
               </w:rPr>
-              <w:t>14 / 17</w:t>
+              <w:t>15 / 20</w:t>
+            </w:r>
+          </w:p>
+        </w:tc>
+      </w:tr>
+      <w:tr>
+        <w:trPr>
+          <w:trHeight w:val="68" w:hRule="exact"/>
+        </w:trPr>
+        <w:tc>
+          <w:tcPr>
+            <w:tcW w:type="dxa" w:w="7285"/>
+            <w:shd w:val="clear" w:color="auto" w:fill="00B4B4"/>
+            <w:tcMar>
+              <w:top w:w="0" w:type="dxa"/>
+              <w:bottom w:w="0" w:type="dxa"/>
+              <w:left w:w="0" w:type="dxa"/>
+              <w:right w:w="0" w:type="dxa"/>
+            </w:tcMar>
+          </w:tcPr>
+          <w:p>
+            <w:pPr>
+              <w:spacing w:before="0" w:after="0" w:line="240" w:lineRule="auto"/>
+              <w:jc w:val="left"/>
+            </w:pPr>
+          </w:p>
+        </w:tc>
+        <w:tc>
+          <w:tcPr>
+            <w:tcW w:type="dxa" w:w="7285"/>
+            <w:shd w:val="clear" w:color="auto" w:fill="00B4B4"/>
+            <w:tcMar>
+              <w:top w:w="0" w:type="dxa"/>
+              <w:bottom w:w="0" w:type="dxa"/>
+              <w:left w:w="0" w:type="dxa"/>
+              <w:right w:w="0" w:type="dxa"/>
+            </w:tcMar>
+          </w:tcPr>
+          <w:p>
+            <w:pPr>
+              <w:spacing w:before="0" w:after="0" w:line="240" w:lineRule="auto"/>
+              <w:jc w:val="left"/>
+            </w:pPr>
+          </w:p>
+        </w:tc>
+      </w:tr>
+    </w:tbl>
+    <w:p>
+      <w:pPr>
+        <w:spacing w:before="0" w:after="0" w:line="240" w:lineRule="auto"/>
+        <w:jc w:val="left"/>
+      </w:pPr>
+    </w:p>
+    <w:tbl>
+      <w:tblPr>
+        <w:tblW w:type="auto" w:w="0"/>
+        <w:tblLayout w:type="fixed"/>
+        <w:tblLook w:firstColumn="1" w:firstRow="1" w:lastColumn="0" w:lastRow="0" w:noHBand="0" w:noVBand="1" w:val="04A0"/>
+      </w:tblPr>
+      <w:tblGrid>
+        <w:gridCol w:w="4252"/>
+        <w:gridCol w:w="3033"/>
+      </w:tblGrid>
+      <w:tr>
+        <w:tc>
+          <w:tcPr>
+            <w:tcW w:type="dxa" w:w="4252"/>
+            <w:vAlign w:val="center"/>
+            <w:tcMar>
+              <w:top w:w="0" w:type="dxa"/>
+              <w:bottom w:w="0" w:type="dxa"/>
+              <w:left w:w="0" w:type="dxa"/>
+              <w:right w:w="60" w:type="dxa"/>
+            </w:tcMar>
+          </w:tcPr>
+          <w:p>
+            <w:pPr>
+              <w:spacing w:before="0" w:after="0" w:line="240" w:lineRule="auto"/>
+              <w:jc w:val="left"/>
+            </w:pPr>
+            <w:r>
+              <w:rPr>
+                <w:rFonts w:ascii="Barlow Condensed" w:hAnsi="Barlow Condensed" w:cs="Barlow Condensed"/>
+                <w:b/>
+                <w:i w:val="0"/>
+                <w:color w:val="1A1A2E"/>
+                <w:sz w:val="68"/>
+              </w:rPr>
+              <w:t>Kiosque 8</w:t>
+            </w:r>
+          </w:p>
+        </w:tc>
+        <w:tc>
+          <w:tcPr>
+            <w:tcW w:type="dxa" w:w="3033"/>
+            <w:vAlign w:val="center"/>
+            <w:shd w:val="clear" w:color="auto" w:fill="00B4B4"/>
+            <w:tcMar>
+              <w:top w:w="60" w:type="dxa"/>
+              <w:bottom w:w="60" w:type="dxa"/>
+              <w:left w:w="120" w:type="dxa"/>
+              <w:right w:w="140" w:type="dxa"/>
+            </w:tcMar>
+          </w:tcPr>
+          <w:p>
+            <w:pPr>
+              <w:spacing w:before="0" w:after="0" w:line="240" w:lineRule="auto"/>
+              <w:jc w:val="right"/>
+            </w:pPr>
+            <w:r>
+              <w:rPr>
+                <w:rFonts w:ascii="Barlow Condensed" w:hAnsi="Barlow Condensed" w:cs="Barlow Condensed"/>
+                <w:b/>
+                <w:i w:val="0"/>
+                <w:color w:val="FFFFFF"/>
+                <w:sz w:val="18"/>
+              </w:rPr>
+              <w:t>SALLE</w:t>
+            </w:r>
+          </w:p>
+          <w:p>
+            <w:pPr>
+              <w:spacing w:before="0" w:after="0" w:line="240" w:lineRule="auto"/>
+              <w:jc w:val="right"/>
+            </w:pPr>
+            <w:r>
+              <w:rPr>
+                <w:rFonts w:ascii="Barlow Condensed" w:hAnsi="Barlow Condensed" w:cs="Barlow Condensed"/>
+                <w:b/>
+                <w:i w:val="0"/>
+                <w:color w:val="FFFFFF"/>
+                <w:sz w:val="38"/>
+              </w:rPr>
+              <w:t>Loire</w:t>
+            </w:r>
+          </w:p>
+        </w:tc>
+      </w:tr>
+    </w:tbl>
+    <w:p>
+      <w:pPr>
+        <w:spacing w:before="80" w:after="120" w:line="240" w:lineRule="auto"/>
+        <w:jc w:val="left"/>
+        <w:pBdr>
+          <w:bottom w:val="single" w:sz="6" w:space="4" w:color="E3E3E3"/>
+        </w:pBdr>
+      </w:pPr>
+      <w:r>
+        <w:rPr>
+          <w:rFonts w:ascii="Barlow Condensed" w:hAnsi="Barlow Condensed" w:cs="Barlow Condensed"/>
+          <w:b/>
+          <w:i w:val="0"/>
+          <w:color w:val="1A1A2E"/>
+          <w:sz w:val="38"/>
+        </w:rPr>
+        <w:t>JADD</w:t>
+      </w:r>
+    </w:p>
+    <w:p>
+      <w:pPr>
+        <w:spacing w:before="0" w:after="80" w:line="240" w:lineRule="auto"/>
+        <w:jc w:val="left"/>
+      </w:pPr>
+      <w:r>
+        <w:rPr>
+          <w:rFonts w:ascii="Barlow" w:hAnsi="Barlow" w:cs="Barlow"/>
+          <w:b w:val="0"/>
+          <w:i w:val="0"/>
+          <w:color w:val="4A4A49"/>
+          <w:sz w:val="22"/>
+        </w:rPr>
+        <w:t>À lire la veille. En scène, tu ne tiens que ton bloc.</w:t>
+      </w:r>
+    </w:p>
+    <w:p>
+      <w:pPr>
+        <w:pStyle w:val="ListBullet"/>
+        <w:spacing w:before="0" w:after="60" w:line="240" w:lineRule="auto"/>
+        <w:jc w:val="left"/>
+      </w:pPr>
+      <w:r>
+        <w:rPr>
+          <w:rFonts w:ascii="Barlow" w:hAnsi="Barlow" w:cs="Barlow"/>
+          <w:b w:val="0"/>
+          <w:i w:val="0"/>
+          <w:color w:val="1A1A2E"/>
+          <w:sz w:val="28"/>
+        </w:rPr>
+        <w:t>Porté par TFC · Gabriel MOROSAN et Laurie ZINGLE / MCAD · Julien BAZZALI et Nicolas DROUET.</w:t>
+      </w:r>
+    </w:p>
+    <w:tbl>
+      <w:tblPr>
+        <w:tblW w:type="auto" w:w="0"/>
+        <w:tblLayout w:type="fixed"/>
+        <w:tblLook w:firstColumn="1" w:firstRow="1" w:lastColumn="0" w:lastRow="0" w:noHBand="0" w:noVBand="1" w:val="04A0"/>
+      </w:tblPr>
+      <w:tblGrid>
+        <w:gridCol w:w="7285"/>
+      </w:tblGrid>
+      <w:tr>
+        <w:tc>
+          <w:tcPr>
+            <w:tcW w:type="dxa" w:w="7285"/>
+            <w:shd w:val="clear" w:color="auto" w:fill="D9EFEF"/>
+            <w:tcBorders>
+              <w:top w:val="nil" w:sz="18" w:color="00B4B4"/>
+              <w:bottom w:val="nil" w:sz="18" w:color="00B4B4"/>
+              <w:left w:val="single" w:sz="18" w:color="00B4B4"/>
+              <w:right w:val="nil" w:sz="18" w:color="00B4B4"/>
+            </w:tcBorders>
+            <w:tcMar>
+              <w:top w:w="60" w:type="dxa"/>
+              <w:bottom w:w="60" w:type="dxa"/>
+              <w:left w:w="140" w:type="dxa"/>
+              <w:right w:w="140" w:type="dxa"/>
+            </w:tcMar>
+          </w:tcPr>
+          <w:p>
+            <w:pPr>
+              <w:spacing w:before="0" w:after="0" w:line="240" w:lineRule="auto"/>
+              <w:jc w:val="left"/>
+            </w:pPr>
+            <w:r>
+              <w:rPr>
+                <w:rFonts w:ascii="Barlow" w:hAnsi="Barlow" w:cs="Barlow"/>
+                <w:b w:val="0"/>
+                <w:i/>
+                <w:color w:val="1A1A2E"/>
+                <w:sz w:val="29"/>
+              </w:rPr>
+              <w:t>« Les données de production à portée de clic pour vos tests : enrichissez, réutilisez, rechargez en quelques clics. »</w:t>
+            </w:r>
+          </w:p>
+        </w:tc>
+      </w:tr>
+    </w:tbl>
+    <w:p>
+      <w:pPr>
+        <w:spacing w:before="0" w:after="0" w:line="240" w:lineRule="auto"/>
+        <w:jc w:val="left"/>
+      </w:pPr>
+    </w:p>
+    <w:tbl>
+      <w:tblPr>
+        <w:tblW w:type="auto" w:w="0"/>
+        <w:tblLayout w:type="fixed"/>
+        <w:tblLook w:firstColumn="1" w:firstRow="1" w:lastColumn="0" w:lastRow="0" w:noHBand="0" w:noVBand="1" w:val="04A0"/>
+      </w:tblPr>
+      <w:tblGrid>
+        <w:gridCol w:w="7285"/>
+      </w:tblGrid>
+      <w:tr>
+        <w:tc>
+          <w:tcPr>
+            <w:tcW w:type="dxa" w:w="7285"/>
+            <w:tcBorders>
+              <w:top w:val="single" w:sz="6" w:color="E3E3E3"/>
+              <w:bottom w:val="single" w:sz="6" w:color="E3E3E3"/>
+              <w:left w:val="single" w:sz="6" w:color="E3E3E3"/>
+              <w:right w:val="single" w:sz="6" w:color="E3E3E3"/>
+            </w:tcBorders>
+            <w:tcMar>
+              <w:top w:w="60" w:type="dxa"/>
+              <w:bottom w:w="60" w:type="dxa"/>
+              <w:left w:w="120" w:type="dxa"/>
+              <w:right w:w="120" w:type="dxa"/>
+            </w:tcMar>
+          </w:tcPr>
+          <w:p>
+            <w:pPr>
+              <w:spacing w:before="0" w:after="80" w:line="240" w:lineRule="auto"/>
+              <w:jc w:val="left"/>
+            </w:pPr>
+            <w:r>
+              <w:rPr>
+                <w:rFonts w:ascii="Barlow Condensed" w:hAnsi="Barlow Condensed" w:cs="Barlow Condensed"/>
+                <w:b/>
+                <w:i w:val="0"/>
+                <w:color w:val="4A4A49"/>
+                <w:sz w:val="18"/>
+              </w:rPr>
+              <w:t>LE TEXTE DU PORTEUR — À LIRE AVANT, PAS EN SCÈNE</w:t>
+            </w:r>
+          </w:p>
+          <w:p>
+            <w:pPr>
+              <w:spacing w:before="0" w:after="60" w:line="240" w:lineRule="auto"/>
+              <w:jc w:val="left"/>
+            </w:pPr>
+            <w:r>
+              <w:rPr>
+                <w:rFonts w:ascii="Barlow" w:hAnsi="Barlow" w:cs="Barlow"/>
+                <w:b w:val="0"/>
+                <w:i w:val="0"/>
+                <w:color w:val="4A4A49"/>
+                <w:sz w:val="18"/>
+              </w:rPr>
+              <w:t>JADD : Los données de production à portée de clic pour vos tests</w:t>
+            </w:r>
+          </w:p>
+          <w:p>
+            <w:pPr>
+              <w:spacing w:before="0" w:after="60" w:line="240" w:lineRule="auto"/>
+              <w:jc w:val="left"/>
+            </w:pPr>
+            <w:r>
+              <w:rPr>
+                <w:rFonts w:ascii="Barlow" w:hAnsi="Barlow" w:cs="Barlow"/>
+                <w:b w:val="0"/>
+                <w:i w:val="0"/>
+                <w:color w:val="4A4A49"/>
+                <w:sz w:val="18"/>
+              </w:rPr>
+              <w:t>JADD est un portail offrant différentes fonctionnalités pour gérer vos données de test</w:t>
+            </w:r>
+          </w:p>
+          <w:p>
+            <w:pPr>
+              <w:spacing w:before="0" w:after="60" w:line="240" w:lineRule="auto"/>
+              <w:jc w:val="left"/>
+            </w:pPr>
+            <w:r>
+              <w:rPr>
+                <w:rFonts w:ascii="Barlow" w:hAnsi="Barlow" w:cs="Barlow"/>
+                <w:b w:val="0"/>
+                <w:i w:val="0"/>
+                <w:color w:val="4A4A49"/>
+                <w:sz w:val="18"/>
+              </w:rPr>
+              <w:t>En quelques clics, adaptez vos besoins en données de test en un temps record : enrichissez, supprimez, réutilisez, rechargez à nouveau...</w:t>
+            </w:r>
+          </w:p>
+        </w:tc>
+      </w:tr>
+    </w:tbl>
+    <w:p>
+      <w:pPr>
+        <w:spacing w:before="0" w:after="0" w:line="240" w:lineRule="auto"/>
+        <w:jc w:val="left"/>
+      </w:pPr>
+    </w:p>
+    <w:p>
+      <w:pPr>
+        <w:spacing w:before="120" w:after="0" w:line="240" w:lineRule="auto"/>
+        <w:jc w:val="left"/>
+        <w:pBdr>
+          <w:top w:val="single" w:sz="6" w:space="4" w:color="E3E3E3"/>
+        </w:pBdr>
+      </w:pPr>
+      <w:r>
+        <w:rPr>
+          <w:rFonts w:ascii="Barlow" w:hAnsi="Barlow" w:cs="Barlow"/>
+          <w:b w:val="0"/>
+          <w:i w:val="0"/>
+          <w:color w:val="4A4A49"/>
+          <w:sz w:val="22"/>
+        </w:rPr>
+        <w:t>Rien à dire depuis cette carte.</w:t>
+      </w:r>
+    </w:p>
+    <w:p>
+      <w:pPr>
+        <w:pageBreakBefore/>
+        <w:spacing w:before="0" w:after="0" w:line="240" w:lineRule="auto"/>
+        <w:jc w:val="left"/>
+      </w:pPr>
+    </w:p>
+    <w:tbl>
+      <w:tblPr>
+        <w:tblW w:type="auto" w:w="0"/>
+        <w:tblLayout w:type="fixed"/>
+        <w:tblLook w:firstColumn="1" w:firstRow="1" w:lastColumn="0" w:lastRow="0" w:noHBand="0" w:noVBand="1" w:val="04A0"/>
+      </w:tblPr>
+      <w:tblGrid>
+        <w:gridCol w:w="4535"/>
+        <w:gridCol w:w="2750"/>
+      </w:tblGrid>
+      <w:tr>
+        <w:tc>
+          <w:tcPr>
+            <w:tcW w:type="dxa" w:w="4535"/>
+            <w:shd w:val="clear" w:color="auto" w:fill="1A1A2E"/>
+            <w:tcMar>
+              <w:top w:w="70" w:type="dxa"/>
+              <w:bottom w:w="70" w:type="dxa"/>
+              <w:left w:w="120" w:type="dxa"/>
+              <w:right w:w="120" w:type="dxa"/>
+            </w:tcMar>
+          </w:tcPr>
+          <w:p>
+            <w:pPr>
+              <w:spacing w:before="0" w:after="0" w:line="240" w:lineRule="auto"/>
+              <w:jc w:val="left"/>
+            </w:pPr>
+            <w:r>
+              <w:rPr>
+                <w:rFonts w:ascii="Barlow Condensed" w:hAnsi="Barlow Condensed" w:cs="Barlow Condensed"/>
+                <w:b/>
+                <w:i w:val="0"/>
+                <w:color w:val="FFFFFF"/>
+                <w:sz w:val="30"/>
+              </w:rPr>
+              <w:t>ANAS</w:t>
+            </w:r>
+          </w:p>
+        </w:tc>
+        <w:tc>
+          <w:tcPr>
+            <w:tcW w:type="dxa" w:w="2750"/>
+            <w:shd w:val="clear" w:color="auto" w:fill="1A1A2E"/>
+            <w:tcMar>
+              <w:top w:w="70" w:type="dxa"/>
+              <w:bottom w:w="70" w:type="dxa"/>
+              <w:left w:w="120" w:type="dxa"/>
+              <w:right w:w="120" w:type="dxa"/>
+            </w:tcMar>
+          </w:tcPr>
+          <w:p>
+            <w:pPr>
+              <w:spacing w:before="0" w:after="0" w:line="240" w:lineRule="auto"/>
+              <w:jc w:val="right"/>
+            </w:pPr>
+            <w:r>
+              <w:rPr>
+                <w:rFonts w:ascii="Barlow Condensed" w:hAnsi="Barlow Condensed" w:cs="Barlow Condensed"/>
+                <w:b/>
+                <w:i w:val="0"/>
+                <w:color w:val="00B4B4"/>
+                <w:sz w:val="26"/>
+              </w:rPr>
+              <w:t>16 / 20</w:t>
+            </w:r>
+          </w:p>
+        </w:tc>
+      </w:tr>
+      <w:tr>
+        <w:trPr>
+          <w:trHeight w:val="68" w:hRule="exact"/>
+        </w:trPr>
+        <w:tc>
+          <w:tcPr>
+            <w:tcW w:type="dxa" w:w="7285"/>
+            <w:shd w:val="clear" w:color="auto" w:fill="00B4B4"/>
+            <w:tcMar>
+              <w:top w:w="0" w:type="dxa"/>
+              <w:bottom w:w="0" w:type="dxa"/>
+              <w:left w:w="0" w:type="dxa"/>
+              <w:right w:w="0" w:type="dxa"/>
+            </w:tcMar>
+          </w:tcPr>
+          <w:p>
+            <w:pPr>
+              <w:spacing w:before="0" w:after="0" w:line="240" w:lineRule="auto"/>
+              <w:jc w:val="left"/>
+            </w:pPr>
+          </w:p>
+        </w:tc>
+        <w:tc>
+          <w:tcPr>
+            <w:tcW w:type="dxa" w:w="7285"/>
+            <w:shd w:val="clear" w:color="auto" w:fill="00B4B4"/>
+            <w:tcMar>
+              <w:top w:w="0" w:type="dxa"/>
+              <w:bottom w:w="0" w:type="dxa"/>
+              <w:left w:w="0" w:type="dxa"/>
+              <w:right w:w="0" w:type="dxa"/>
+            </w:tcMar>
+          </w:tcPr>
+          <w:p>
+            <w:pPr>
+              <w:spacing w:before="0" w:after="0" w:line="240" w:lineRule="auto"/>
+              <w:jc w:val="left"/>
+            </w:pPr>
+          </w:p>
+        </w:tc>
+      </w:tr>
+    </w:tbl>
+    <w:p>
+      <w:pPr>
+        <w:spacing w:before="0" w:after="0" w:line="240" w:lineRule="auto"/>
+        <w:jc w:val="left"/>
+      </w:pPr>
+    </w:p>
+    <w:tbl>
+      <w:tblPr>
+        <w:tblW w:type="auto" w:w="0"/>
+        <w:tblLayout w:type="fixed"/>
+        <w:tblLook w:firstColumn="1" w:firstRow="1" w:lastColumn="0" w:lastRow="0" w:noHBand="0" w:noVBand="1" w:val="04A0"/>
+      </w:tblPr>
+      <w:tblGrid>
+        <w:gridCol w:w="4252"/>
+        <w:gridCol w:w="3033"/>
+      </w:tblGrid>
+      <w:tr>
+        <w:tc>
+          <w:tcPr>
+            <w:tcW w:type="dxa" w:w="4252"/>
+            <w:vAlign w:val="center"/>
+            <w:tcMar>
+              <w:top w:w="0" w:type="dxa"/>
+              <w:bottom w:w="0" w:type="dxa"/>
+              <w:left w:w="0" w:type="dxa"/>
+              <w:right w:w="60" w:type="dxa"/>
+            </w:tcMar>
+          </w:tcPr>
+          <w:p>
+            <w:pPr>
+              <w:spacing w:before="0" w:after="0" w:line="240" w:lineRule="auto"/>
+              <w:jc w:val="left"/>
+            </w:pPr>
+            <w:r>
+              <w:rPr>
+                <w:rFonts w:ascii="Barlow Condensed" w:hAnsi="Barlow Condensed" w:cs="Barlow Condensed"/>
+                <w:b/>
+                <w:i w:val="0"/>
+                <w:color w:val="1A1A2E"/>
+                <w:sz w:val="68"/>
+              </w:rPr>
+              <w:t>Kiosque 9</w:t>
+            </w:r>
+          </w:p>
+        </w:tc>
+        <w:tc>
+          <w:tcPr>
+            <w:tcW w:type="dxa" w:w="3033"/>
+            <w:vAlign w:val="center"/>
+            <w:shd w:val="clear" w:color="auto" w:fill="00B4B4"/>
+            <w:tcMar>
+              <w:top w:w="60" w:type="dxa"/>
+              <w:bottom w:w="60" w:type="dxa"/>
+              <w:left w:w="120" w:type="dxa"/>
+              <w:right w:w="140" w:type="dxa"/>
+            </w:tcMar>
+          </w:tcPr>
+          <w:p>
+            <w:pPr>
+              <w:spacing w:before="0" w:after="0" w:line="240" w:lineRule="auto"/>
+              <w:jc w:val="right"/>
+            </w:pPr>
+            <w:r>
+              <w:rPr>
+                <w:rFonts w:ascii="Barlow Condensed" w:hAnsi="Barlow Condensed" w:cs="Barlow Condensed"/>
+                <w:b/>
+                <w:i w:val="0"/>
+                <w:color w:val="FFFFFF"/>
+                <w:sz w:val="18"/>
+              </w:rPr>
+              <w:t>SALLE</w:t>
+            </w:r>
+          </w:p>
+          <w:p>
+            <w:pPr>
+              <w:spacing w:before="0" w:after="0" w:line="240" w:lineRule="auto"/>
+              <w:jc w:val="right"/>
+            </w:pPr>
+            <w:r>
+              <w:rPr>
+                <w:rFonts w:ascii="Barlow Condensed" w:hAnsi="Barlow Condensed" w:cs="Barlow Condensed"/>
+                <w:b/>
+                <w:i w:val="0"/>
+                <w:color w:val="FFFFFF"/>
+                <w:sz w:val="38"/>
+              </w:rPr>
+              <w:t>Moselle</w:t>
+            </w:r>
+          </w:p>
+        </w:tc>
+      </w:tr>
+    </w:tbl>
+    <w:p>
+      <w:pPr>
+        <w:spacing w:before="80" w:after="120" w:line="240" w:lineRule="auto"/>
+        <w:jc w:val="left"/>
+        <w:pBdr>
+          <w:bottom w:val="single" w:sz="6" w:space="4" w:color="E3E3E3"/>
+        </w:pBdr>
+      </w:pPr>
+      <w:r>
+        <w:rPr>
+          <w:rFonts w:ascii="Barlow Condensed" w:hAnsi="Barlow Condensed" w:cs="Barlow Condensed"/>
+          <w:b/>
+          <w:i w:val="0"/>
+          <w:color w:val="1A1A2E"/>
+          <w:sz w:val="38"/>
+        </w:rPr>
+        <w:t>SauceLabs</w:t>
+      </w:r>
+    </w:p>
+    <w:p>
+      <w:pPr>
+        <w:spacing w:before="0" w:after="80" w:line="240" w:lineRule="auto"/>
+        <w:jc w:val="left"/>
+      </w:pPr>
+      <w:r>
+        <w:rPr>
+          <w:rFonts w:ascii="Barlow" w:hAnsi="Barlow" w:cs="Barlow"/>
+          <w:b w:val="0"/>
+          <w:i w:val="0"/>
+          <w:color w:val="4A4A49"/>
+          <w:sz w:val="22"/>
+        </w:rPr>
+        <w:t>À lire la veille. En scène, tu ne tiens que ton bloc.</w:t>
+      </w:r>
+    </w:p>
+    <w:p>
+      <w:pPr>
+        <w:pStyle w:val="ListBullet"/>
+        <w:spacing w:before="0" w:after="60" w:line="240" w:lineRule="auto"/>
+        <w:jc w:val="left"/>
+      </w:pPr>
+      <w:r>
+        <w:rPr>
+          <w:rFonts w:ascii="Barlow" w:hAnsi="Barlow" w:cs="Barlow"/>
+          <w:b w:val="0"/>
+          <w:i w:val="0"/>
+          <w:color w:val="1A1A2E"/>
+          <w:sz w:val="28"/>
+        </w:rPr>
+        <w:t>Porté par TFC · Vincent TREVARIN / DF Dommage · Aurore CAPLAN.</w:t>
+      </w:r>
+    </w:p>
+    <w:tbl>
+      <w:tblPr>
+        <w:tblW w:type="auto" w:w="0"/>
+        <w:tblLayout w:type="fixed"/>
+        <w:tblLook w:firstColumn="1" w:firstRow="1" w:lastColumn="0" w:lastRow="0" w:noHBand="0" w:noVBand="1" w:val="04A0"/>
+      </w:tblPr>
+      <w:tblGrid>
+        <w:gridCol w:w="7285"/>
+      </w:tblGrid>
+      <w:tr>
+        <w:tc>
+          <w:tcPr>
+            <w:tcW w:type="dxa" w:w="7285"/>
+            <w:shd w:val="clear" w:color="auto" w:fill="D9EFEF"/>
+            <w:tcBorders>
+              <w:top w:val="nil" w:sz="18" w:color="00B4B4"/>
+              <w:bottom w:val="nil" w:sz="18" w:color="00B4B4"/>
+              <w:left w:val="single" w:sz="18" w:color="00B4B4"/>
+              <w:right w:val="nil" w:sz="18" w:color="00B4B4"/>
+            </w:tcBorders>
+            <w:tcMar>
+              <w:top w:w="60" w:type="dxa"/>
+              <w:bottom w:w="60" w:type="dxa"/>
+              <w:left w:w="140" w:type="dxa"/>
+              <w:right w:w="140" w:type="dxa"/>
+            </w:tcMar>
+          </w:tcPr>
+          <w:p>
+            <w:pPr>
+              <w:spacing w:before="0" w:after="0" w:line="240" w:lineRule="auto"/>
+              <w:jc w:val="left"/>
+            </w:pPr>
+            <w:r>
+              <w:rPr>
+                <w:rFonts w:ascii="Barlow" w:hAnsi="Barlow" w:cs="Barlow"/>
+                <w:b w:val="0"/>
+                <w:i/>
+                <w:color w:val="1A1A2E"/>
+                <w:sz w:val="29"/>
+              </w:rPr>
+              <w:t>« Testez partout et homologuez en toute confiance — démos live sur la plateforme mobile, du dev à la validation. »</w:t>
+            </w:r>
+          </w:p>
+        </w:tc>
+      </w:tr>
+    </w:tbl>
+    <w:p>
+      <w:pPr>
+        <w:spacing w:before="0" w:after="0" w:line="240" w:lineRule="auto"/>
+        <w:jc w:val="left"/>
+      </w:pPr>
+    </w:p>
+    <w:tbl>
+      <w:tblPr>
+        <w:tblW w:type="auto" w:w="0"/>
+        <w:tblLayout w:type="fixed"/>
+        <w:tblLook w:firstColumn="1" w:firstRow="1" w:lastColumn="0" w:lastRow="0" w:noHBand="0" w:noVBand="1" w:val="04A0"/>
+      </w:tblPr>
+      <w:tblGrid>
+        <w:gridCol w:w="7285"/>
+      </w:tblGrid>
+      <w:tr>
+        <w:tc>
+          <w:tcPr>
+            <w:tcW w:type="dxa" w:w="7285"/>
+            <w:tcBorders>
+              <w:top w:val="single" w:sz="6" w:color="E3E3E3"/>
+              <w:bottom w:val="single" w:sz="6" w:color="E3E3E3"/>
+              <w:left w:val="single" w:sz="6" w:color="E3E3E3"/>
+              <w:right w:val="single" w:sz="6" w:color="E3E3E3"/>
+            </w:tcBorders>
+            <w:tcMar>
+              <w:top w:w="60" w:type="dxa"/>
+              <w:bottom w:w="60" w:type="dxa"/>
+              <w:left w:w="120" w:type="dxa"/>
+              <w:right w:w="120" w:type="dxa"/>
+            </w:tcMar>
+          </w:tcPr>
+          <w:p>
+            <w:pPr>
+              <w:spacing w:before="0" w:after="80" w:line="240" w:lineRule="auto"/>
+              <w:jc w:val="left"/>
+            </w:pPr>
+            <w:r>
+              <w:rPr>
+                <w:rFonts w:ascii="Barlow Condensed" w:hAnsi="Barlow Condensed" w:cs="Barlow Condensed"/>
+                <w:b/>
+                <w:i w:val="0"/>
+                <w:color w:val="4A4A49"/>
+                <w:sz w:val="18"/>
+              </w:rPr>
+              <w:t>LE TEXTE DU PORTEUR — À LIRE AVANT, PAS EN SCÈNE</w:t>
+            </w:r>
+          </w:p>
+          <w:p>
+            <w:pPr>
+              <w:spacing w:before="0" w:after="60" w:line="240" w:lineRule="auto"/>
+              <w:jc w:val="left"/>
+            </w:pPr>
+            <w:r>
+              <w:rPr>
+                <w:rFonts w:ascii="Barlow" w:hAnsi="Barlow" w:cs="Barlow"/>
+                <w:b w:val="0"/>
+                <w:i w:val="0"/>
+                <w:color w:val="4A4A49"/>
+                <w:sz w:val="18"/>
+              </w:rPr>
+              <w:t>SauceLabs à portée de main : développez, testez partout et homologuez en toute confiance.</w:t>
+            </w:r>
+          </w:p>
+          <w:p>
+            <w:pPr>
+              <w:spacing w:before="0" w:after="60" w:line="240" w:lineRule="auto"/>
+              <w:jc w:val="left"/>
+            </w:pPr>
+            <w:r>
+              <w:rPr>
+                <w:rFonts w:ascii="Barlow" w:hAnsi="Barlow" w:cs="Barlow"/>
+                <w:b w:val="0"/>
+                <w:i w:val="0"/>
+                <w:color w:val="4A4A49"/>
+                <w:sz w:val="18"/>
+              </w:rPr>
+              <w:t>Découvrez comment intégrer une plateforme de test mobile directement dans votre chaîne de développement locale et centrale, avec la possibilité d'exécuter vos tests d'homologation sur SauceLabs pour valider en conditions réelles.</w:t>
+            </w:r>
+          </w:p>
+          <w:p>
+            <w:pPr>
+              <w:spacing w:before="0" w:after="60" w:line="240" w:lineRule="auto"/>
+              <w:jc w:val="left"/>
+            </w:pPr>
+            <w:r>
+              <w:rPr>
+                <w:rFonts w:ascii="Barlow" w:hAnsi="Barlow" w:cs="Barlow"/>
+                <w:b w:val="0"/>
+                <w:i w:val="0"/>
+                <w:color w:val="4A4A49"/>
+                <w:sz w:val="18"/>
+              </w:rPr>
+              <w:t>Des démos live pour explorer les possibilités en temps réel et voir comment vos tests parcourent l'ensemble du cycle de vie – du développement à la validation d'homologation.</w:t>
+            </w:r>
+          </w:p>
+        </w:tc>
+      </w:tr>
+    </w:tbl>
+    <w:p>
+      <w:pPr>
+        <w:spacing w:before="0" w:after="0" w:line="240" w:lineRule="auto"/>
+        <w:jc w:val="left"/>
+      </w:pPr>
+    </w:p>
+    <w:p>
+      <w:pPr>
+        <w:spacing w:before="120" w:after="0" w:line="240" w:lineRule="auto"/>
+        <w:jc w:val="left"/>
+        <w:pBdr>
+          <w:top w:val="single" w:sz="6" w:space="4" w:color="E3E3E3"/>
+        </w:pBdr>
+      </w:pPr>
+      <w:r>
+        <w:rPr>
+          <w:rFonts w:ascii="Barlow" w:hAnsi="Barlow" w:cs="Barlow"/>
+          <w:b w:val="0"/>
+          <w:i w:val="0"/>
+          <w:color w:val="4A4A49"/>
+          <w:sz w:val="22"/>
+        </w:rPr>
+        <w:t>Rien à dire depuis cette carte.</w:t>
+      </w:r>
+    </w:p>
+    <w:p>
+      <w:pPr>
+        <w:pageBreakBefore/>
+        <w:spacing w:before="0" w:after="0" w:line="240" w:lineRule="auto"/>
+        <w:jc w:val="left"/>
+      </w:pPr>
+    </w:p>
+    <w:tbl>
+      <w:tblPr>
+        <w:tblW w:type="auto" w:w="0"/>
+        <w:tblLayout w:type="fixed"/>
+        <w:tblLook w:firstColumn="1" w:firstRow="1" w:lastColumn="0" w:lastRow="0" w:noHBand="0" w:noVBand="1" w:val="04A0"/>
+      </w:tblPr>
+      <w:tblGrid>
+        <w:gridCol w:w="4535"/>
+        <w:gridCol w:w="2750"/>
+      </w:tblGrid>
+      <w:tr>
+        <w:tc>
+          <w:tcPr>
+            <w:tcW w:type="dxa" w:w="4535"/>
+            <w:shd w:val="clear" w:color="auto" w:fill="1A1A2E"/>
+            <w:tcMar>
+              <w:top w:w="70" w:type="dxa"/>
+              <w:bottom w:w="70" w:type="dxa"/>
+              <w:left w:w="120" w:type="dxa"/>
+              <w:right w:w="120" w:type="dxa"/>
+            </w:tcMar>
+          </w:tcPr>
+          <w:p>
+            <w:pPr>
+              <w:spacing w:before="0" w:after="0" w:line="240" w:lineRule="auto"/>
+              <w:jc w:val="left"/>
+            </w:pPr>
+            <w:r>
+              <w:rPr>
+                <w:rFonts w:ascii="Barlow Condensed" w:hAnsi="Barlow Condensed" w:cs="Barlow Condensed"/>
+                <w:b/>
+                <w:i w:val="0"/>
+                <w:color w:val="FFFFFF"/>
+                <w:sz w:val="30"/>
+              </w:rPr>
+              <w:t>ANAS</w:t>
+            </w:r>
+          </w:p>
+        </w:tc>
+        <w:tc>
+          <w:tcPr>
+            <w:tcW w:type="dxa" w:w="2750"/>
+            <w:shd w:val="clear" w:color="auto" w:fill="1A1A2E"/>
+            <w:tcMar>
+              <w:top w:w="70" w:type="dxa"/>
+              <w:bottom w:w="70" w:type="dxa"/>
+              <w:left w:w="120" w:type="dxa"/>
+              <w:right w:w="120" w:type="dxa"/>
+            </w:tcMar>
+          </w:tcPr>
+          <w:p>
+            <w:pPr>
+              <w:spacing w:before="0" w:after="0" w:line="240" w:lineRule="auto"/>
+              <w:jc w:val="right"/>
+            </w:pPr>
+            <w:r>
+              <w:rPr>
+                <w:rFonts w:ascii="Barlow Condensed" w:hAnsi="Barlow Condensed" w:cs="Barlow Condensed"/>
+                <w:b/>
+                <w:i w:val="0"/>
+                <w:color w:val="00B4B4"/>
+                <w:sz w:val="26"/>
+              </w:rPr>
+              <w:t>17 / 20</w:t>
             </w:r>
           </w:p>
         </w:tc>
@@ -7380,7 +9076,7 @@
     </w:p>
     <w:p>
       <w:pPr>
-        <w:spacing w:before="200" w:after="0" w:line="240" w:lineRule="auto"/>
+        <w:spacing w:before="120" w:after="0" w:line="240" w:lineRule="auto"/>
         <w:jc w:val="left"/>
         <w:pBdr>
           <w:top w:val="single" w:sz="6" w:space="4" w:color="E3E3E3"/>
@@ -7467,7 +9163,7 @@
                 <w:color w:val="00B4B4"/>
                 <w:sz w:val="26"/>
               </w:rPr>
-              <w:t>15 / 17</w:t>
+              <w:t>18 / 20</w:t>
             </w:r>
           </w:p>
         </w:tc>
@@ -7755,7 +9451,7 @@
     </w:p>
     <w:p>
       <w:pPr>
-        <w:spacing w:before="200" w:after="0" w:line="240" w:lineRule="auto"/>
+        <w:spacing w:before="120" w:after="0" w:line="240" w:lineRule="auto"/>
         <w:jc w:val="left"/>
         <w:pBdr>
           <w:top w:val="single" w:sz="6" w:space="4" w:color="E3E3E3"/>
@@ -7842,7 +9538,7 @@
                 <w:color w:val="00B4B4"/>
                 <w:sz w:val="26"/>
               </w:rPr>
-              <w:t>16 / 17</w:t>
+              <w:t>19 / 20</w:t>
             </w:r>
           </w:p>
         </w:tc>
@@ -8120,7 +9816,7 @@
     </w:p>
     <w:p>
       <w:pPr>
-        <w:spacing w:before="200" w:after="0" w:line="240" w:lineRule="auto"/>
+        <w:spacing w:before="120" w:after="0" w:line="240" w:lineRule="auto"/>
         <w:jc w:val="left"/>
         <w:pBdr>
           <w:top w:val="single" w:sz="6" w:space="4" w:color="E3E3E3"/>
@@ -8207,7 +9903,7 @@
                 <w:color w:val="00B4B4"/>
                 <w:sz w:val="26"/>
               </w:rPr>
-              <w:t>17 / 17</w:t>
+              <w:t>20 / 20</w:t>
             </w:r>
           </w:p>
         </w:tc>
@@ -8495,7 +10191,7 @@
     </w:p>
     <w:p>
       <w:pPr>
-        <w:spacing w:before="200" w:after="0" w:line="240" w:lineRule="auto"/>
+        <w:spacing w:before="120" w:after="0" w:line="240" w:lineRule="auto"/>
         <w:jc w:val="left"/>
         <w:pBdr>
           <w:top w:val="single" w:sz="6" w:space="4" w:color="E3E3E3"/>
@@ -9206,7 +10902,7 @@
     </w:p>
     <w:p>
       <w:pPr>
-        <w:spacing w:before="200" w:after="0" w:line="240" w:lineRule="auto"/>
+        <w:spacing w:before="120" w:after="0" w:line="240" w:lineRule="auto"/>
         <w:jc w:val="left"/>
         <w:pBdr>
           <w:top w:val="single" w:sz="6" w:space="4" w:color="E3E3E3"/>
@@ -9536,7 +11232,7 @@
     </w:p>
     <w:p>
       <w:pPr>
-        <w:spacing w:before="200" w:after="0" w:line="240" w:lineRule="auto"/>
+        <w:spacing w:before="120" w:after="0" w:line="240" w:lineRule="auto"/>
         <w:jc w:val="left"/>
         <w:pBdr>
           <w:top w:val="single" w:sz="6" w:space="4" w:color="E3E3E3"/>
@@ -9884,7 +11580,7 @@
     </w:p>
     <w:p>
       <w:pPr>
-        <w:spacing w:before="200" w:after="0" w:line="240" w:lineRule="auto"/>
+        <w:spacing w:before="120" w:after="0" w:line="240" w:lineRule="auto"/>
         <w:jc w:val="left"/>
         <w:pBdr>
           <w:top w:val="single" w:sz="6" w:space="4" w:color="E3E3E3"/>
@@ -10232,7 +11928,7 @@
     </w:p>
     <w:p>
       <w:pPr>
-        <w:spacing w:before="200" w:after="0" w:line="240" w:lineRule="auto"/>
+        <w:spacing w:before="120" w:after="0" w:line="240" w:lineRule="auto"/>
         <w:jc w:val="left"/>
         <w:pBdr>
           <w:top w:val="single" w:sz="6" w:space="4" w:color="E3E3E3"/>
@@ -10623,7 +12319,7 @@
     </w:p>
     <w:p>
       <w:pPr>
-        <w:spacing w:before="200" w:after="0" w:line="240" w:lineRule="auto"/>
+        <w:spacing w:before="120" w:after="0" w:line="240" w:lineRule="auto"/>
         <w:jc w:val="left"/>
         <w:pBdr>
           <w:top w:val="single" w:sz="6" w:space="4" w:color="E3E3E3"/>
@@ -10999,7 +12695,7 @@
     </w:p>
     <w:p>
       <w:pPr>
-        <w:spacing w:before="200" w:after="0" w:line="240" w:lineRule="auto"/>
+        <w:spacing w:before="120" w:after="0" w:line="240" w:lineRule="auto"/>
         <w:jc w:val="left"/>
         <w:pBdr>
           <w:top w:val="single" w:sz="6" w:space="4" w:color="E3E3E3"/>
@@ -11710,7 +13406,7 @@
     </w:p>
     <w:p>
       <w:pPr>
-        <w:spacing w:before="200" w:after="0" w:line="240" w:lineRule="auto"/>
+        <w:spacing w:before="120" w:after="0" w:line="240" w:lineRule="auto"/>
         <w:jc w:val="left"/>
         <w:pBdr>
           <w:top w:val="single" w:sz="6" w:space="4" w:color="E3E3E3"/>
@@ -12145,7 +13841,7 @@
     </w:p>
     <w:p>
       <w:pPr>
-        <w:spacing w:before="200" w:after="0" w:line="240" w:lineRule="auto"/>
+        <w:spacing w:before="120" w:after="0" w:line="240" w:lineRule="auto"/>
         <w:jc w:val="left"/>
         <w:pBdr>
           <w:top w:val="single" w:sz="6" w:space="4" w:color="E3E3E3"/>
@@ -12159,7 +13855,7 @@
           <w:color w:val="4A4A49"/>
           <w:sz w:val="22"/>
         </w:rPr>
-        <w:t>Ensuite — 13h44 · les dix pitches, portés par les kiosques.</w:t>
+        <w:t>Ensuite — 13h44 · les dix pitches, en trois blocs.</w:t>
       </w:r>
     </w:p>
     <w:p>
@@ -12387,7 +14083,7 @@
           <w:color w:val="1A1A2E"/>
           <w:sz w:val="38"/>
         </w:rPr>
-        <w:t>Les dix pitches — tu prends les pairs</w:t>
+        <w:t>Les dix pitches en trois blocs — tu prends le bloc 2</w:t>
       </w:r>
     </w:p>
     <w:p>
@@ -12403,7 +14099,7 @@
           <w:color w:val="4A4A49"/>
           <w:sz w:val="22"/>
         </w:rPr>
-        <w:t>Vous vous partagez les dix : toi les pairs, Anas les impairs. Chacun garde son micro d’un bout à l’autre — il n’y a plus aucun passage de main, et les porteurs de kiosque restent assis.</w:t>
+        <w:t>Les dix kiosques ne se disent plus dans l’ordre 1 à 10. Trois blocs, un animateur par bloc, deux passages de micro dans toute la séquence au lieu de neuf. Le tableau est dans l’ordre où ça se dit ; tes kiosques sont en couleur.</w:t>
       </w:r>
     </w:p>
     <w:tbl>
@@ -12683,10 +14379,10 @@
                 <w:rFonts w:ascii="Barlow Condensed" w:hAnsi="Barlow Condensed" w:cs="Barlow Condensed"/>
                 <w:b/>
                 <w:i w:val="0"/>
-                <w:color w:val="006B4F"/>
+                <w:color w:val="4A4A49"/>
                 <w:sz w:val="26"/>
               </w:rPr>
-              <w:t>2</w:t>
+              <w:t>5</w:t>
             </w:r>
           </w:p>
         </w:tc>
@@ -12710,10 +14406,10 @@
                 <w:rFonts w:ascii="Barlow" w:hAnsi="Barlow" w:cs="Barlow"/>
                 <w:b w:val="0"/>
                 <w:i w:val="0"/>
-                <w:color w:val="1A1A2E"/>
+                <w:color w:val="4A4A49"/>
                 <w:sz w:val="22"/>
               </w:rPr>
-              <w:t>LynQA</w:t>
+              <w:t>Bâtisseurs de pyramides</w:t>
             </w:r>
           </w:p>
         </w:tc>
@@ -12735,12 +14431,12 @@
             <w:r>
               <w:rPr>
                 <w:rFonts w:ascii="Barlow" w:hAnsi="Barlow" w:cs="Barlow"/>
-                <w:b/>
+                <w:b w:val="0"/>
                 <w:i w:val="0"/>
-                <w:color w:val="1A1A2E"/>
+                <w:color w:val="4A4A49"/>
                 <w:sz w:val="20"/>
               </w:rPr>
-              <w:t>Donau</w:t>
+              <w:t>Rhône</w:t>
             </w:r>
           </w:p>
         </w:tc>
@@ -12767,7 +14463,7 @@
                 <w:color w:val="4A4A49"/>
                 <w:sz w:val="19"/>
               </w:rPr>
-              <w:t>Smartesting</w:t>
+              <w:t>TFC</w:t>
             </w:r>
           </w:p>
         </w:tc>
@@ -12796,7 +14492,7 @@
                 <w:color w:val="4A4A49"/>
                 <w:sz w:val="26"/>
               </w:rPr>
-              <w:t>3</w:t>
+              <w:t>10</w:t>
             </w:r>
           </w:p>
         </w:tc>
@@ -12823,7 +14519,7 @@
                 <w:color w:val="4A4A49"/>
                 <w:sz w:val="22"/>
               </w:rPr>
-              <w:t>Écosystème d'agents IA</w:t>
+              <w:t>Mini-Série TESTY</w:t>
             </w:r>
           </w:p>
         </w:tc>
@@ -12850,7 +14546,7 @@
                 <w:color w:val="4A4A49"/>
                 <w:sz w:val="20"/>
               </w:rPr>
-              <w:t>Liffey</w:t>
+              <w:t>Sumida + Alzette</w:t>
             </w:r>
           </w:p>
         </w:tc>
@@ -13013,10 +14709,10 @@
                 <w:rFonts w:ascii="Barlow Condensed" w:hAnsi="Barlow Condensed" w:cs="Barlow Condensed"/>
                 <w:b/>
                 <w:i w:val="0"/>
-                <w:color w:val="4A4A49"/>
+                <w:color w:val="006B4F"/>
                 <w:sz w:val="26"/>
               </w:rPr>
-              <w:t>5</w:t>
+              <w:t>7</w:t>
             </w:r>
           </w:p>
         </w:tc>
@@ -13040,10 +14736,10 @@
                 <w:rFonts w:ascii="Barlow" w:hAnsi="Barlow" w:cs="Barlow"/>
                 <w:b w:val="0"/>
                 <w:i w:val="0"/>
-                <w:color w:val="4A4A49"/>
+                <w:color w:val="1A1A2E"/>
                 <w:sz w:val="22"/>
               </w:rPr>
-              <w:t>Bâtisseurs de pyramides</w:t>
+              <w:t>SDSI Test &amp; IA</w:t>
             </w:r>
           </w:p>
         </w:tc>
@@ -13065,12 +14761,12 @@
             <w:r>
               <w:rPr>
                 <w:rFonts w:ascii="Barlow" w:hAnsi="Barlow" w:cs="Barlow"/>
-                <w:b w:val="0"/>
+                <w:b/>
                 <w:i w:val="0"/>
-                <w:color w:val="4A4A49"/>
+                <w:color w:val="1A1A2E"/>
                 <w:sz w:val="20"/>
               </w:rPr>
-              <w:t>Rhône</w:t>
+              <w:t>Adige</w:t>
             </w:r>
           </w:p>
         </w:tc>
@@ -13097,7 +14793,7 @@
                 <w:color w:val="4A4A49"/>
                 <w:sz w:val="19"/>
               </w:rPr>
-              <w:t>TFC</w:t>
+              <w:t>TFC · DF Dommage</w:t>
             </w:r>
           </w:p>
         </w:tc>
@@ -13126,7 +14822,7 @@
                 <w:color w:val="006B4F"/>
                 <w:sz w:val="26"/>
               </w:rPr>
-              <w:t>6</w:t>
+              <w:t>3</w:t>
             </w:r>
           </w:p>
         </w:tc>
@@ -13153,7 +14849,7 @@
                 <w:color w:val="1A1A2E"/>
                 <w:sz w:val="22"/>
               </w:rPr>
-              <w:t>Référentiel de tests X-Ray</w:t>
+              <w:t>Écosystème d'agents IA</w:t>
             </w:r>
           </w:p>
         </w:tc>
@@ -13180,7 +14876,7 @@
                 <w:color w:val="1A1A2E"/>
                 <w:sz w:val="20"/>
               </w:rPr>
-              <w:t>Tajo</w:t>
+              <w:t>Liffey</w:t>
             </w:r>
           </w:p>
         </w:tc>
@@ -13207,7 +14903,7 @@
                 <w:color w:val="4A4A49"/>
                 <w:sz w:val="19"/>
               </w:rPr>
-              <w:t>OPEN · TFC</w:t>
+              <w:t>TFC</w:t>
             </w:r>
           </w:p>
         </w:tc>
@@ -13233,10 +14929,10 @@
                 <w:rFonts w:ascii="Barlow Condensed" w:hAnsi="Barlow Condensed" w:cs="Barlow Condensed"/>
                 <w:b/>
                 <w:i w:val="0"/>
-                <w:color w:val="4A4A49"/>
+                <w:color w:val="006B4F"/>
                 <w:sz w:val="26"/>
               </w:rPr>
-              <w:t>7</w:t>
+              <w:t>2</w:t>
             </w:r>
           </w:p>
         </w:tc>
@@ -13260,10 +14956,10 @@
                 <w:rFonts w:ascii="Barlow" w:hAnsi="Barlow" w:cs="Barlow"/>
                 <w:b w:val="0"/>
                 <w:i w:val="0"/>
-                <w:color w:val="4A4A49"/>
+                <w:color w:val="1A1A2E"/>
                 <w:sz w:val="22"/>
               </w:rPr>
-              <w:t>SDSI Test &amp; IA</w:t>
+              <w:t>LynQA</w:t>
             </w:r>
           </w:p>
         </w:tc>
@@ -13285,12 +14981,12 @@
             <w:r>
               <w:rPr>
                 <w:rFonts w:ascii="Barlow" w:hAnsi="Barlow" w:cs="Barlow"/>
-                <w:b w:val="0"/>
+                <w:b/>
                 <w:i w:val="0"/>
-                <w:color w:val="4A4A49"/>
+                <w:color w:val="1A1A2E"/>
                 <w:sz w:val="20"/>
               </w:rPr>
-              <w:t>Adige</w:t>
+              <w:t>Donau</w:t>
             </w:r>
           </w:p>
         </w:tc>
@@ -13317,7 +15013,7 @@
                 <w:color w:val="4A4A49"/>
                 <w:sz w:val="19"/>
               </w:rPr>
-              <w:t>TFC · DF Dommage</w:t>
+              <w:t>Smartesting</w:t>
             </w:r>
           </w:p>
         </w:tc>
@@ -13343,10 +15039,10 @@
                 <w:rFonts w:ascii="Barlow Condensed" w:hAnsi="Barlow Condensed" w:cs="Barlow Condensed"/>
                 <w:b/>
                 <w:i w:val="0"/>
-                <w:color w:val="006B4F"/>
+                <w:color w:val="4A4A49"/>
                 <w:sz w:val="26"/>
               </w:rPr>
-              <w:t>8</w:t>
+              <w:t>6</w:t>
             </w:r>
           </w:p>
         </w:tc>
@@ -13370,10 +15066,10 @@
                 <w:rFonts w:ascii="Barlow" w:hAnsi="Barlow" w:cs="Barlow"/>
                 <w:b w:val="0"/>
                 <w:i w:val="0"/>
-                <w:color w:val="1A1A2E"/>
+                <w:color w:val="4A4A49"/>
                 <w:sz w:val="22"/>
               </w:rPr>
-              <w:t>JADD</w:t>
+              <w:t>Référentiel de tests X-Ray</w:t>
             </w:r>
           </w:p>
         </w:tc>
@@ -13395,12 +15091,12 @@
             <w:r>
               <w:rPr>
                 <w:rFonts w:ascii="Barlow" w:hAnsi="Barlow" w:cs="Barlow"/>
-                <w:b/>
+                <w:b w:val="0"/>
                 <w:i w:val="0"/>
-                <w:color w:val="1A1A2E"/>
+                <w:color w:val="4A4A49"/>
                 <w:sz w:val="20"/>
               </w:rPr>
-              <w:t>Loire</w:t>
+              <w:t>Tajo</w:t>
             </w:r>
           </w:p>
         </w:tc>
@@ -13427,7 +15123,7 @@
                 <w:color w:val="4A4A49"/>
                 <w:sz w:val="19"/>
               </w:rPr>
-              <w:t>TFC · MCAD</w:t>
+              <w:t>OPEN · TFC</w:t>
             </w:r>
           </w:p>
         </w:tc>
@@ -13456,7 +15152,7 @@
                 <w:color w:val="4A4A49"/>
                 <w:sz w:val="26"/>
               </w:rPr>
-              <w:t>9</w:t>
+              <w:t>8</w:t>
             </w:r>
           </w:p>
         </w:tc>
@@ -13483,7 +15179,7 @@
                 <w:color w:val="4A4A49"/>
                 <w:sz w:val="22"/>
               </w:rPr>
-              <w:t>SauceLabs</w:t>
+              <w:t>JADD</w:t>
             </w:r>
           </w:p>
         </w:tc>
@@ -13510,7 +15206,7 @@
                 <w:color w:val="4A4A49"/>
                 <w:sz w:val="20"/>
               </w:rPr>
-              <w:t>Moselle</w:t>
+              <w:t>Loire</w:t>
             </w:r>
           </w:p>
         </w:tc>
@@ -13537,7 +15233,7 @@
                 <w:color w:val="4A4A49"/>
                 <w:sz w:val="19"/>
               </w:rPr>
-              <w:t>TFC · DF Dommage</w:t>
+              <w:t>TFC · MCAD</w:t>
             </w:r>
           </w:p>
         </w:tc>
@@ -13563,10 +15259,10 @@
                 <w:rFonts w:ascii="Barlow Condensed" w:hAnsi="Barlow Condensed" w:cs="Barlow Condensed"/>
                 <w:b/>
                 <w:i w:val="0"/>
-                <w:color w:val="006B4F"/>
+                <w:color w:val="4A4A49"/>
                 <w:sz w:val="26"/>
               </w:rPr>
-              <w:t>10</w:t>
+              <w:t>9</w:t>
             </w:r>
           </w:p>
         </w:tc>
@@ -13590,10 +15286,10 @@
                 <w:rFonts w:ascii="Barlow" w:hAnsi="Barlow" w:cs="Barlow"/>
                 <w:b w:val="0"/>
                 <w:i w:val="0"/>
-                <w:color w:val="1A1A2E"/>
+                <w:color w:val="4A4A49"/>
                 <w:sz w:val="22"/>
               </w:rPr>
-              <w:t>Mini-Série TESTY</w:t>
+              <w:t>SauceLabs</w:t>
             </w:r>
           </w:p>
         </w:tc>
@@ -13615,12 +15311,12 @@
             <w:r>
               <w:rPr>
                 <w:rFonts w:ascii="Barlow" w:hAnsi="Barlow" w:cs="Barlow"/>
-                <w:b/>
+                <w:b w:val="0"/>
                 <w:i w:val="0"/>
-                <w:color w:val="1A1A2E"/>
+                <w:color w:val="4A4A49"/>
                 <w:sz w:val="20"/>
               </w:rPr>
-              <w:t>Sumida + Alzette</w:t>
+              <w:t>Moselle</w:t>
             </w:r>
           </w:p>
         </w:tc>
@@ -13647,7 +15343,7 @@
                 <w:color w:val="4A4A49"/>
                 <w:sz w:val="19"/>
               </w:rPr>
-              <w:t>TFC</w:t>
+              <w:t>TFC · DF Dommage</w:t>
             </w:r>
           </w:p>
         </w:tc>
@@ -13672,7 +15368,7 @@
           <w:color w:val="4A4A49"/>
           <w:sz w:val="22"/>
         </w:rPr>
-        <w:t>Tes cinq sont en couleur, et chacun a sa carte juste après celle-ci. Trente secondes chacun : la phrase à dire en fait moins de dix, le reste c’est la salle, les noms, et ce que tu veux y ajouter.</w:t>
+        <w:t>Une carte par bloc, tenue en scène. Une carte de préparation par kiosque en fin de jeu, à lire la veille.</w:t>
       </w:r>
     </w:p>
     <w:p>
@@ -13693,7 +15389,7 @@
     </w:p>
     <w:p>
       <w:pPr>
-        <w:spacing w:before="200" w:after="0" w:line="240" w:lineRule="auto"/>
+        <w:spacing w:before="120" w:after="0" w:line="240" w:lineRule="auto"/>
         <w:jc w:val="left"/>
         <w:pBdr>
           <w:top w:val="single" w:sz="6" w:space="4" w:color="E3E3E3"/>
@@ -13707,7 +15403,7 @@
           <w:color w:val="4A4A49"/>
           <w:sz w:val="22"/>
         </w:rPr>
-        <w:t>Ensuite — Anas ouvre avec le kiosque 1 ; ta première carte est le kiosque 2.</w:t>
+        <w:t>Ensuite — Anas ouvre avec le bloc 1 ; ta carte est celle du bloc 2.</w:t>
       </w:r>
     </w:p>
     <w:p>
@@ -13868,7 +15564,7 @@
                 <w:color w:val="1A1A2E"/>
                 <w:sz w:val="68"/>
               </w:rPr>
-              <w:t>Kiosque 2</w:t>
+              <w:t>Bloc 2</w:t>
             </w:r>
           </w:p>
         </w:tc>
@@ -13897,7 +15593,7 @@
                 <w:color w:val="FFFFFF"/>
                 <w:sz w:val="18"/>
               </w:rPr>
-              <w:t>SALLE</w:t>
+              <w:t>TENIR</w:t>
             </w:r>
           </w:p>
           <w:p>
@@ -13913,7 +15609,7 @@
                 <w:color w:val="FFFFFF"/>
                 <w:sz w:val="38"/>
               </w:rPr>
-              <w:t>Donau</w:t>
+              <w:t>1 min 50</w:t>
             </w:r>
           </w:p>
         </w:tc>
@@ -13935,40 +15631,7 @@
           <w:color w:val="1A1A2E"/>
           <w:sz w:val="38"/>
         </w:rPr>
-        <w:t>LynQA</w:t>
-      </w:r>
-    </w:p>
-    <w:p>
-      <w:pPr>
-        <w:pStyle w:val="ListBullet"/>
-        <w:spacing w:before="0" w:after="60" w:line="240" w:lineRule="auto"/>
-        <w:jc w:val="left"/>
-      </w:pPr>
-      <w:r>
-        <w:rPr>
-          <w:rFonts w:ascii="Barlow" w:hAnsi="Barlow" w:cs="Barlow"/>
-          <w:b w:val="0"/>
-          <w:i w:val="0"/>
-          <w:color w:val="1A1A2E"/>
-          <w:sz w:val="28"/>
-        </w:rPr>
-        <w:t>Porté par Smartesting · Fabien NICOLET et Michel GUEZ.</w:t>
-      </w:r>
-    </w:p>
-    <w:p>
-      <w:pPr>
-        <w:spacing w:before="0" w:after="80" w:line="240" w:lineRule="auto"/>
-        <w:jc w:val="left"/>
-      </w:pPr>
-      <w:r>
-        <w:rPr>
-          <w:rFonts w:ascii="Barlow" w:hAnsi="Barlow" w:cs="Barlow"/>
-          <w:b w:val="0"/>
-          <w:i w:val="0"/>
-          <w:color w:val="4A4A49"/>
-          <w:sz w:val="22"/>
-        </w:rPr>
-        <w:t>Nomme-les et fais-leur lever la main : la salle doit voir le visage qu’elle retrouvera en atelier.</w:t>
+        <w:t>L’IA dans vos tests — 4 kiosques</w:t>
       </w:r>
     </w:p>
     <w:tbl>
@@ -14011,7 +15674,7 @@
                 <w:color w:val="1A1A2E"/>
                 <w:sz w:val="29"/>
               </w:rPr>
-              <w:t>« L'agent IA qui exécute vos tests manuels pendant que vous dormez — sans scripting, sans restructuration. »</w:t>
+              <w:t>« Quatre démos, de l’US au test exécuté. Les quatre tiennent dans vos cinq créneaux. »</w:t>
             </w:r>
           </w:p>
         </w:tc>
@@ -14022,6 +15685,22 @@
         <w:spacing w:before="0" w:after="0" w:line="240" w:lineRule="auto"/>
         <w:jc w:val="left"/>
       </w:pPr>
+    </w:p>
+    <w:p>
+      <w:pPr>
+        <w:spacing w:before="0" w:after="80" w:line="240" w:lineRule="auto"/>
+        <w:jc w:val="left"/>
+      </w:pPr>
+      <w:r>
+        <w:rPr>
+          <w:rFonts w:ascii="Barlow" w:hAnsi="Barlow" w:cs="Barlow"/>
+          <w:b w:val="0"/>
+          <w:i w:val="0"/>
+          <w:color w:val="4A4A49"/>
+          <w:sz w:val="22"/>
+        </w:rPr>
+        <w:t>Pour chacun : nomme les porteurs, fais-leur lever la main.</w:t>
+      </w:r>
     </w:p>
     <w:tbl>
       <w:tblPr>
@@ -14037,21 +15716,21 @@
           <w:tcPr>
             <w:tcW w:type="dxa" w:w="7285"/>
             <w:tcBorders>
-              <w:top w:val="single" w:sz="6" w:color="E3E3E3"/>
-              <w:bottom w:val="single" w:sz="6" w:color="E3E3E3"/>
-              <w:left w:val="single" w:sz="6" w:color="E3E3E3"/>
-              <w:right w:val="single" w:sz="6" w:color="E3E3E3"/>
+              <w:top w:val="nil" w:sz="18" w:color="006B4F"/>
+              <w:bottom w:val="nil" w:sz="18" w:color="006B4F"/>
+              <w:left w:val="single" w:sz="18" w:color="006B4F"/>
+              <w:right w:val="nil" w:sz="18" w:color="006B4F"/>
             </w:tcBorders>
             <w:tcMar>
-              <w:top w:w="60" w:type="dxa"/>
-              <w:bottom w:w="60" w:type="dxa"/>
-              <w:left w:w="120" w:type="dxa"/>
-              <w:right w:w="120" w:type="dxa"/>
+              <w:top w:w="0" w:type="dxa"/>
+              <w:bottom w:w="0" w:type="dxa"/>
+              <w:left w:w="140" w:type="dxa"/>
+              <w:right w:w="0" w:type="dxa"/>
             </w:tcMar>
           </w:tcPr>
           <w:p>
             <w:pPr>
-              <w:spacing w:before="0" w:after="80" w:line="240" w:lineRule="auto"/>
+              <w:spacing w:before="0" w:after="20" w:line="240" w:lineRule="auto"/>
               <w:jc w:val="left"/>
             </w:pPr>
             <w:r>
@@ -14059,15 +15738,31 @@
                 <w:rFonts w:ascii="Barlow Condensed" w:hAnsi="Barlow Condensed" w:cs="Barlow Condensed"/>
                 <w:b/>
                 <w:i w:val="0"/>
-                <w:color w:val="4A4A49"/>
-                <w:sz w:val="18"/>
-              </w:rPr>
-              <w:t>LE TEXTE DU PORTEUR — À LIRE AVANT, PAS EN SCÈNE</w:t>
-            </w:r>
-          </w:p>
-          <w:p>
-            <w:pPr>
-              <w:spacing w:before="0" w:after="60" w:line="240" w:lineRule="auto"/>
+                <w:color w:val="006B4F"/>
+                <w:sz w:val="24"/>
+              </w:rPr>
+              <w:t>4 · Douro — Yest Companion</w:t>
+            </w:r>
+          </w:p>
+          <w:p>
+            <w:pPr>
+              <w:spacing w:before="0" w:after="20" w:line="240" w:lineRule="auto"/>
+              <w:jc w:val="left"/>
+            </w:pPr>
+            <w:r>
+              <w:rPr>
+                <w:rFonts w:ascii="Barlow" w:hAnsi="Barlow" w:cs="Barlow"/>
+                <w:b w:val="0"/>
+                <w:i w:val="0"/>
+                <w:color w:val="1A1A2E"/>
+                <w:sz w:val="23"/>
+              </w:rPr>
+              <w:t>De la page blanche à la mise à jour : l'IA propose les parcours à partir de vos US Jira/Confluence, vous validez.</w:t>
+            </w:r>
+          </w:p>
+          <w:p>
+            <w:pPr>
+              <w:spacing w:before="0" w:after="0" w:line="240" w:lineRule="auto"/>
               <w:jc w:val="left"/>
             </w:pPr>
             <w:r>
@@ -14076,14 +15771,81 @@
                 <w:b w:val="0"/>
                 <w:i w:val="0"/>
                 <w:color w:val="4A4A49"/>
-                <w:sz w:val="18"/>
-              </w:rPr>
-              <w:t>"Lynqa : l'agent IA qui exécute vos tests manuels pendant que vous dormez."</w:t>
-            </w:r>
-          </w:p>
-          <w:p>
-            <w:pPr>
-              <w:spacing w:before="0" w:after="60" w:line="240" w:lineRule="auto"/>
+                <w:sz w:val="19"/>
+              </w:rPr>
+              <w:t>Porté par Smartesting · Arnaud BOUZY.</w:t>
+            </w:r>
+          </w:p>
+        </w:tc>
+      </w:tr>
+    </w:tbl>
+    <w:p>
+      <w:pPr>
+        <w:spacing w:before="0" w:after="0" w:line="240" w:lineRule="auto"/>
+        <w:jc w:val="left"/>
+      </w:pPr>
+    </w:p>
+    <w:tbl>
+      <w:tblPr>
+        <w:tblW w:type="auto" w:w="0"/>
+        <w:tblLayout w:type="fixed"/>
+        <w:tblLook w:firstColumn="1" w:firstRow="1" w:lastColumn="0" w:lastRow="0" w:noHBand="0" w:noVBand="1" w:val="04A0"/>
+      </w:tblPr>
+      <w:tblGrid>
+        <w:gridCol w:w="7285"/>
+      </w:tblGrid>
+      <w:tr>
+        <w:tc>
+          <w:tcPr>
+            <w:tcW w:type="dxa" w:w="7285"/>
+            <w:tcBorders>
+              <w:top w:val="nil" w:sz="18" w:color="006B4F"/>
+              <w:bottom w:val="nil" w:sz="18" w:color="006B4F"/>
+              <w:left w:val="single" w:sz="18" w:color="006B4F"/>
+              <w:right w:val="nil" w:sz="18" w:color="006B4F"/>
+            </w:tcBorders>
+            <w:tcMar>
+              <w:top w:w="0" w:type="dxa"/>
+              <w:bottom w:w="0" w:type="dxa"/>
+              <w:left w:w="140" w:type="dxa"/>
+              <w:right w:w="0" w:type="dxa"/>
+            </w:tcMar>
+          </w:tcPr>
+          <w:p>
+            <w:pPr>
+              <w:spacing w:before="0" w:after="20" w:line="240" w:lineRule="auto"/>
+              <w:jc w:val="left"/>
+            </w:pPr>
+            <w:r>
+              <w:rPr>
+                <w:rFonts w:ascii="Barlow Condensed" w:hAnsi="Barlow Condensed" w:cs="Barlow Condensed"/>
+                <w:b/>
+                <w:i w:val="0"/>
+                <w:color w:val="006B4F"/>
+                <w:sz w:val="24"/>
+              </w:rPr>
+              <w:t>7 · Adige — SDSI Test &amp; IA</w:t>
+            </w:r>
+          </w:p>
+          <w:p>
+            <w:pPr>
+              <w:spacing w:before="0" w:after="20" w:line="240" w:lineRule="auto"/>
+              <w:jc w:val="left"/>
+            </w:pPr>
+            <w:r>
+              <w:rPr>
+                <w:rFonts w:ascii="Barlow" w:hAnsi="Barlow" w:cs="Barlow"/>
+                <w:b w:val="0"/>
+                <w:i w:val="0"/>
+                <w:color w:val="1A1A2E"/>
+                <w:sz w:val="23"/>
+              </w:rPr>
+              <w:t>IACA &amp; IACT : deux agents IA pour générer critères d'acceptance et cas de test directement depuis vos US.</w:t>
+            </w:r>
+          </w:p>
+          <w:p>
+            <w:pPr>
+              <w:spacing w:before="0" w:after="0" w:line="240" w:lineRule="auto"/>
               <w:jc w:val="left"/>
             </w:pPr>
             <w:r>
@@ -14092,14 +15854,81 @@
                 <w:b w:val="0"/>
                 <w:i w:val="0"/>
                 <w:color w:val="4A4A49"/>
-                <w:sz w:val="18"/>
-              </w:rPr>
-              <w:t>Savez-vous que 80% des tests fonctionnels restent manuels ? C'est normal : certains sont visuels, trop instables ou trop coûteux à automatiser. Mais ces campagnes manuelles répétitives pèsent lourd : fatigue des testeurs, risques d'erreurs, ressources mobilisées à chaque cycle.</w:t>
-            </w:r>
-          </w:p>
-          <w:p>
-            <w:pPr>
-              <w:spacing w:before="0" w:after="60" w:line="240" w:lineRule="auto"/>
+                <w:sz w:val="19"/>
+              </w:rPr>
+              <w:t>Porté par TFC · Donatien REVEAU et Elodie TORDJMAN / DF Dommage · Vamé SYLLA.</w:t>
+            </w:r>
+          </w:p>
+        </w:tc>
+      </w:tr>
+    </w:tbl>
+    <w:p>
+      <w:pPr>
+        <w:spacing w:before="0" w:after="0" w:line="240" w:lineRule="auto"/>
+        <w:jc w:val="left"/>
+      </w:pPr>
+    </w:p>
+    <w:tbl>
+      <w:tblPr>
+        <w:tblW w:type="auto" w:w="0"/>
+        <w:tblLayout w:type="fixed"/>
+        <w:tblLook w:firstColumn="1" w:firstRow="1" w:lastColumn="0" w:lastRow="0" w:noHBand="0" w:noVBand="1" w:val="04A0"/>
+      </w:tblPr>
+      <w:tblGrid>
+        <w:gridCol w:w="7285"/>
+      </w:tblGrid>
+      <w:tr>
+        <w:tc>
+          <w:tcPr>
+            <w:tcW w:type="dxa" w:w="7285"/>
+            <w:tcBorders>
+              <w:top w:val="nil" w:sz="18" w:color="006B4F"/>
+              <w:bottom w:val="nil" w:sz="18" w:color="006B4F"/>
+              <w:left w:val="single" w:sz="18" w:color="006B4F"/>
+              <w:right w:val="nil" w:sz="18" w:color="006B4F"/>
+            </w:tcBorders>
+            <w:tcMar>
+              <w:top w:w="0" w:type="dxa"/>
+              <w:bottom w:w="0" w:type="dxa"/>
+              <w:left w:w="140" w:type="dxa"/>
+              <w:right w:w="0" w:type="dxa"/>
+            </w:tcMar>
+          </w:tcPr>
+          <w:p>
+            <w:pPr>
+              <w:spacing w:before="0" w:after="20" w:line="240" w:lineRule="auto"/>
+              <w:jc w:val="left"/>
+            </w:pPr>
+            <w:r>
+              <w:rPr>
+                <w:rFonts w:ascii="Barlow Condensed" w:hAnsi="Barlow Condensed" w:cs="Barlow Condensed"/>
+                <w:b/>
+                <w:i w:val="0"/>
+                <w:color w:val="006B4F"/>
+                <w:sz w:val="24"/>
+              </w:rPr>
+              <w:t>3 · Liffey — Écosystème d'agents IA</w:t>
+            </w:r>
+          </w:p>
+          <w:p>
+            <w:pPr>
+              <w:spacing w:before="0" w:after="20" w:line="240" w:lineRule="auto"/>
+              <w:jc w:val="left"/>
+            </w:pPr>
+            <w:r>
+              <w:rPr>
+                <w:rFonts w:ascii="Barlow" w:hAnsi="Barlow" w:cs="Barlow"/>
+                <w:b w:val="0"/>
+                <w:i w:val="0"/>
+                <w:color w:val="1A1A2E"/>
+                <w:sz w:val="23"/>
+              </w:rPr>
+              <w:t>Coder, Tester, Automatiser… 3 agents IA, une chaîne de production de test automatisé !</w:t>
+            </w:r>
+          </w:p>
+          <w:p>
+            <w:pPr>
+              <w:spacing w:before="0" w:after="0" w:line="240" w:lineRule="auto"/>
               <w:jc w:val="left"/>
             </w:pPr>
             <w:r>
@@ -14108,14 +15937,81 @@
                 <w:b w:val="0"/>
                 <w:i w:val="0"/>
                 <w:color w:val="4A4A49"/>
-                <w:sz w:val="18"/>
-              </w:rPr>
-              <w:t>Imaginez :</w:t>
-            </w:r>
-          </w:p>
-          <w:p>
-            <w:pPr>
-              <w:spacing w:before="0" w:after="60" w:line="240" w:lineRule="auto"/>
+                <w:sz w:val="19"/>
+              </w:rPr>
+              <w:t>Porté par TFC · Jérémy DELAUX.</w:t>
+            </w:r>
+          </w:p>
+        </w:tc>
+      </w:tr>
+    </w:tbl>
+    <w:p>
+      <w:pPr>
+        <w:spacing w:before="0" w:after="0" w:line="240" w:lineRule="auto"/>
+        <w:jc w:val="left"/>
+      </w:pPr>
+    </w:p>
+    <w:tbl>
+      <w:tblPr>
+        <w:tblW w:type="auto" w:w="0"/>
+        <w:tblLayout w:type="fixed"/>
+        <w:tblLook w:firstColumn="1" w:firstRow="1" w:lastColumn="0" w:lastRow="0" w:noHBand="0" w:noVBand="1" w:val="04A0"/>
+      </w:tblPr>
+      <w:tblGrid>
+        <w:gridCol w:w="7285"/>
+      </w:tblGrid>
+      <w:tr>
+        <w:tc>
+          <w:tcPr>
+            <w:tcW w:type="dxa" w:w="7285"/>
+            <w:tcBorders>
+              <w:top w:val="nil" w:sz="18" w:color="006B4F"/>
+              <w:bottom w:val="nil" w:sz="18" w:color="006B4F"/>
+              <w:left w:val="single" w:sz="18" w:color="006B4F"/>
+              <w:right w:val="nil" w:sz="18" w:color="006B4F"/>
+            </w:tcBorders>
+            <w:tcMar>
+              <w:top w:w="0" w:type="dxa"/>
+              <w:bottom w:w="0" w:type="dxa"/>
+              <w:left w:w="140" w:type="dxa"/>
+              <w:right w:w="0" w:type="dxa"/>
+            </w:tcMar>
+          </w:tcPr>
+          <w:p>
+            <w:pPr>
+              <w:spacing w:before="0" w:after="20" w:line="240" w:lineRule="auto"/>
+              <w:jc w:val="left"/>
+            </w:pPr>
+            <w:r>
+              <w:rPr>
+                <w:rFonts w:ascii="Barlow Condensed" w:hAnsi="Barlow Condensed" w:cs="Barlow Condensed"/>
+                <w:b/>
+                <w:i w:val="0"/>
+                <w:color w:val="006B4F"/>
+                <w:sz w:val="24"/>
+              </w:rPr>
+              <w:t>2 · Donau — LynQA</w:t>
+            </w:r>
+          </w:p>
+          <w:p>
+            <w:pPr>
+              <w:spacing w:before="0" w:after="20" w:line="240" w:lineRule="auto"/>
+              <w:jc w:val="left"/>
+            </w:pPr>
+            <w:r>
+              <w:rPr>
+                <w:rFonts w:ascii="Barlow" w:hAnsi="Barlow" w:cs="Barlow"/>
+                <w:b w:val="0"/>
+                <w:i w:val="0"/>
+                <w:color w:val="1A1A2E"/>
+                <w:sz w:val="23"/>
+              </w:rPr>
+              <w:t>L'agent IA qui exécute vos tests manuels pendant que vous dormez — sans scripting, sans restructuration.</w:t>
+            </w:r>
+          </w:p>
+          <w:p>
+            <w:pPr>
+              <w:spacing w:before="0" w:after="0" w:line="240" w:lineRule="auto"/>
               <w:jc w:val="left"/>
             </w:pPr>
             <w:r>
@@ -14124,9 +16020,9 @@
                 <w:b w:val="0"/>
                 <w:i w:val="0"/>
                 <w:color w:val="4A4A49"/>
-                <w:sz w:val="18"/>
-              </w:rPr>
-              <w:t>Un agent IA qui lit vos cas de test existants (sans modification), les exécute automatiquement 24h/24, 7j/7, et produit un rapport détaillé avec captures d'écran étape par étape. Pas de scripting, pas de no-code, pas de restructuration de vos scénarios.</w:t>
+                <w:sz w:val="19"/>
+              </w:rPr>
+              <w:t>Porté par Smartesting · Fabien NICOLET et Michel GUEZ.</w:t>
             </w:r>
           </w:p>
         </w:tc>
@@ -14140,7 +16036,7 @@
     </w:p>
     <w:p>
       <w:pPr>
-        <w:spacing w:before="200" w:after="0" w:line="240" w:lineRule="auto"/>
+        <w:spacing w:before="120" w:after="0" w:line="240" w:lineRule="auto"/>
         <w:jc w:val="left"/>
         <w:pBdr>
           <w:top w:val="single" w:sz="6" w:space="4" w:color="E3E3E3"/>
@@ -14154,7 +16050,7 @@
           <w:color w:val="4A4A49"/>
           <w:sz w:val="22"/>
         </w:rPr>
-        <w:t>Ensuite — le kiosque 3 est pour Anas. Tu reprends au kiosque 4.</w:t>
+        <w:t>Ensuite — Anas reprend le micro pour le bloc 3.</w:t>
       </w:r>
     </w:p>
     <w:p>
@@ -14387,6 +16283,22 @@
     </w:p>
     <w:p>
       <w:pPr>
+        <w:spacing w:before="0" w:after="80" w:line="240" w:lineRule="auto"/>
+        <w:jc w:val="left"/>
+      </w:pPr>
+      <w:r>
+        <w:rPr>
+          <w:rFonts w:ascii="Barlow" w:hAnsi="Barlow" w:cs="Barlow"/>
+          <w:b w:val="0"/>
+          <w:i w:val="0"/>
+          <w:color w:val="4A4A49"/>
+          <w:sz w:val="22"/>
+        </w:rPr>
+        <w:t>À lire la veille. En scène, tu ne tiens que ton bloc.</w:t>
+      </w:r>
+    </w:p>
+    <w:p>
+      <w:pPr>
         <w:pStyle w:val="ListBullet"/>
         <w:spacing w:before="0" w:after="60" w:line="240" w:lineRule="auto"/>
         <w:jc w:val="left"/>
@@ -14400,22 +16312,6 @@
           <w:sz w:val="28"/>
         </w:rPr>
         <w:t>Porté par Smartesting · Arnaud BOUZY.</w:t>
-      </w:r>
-    </w:p>
-    <w:p>
-      <w:pPr>
-        <w:spacing w:before="0" w:after="80" w:line="240" w:lineRule="auto"/>
-        <w:jc w:val="left"/>
-      </w:pPr>
-      <w:r>
-        <w:rPr>
-          <w:rFonts w:ascii="Barlow" w:hAnsi="Barlow" w:cs="Barlow"/>
-          <w:b w:val="0"/>
-          <w:i w:val="0"/>
-          <w:color w:val="4A4A49"/>
-          <w:sz w:val="22"/>
-        </w:rPr>
-        <w:t>Nomme-les et fais-leur lever la main : la salle doit voir le visage qu’elle retrouvera en atelier.</w:t>
       </w:r>
     </w:p>
     <w:tbl>
@@ -14603,7 +16499,7 @@
     </w:p>
     <w:p>
       <w:pPr>
-        <w:spacing w:before="200" w:after="0" w:line="240" w:lineRule="auto"/>
+        <w:spacing w:before="120" w:after="0" w:line="240" w:lineRule="auto"/>
         <w:jc w:val="left"/>
         <w:pBdr>
           <w:top w:val="single" w:sz="6" w:space="4" w:color="E3E3E3"/>
@@ -14617,7 +16513,7 @@
           <w:color w:val="4A4A49"/>
           <w:sz w:val="22"/>
         </w:rPr>
-        <w:t>Ensuite — le kiosque 5 est pour Anas. Tu reprends au kiosque 6.</w:t>
+        <w:t>Rien à dire depuis cette carte.</w:t>
       </w:r>
     </w:p>
     <w:p>
@@ -14778,7 +16674,7 @@
                 <w:color w:val="1A1A2E"/>
                 <w:sz w:val="68"/>
               </w:rPr>
-              <w:t>Kiosque 6</w:t>
+              <w:t>Kiosque 7</w:t>
             </w:r>
           </w:p>
         </w:tc>
@@ -14823,7 +16719,7 @@
                 <w:color w:val="FFFFFF"/>
                 <w:sz w:val="38"/>
               </w:rPr>
-              <w:t>Tajo</w:t>
+              <w:t>Adige</w:t>
             </w:r>
           </w:p>
         </w:tc>
@@ -14845,7 +16741,23 @@
           <w:color w:val="1A1A2E"/>
           <w:sz w:val="38"/>
         </w:rPr>
-        <w:t>Référentiel de tests X-Ray</w:t>
+        <w:t>SDSI Test &amp; IA</w:t>
+      </w:r>
+    </w:p>
+    <w:p>
+      <w:pPr>
+        <w:spacing w:before="0" w:after="80" w:line="240" w:lineRule="auto"/>
+        <w:jc w:val="left"/>
+      </w:pPr>
+      <w:r>
+        <w:rPr>
+          <w:rFonts w:ascii="Barlow" w:hAnsi="Barlow" w:cs="Barlow"/>
+          <w:b w:val="0"/>
+          <w:i w:val="0"/>
+          <w:color w:val="4A4A49"/>
+          <w:sz w:val="22"/>
+        </w:rPr>
+        <w:t>À lire la veille. En scène, tu ne tiens que ton bloc.</w:t>
       </w:r>
     </w:p>
     <w:p>
@@ -14862,23 +16774,7 @@
           <w:color w:val="1A1A2E"/>
           <w:sz w:val="28"/>
         </w:rPr>
-        <w:t>Porté par OPEN · Alexandre BRUN / TFC · Fadi AIZOUKI.</w:t>
-      </w:r>
-    </w:p>
-    <w:p>
-      <w:pPr>
-        <w:spacing w:before="0" w:after="80" w:line="240" w:lineRule="auto"/>
-        <w:jc w:val="left"/>
-      </w:pPr>
-      <w:r>
-        <w:rPr>
-          <w:rFonts w:ascii="Barlow" w:hAnsi="Barlow" w:cs="Barlow"/>
-          <w:b w:val="0"/>
-          <w:i w:val="0"/>
-          <w:color w:val="4A4A49"/>
-          <w:sz w:val="22"/>
-        </w:rPr>
-        <w:t>Nomme-les et fais-leur lever la main : la salle doit voir le visage qu’elle retrouvera en atelier.</w:t>
+        <w:t>Porté par TFC · Donatien REVEAU et Elodie TORDJMAN / DF Dommage · Vamé SYLLA.</w:t>
       </w:r>
     </w:p>
     <w:tbl>
@@ -14921,7 +16817,7 @@
                 <w:color w:val="1A1A2E"/>
                 <w:sz w:val="29"/>
               </w:rPr>
-              <w:t>« Au revoir QC, bienvenue X-Ray ! Découvrez le produit et la trajectoire de migration 2027. »</w:t>
+              <w:t>« IACA &amp; IACT : deux agents IA pour générer critères d'acceptance et cas de test directement depuis vos US. »</w:t>
             </w:r>
           </w:p>
         </w:tc>
@@ -14988,7 +16884,7 @@
                 <w:color w:val="4A4A49"/>
                 <w:sz w:val="18"/>
               </w:rPr>
-              <w:t>Au revoir QC, bienvenue XRAY !</w:t>
+              <w:t>IACA et IACT les assistants des QA en Squad :</w:t>
             </w:r>
           </w:p>
           <w:p>
@@ -15004,7 +16900,7 @@
                 <w:color w:val="4A4A49"/>
                 <w:sz w:val="18"/>
               </w:rPr>
-              <w:t>"Moderniser notre outillage QC pour gagner en efficacité, résilience et performance opérationnelle."</w:t>
+              <w:t>Deux agents IA pour aider les QA dans la génération des critères d'acceptance et des cas de test associés sur la base d'US</w:t>
             </w:r>
           </w:p>
           <w:p>
@@ -15020,7 +16916,7 @@
                 <w:color w:val="4A4A49"/>
                 <w:sz w:val="18"/>
               </w:rPr>
-              <w:t>Après des années de fidèles services, notre système QC historique va tirer sa révérence en 2027 pour laisser place à XRAY.</w:t>
+              <w:t>- Analyser les US pour en extraire les règles, leurs complétudes et leurs cohérences</w:t>
             </w:r>
           </w:p>
           <w:p>
@@ -15036,7 +16932,23 @@
                 <w:color w:val="4A4A49"/>
                 <w:sz w:val="18"/>
               </w:rPr>
-              <w:t>Venez découvrir le produit et la trajectoire de migration.</w:t>
+              <w:t>- Générer des critères d'acceptance et cas de test pour valider les règles identifiées</w:t>
+            </w:r>
+          </w:p>
+          <w:p>
+            <w:pPr>
+              <w:spacing w:before="0" w:after="60" w:line="240" w:lineRule="auto"/>
+              <w:jc w:val="left"/>
+            </w:pPr>
+            <w:r>
+              <w:rPr>
+                <w:rFonts w:ascii="Barlow" w:hAnsi="Barlow" w:cs="Barlow"/>
+                <w:b w:val="0"/>
+                <w:i w:val="0"/>
+                <w:color w:val="4A4A49"/>
+                <w:sz w:val="18"/>
+              </w:rPr>
+              <w:t>- Effectuer une couverture complète et optimisée des US</w:t>
             </w:r>
           </w:p>
         </w:tc>
@@ -15050,7 +16962,7 @@
     </w:p>
     <w:p>
       <w:pPr>
-        <w:spacing w:before="200" w:after="0" w:line="240" w:lineRule="auto"/>
+        <w:spacing w:before="120" w:after="0" w:line="240" w:lineRule="auto"/>
         <w:jc w:val="left"/>
         <w:pBdr>
           <w:top w:val="single" w:sz="6" w:space="4" w:color="E3E3E3"/>
@@ -15064,7 +16976,7 @@
           <w:color w:val="4A4A49"/>
           <w:sz w:val="22"/>
         </w:rPr>
-        <w:t>Ensuite — le kiosque 7 est pour Anas. Tu reprends au kiosque 8.</w:t>
+        <w:t>Rien à dire depuis cette carte.</w:t>
       </w:r>
     </w:p>
     <w:p>
@@ -15225,7 +17137,7 @@
                 <w:color w:val="1A1A2E"/>
                 <w:sz w:val="68"/>
               </w:rPr>
-              <w:t>Kiosque 8</w:t>
+              <w:t>Kiosque 3</w:t>
             </w:r>
           </w:p>
         </w:tc>
@@ -15270,7 +17182,7 @@
                 <w:color w:val="FFFFFF"/>
                 <w:sz w:val="38"/>
               </w:rPr>
-              <w:t>Loire</w:t>
+              <w:t>Liffey</w:t>
             </w:r>
           </w:p>
         </w:tc>
@@ -15292,7 +17204,23 @@
           <w:color w:val="1A1A2E"/>
           <w:sz w:val="38"/>
         </w:rPr>
-        <w:t>JADD</w:t>
+        <w:t>Écosystème d'agents IA</w:t>
+      </w:r>
+    </w:p>
+    <w:p>
+      <w:pPr>
+        <w:spacing w:before="0" w:after="80" w:line="240" w:lineRule="auto"/>
+        <w:jc w:val="left"/>
+      </w:pPr>
+      <w:r>
+        <w:rPr>
+          <w:rFonts w:ascii="Barlow" w:hAnsi="Barlow" w:cs="Barlow"/>
+          <w:b w:val="0"/>
+          <w:i w:val="0"/>
+          <w:color w:val="4A4A49"/>
+          <w:sz w:val="22"/>
+        </w:rPr>
+        <w:t>À lire la veille. En scène, tu ne tiens que ton bloc.</w:t>
       </w:r>
     </w:p>
     <w:p>
@@ -15309,23 +17237,7 @@
           <w:color w:val="1A1A2E"/>
           <w:sz w:val="28"/>
         </w:rPr>
-        <w:t>Porté par TFC · Gabriel MOROSAN et Laurie ZINGLE / MCAD · Julien BAZZALI et Nicolas DROUET.</w:t>
-      </w:r>
-    </w:p>
-    <w:p>
-      <w:pPr>
-        <w:spacing w:before="0" w:after="80" w:line="240" w:lineRule="auto"/>
-        <w:jc w:val="left"/>
-      </w:pPr>
-      <w:r>
-        <w:rPr>
-          <w:rFonts w:ascii="Barlow" w:hAnsi="Barlow" w:cs="Barlow"/>
-          <w:b w:val="0"/>
-          <w:i w:val="0"/>
-          <w:color w:val="4A4A49"/>
-          <w:sz w:val="22"/>
-        </w:rPr>
-        <w:t>Nomme-les et fais-leur lever la main : la salle doit voir le visage qu’elle retrouvera en atelier.</w:t>
+        <w:t>Porté par TFC · Jérémy DELAUX.</w:t>
       </w:r>
     </w:p>
     <w:tbl>
@@ -15368,7 +17280,7 @@
                 <w:color w:val="1A1A2E"/>
                 <w:sz w:val="29"/>
               </w:rPr>
-              <w:t>« Les données de production à portée de clic pour vos tests : enrichissez, réutilisez, rechargez en quelques clics. »</w:t>
+              <w:t>« Coder, Tester, Automatiser… 3 agents IA, une chaîne de production de test automatisé ! »</w:t>
             </w:r>
           </w:p>
         </w:tc>
@@ -15435,7 +17347,7 @@
                 <w:color w:val="4A4A49"/>
                 <w:sz w:val="18"/>
               </w:rPr>
-              <w:t>JADD : Los données de production à portée de clic pour vos tests</w:t>
+              <w:t>"Coder, Tester, Automatiser... 3 agents IA, une chaîne de production de tests automatisés !"</w:t>
             </w:r>
           </w:p>
           <w:p>
@@ -15451,7 +17363,7 @@
                 <w:color w:val="4A4A49"/>
                 <w:sz w:val="18"/>
               </w:rPr>
-              <w:t>JADD est un portail offrant différentes fonctionnalités pour gérer vos données de test</w:t>
+              <w:t>3 agents IA spécialisés se transmettent le travail : l’un lit le code et en extrait la structure technique, l’autre traduit le besoin métier en scénarios de tests bout en bout, le troisième assemble les deux pour produire les tests fonctionnels automatisés.</w:t>
             </w:r>
           </w:p>
           <w:p>
@@ -15467,7 +17379,23 @@
                 <w:color w:val="4A4A49"/>
                 <w:sz w:val="18"/>
               </w:rPr>
-              <w:t>En quelques clics, adaptez vos besoins en données de test en un temps record : enrichissez, supprimez, réutilisez, rechargez à nouveau...</w:t>
+              <w:t>le 3ième agent ferme la boucle : un libellé qui a changé, une règle métier absente, un identifiant manquant - tout écart rencontré remonte vers l'agent concerné...</w:t>
+            </w:r>
+          </w:p>
+          <w:p>
+            <w:pPr>
+              <w:spacing w:before="0" w:after="60" w:line="240" w:lineRule="auto"/>
+              <w:jc w:val="left"/>
+            </w:pPr>
+            <w:r>
+              <w:rPr>
+                <w:rFonts w:ascii="Barlow" w:hAnsi="Barlow" w:cs="Barlow"/>
+                <w:b w:val="0"/>
+                <w:i w:val="0"/>
+                <w:color w:val="4A4A49"/>
+                <w:sz w:val="18"/>
+              </w:rPr>
+              <w:t>Chaque test automatisé produit enrichit la chaîne qui l'a produit.</w:t>
             </w:r>
           </w:p>
         </w:tc>
@@ -15481,7 +17409,7 @@
     </w:p>
     <w:p>
       <w:pPr>
-        <w:spacing w:before="200" w:after="0" w:line="240" w:lineRule="auto"/>
+        <w:spacing w:before="120" w:after="0" w:line="240" w:lineRule="auto"/>
         <w:jc w:val="left"/>
         <w:pBdr>
           <w:top w:val="single" w:sz="6" w:space="4" w:color="E3E3E3"/>
@@ -15495,7 +17423,7 @@
           <w:color w:val="4A4A49"/>
           <w:sz w:val="22"/>
         </w:rPr>
-        <w:t>Ensuite — le kiosque 9 est pour Anas. Tu reprends au kiosque 10.</w:t>
+        <w:t>Rien à dire depuis cette carte.</w:t>
       </w:r>
     </w:p>
     <w:p>
@@ -15656,7 +17584,7 @@
                 <w:color w:val="1A1A2E"/>
                 <w:sz w:val="68"/>
               </w:rPr>
-              <w:t>Kiosque 10</w:t>
+              <w:t>Kiosque 2</w:t>
             </w:r>
           </w:p>
         </w:tc>
@@ -15699,9 +17627,9 @@
                 <w:b/>
                 <w:i w:val="0"/>
                 <w:color w:val="FFFFFF"/>
-                <w:sz w:val="24"/>
-              </w:rPr>
-              <w:t>Sumida + Alzette</w:t>
+                <w:sz w:val="38"/>
+              </w:rPr>
+              <w:t>Donau</w:t>
             </w:r>
           </w:p>
         </w:tc>
@@ -15723,59 +17651,24 @@
           <w:color w:val="1A1A2E"/>
           <w:sz w:val="38"/>
         </w:rPr>
-        <w:t>Mini-Série TESTY</w:t>
+        <w:t>LynQA</w:t>
       </w:r>
     </w:p>
-    <w:tbl>
-      <w:tblPr>
-        <w:tblW w:type="auto" w:w="0"/>
-        <w:tblLayout w:type="fixed"/>
-        <w:tblLook w:firstColumn="1" w:firstRow="1" w:lastColumn="0" w:lastRow="0" w:noHBand="0" w:noVBand="1" w:val="04A0"/>
-      </w:tblPr>
-      <w:tblGrid>
-        <w:gridCol w:w="7285"/>
-      </w:tblGrid>
-      <w:tr>
-        <w:tc>
-          <w:tcPr>
-            <w:tcW w:type="dxa" w:w="7285"/>
-            <w:tcBorders>
-              <w:top w:val="single" w:sz="8" w:color="B32D2D"/>
-              <w:bottom w:val="single" w:sz="8" w:color="B32D2D"/>
-              <w:left w:val="single" w:sz="8" w:color="B32D2D"/>
-              <w:right w:val="single" w:sz="8" w:color="B32D2D"/>
-            </w:tcBorders>
-            <w:tcMar>
-              <w:top w:w="70" w:type="dxa"/>
-              <w:bottom w:w="70" w:type="dxa"/>
-              <w:left w:w="140" w:type="dxa"/>
-              <w:right w:w="140" w:type="dxa"/>
-            </w:tcMar>
-          </w:tcPr>
-          <w:p>
-            <w:pPr>
-              <w:spacing w:before="0" w:after="0" w:line="240" w:lineRule="auto"/>
-              <w:jc w:val="left"/>
-            </w:pPr>
-            <w:r>
-              <w:rPr>
-                <w:rFonts w:ascii="Barlow" w:hAnsi="Barlow" w:cs="Barlow"/>
-                <w:b/>
-                <w:i w:val="0"/>
-                <w:color w:val="B32D2D"/>
-                <w:sz w:val="24"/>
-              </w:rPr>
-              <w:t>Le fichier source finit par « visionnage en libre service » ; le conducteur du 10/09 décrit une diffusion présentée de l’épisode 4. À trancher avant de le dire.</w:t>
-            </w:r>
-          </w:p>
-        </w:tc>
-      </w:tr>
-    </w:tbl>
     <w:p>
       <w:pPr>
-        <w:spacing w:before="0" w:after="0" w:line="240" w:lineRule="auto"/>
+        <w:spacing w:before="0" w:after="80" w:line="240" w:lineRule="auto"/>
         <w:jc w:val="left"/>
       </w:pPr>
+      <w:r>
+        <w:rPr>
+          <w:rFonts w:ascii="Barlow" w:hAnsi="Barlow" w:cs="Barlow"/>
+          <w:b w:val="0"/>
+          <w:i w:val="0"/>
+          <w:color w:val="4A4A49"/>
+          <w:sz w:val="22"/>
+        </w:rPr>
+        <w:t>À lire la veille. En scène, tu ne tiens que ton bloc.</w:t>
+      </w:r>
     </w:p>
     <w:p>
       <w:pPr>
@@ -15791,23 +17684,7 @@
           <w:color w:val="1A1A2E"/>
           <w:sz w:val="28"/>
         </w:rPr>
-        <w:t>Porté par TFC · Elena TOMAS et Jaber BENZEGOUTTA.</w:t>
-      </w:r>
-    </w:p>
-    <w:p>
-      <w:pPr>
-        <w:spacing w:before="0" w:after="80" w:line="240" w:lineRule="auto"/>
-        <w:jc w:val="left"/>
-      </w:pPr>
-      <w:r>
-        <w:rPr>
-          <w:rFonts w:ascii="Barlow" w:hAnsi="Barlow" w:cs="Barlow"/>
-          <w:b w:val="0"/>
-          <w:i w:val="0"/>
-          <w:color w:val="4A4A49"/>
-          <w:sz w:val="22"/>
-        </w:rPr>
-        <w:t>Nomme-les et fais-leur lever la main : la salle doit voir le visage qu’elle retrouvera en atelier.</w:t>
+        <w:t>Porté par Smartesting · Fabien NICOLET et Michel GUEZ.</w:t>
       </w:r>
     </w:p>
     <w:tbl>
@@ -15850,7 +17727,7 @@
                 <w:color w:val="1A1A2E"/>
                 <w:sz w:val="29"/>
               </w:rPr>
-              <w:t>« Plongez dans l'univers coloré et décalé de TESTY : le métier de testeur en épisodes courts, ludiques, sans jargon. »</w:t>
+              <w:t>« L'agent IA qui exécute vos tests manuels pendant que vous dormez — sans scripting, sans restructuration. »</w:t>
             </w:r>
           </w:p>
         </w:tc>
@@ -15917,7 +17794,7 @@
                 <w:color w:val="4A4A49"/>
                 <w:sz w:val="18"/>
               </w:rPr>
-              <w:t>TESTY : Mission Qualité Acceptée</w:t>
+              <w:t>"Lynqa : l'agent IA qui exécute vos tests manuels pendant que vous dormez."</w:t>
             </w:r>
           </w:p>
           <w:p>
@@ -15933,7 +17810,7 @@
                 <w:color w:val="4A4A49"/>
                 <w:sz w:val="18"/>
               </w:rPr>
-              <w:t>Vous ne l'avez pas encore rencontré ?</w:t>
+              <w:t>Savez-vous que 80% des tests fonctionnels restent manuels ? C'est normal : certains sont visuels, trop instables ou trop coûteux à automatiser. Mais ces campagnes manuelles répétitives pèsent lourd : fatigue des testeurs, risques d'erreurs, ressources mobilisées à chaque cycle.</w:t>
             </w:r>
           </w:p>
           <w:p>
@@ -15949,7 +17826,7 @@
                 <w:color w:val="4A4A49"/>
                 <w:sz w:val="18"/>
               </w:rPr>
-              <w:t>Plongez dans l'univers coloré et décalé de TESTY, un personnage attachant qui vous fait découvrir les coulisses du métier de testeur à travers des épisodes courts, ludiques et accessibies, sans jargon incompréhensible. Entre des bugs improbables, des situations cocasses et des « ah-ha ! » révélateurs, découvrez que tester, c'est être un vrai détective du code.</w:t>
+              <w:t>Imaginez :</w:t>
             </w:r>
           </w:p>
           <w:p>
@@ -15965,7 +17842,7 @@
                 <w:color w:val="4A4A49"/>
                 <w:sz w:val="18"/>
               </w:rPr>
-              <w:t>Visionnage en libre service.</w:t>
+              <w:t>Un agent IA qui lit vos cas de test existants (sans modification), les exécute automatiquement 24h/24, 7j/7, et produit un rapport détaillé avec captures d'écran étape par étape. Pas de scripting, pas de no-code, pas de restructuration de vos scénarios.</w:t>
             </w:r>
           </w:p>
         </w:tc>
@@ -15979,7 +17856,7 @@
     </w:p>
     <w:p>
       <w:pPr>
-        <w:spacing w:before="200" w:after="0" w:line="240" w:lineRule="auto"/>
+        <w:spacing w:before="120" w:after="0" w:line="240" w:lineRule="auto"/>
         <w:jc w:val="left"/>
         <w:pBdr>
           <w:top w:val="single" w:sz="6" w:space="4" w:color="E3E3E3"/>
@@ -15993,7 +17870,7 @@
           <w:color w:val="4A4A49"/>
           <w:sz w:val="22"/>
         </w:rPr>
-        <w:t>Ensuite — 13h49 · le tirage au sort et les lots.</w:t>
+        <w:t>Rien à dire depuis cette carte.</w:t>
       </w:r>
     </w:p>
     <w:p>
@@ -16450,7 +18327,7 @@
     </w:p>
     <w:p>
       <w:pPr>
-        <w:spacing w:before="200" w:after="0" w:line="240" w:lineRule="auto"/>
+        <w:spacing w:before="120" w:after="0" w:line="240" w:lineRule="auto"/>
         <w:jc w:val="left"/>
         <w:pBdr>
           <w:top w:val="single" w:sz="6" w:space="4" w:color="E3E3E3"/>
@@ -16766,7 +18643,7 @@
     </w:p>
     <w:p>
       <w:pPr>
-        <w:spacing w:before="200" w:after="0" w:line="240" w:lineRule="auto"/>
+        <w:spacing w:before="120" w:after="0" w:line="240" w:lineRule="auto"/>
         <w:jc w:val="left"/>
         <w:pBdr>
           <w:top w:val="single" w:sz="6" w:space="4" w:color="E3E3E3"/>

--- a/outils/fiches/fiches-animateurs.docx
+++ b/outils/fiches/fiches-animateurs.docx
@@ -4062,7 +4062,7 @@
                 <w:color w:val="4A4A49"/>
                 <w:sz w:val="19"/>
               </w:rPr>
-              <w:t>TFC · DF Dommage</w:t>
+              <w:t>TFC · DF Dommages</w:t>
             </w:r>
           </w:p>
         </w:tc>
@@ -4612,7 +4612,7 @@
                 <w:color w:val="4A4A49"/>
                 <w:sz w:val="19"/>
               </w:rPr>
-              <w:t>TFC · DF Dommage</w:t>
+              <w:t>TFC · DF Dommages</w:t>
             </w:r>
           </w:p>
         </w:tc>
@@ -5823,7 +5823,7 @@
                 <w:color w:val="4A4A49"/>
                 <w:sz w:val="19"/>
               </w:rPr>
-              <w:t>Porté par TFC · Vincent TREVARIN / DF Dommage · Aurore CAPLAN.</w:t>
+              <w:t>Porté par TFC · Vincent TREVARIN / DF Dommages · Aurore CAPLAN.</w:t>
             </w:r>
           </w:p>
         </w:tc>
@@ -8449,7 +8449,7 @@
           <w:color w:val="1A1A2E"/>
           <w:sz w:val="28"/>
         </w:rPr>
-        <w:t>Porté par TFC · Vincent TREVARIN / DF Dommage · Aurore CAPLAN.</w:t>
+        <w:t>Porté par TFC · Vincent TREVARIN / DF Dommages · Aurore CAPLAN.</w:t>
       </w:r>
     </w:p>
     <w:tbl>
@@ -14793,7 +14793,7 @@
                 <w:color w:val="4A4A49"/>
                 <w:sz w:val="19"/>
               </w:rPr>
-              <w:t>TFC · DF Dommage</w:t>
+              <w:t>TFC · DF Dommages</w:t>
             </w:r>
           </w:p>
         </w:tc>
@@ -15343,7 +15343,7 @@
                 <w:color w:val="4A4A49"/>
                 <w:sz w:val="19"/>
               </w:rPr>
-              <w:t>TFC · DF Dommage</w:t>
+              <w:t>TFC · DF Dommages</w:t>
             </w:r>
           </w:p>
         </w:tc>
@@ -15856,7 +15856,7 @@
                 <w:color w:val="4A4A49"/>
                 <w:sz w:val="19"/>
               </w:rPr>
-              <w:t>Porté par TFC · Donatien REVEAU et Elodie TORDJMAN / DF Dommage · Vamé SYLLA.</w:t>
+              <w:t>Porté par TFC · Donatien REVEAU et Elodie TORDJMAN / DF Dommages · Vamé SYLLA.</w:t>
             </w:r>
           </w:p>
         </w:tc>
@@ -16774,7 +16774,7 @@
           <w:color w:val="1A1A2E"/>
           <w:sz w:val="28"/>
         </w:rPr>
-        <w:t>Porté par TFC · Donatien REVEAU et Elodie TORDJMAN / DF Dommage · Vamé SYLLA.</w:t>
+        <w:t>Porté par TFC · Donatien REVEAU et Elodie TORDJMAN / DF Dommages · Vamé SYLLA.</w:t>
       </w:r>
     </w:p>
     <w:tbl>

--- a/outils/fiches/fiches-animateurs.docx
+++ b/outils/fiches/fiches-animateurs.docx
@@ -4942,7 +4942,7 @@
                 <w:color w:val="B32D2D"/>
                 <w:sz w:val="24"/>
               </w:rPr>
-              <w:t>Kiosque 1 : les deux ateliers alternent selon la rotation — dis « les deux en alternance ». Kiosque 10 : « libre service » ou « épisode 4 présenté », non tranché.</w:t>
+              <w:t>Kiosque 1 : les deux ateliers alternent selon la rotation. Kiosque 10 : deux salles — l’épisode 4 présenté dans l’une, les épisodes 1 à 3 en libre service dans l’autre.</w:t>
             </w:r>
           </w:p>
         </w:tc>
@@ -7082,7 +7082,7 @@
                 <w:color w:val="B32D2D"/>
                 <w:sz w:val="24"/>
               </w:rPr>
-              <w:t>Le fichier source finit par « visionnage en libre service » ; le conducteur du 10/09 décrit une diffusion présentée de l’épisode 4. À trancher avant de le dire.</w:t>
+              <w:t>Tranché le 11/09 : une salle présente le principe de la série et diffuse l’épisode 4 en exclusivité, l’autre passe les épisodes 1 à 3 en libre service. Dis les deux.</w:t>
             </w:r>
           </w:p>
         </w:tc>
